--- a/Documents/Course Work.docx
+++ b/Documents/Course Work.docx
@@ -3399,6 +3399,906 @@
     <w:p>
       <w:r>
         <w:t>Сформульовані вимоги слугують основою для проєктування архітектури системи, вибору технологій та методів машинного навчання, а також для подальшого тестування та валідації розробленого рішення. Дотримання цих вимог забезпечить створення функціональної, надійної та зручної системи для автоматичного виявлення фейкових новин, яка відповідатиме потребам українських користувачів у боротьбі з дезінформацією в сучасному цифровому інформаційному просторі.</w:t>
+      </w:r>
+    </w:p>
+    <w:p>
+      <w:pPr>
+        <w:spacing w:after="160" w:line="278" w:lineRule="auto"/>
+        <w:ind w:firstLine="0"/>
+        <w:jc w:val="left"/>
+      </w:pPr>
+      <w:r>
+        <w:br w:type="page"/>
+      </w:r>
+    </w:p>
+    <w:p>
+      <w:pPr>
+        <w:pStyle w:val="af2"/>
+      </w:pPr>
+      <w:r>
+        <w:lastRenderedPageBreak/>
+        <w:t xml:space="preserve">2 </w:t>
+      </w:r>
+      <w:r>
+        <w:t>ВИКОРИСТАНІ ТЕХНОЛОГІЇ ТА АЛГОРИТМИ</w:t>
+      </w:r>
+    </w:p>
+    <w:p>
+      <w:pPr>
+        <w:pStyle w:val="afd"/>
+        <w:numPr>
+          <w:ilvl w:val="0"/>
+          <w:numId w:val="0"/>
+        </w:numPr>
+        <w:ind w:firstLine="709"/>
+      </w:pPr>
+      <w:r>
+        <w:t>2.1 Математичні основи попередньої обробки та векторизації тексту</w:t>
+      </w:r>
+    </w:p>
+    <w:p>
+      <w:r>
+        <w:t>Машинні алгоритми не здатні безпосередньо аналізувати символьні рядки, тому процес виявлення маніпуляцій у новинах починається з трансформації тексту у математичні структури. Цей етап включає кілька послідовних кроків: токенізацію, очищення від стоп-слів та лематизацію.</w:t>
+      </w:r>
+    </w:p>
+    <w:p>
+      <w:r>
+        <w:t xml:space="preserve">Токенізація відповідає за розбиття суцільного тексту на окремі слова. Після цього з тексту вилучаються стоп-слова </w:t>
+      </w:r>
+      <w:r>
+        <w:t>-</w:t>
+      </w:r>
+      <w:r>
+        <w:t xml:space="preserve"> елементи мови, які не несуть важливого семантичного навантаження. Для зменшення розмірності простору ознак застосовується лематизація, тобто зведення всіх слів до їхньої словникової форми (леми).</w:t>
+      </w:r>
+    </w:p>
+    <w:p>
+      <w:r>
+        <w:t>Після морфологічної обробки застосовується векторизація тексту. У даній роботі використано міру TF-IDF. Цей підхід складається з двох компонентів:</w:t>
+      </w:r>
+    </w:p>
+    <w:p>
+      <w:pPr>
+        <w:pStyle w:val="a9"/>
+        <w:numPr>
+          <w:ilvl w:val="0"/>
+          <w:numId w:val="31"/>
+        </w:numPr>
+        <w:rPr>
+          <w:lang w:val="ru-UA"/>
+        </w:rPr>
+      </w:pPr>
+      <w:r>
+        <w:rPr>
+          <w:lang w:val="ru-UA"/>
+        </w:rPr>
+        <w:t xml:space="preserve">Термінна частота (TF) </w:t>
+      </w:r>
+      <w:r>
+        <w:rPr>
+          <w:lang w:val="ru-UA"/>
+        </w:rPr>
+        <w:t>-</w:t>
+      </w:r>
+      <w:r>
+        <w:rPr>
+          <w:lang w:val="ru-UA"/>
+        </w:rPr>
+        <w:t xml:space="preserve"> </w:t>
+      </w:r>
+      <w:r>
+        <w:rPr>
+          <w:lang w:val="ru-UA"/>
+        </w:rPr>
+        <w:t>частота терміну. Визначає, наскільки часто слово</w:t>
+      </w:r>
+      <w:r>
+        <w:rPr>
+          <w:lang w:val="ru-UA"/>
+        </w:rPr>
+        <w:t xml:space="preserve"> </w:t>
+      </w:r>
+      <m:oMath>
+        <m:r>
+          <w:rPr>
+            <w:rFonts w:ascii="Cambria Math" w:hAnsi="Cambria Math"/>
+            <w:lang w:val="ru-UA"/>
+          </w:rPr>
+          <m:t>t</m:t>
+        </m:r>
+      </m:oMath>
+      <w:r>
+        <w:rPr>
+          <w:rFonts w:eastAsiaTheme="minorEastAsia"/>
+          <w:lang w:val="ru-UA"/>
+        </w:rPr>
+        <w:t xml:space="preserve"> </w:t>
+      </w:r>
+      <w:r>
+        <w:rPr>
+          <w:rFonts w:eastAsiaTheme="minorEastAsia"/>
+          <w:lang w:val="ru-UA"/>
+        </w:rPr>
+        <w:t>зустрічається в конкретному документі</w:t>
+      </w:r>
+      <w:r>
+        <w:rPr>
+          <w:rFonts w:eastAsiaTheme="minorEastAsia"/>
+          <w:lang w:val="ru-UA"/>
+        </w:rPr>
+        <w:t xml:space="preserve"> </w:t>
+      </w:r>
+      <m:oMath>
+        <m:r>
+          <w:rPr>
+            <w:rFonts w:ascii="Cambria Math" w:eastAsiaTheme="minorEastAsia" w:hAnsi="Cambria Math"/>
+            <w:lang w:val="ru-UA"/>
+          </w:rPr>
+          <m:t>d</m:t>
+        </m:r>
+      </m:oMath>
+      <w:r>
+        <w:rPr>
+          <w:rFonts w:eastAsiaTheme="minorEastAsia"/>
+          <w:lang w:val="ru-UA"/>
+        </w:rPr>
+        <w:t xml:space="preserve"> </w:t>
+      </w:r>
+      <w:r>
+        <w:rPr>
+          <w:rFonts w:eastAsiaTheme="minorEastAsia"/>
+        </w:rPr>
+        <w:t>Чим частіше слово зустрічається в новині, тим воно важливіше для цього конкретного тексту</w:t>
+      </w:r>
+      <w:r>
+        <w:rPr>
+          <w:rFonts w:eastAsiaTheme="minorEastAsia"/>
+          <w:lang w:val="en-US"/>
+        </w:rPr>
+        <w:t>:</w:t>
+      </w:r>
+    </w:p>
+    <w:p>
+      <w:pPr>
+        <w:jc w:val="center"/>
+        <w:rPr>
+          <w:lang w:val="ru-UA"/>
+        </w:rPr>
+      </w:pPr>
+      <m:oMathPara>
+        <m:oMath>
+          <m:r>
+            <w:rPr>
+              <w:rFonts w:ascii="Cambria Math" w:hAnsi="Cambria Math"/>
+              <w:lang w:val="ru-UA"/>
+            </w:rPr>
+            <m:t xml:space="preserve">TF(t,d)= </m:t>
+          </m:r>
+          <m:f>
+            <m:fPr>
+              <m:ctrlPr>
+                <w:rPr>
+                  <w:rFonts w:ascii="Cambria Math" w:hAnsi="Cambria Math"/>
+                  <w:i/>
+                  <w:lang w:val="ru-UA"/>
+                </w:rPr>
+              </m:ctrlPr>
+            </m:fPr>
+            <m:num>
+              <m:sSub>
+                <m:sSubPr>
+                  <m:ctrlPr>
+                    <w:rPr>
+                      <w:rFonts w:ascii="Cambria Math" w:hAnsi="Cambria Math"/>
+                      <w:i/>
+                      <w:lang w:val="ru-UA"/>
+                    </w:rPr>
+                  </m:ctrlPr>
+                </m:sSubPr>
+                <m:e>
+                  <m:r>
+                    <w:rPr>
+                      <w:rFonts w:ascii="Cambria Math" w:hAnsi="Cambria Math"/>
+                      <w:lang w:val="ru-UA"/>
+                    </w:rPr>
+                    <m:t>n</m:t>
+                  </m:r>
+                </m:e>
+                <m:sub>
+                  <m:r>
+                    <w:rPr>
+                      <w:rFonts w:ascii="Cambria Math" w:hAnsi="Cambria Math"/>
+                      <w:lang w:val="ru-UA"/>
+                    </w:rPr>
+                    <m:t>t</m:t>
+                  </m:r>
+                </m:sub>
+              </m:sSub>
+            </m:num>
+            <m:den>
+              <m:nary>
+                <m:naryPr>
+                  <m:chr m:val="∑"/>
+                  <m:limLoc m:val="subSup"/>
+                  <m:supHide m:val="1"/>
+                  <m:ctrlPr>
+                    <w:rPr>
+                      <w:rFonts w:ascii="Cambria Math" w:hAnsi="Cambria Math"/>
+                      <w:i/>
+                      <w:lang w:val="ru-UA"/>
+                    </w:rPr>
+                  </m:ctrlPr>
+                </m:naryPr>
+                <m:sub>
+                  <m:r>
+                    <w:rPr>
+                      <w:rFonts w:ascii="Cambria Math" w:hAnsi="Cambria Math"/>
+                      <w:lang w:val="ru-UA"/>
+                    </w:rPr>
+                    <m:t>k</m:t>
+                  </m:r>
+                </m:sub>
+                <m:sup/>
+                <m:e>
+                  <m:sSub>
+                    <m:sSubPr>
+                      <m:ctrlPr>
+                        <w:rPr>
+                          <w:rFonts w:ascii="Cambria Math" w:hAnsi="Cambria Math"/>
+                          <w:i/>
+                          <w:lang w:val="ru-UA"/>
+                        </w:rPr>
+                      </m:ctrlPr>
+                    </m:sSubPr>
+                    <m:e>
+                      <m:r>
+                        <w:rPr>
+                          <w:rFonts w:ascii="Cambria Math" w:hAnsi="Cambria Math"/>
+                          <w:lang w:val="ru-UA"/>
+                        </w:rPr>
+                        <m:t>n</m:t>
+                      </m:r>
+                    </m:e>
+                    <m:sub>
+                      <m:r>
+                        <w:rPr>
+                          <w:rFonts w:ascii="Cambria Math" w:hAnsi="Cambria Math"/>
+                          <w:lang w:val="ru-UA"/>
+                        </w:rPr>
+                        <m:t>k</m:t>
+                      </m:r>
+                    </m:sub>
+                  </m:sSub>
+                </m:e>
+              </m:nary>
+            </m:den>
+          </m:f>
+          <m:r>
+            <w:rPr>
+              <w:rFonts w:ascii="Cambria Math" w:hAnsi="Cambria Math"/>
+              <w:lang w:val="ru-UA"/>
+            </w:rPr>
+            <m:t xml:space="preserve"> </m:t>
+          </m:r>
+        </m:oMath>
+      </m:oMathPara>
+    </w:p>
+    <w:p>
+      <w:pPr>
+        <w:pStyle w:val="a9"/>
+        <w:numPr>
+          <w:ilvl w:val="0"/>
+          <w:numId w:val="31"/>
+        </w:numPr>
+        <w:rPr>
+          <w:lang w:val="ru-UA"/>
+        </w:rPr>
+      </w:pPr>
+      <w:r>
+        <w:rPr>
+          <w:lang w:val="ru-UA"/>
+        </w:rPr>
+        <w:t xml:space="preserve">Обернена частота документа (IDF) </w:t>
+      </w:r>
+      <w:r>
+        <w:rPr>
+          <w:lang w:val="ru-UA"/>
+        </w:rPr>
+        <w:t>-</w:t>
+      </w:r>
+      <w:r>
+        <w:rPr>
+          <w:lang w:val="ru-UA"/>
+        </w:rPr>
+        <w:t xml:space="preserve"> </w:t>
+      </w:r>
+      <w:r>
+        <w:rPr>
+          <w:lang w:val="ru-UA"/>
+        </w:rPr>
+        <w:t>о</w:t>
+      </w:r>
+      <w:r>
+        <w:rPr>
+          <w:lang w:val="ru-UA"/>
+        </w:rPr>
+        <w:t>бернена частота документа. Зменшує вагу тих слів, які зустрічаються майже в усіх новинах у наборі даних, і збільшує вагу специфічних слів (наприклад, маніпулятивних термінів, характерних для фейків).</w:t>
+      </w:r>
+      <w:r>
+        <w:rPr>
+          <w:lang w:val="ru-UA"/>
+        </w:rPr>
+        <w:t>:</w:t>
+      </w:r>
+    </w:p>
+    <w:p>
+      <w:pPr>
+        <w:jc w:val="center"/>
+        <w:rPr>
+          <w:lang w:val="ru-UA"/>
+        </w:rPr>
+      </w:pPr>
+      <m:oMathPara>
+        <m:oMath>
+          <m:r>
+            <w:rPr>
+              <w:rFonts w:ascii="Cambria Math" w:hAnsi="Cambria Math"/>
+              <w:lang w:val="ru-UA"/>
+            </w:rPr>
+            <m:t>IDF</m:t>
+          </m:r>
+          <m:d>
+            <m:dPr>
+              <m:ctrlPr>
+                <w:rPr>
+                  <w:rFonts w:ascii="Cambria Math" w:hAnsi="Cambria Math"/>
+                  <w:i/>
+                  <w:lang w:val="ru-UA"/>
+                </w:rPr>
+              </m:ctrlPr>
+            </m:dPr>
+            <m:e>
+              <m:r>
+                <w:rPr>
+                  <w:rFonts w:ascii="Cambria Math" w:hAnsi="Cambria Math"/>
+                  <w:lang w:val="ru-UA"/>
+                </w:rPr>
+                <m:t>t,D</m:t>
+              </m:r>
+            </m:e>
+          </m:d>
+          <m:r>
+            <w:rPr>
+              <w:rFonts w:ascii="Cambria Math" w:hAnsi="Cambria Math"/>
+              <w:lang w:val="ru-UA"/>
+            </w:rPr>
+            <m:t xml:space="preserve">= </m:t>
+          </m:r>
+          <m:func>
+            <m:funcPr>
+              <m:ctrlPr>
+                <w:rPr>
+                  <w:rFonts w:ascii="Cambria Math" w:hAnsi="Cambria Math"/>
+                  <w:i/>
+                  <w:lang w:val="ru-UA"/>
+                </w:rPr>
+              </m:ctrlPr>
+            </m:funcPr>
+            <m:fName>
+              <m:r>
+                <m:rPr>
+                  <m:sty m:val="p"/>
+                </m:rPr>
+                <w:rPr>
+                  <w:rFonts w:ascii="Cambria Math" w:hAnsi="Cambria Math"/>
+                </w:rPr>
+                <m:t>log</m:t>
+              </m:r>
+            </m:fName>
+            <m:e>
+              <m:r>
+                <w:rPr>
+                  <w:rFonts w:ascii="Cambria Math" w:hAnsi="Cambria Math"/>
+                  <w:lang w:val="ru-UA"/>
+                </w:rPr>
+                <m:t>(</m:t>
+              </m:r>
+              <m:f>
+                <m:fPr>
+                  <m:ctrlPr>
+                    <w:rPr>
+                      <w:rFonts w:ascii="Cambria Math" w:hAnsi="Cambria Math"/>
+                      <w:i/>
+                      <w:lang w:val="ru-UA"/>
+                    </w:rPr>
+                  </m:ctrlPr>
+                </m:fPr>
+                <m:num>
+                  <m:d>
+                    <m:dPr>
+                      <m:begChr m:val="|"/>
+                      <m:endChr m:val="|"/>
+                      <m:ctrlPr>
+                        <w:rPr>
+                          <w:rFonts w:ascii="Cambria Math" w:hAnsi="Cambria Math"/>
+                          <w:i/>
+                          <w:lang w:val="ru-UA"/>
+                        </w:rPr>
+                      </m:ctrlPr>
+                    </m:dPr>
+                    <m:e>
+                      <m:r>
+                        <w:rPr>
+                          <w:rFonts w:ascii="Cambria Math" w:hAnsi="Cambria Math"/>
+                          <w:lang w:val="ru-UA"/>
+                        </w:rPr>
+                        <m:t>D</m:t>
+                      </m:r>
+                    </m:e>
+                  </m:d>
+                </m:num>
+                <m:den>
+                  <m:d>
+                    <m:dPr>
+                      <m:begChr m:val="|"/>
+                      <m:endChr m:val="|"/>
+                      <m:ctrlPr>
+                        <w:rPr>
+                          <w:rFonts w:ascii="Cambria Math" w:hAnsi="Cambria Math"/>
+                          <w:i/>
+                          <w:lang w:val="ru-UA"/>
+                        </w:rPr>
+                      </m:ctrlPr>
+                    </m:dPr>
+                    <m:e>
+                      <m:d>
+                        <m:dPr>
+                          <m:begChr m:val="{"/>
+                          <m:endChr m:val="}"/>
+                          <m:ctrlPr>
+                            <w:rPr>
+                              <w:rFonts w:ascii="Cambria Math" w:hAnsi="Cambria Math"/>
+                              <w:i/>
+                              <w:lang w:val="ru-UA"/>
+                            </w:rPr>
+                          </m:ctrlPr>
+                        </m:dPr>
+                        <m:e>
+                          <m:r>
+                            <w:rPr>
+                              <w:rFonts w:ascii="Cambria Math" w:hAnsi="Cambria Math"/>
+                              <w:lang w:val="ru-UA"/>
+                            </w:rPr>
+                            <m:t>d∈D :t ∈d</m:t>
+                          </m:r>
+                        </m:e>
+                      </m:d>
+                    </m:e>
+                  </m:d>
+                </m:den>
+              </m:f>
+              <m:r>
+                <w:rPr>
+                  <w:rFonts w:ascii="Cambria Math" w:hAnsi="Cambria Math"/>
+                  <w:lang w:val="ru-UA"/>
+                </w:rPr>
+                <m:t>)</m:t>
+              </m:r>
+            </m:e>
+          </m:func>
+        </m:oMath>
+      </m:oMathPara>
+    </w:p>
+    <w:p>
+      <w:pPr>
+        <w:rPr>
+          <w:lang w:val="ru-UA"/>
+        </w:rPr>
+      </w:pPr>
+      <w:r>
+        <w:rPr>
+          <w:lang w:val="ru-UA"/>
+        </w:rPr>
+        <w:t>Результуюча вага слова у документі є добутком цих двох величин:</w:t>
+      </w:r>
+      <w:r>
+        <w:rPr>
+          <w:lang w:val="ru-UA"/>
+        </w:rPr>
+        <w:t xml:space="preserve"> </w:t>
+      </w:r>
+      <m:oMath>
+        <m:sSub>
+          <m:sSubPr>
+            <m:ctrlPr>
+              <w:rPr>
+                <w:rFonts w:ascii="Cambria Math" w:hAnsi="Cambria Math"/>
+                <w:i/>
+                <w:lang w:val="ru-UA"/>
+              </w:rPr>
+            </m:ctrlPr>
+          </m:sSubPr>
+          <m:e>
+            <m:r>
+              <w:rPr>
+                <w:rFonts w:ascii="Cambria Math" w:hAnsi="Cambria Math"/>
+                <w:lang w:val="ru-UA"/>
+              </w:rPr>
+              <m:t>W</m:t>
+            </m:r>
+          </m:e>
+          <m:sub>
+            <m:r>
+              <w:rPr>
+                <w:rFonts w:ascii="Cambria Math" w:hAnsi="Cambria Math"/>
+                <w:lang w:val="ru-UA"/>
+              </w:rPr>
+              <m:t>t,d</m:t>
+            </m:r>
+          </m:sub>
+        </m:sSub>
+        <m:r>
+          <w:rPr>
+            <w:rFonts w:ascii="Cambria Math" w:hAnsi="Cambria Math"/>
+            <w:lang w:val="ru-UA"/>
+          </w:rPr>
+          <m:t>=TF ×IDF</m:t>
+        </m:r>
+      </m:oMath>
+      <w:r>
+        <w:rPr>
+          <w:lang w:val="ru-UA"/>
+        </w:rPr>
+        <w:t>. Це дозволяє виділити специфічні слова-маркери, які найчастіше зустрічаються саме у фейкових або, навпаки, у правдивих новинах.</w:t>
+      </w:r>
+    </w:p>
+    <w:p>
+      <w:pPr>
+        <w:pStyle w:val="afd"/>
+        <w:numPr>
+          <w:ilvl w:val="1"/>
+          <w:numId w:val="31"/>
+        </w:numPr>
+        <w:rPr>
+          <w:lang w:val="en-US"/>
+        </w:rPr>
+      </w:pPr>
+      <w:r>
+        <w:lastRenderedPageBreak/>
+        <w:t>Базові моделі машинного навчання</w:t>
+      </w:r>
+    </w:p>
+    <w:p>
+      <w:r>
+        <w:rPr>
+          <w:lang w:val="en-US"/>
+        </w:rPr>
+        <w:t>Для побудови системи класифікації було обрано підхід від простого до складного. Як базова лінія (Baseline) для порівняння ефективності були застосовані класичні алгоритми машинного навчання.</w:t>
+      </w:r>
+    </w:p>
+    <w:p>
+      <w:r>
+        <w:rPr>
+          <w:b/>
+          <w:bCs/>
+        </w:rPr>
+        <w:t>Першим алгоритмом</w:t>
+      </w:r>
+      <w:r>
+        <w:t xml:space="preserve"> обрано логістичну регресію, яка є стандартом для завдань бінарної класифікації. У контексті даної системи вона виконує функцію модуля детектування достовірності та відповідає за визначення ймовірності того, чи є подана новина фейковою (клас 1), чи правдивою (клас 0).</w:t>
+      </w:r>
+    </w:p>
+    <w:p>
+      <w:r>
+        <w:t>Алгоритм обчислює зважену суму вхідних ознак (значень TF-IDF) та пропускає результат через логістичну функцію (сигмоїду), що має вигляд:</w:t>
+      </w:r>
+    </w:p>
+    <w:p>
+      <w:pPr>
+        <w:jc w:val="center"/>
+        <w:rPr>
+          <w:lang w:val="en-US"/>
+        </w:rPr>
+      </w:pPr>
+      <m:oMathPara>
+        <m:oMath>
+          <m:r>
+            <w:rPr>
+              <w:rFonts w:ascii="Cambria Math" w:hAnsi="Cambria Math"/>
+              <w:lang w:val="en-US"/>
+            </w:rPr>
+            <m:t>σ</m:t>
+          </m:r>
+          <m:d>
+            <m:dPr>
+              <m:ctrlPr>
+                <w:rPr>
+                  <w:rFonts w:ascii="Cambria Math" w:hAnsi="Cambria Math"/>
+                  <w:i/>
+                  <w:lang w:val="en-US"/>
+                </w:rPr>
+              </m:ctrlPr>
+            </m:dPr>
+            <m:e>
+              <m:r>
+                <w:rPr>
+                  <w:rFonts w:ascii="Cambria Math" w:hAnsi="Cambria Math"/>
+                  <w:lang w:val="en-US"/>
+                </w:rPr>
+                <m:t>z</m:t>
+              </m:r>
+            </m:e>
+          </m:d>
+          <m:r>
+            <w:rPr>
+              <w:rFonts w:ascii="Cambria Math" w:hAnsi="Cambria Math"/>
+              <w:lang w:val="en-US"/>
+            </w:rPr>
+            <m:t xml:space="preserve">= </m:t>
+          </m:r>
+          <m:f>
+            <m:fPr>
+              <m:ctrlPr>
+                <w:rPr>
+                  <w:rFonts w:ascii="Cambria Math" w:hAnsi="Cambria Math"/>
+                  <w:i/>
+                  <w:lang w:val="en-US"/>
+                </w:rPr>
+              </m:ctrlPr>
+            </m:fPr>
+            <m:num>
+              <m:r>
+                <w:rPr>
+                  <w:rFonts w:ascii="Cambria Math" w:hAnsi="Cambria Math"/>
+                  <w:lang w:val="en-US"/>
+                </w:rPr>
+                <m:t>1</m:t>
+              </m:r>
+            </m:num>
+            <m:den>
+              <m:r>
+                <w:rPr>
+                  <w:rFonts w:ascii="Cambria Math" w:hAnsi="Cambria Math"/>
+                  <w:lang w:val="en-US"/>
+                </w:rPr>
+                <m:t xml:space="preserve">1+ </m:t>
+              </m:r>
+              <m:sSup>
+                <m:sSupPr>
+                  <m:ctrlPr>
+                    <w:rPr>
+                      <w:rFonts w:ascii="Cambria Math" w:hAnsi="Cambria Math"/>
+                      <w:i/>
+                      <w:lang w:val="en-US"/>
+                    </w:rPr>
+                  </m:ctrlPr>
+                </m:sSupPr>
+                <m:e>
+                  <m:r>
+                    <w:rPr>
+                      <w:rFonts w:ascii="Cambria Math" w:hAnsi="Cambria Math"/>
+                      <w:lang w:val="en-US"/>
+                    </w:rPr>
+                    <m:t>e</m:t>
+                  </m:r>
+                </m:e>
+                <m:sup>
+                  <m:r>
+                    <w:rPr>
+                      <w:rFonts w:ascii="Cambria Math" w:hAnsi="Cambria Math"/>
+                      <w:lang w:val="en-US"/>
+                    </w:rPr>
+                    <m:t>-z</m:t>
+                  </m:r>
+                </m:sup>
+              </m:sSup>
+            </m:den>
+          </m:f>
+        </m:oMath>
+      </m:oMathPara>
+    </w:p>
+    <w:p>
+      <w:r>
+        <w:rPr>
+          <w:lang w:val="en-US"/>
+        </w:rPr>
+        <w:t xml:space="preserve">де </w:t>
+      </w:r>
+      <m:oMath>
+        <m:r>
+          <w:rPr>
+            <w:rFonts w:ascii="Cambria Math" w:hAnsi="Cambria Math"/>
+            <w:lang w:val="en-US"/>
+          </w:rPr>
+          <m:t>z</m:t>
+        </m:r>
+      </m:oMath>
+      <w:r>
+        <w:rPr>
+          <w:lang w:val="en-US"/>
+        </w:rPr>
+        <w:t xml:space="preserve"> </w:t>
+      </w:r>
+      <w:r>
+        <w:rPr>
+          <w:lang w:val="en-US"/>
+        </w:rPr>
+        <w:t>-</w:t>
+      </w:r>
+      <w:r>
+        <w:rPr>
+          <w:lang w:val="en-US"/>
+        </w:rPr>
+        <w:t xml:space="preserve"> лінійна комбінація ознак тексту. Якщо отримане значення</w:t>
+      </w:r>
+      <w:r>
+        <w:rPr>
+          <w:lang w:val="en-US"/>
+        </w:rPr>
+        <w:t xml:space="preserve"> </w:t>
+      </w:r>
+      <m:oMath>
+        <m:r>
+          <w:rPr>
+            <w:rFonts w:ascii="Cambria Math" w:hAnsi="Cambria Math"/>
+            <w:lang w:val="en-US"/>
+          </w:rPr>
+          <m:t>σ</m:t>
+        </m:r>
+        <m:d>
+          <m:dPr>
+            <m:ctrlPr>
+              <w:rPr>
+                <w:rFonts w:ascii="Cambria Math" w:hAnsi="Cambria Math"/>
+                <w:i/>
+                <w:lang w:val="en-US"/>
+              </w:rPr>
+            </m:ctrlPr>
+          </m:dPr>
+          <m:e>
+            <m:r>
+              <w:rPr>
+                <w:rFonts w:ascii="Cambria Math" w:hAnsi="Cambria Math"/>
+                <w:lang w:val="en-US"/>
+              </w:rPr>
+              <m:t>z</m:t>
+            </m:r>
+          </m:e>
+        </m:d>
+        <m:r>
+          <w:rPr>
+            <w:rFonts w:ascii="Cambria Math" w:hAnsi="Cambria Math"/>
+            <w:lang w:val="en-US"/>
+          </w:rPr>
+          <m:t xml:space="preserve"> ≥0.5</m:t>
+        </m:r>
+      </m:oMath>
+      <w:r>
+        <w:rPr>
+          <w:lang w:val="en-US"/>
+        </w:rPr>
+        <w:t>, новина класифікується як фейк.</w:t>
+      </w:r>
+    </w:p>
+    <w:p>
+      <w:r>
+        <w:t>Перевагою цього методу для текстових даних є його висока швидкість навчання та стійкість до перенавчання. Крім того, логістична регресія має високу інтерпретованість: проаналізувавши коефіцієнти (ваги) моделі, можна точно визначити, які саме слова чи словосполучення алгоритм вважає найбільш «фейковими».</w:t>
+      </w:r>
+    </w:p>
+    <w:p>
+      <w:r>
+        <w:rPr>
+          <w:b/>
+          <w:bCs/>
+        </w:rPr>
+        <w:t>Другим алгоритмом</w:t>
+      </w:r>
+      <w:r>
+        <w:t xml:space="preserve"> було обрано метод лінійної класифікації на основі опорних векторів (Linear SVC). У розробленій системі він відповідає за модуль тематичної категоризації </w:t>
+      </w:r>
+      <w:r>
+        <w:t>-</w:t>
+      </w:r>
+      <w:r>
+        <w:t xml:space="preserve"> віднесення новини до однієї з багатьох тем (політика, спорт, технології тощо).</w:t>
+      </w:r>
+    </w:p>
+    <w:p>
+      <w:r>
+        <w:t xml:space="preserve">Support Vector Machine (SVM) </w:t>
+      </w:r>
+      <w:r>
+        <w:t>-</w:t>
+      </w:r>
+      <w:r>
+        <w:t xml:space="preserve"> це алгоритм просторового розділення даних. Завданням методу Linear SVC (з лінійним ядром) є знаходження оптимальної гіперплощини у багатовимірному просторі ознак, яка найкраще розділяє класи. Гіперплощина будується таким чином, щоб максимізувати зазор (margin) між найближчими точками різних класів. Ці найближчі точки і називаються «опорними векторами». </w:t>
+      </w:r>
+    </w:p>
+    <w:p>
+      <w:r>
+        <w:lastRenderedPageBreak/>
+        <w:t>Для задач класифікації тексту Linear SVC вважається одним із найпотужніших класичних алгоритмів. Оскільки текстові вектори зазвичай є дуже розрідженими (більшість значень у векторі новини дорівнюють нулю, адже новина не містить усього словника), лінійне ядро ідеально справляється з пошуком закономірностей без необхідності застосування складніших нелінійних перетворень.</w:t>
+      </w:r>
+    </w:p>
+    <w:p>
+      <w:pPr>
+        <w:pStyle w:val="afd"/>
+        <w:numPr>
+          <w:ilvl w:val="1"/>
+          <w:numId w:val="31"/>
+        </w:numPr>
+      </w:pPr>
+      <w:r>
+        <w:t>Архітектури глибокого навчання (Deep Learning)</w:t>
+      </w:r>
+    </w:p>
+    <w:p>
+      <w:pPr>
+        <w:rPr>
+          <w:lang w:val="en-US"/>
+        </w:rPr>
+      </w:pPr>
+      <w:r>
+        <w:t>[Тут буде розміщено текст про обрану нейромережеву архітектуру</w:t>
+      </w:r>
+      <w:r>
+        <w:rPr>
+          <w:lang w:val="ru-UA"/>
+        </w:rPr>
+        <w:t>]</w:t>
+      </w:r>
+    </w:p>
+    <w:p>
+      <w:pPr>
+        <w:pStyle w:val="afd"/>
+        <w:numPr>
+          <w:ilvl w:val="1"/>
+          <w:numId w:val="31"/>
+        </w:numPr>
+      </w:pPr>
+      <w:r>
+        <w:t>Програмний інструментарій та засоби розробки</w:t>
+      </w:r>
+    </w:p>
+    <w:p>
+      <w:r>
+        <w:t>Програмна реалізація системи була виконана мовою програмування Python, яка є сучасним стандартом у галузі машинного навчання та обробки природної мови (NLP).</w:t>
+      </w:r>
+    </w:p>
+    <w:p>
+      <w:pPr>
+        <w:pStyle w:val="a9"/>
+        <w:numPr>
+          <w:ilvl w:val="0"/>
+          <w:numId w:val="33"/>
+        </w:numPr>
+      </w:pPr>
+      <w:r>
+        <w:t>Для завантаження, структурування та пакетної обробки наборів даних у форматі .csv використано бібліотеку Pandas.</w:t>
+      </w:r>
+    </w:p>
+    <w:p>
+      <w:pPr>
+        <w:pStyle w:val="a9"/>
+        <w:numPr>
+          <w:ilvl w:val="0"/>
+          <w:numId w:val="33"/>
+        </w:numPr>
+      </w:pPr>
+      <w:r>
+        <w:t>Математичний апарат класичного машинного навчання імплементовано за допомогою бібліотеки Scikit-learn. З її допомогою реалізовано векторизацію (TfidfVectorizer), навчання моделей (LogisticRegression, LinearSVC) та обчислення метрик точності.</w:t>
+      </w:r>
+    </w:p>
+    <w:p>
+      <w:pPr>
+        <w:pStyle w:val="a9"/>
+        <w:numPr>
+          <w:ilvl w:val="0"/>
+          <w:numId w:val="33"/>
+        </w:numPr>
+      </w:pPr>
+      <w:r>
+        <w:t>Для проведення морфологічного аналізу україномовних текстів та процесу лематизації використано сучасний аналізатор PyMorphy3, що дозволило значно зменшити розмірність простору ознак.</w:t>
       </w:r>
     </w:p>
     <w:sectPr>
@@ -3526,6 +4426,127 @@
 <file path=word/numbering.xml><?xml version="1.0" encoding="utf-8"?>
 <w:numbering xmlns:wpc="http://schemas.microsoft.com/office/word/2010/wordprocessingCanvas" xmlns:cx="http://schemas.microsoft.com/office/drawing/2014/chartex" xmlns:cx1="http://schemas.microsoft.com/office/drawing/2015/9/8/chartex" xmlns:cx2="http://schemas.microsoft.com/office/drawing/2015/10/21/chartex" xmlns:cx3="http://schemas.microsoft.com/office/drawing/2016/5/9/chartex" xmlns:cx4="http://schemas.microsoft.com/office/drawing/2016/5/10/chartex" xmlns:cx5="http://schemas.microsoft.com/office/drawing/2016/5/11/chartex" xmlns:cx6="http://schemas.microsoft.com/office/drawing/2016/5/12/chartex" xmlns:cx7="http://schemas.microsoft.com/office/drawing/2016/5/13/chartex" xmlns:cx8="http://schemas.microsoft.com/office/drawing/2016/5/14/chartex" xmlns:mc="http://schemas.openxmlformats.org/markup-compatibility/2006" xmlns:aink="http://schemas.microsoft.com/office/drawing/2016/ink" xmlns:am3d="http://schemas.microsoft.com/office/drawing/2017/model3d" xmlns:o="urn:schemas-microsoft-com:office:office" xmlns:oel="http://schemas.microsoft.com/office/2019/extlst" xmlns:r="http://schemas.openxmlformats.org/officeDocument/2006/relationships" xmlns:m="http://schemas.openxmlformats.org/officeDocument/2006/math" xmlns:v="urn:schemas-microsoft-com:vml" xmlns:wp14="http://schemas.microsoft.com/office/word/2010/wordprocessingDrawing" xmlns:wp="http://schemas.openxmlformats.org/drawingml/2006/wordprocessingDrawing" xmlns:w10="urn:schemas-microsoft-com:office:word" xmlns:w="http://schemas.openxmlformats.org/wordprocessingml/2006/main" xmlns:w14="http://schemas.microsoft.com/office/word/2010/wordml" xmlns:w15="http://schemas.microsoft.com/office/word/2012/wordml" xmlns:w16cex="http://schemas.microsoft.com/office/word/2018/wordml/cex" xmlns:w16cid="http://schemas.microsoft.com/office/word/2016/wordml/cid" xmlns:w16="http://schemas.microsoft.com/office/word/2018/wordml" xmlns:w16du="http://schemas.microsoft.com/office/word/2023/wordml/word16du" xmlns:w16sdtdh="http://schemas.microsoft.com/office/word/2020/wordml/sdtdatahash" xmlns:w16sdtfl="http://schemas.microsoft.com/office/word/2024/wordml/sdtformatlock" xmlns:w16se="http://schemas.microsoft.com/office/word/2015/wordml/symex" xmlns:wpg="http://schemas.microsoft.com/office/word/2010/wordprocessingGroup" xmlns:wpi="http://schemas.microsoft.com/office/word/2010/wordprocessingInk" xmlns:wne="http://schemas.microsoft.com/office/word/2006/wordml" xmlns:wps="http://schemas.microsoft.com/office/word/2010/wordprocessingShape" mc:Ignorable="w14 w15 w16se w16cid w16 w16cex w16sdtdh w16sdtfl w16du wp14">
   <w:abstractNum w:abstractNumId="0" w15:restartNumberingAfterBreak="0">
+    <w:nsid w:val="03061960"/>
+    <w:multiLevelType w:val="multilevel"/>
+    <w:tmpl w:val="D21046E6"/>
+    <w:lvl w:ilvl="0">
+      <w:start w:val="1"/>
+      <w:numFmt w:val="decimal"/>
+      <w:lvlText w:val="%1."/>
+      <w:lvlJc w:val="left"/>
+      <w:pPr>
+        <w:ind w:left="1069" w:hanging="360"/>
+      </w:pPr>
+      <w:rPr>
+        <w:rFonts w:hint="default"/>
+      </w:rPr>
+    </w:lvl>
+    <w:lvl w:ilvl="1">
+      <w:start w:val="2"/>
+      <w:numFmt w:val="decimal"/>
+      <w:isLgl/>
+      <w:lvlText w:val="%1.%2"/>
+      <w:lvlJc w:val="left"/>
+      <w:pPr>
+        <w:ind w:left="1129" w:hanging="420"/>
+      </w:pPr>
+      <w:rPr>
+        <w:rFonts w:hint="default"/>
+      </w:rPr>
+    </w:lvl>
+    <w:lvl w:ilvl="2">
+      <w:start w:val="1"/>
+      <w:numFmt w:val="decimal"/>
+      <w:isLgl/>
+      <w:lvlText w:val="%1.%2.%3"/>
+      <w:lvlJc w:val="left"/>
+      <w:pPr>
+        <w:ind w:left="1429" w:hanging="720"/>
+      </w:pPr>
+      <w:rPr>
+        <w:rFonts w:hint="default"/>
+      </w:rPr>
+    </w:lvl>
+    <w:lvl w:ilvl="3">
+      <w:start w:val="1"/>
+      <w:numFmt w:val="decimal"/>
+      <w:isLgl/>
+      <w:lvlText w:val="%1.%2.%3.%4"/>
+      <w:lvlJc w:val="left"/>
+      <w:pPr>
+        <w:ind w:left="1789" w:hanging="1080"/>
+      </w:pPr>
+      <w:rPr>
+        <w:rFonts w:hint="default"/>
+      </w:rPr>
+    </w:lvl>
+    <w:lvl w:ilvl="4">
+      <w:start w:val="1"/>
+      <w:numFmt w:val="decimal"/>
+      <w:isLgl/>
+      <w:lvlText w:val="%1.%2.%3.%4.%5"/>
+      <w:lvlJc w:val="left"/>
+      <w:pPr>
+        <w:ind w:left="1789" w:hanging="1080"/>
+      </w:pPr>
+      <w:rPr>
+        <w:rFonts w:hint="default"/>
+      </w:rPr>
+    </w:lvl>
+    <w:lvl w:ilvl="5">
+      <w:start w:val="1"/>
+      <w:numFmt w:val="decimal"/>
+      <w:isLgl/>
+      <w:lvlText w:val="%1.%2.%3.%4.%5.%6"/>
+      <w:lvlJc w:val="left"/>
+      <w:pPr>
+        <w:ind w:left="2149" w:hanging="1440"/>
+      </w:pPr>
+      <w:rPr>
+        <w:rFonts w:hint="default"/>
+      </w:rPr>
+    </w:lvl>
+    <w:lvl w:ilvl="6">
+      <w:start w:val="1"/>
+      <w:numFmt w:val="decimal"/>
+      <w:isLgl/>
+      <w:lvlText w:val="%1.%2.%3.%4.%5.%6.%7"/>
+      <w:lvlJc w:val="left"/>
+      <w:pPr>
+        <w:ind w:left="2149" w:hanging="1440"/>
+      </w:pPr>
+      <w:rPr>
+        <w:rFonts w:hint="default"/>
+      </w:rPr>
+    </w:lvl>
+    <w:lvl w:ilvl="7">
+      <w:start w:val="1"/>
+      <w:numFmt w:val="decimal"/>
+      <w:isLgl/>
+      <w:lvlText w:val="%1.%2.%3.%4.%5.%6.%7.%8"/>
+      <w:lvlJc w:val="left"/>
+      <w:pPr>
+        <w:ind w:left="2509" w:hanging="1800"/>
+      </w:pPr>
+      <w:rPr>
+        <w:rFonts w:hint="default"/>
+      </w:rPr>
+    </w:lvl>
+    <w:lvl w:ilvl="8">
+      <w:start w:val="1"/>
+      <w:numFmt w:val="decimal"/>
+      <w:isLgl/>
+      <w:lvlText w:val="%1.%2.%3.%4.%5.%6.%7.%8.%9"/>
+      <w:lvlJc w:val="left"/>
+      <w:pPr>
+        <w:ind w:left="2869" w:hanging="2160"/>
+      </w:pPr>
+      <w:rPr>
+        <w:rFonts w:hint="default"/>
+      </w:rPr>
+    </w:lvl>
+  </w:abstractNum>
+  <w:abstractNum w:abstractNumId="1" w15:restartNumberingAfterBreak="0">
     <w:nsid w:val="04927E7F"/>
     <w:multiLevelType w:val="multilevel"/>
     <w:tmpl w:val="2AE05A72"/>
@@ -3663,7 +4684,7 @@
       </w:rPr>
     </w:lvl>
   </w:abstractNum>
-  <w:abstractNum w:abstractNumId="1" w15:restartNumberingAfterBreak="0">
+  <w:abstractNum w:abstractNumId="2" w15:restartNumberingAfterBreak="0">
     <w:nsid w:val="059F4914"/>
     <w:multiLevelType w:val="hybridMultilevel"/>
     <w:tmpl w:val="8EB8BEDC"/>
@@ -3776,7 +4797,7 @@
       </w:rPr>
     </w:lvl>
   </w:abstractNum>
-  <w:abstractNum w:abstractNumId="2" w15:restartNumberingAfterBreak="0">
+  <w:abstractNum w:abstractNumId="3" w15:restartNumberingAfterBreak="0">
     <w:nsid w:val="070B653D"/>
     <w:multiLevelType w:val="multilevel"/>
     <w:tmpl w:val="AEC8A36C"/>
@@ -3925,7 +4946,7 @@
       </w:rPr>
     </w:lvl>
   </w:abstractNum>
-  <w:abstractNum w:abstractNumId="3" w15:restartNumberingAfterBreak="0">
+  <w:abstractNum w:abstractNumId="4" w15:restartNumberingAfterBreak="0">
     <w:nsid w:val="08D15FBC"/>
     <w:multiLevelType w:val="hybridMultilevel"/>
     <w:tmpl w:val="D000308E"/>
@@ -4046,7 +5067,7 @@
       </w:rPr>
     </w:lvl>
   </w:abstractNum>
-  <w:abstractNum w:abstractNumId="4" w15:restartNumberingAfterBreak="0">
+  <w:abstractNum w:abstractNumId="5" w15:restartNumberingAfterBreak="0">
     <w:nsid w:val="09BA48B4"/>
     <w:multiLevelType w:val="hybridMultilevel"/>
     <w:tmpl w:val="C7EA19F6"/>
@@ -4132,7 +5153,7 @@
       </w:pPr>
     </w:lvl>
   </w:abstractNum>
-  <w:abstractNum w:abstractNumId="5" w15:restartNumberingAfterBreak="0">
+  <w:abstractNum w:abstractNumId="6" w15:restartNumberingAfterBreak="0">
     <w:nsid w:val="1A1967B6"/>
     <w:multiLevelType w:val="hybridMultilevel"/>
     <w:tmpl w:val="EB8E4CFC"/>
@@ -4218,7 +5239,7 @@
       </w:pPr>
     </w:lvl>
   </w:abstractNum>
-  <w:abstractNum w:abstractNumId="6" w15:restartNumberingAfterBreak="0">
+  <w:abstractNum w:abstractNumId="7" w15:restartNumberingAfterBreak="0">
     <w:nsid w:val="1F7D4645"/>
     <w:multiLevelType w:val="hybridMultilevel"/>
     <w:tmpl w:val="6896AFD8"/>
@@ -4307,7 +5328,7 @@
       </w:pPr>
     </w:lvl>
   </w:abstractNum>
-  <w:abstractNum w:abstractNumId="7" w15:restartNumberingAfterBreak="0">
+  <w:abstractNum w:abstractNumId="8" w15:restartNumberingAfterBreak="0">
     <w:nsid w:val="1FE715C5"/>
     <w:multiLevelType w:val="hybridMultilevel"/>
     <w:tmpl w:val="D1DA4C82"/>
@@ -4393,7 +5414,7 @@
       </w:pPr>
     </w:lvl>
   </w:abstractNum>
-  <w:abstractNum w:abstractNumId="8" w15:restartNumberingAfterBreak="0">
+  <w:abstractNum w:abstractNumId="9" w15:restartNumberingAfterBreak="0">
     <w:nsid w:val="21296B86"/>
     <w:multiLevelType w:val="hybridMultilevel"/>
     <w:tmpl w:val="0262E84E"/>
@@ -4514,7 +5535,7 @@
       </w:rPr>
     </w:lvl>
   </w:abstractNum>
-  <w:abstractNum w:abstractNumId="9" w15:restartNumberingAfterBreak="0">
+  <w:abstractNum w:abstractNumId="10" w15:restartNumberingAfterBreak="0">
     <w:nsid w:val="26220F55"/>
     <w:multiLevelType w:val="hybridMultilevel"/>
     <w:tmpl w:val="BD98E53C"/>
@@ -4636,7 +5657,7 @@
       </w:rPr>
     </w:lvl>
   </w:abstractNum>
-  <w:abstractNum w:abstractNumId="10" w15:restartNumberingAfterBreak="0">
+  <w:abstractNum w:abstractNumId="11" w15:restartNumberingAfterBreak="0">
     <w:nsid w:val="274E0542"/>
     <w:multiLevelType w:val="hybridMultilevel"/>
     <w:tmpl w:val="A86CE50A"/>
@@ -4757,7 +5778,7 @@
       </w:rPr>
     </w:lvl>
   </w:abstractNum>
-  <w:abstractNum w:abstractNumId="11" w15:restartNumberingAfterBreak="0">
+  <w:abstractNum w:abstractNumId="12" w15:restartNumberingAfterBreak="0">
     <w:nsid w:val="28CB2ACD"/>
     <w:multiLevelType w:val="multilevel"/>
     <w:tmpl w:val="AEC8A36C"/>
@@ -4906,7 +5927,7 @@
       </w:rPr>
     </w:lvl>
   </w:abstractNum>
-  <w:abstractNum w:abstractNumId="12" w15:restartNumberingAfterBreak="0">
+  <w:abstractNum w:abstractNumId="13" w15:restartNumberingAfterBreak="0">
     <w:nsid w:val="30045478"/>
     <w:multiLevelType w:val="hybridMultilevel"/>
     <w:tmpl w:val="9C9A6C5C"/>
@@ -4992,7 +6013,7 @@
       </w:pPr>
     </w:lvl>
   </w:abstractNum>
-  <w:abstractNum w:abstractNumId="13" w15:restartNumberingAfterBreak="0">
+  <w:abstractNum w:abstractNumId="14" w15:restartNumberingAfterBreak="0">
     <w:nsid w:val="31582CF0"/>
     <w:multiLevelType w:val="multilevel"/>
     <w:tmpl w:val="20000025"/>
@@ -5087,7 +6108,7 @@
       </w:pPr>
     </w:lvl>
   </w:abstractNum>
-  <w:abstractNum w:abstractNumId="14" w15:restartNumberingAfterBreak="0">
+  <w:abstractNum w:abstractNumId="15" w15:restartNumberingAfterBreak="0">
     <w:nsid w:val="33FB6FFC"/>
     <w:multiLevelType w:val="multilevel"/>
     <w:tmpl w:val="AEC8A36C"/>
@@ -5236,7 +6257,7 @@
       </w:rPr>
     </w:lvl>
   </w:abstractNum>
-  <w:abstractNum w:abstractNumId="15" w15:restartNumberingAfterBreak="0">
+  <w:abstractNum w:abstractNumId="16" w15:restartNumberingAfterBreak="0">
     <w:nsid w:val="3496199A"/>
     <w:multiLevelType w:val="hybridMultilevel"/>
     <w:tmpl w:val="DB7EFC7A"/>
@@ -5349,7 +6370,96 @@
       </w:rPr>
     </w:lvl>
   </w:abstractNum>
-  <w:abstractNum w:abstractNumId="16" w15:restartNumberingAfterBreak="0">
+  <w:abstractNum w:abstractNumId="17" w15:restartNumberingAfterBreak="0">
+    <w:nsid w:val="3ADC44ED"/>
+    <w:multiLevelType w:val="hybridMultilevel"/>
+    <w:tmpl w:val="8576A25A"/>
+    <w:lvl w:ilvl="0" w:tplc="24623FEA">
+      <w:start w:val="1"/>
+      <w:numFmt w:val="decimal"/>
+      <w:lvlText w:val="%1."/>
+      <w:lvlJc w:val="left"/>
+      <w:pPr>
+        <w:ind w:left="1069" w:hanging="360"/>
+      </w:pPr>
+      <w:rPr>
+        <w:rFonts w:hint="default"/>
+      </w:rPr>
+    </w:lvl>
+    <w:lvl w:ilvl="1" w:tplc="20000019" w:tentative="1">
+      <w:start w:val="1"/>
+      <w:numFmt w:val="lowerLetter"/>
+      <w:lvlText w:val="%2."/>
+      <w:lvlJc w:val="left"/>
+      <w:pPr>
+        <w:ind w:left="1789" w:hanging="360"/>
+      </w:pPr>
+    </w:lvl>
+    <w:lvl w:ilvl="2" w:tplc="2000001B" w:tentative="1">
+      <w:start w:val="1"/>
+      <w:numFmt w:val="lowerRoman"/>
+      <w:lvlText w:val="%3."/>
+      <w:lvlJc w:val="right"/>
+      <w:pPr>
+        <w:ind w:left="2509" w:hanging="180"/>
+      </w:pPr>
+    </w:lvl>
+    <w:lvl w:ilvl="3" w:tplc="2000000F" w:tentative="1">
+      <w:start w:val="1"/>
+      <w:numFmt w:val="decimal"/>
+      <w:lvlText w:val="%4."/>
+      <w:lvlJc w:val="left"/>
+      <w:pPr>
+        <w:ind w:left="3229" w:hanging="360"/>
+      </w:pPr>
+    </w:lvl>
+    <w:lvl w:ilvl="4" w:tplc="20000019" w:tentative="1">
+      <w:start w:val="1"/>
+      <w:numFmt w:val="lowerLetter"/>
+      <w:lvlText w:val="%5."/>
+      <w:lvlJc w:val="left"/>
+      <w:pPr>
+        <w:ind w:left="3949" w:hanging="360"/>
+      </w:pPr>
+    </w:lvl>
+    <w:lvl w:ilvl="5" w:tplc="2000001B" w:tentative="1">
+      <w:start w:val="1"/>
+      <w:numFmt w:val="lowerRoman"/>
+      <w:lvlText w:val="%6."/>
+      <w:lvlJc w:val="right"/>
+      <w:pPr>
+        <w:ind w:left="4669" w:hanging="180"/>
+      </w:pPr>
+    </w:lvl>
+    <w:lvl w:ilvl="6" w:tplc="2000000F" w:tentative="1">
+      <w:start w:val="1"/>
+      <w:numFmt w:val="decimal"/>
+      <w:lvlText w:val="%7."/>
+      <w:lvlJc w:val="left"/>
+      <w:pPr>
+        <w:ind w:left="5389" w:hanging="360"/>
+      </w:pPr>
+    </w:lvl>
+    <w:lvl w:ilvl="7" w:tplc="20000019" w:tentative="1">
+      <w:start w:val="1"/>
+      <w:numFmt w:val="lowerLetter"/>
+      <w:lvlText w:val="%8."/>
+      <w:lvlJc w:val="left"/>
+      <w:pPr>
+        <w:ind w:left="6109" w:hanging="360"/>
+      </w:pPr>
+    </w:lvl>
+    <w:lvl w:ilvl="8" w:tplc="2000001B" w:tentative="1">
+      <w:start w:val="1"/>
+      <w:numFmt w:val="lowerRoman"/>
+      <w:lvlText w:val="%9."/>
+      <w:lvlJc w:val="right"/>
+      <w:pPr>
+        <w:ind w:left="6829" w:hanging="180"/>
+      </w:pPr>
+    </w:lvl>
+  </w:abstractNum>
+  <w:abstractNum w:abstractNumId="18" w15:restartNumberingAfterBreak="0">
     <w:nsid w:val="3D940E16"/>
     <w:multiLevelType w:val="hybridMultilevel"/>
     <w:tmpl w:val="1DDAAFBC"/>
@@ -5462,7 +6572,7 @@
       </w:rPr>
     </w:lvl>
   </w:abstractNum>
-  <w:abstractNum w:abstractNumId="17" w15:restartNumberingAfterBreak="0">
+  <w:abstractNum w:abstractNumId="19" w15:restartNumberingAfterBreak="0">
     <w:nsid w:val="4FFB1A97"/>
     <w:multiLevelType w:val="hybridMultilevel"/>
     <w:tmpl w:val="1AB615C8"/>
@@ -5551,7 +6661,7 @@
       </w:pPr>
     </w:lvl>
   </w:abstractNum>
-  <w:abstractNum w:abstractNumId="18" w15:restartNumberingAfterBreak="0">
+  <w:abstractNum w:abstractNumId="20" w15:restartNumberingAfterBreak="0">
     <w:nsid w:val="55AA1975"/>
     <w:multiLevelType w:val="hybridMultilevel"/>
     <w:tmpl w:val="8F0EA288"/>
@@ -5637,7 +6747,7 @@
       </w:pPr>
     </w:lvl>
   </w:abstractNum>
-  <w:abstractNum w:abstractNumId="19" w15:restartNumberingAfterBreak="0">
+  <w:abstractNum w:abstractNumId="21" w15:restartNumberingAfterBreak="0">
     <w:nsid w:val="57174D3E"/>
     <w:multiLevelType w:val="hybridMultilevel"/>
     <w:tmpl w:val="F1F256BE"/>
@@ -5758,7 +6868,7 @@
       </w:rPr>
     </w:lvl>
   </w:abstractNum>
-  <w:abstractNum w:abstractNumId="20" w15:restartNumberingAfterBreak="0">
+  <w:abstractNum w:abstractNumId="22" w15:restartNumberingAfterBreak="0">
     <w:nsid w:val="5B7A1312"/>
     <w:multiLevelType w:val="hybridMultilevel"/>
     <w:tmpl w:val="75E8DCC8"/>
@@ -5844,7 +6954,7 @@
       </w:pPr>
     </w:lvl>
   </w:abstractNum>
-  <w:abstractNum w:abstractNumId="21" w15:restartNumberingAfterBreak="0">
+  <w:abstractNum w:abstractNumId="23" w15:restartNumberingAfterBreak="0">
     <w:nsid w:val="60BA7EFF"/>
     <w:multiLevelType w:val="hybridMultilevel"/>
     <w:tmpl w:val="BD98E53C"/>
@@ -5966,7 +7076,7 @@
       </w:rPr>
     </w:lvl>
   </w:abstractNum>
-  <w:abstractNum w:abstractNumId="22" w15:restartNumberingAfterBreak="0">
+  <w:abstractNum w:abstractNumId="24" w15:restartNumberingAfterBreak="0">
     <w:nsid w:val="683F114A"/>
     <w:multiLevelType w:val="hybridMultilevel"/>
     <w:tmpl w:val="F0E40C42"/>
@@ -6087,7 +7197,7 @@
       </w:rPr>
     </w:lvl>
   </w:abstractNum>
-  <w:abstractNum w:abstractNumId="23" w15:restartNumberingAfterBreak="0">
+  <w:abstractNum w:abstractNumId="25" w15:restartNumberingAfterBreak="0">
     <w:nsid w:val="6BFF55E5"/>
     <w:multiLevelType w:val="hybridMultilevel"/>
     <w:tmpl w:val="0650A00A"/>
@@ -6176,7 +7286,7 @@
       </w:pPr>
     </w:lvl>
   </w:abstractNum>
-  <w:abstractNum w:abstractNumId="24" w15:restartNumberingAfterBreak="0">
+  <w:abstractNum w:abstractNumId="26" w15:restartNumberingAfterBreak="0">
     <w:nsid w:val="6D3420A5"/>
     <w:multiLevelType w:val="hybridMultilevel"/>
     <w:tmpl w:val="20A84F84"/>
@@ -6289,7 +7399,7 @@
       </w:rPr>
     </w:lvl>
   </w:abstractNum>
-  <w:abstractNum w:abstractNumId="25" w15:restartNumberingAfterBreak="0">
+  <w:abstractNum w:abstractNumId="27" w15:restartNumberingAfterBreak="0">
     <w:nsid w:val="6E5A4D60"/>
     <w:multiLevelType w:val="hybridMultilevel"/>
     <w:tmpl w:val="502C40F6"/>
@@ -6375,7 +7485,7 @@
       </w:pPr>
     </w:lvl>
   </w:abstractNum>
-  <w:abstractNum w:abstractNumId="26" w15:restartNumberingAfterBreak="0">
+  <w:abstractNum w:abstractNumId="28" w15:restartNumberingAfterBreak="0">
     <w:nsid w:val="706050D4"/>
     <w:multiLevelType w:val="multilevel"/>
     <w:tmpl w:val="AEC8A36C"/>
@@ -6524,7 +7634,120 @@
       </w:rPr>
     </w:lvl>
   </w:abstractNum>
-  <w:abstractNum w:abstractNumId="27" w15:restartNumberingAfterBreak="0">
+  <w:abstractNum w:abstractNumId="29" w15:restartNumberingAfterBreak="0">
+    <w:nsid w:val="70F4145A"/>
+    <w:multiLevelType w:val="hybridMultilevel"/>
+    <w:tmpl w:val="04F0A5CE"/>
+    <w:lvl w:ilvl="0" w:tplc="20000001">
+      <w:start w:val="1"/>
+      <w:numFmt w:val="bullet"/>
+      <w:lvlText w:val=""/>
+      <w:lvlJc w:val="left"/>
+      <w:pPr>
+        <w:ind w:left="1429" w:hanging="360"/>
+      </w:pPr>
+      <w:rPr>
+        <w:rFonts w:ascii="Symbol" w:hAnsi="Symbol" w:hint="default"/>
+      </w:rPr>
+    </w:lvl>
+    <w:lvl w:ilvl="1" w:tplc="20000003" w:tentative="1">
+      <w:start w:val="1"/>
+      <w:numFmt w:val="bullet"/>
+      <w:lvlText w:val="o"/>
+      <w:lvlJc w:val="left"/>
+      <w:pPr>
+        <w:ind w:left="2149" w:hanging="360"/>
+      </w:pPr>
+      <w:rPr>
+        <w:rFonts w:ascii="Courier New" w:hAnsi="Courier New" w:cs="Courier New" w:hint="default"/>
+      </w:rPr>
+    </w:lvl>
+    <w:lvl w:ilvl="2" w:tplc="20000005" w:tentative="1">
+      <w:start w:val="1"/>
+      <w:numFmt w:val="bullet"/>
+      <w:lvlText w:val=""/>
+      <w:lvlJc w:val="left"/>
+      <w:pPr>
+        <w:ind w:left="2869" w:hanging="360"/>
+      </w:pPr>
+      <w:rPr>
+        <w:rFonts w:ascii="Wingdings" w:hAnsi="Wingdings" w:hint="default"/>
+      </w:rPr>
+    </w:lvl>
+    <w:lvl w:ilvl="3" w:tplc="20000001" w:tentative="1">
+      <w:start w:val="1"/>
+      <w:numFmt w:val="bullet"/>
+      <w:lvlText w:val=""/>
+      <w:lvlJc w:val="left"/>
+      <w:pPr>
+        <w:ind w:left="3589" w:hanging="360"/>
+      </w:pPr>
+      <w:rPr>
+        <w:rFonts w:ascii="Symbol" w:hAnsi="Symbol" w:hint="default"/>
+      </w:rPr>
+    </w:lvl>
+    <w:lvl w:ilvl="4" w:tplc="20000003" w:tentative="1">
+      <w:start w:val="1"/>
+      <w:numFmt w:val="bullet"/>
+      <w:lvlText w:val="o"/>
+      <w:lvlJc w:val="left"/>
+      <w:pPr>
+        <w:ind w:left="4309" w:hanging="360"/>
+      </w:pPr>
+      <w:rPr>
+        <w:rFonts w:ascii="Courier New" w:hAnsi="Courier New" w:cs="Courier New" w:hint="default"/>
+      </w:rPr>
+    </w:lvl>
+    <w:lvl w:ilvl="5" w:tplc="20000005" w:tentative="1">
+      <w:start w:val="1"/>
+      <w:numFmt w:val="bullet"/>
+      <w:lvlText w:val=""/>
+      <w:lvlJc w:val="left"/>
+      <w:pPr>
+        <w:ind w:left="5029" w:hanging="360"/>
+      </w:pPr>
+      <w:rPr>
+        <w:rFonts w:ascii="Wingdings" w:hAnsi="Wingdings" w:hint="default"/>
+      </w:rPr>
+    </w:lvl>
+    <w:lvl w:ilvl="6" w:tplc="20000001" w:tentative="1">
+      <w:start w:val="1"/>
+      <w:numFmt w:val="bullet"/>
+      <w:lvlText w:val=""/>
+      <w:lvlJc w:val="left"/>
+      <w:pPr>
+        <w:ind w:left="5749" w:hanging="360"/>
+      </w:pPr>
+      <w:rPr>
+        <w:rFonts w:ascii="Symbol" w:hAnsi="Symbol" w:hint="default"/>
+      </w:rPr>
+    </w:lvl>
+    <w:lvl w:ilvl="7" w:tplc="20000003" w:tentative="1">
+      <w:start w:val="1"/>
+      <w:numFmt w:val="bullet"/>
+      <w:lvlText w:val="o"/>
+      <w:lvlJc w:val="left"/>
+      <w:pPr>
+        <w:ind w:left="6469" w:hanging="360"/>
+      </w:pPr>
+      <w:rPr>
+        <w:rFonts w:ascii="Courier New" w:hAnsi="Courier New" w:cs="Courier New" w:hint="default"/>
+      </w:rPr>
+    </w:lvl>
+    <w:lvl w:ilvl="8" w:tplc="20000005" w:tentative="1">
+      <w:start w:val="1"/>
+      <w:numFmt w:val="bullet"/>
+      <w:lvlText w:val=""/>
+      <w:lvlJc w:val="left"/>
+      <w:pPr>
+        <w:ind w:left="7189" w:hanging="360"/>
+      </w:pPr>
+      <w:rPr>
+        <w:rFonts w:ascii="Wingdings" w:hAnsi="Wingdings" w:hint="default"/>
+      </w:rPr>
+    </w:lvl>
+  </w:abstractNum>
+  <w:abstractNum w:abstractNumId="30" w15:restartNumberingAfterBreak="0">
     <w:nsid w:val="71910FB8"/>
     <w:multiLevelType w:val="hybridMultilevel"/>
     <w:tmpl w:val="8F52D138"/>
@@ -6645,7 +7868,7 @@
       </w:rPr>
     </w:lvl>
   </w:abstractNum>
-  <w:abstractNum w:abstractNumId="28" w15:restartNumberingAfterBreak="0">
+  <w:abstractNum w:abstractNumId="31" w15:restartNumberingAfterBreak="0">
     <w:nsid w:val="728B092C"/>
     <w:multiLevelType w:val="multilevel"/>
     <w:tmpl w:val="AEC8A36C"/>
@@ -6794,7 +8017,7 @@
       </w:rPr>
     </w:lvl>
   </w:abstractNum>
-  <w:abstractNum w:abstractNumId="29" w15:restartNumberingAfterBreak="0">
+  <w:abstractNum w:abstractNumId="32" w15:restartNumberingAfterBreak="0">
     <w:nsid w:val="76AB57FA"/>
     <w:multiLevelType w:val="multilevel"/>
     <w:tmpl w:val="2000001F"/>
@@ -6881,94 +8104,103 @@
     </w:lvl>
   </w:abstractNum>
   <w:num w:numId="1" w16cid:durableId="847643457">
+    <w:abstractNumId w:val="23"/>
+  </w:num>
+  <w:num w:numId="2" w16cid:durableId="1651320991">
+    <w:abstractNumId w:val="10"/>
+  </w:num>
+  <w:num w:numId="3" w16cid:durableId="93021401">
+    <w:abstractNumId w:val="6"/>
+  </w:num>
+  <w:num w:numId="4" w16cid:durableId="1752506969">
+    <w:abstractNumId w:val="22"/>
+  </w:num>
+  <w:num w:numId="5" w16cid:durableId="395663568">
+    <w:abstractNumId w:val="32"/>
+  </w:num>
+  <w:num w:numId="6" w16cid:durableId="828056368">
+    <w:abstractNumId w:val="15"/>
+  </w:num>
+  <w:num w:numId="7" w16cid:durableId="799304878">
+    <w:abstractNumId w:val="12"/>
+  </w:num>
+  <w:num w:numId="8" w16cid:durableId="2106922084">
+    <w:abstractNumId w:val="3"/>
+  </w:num>
+  <w:num w:numId="9" w16cid:durableId="474302244">
+    <w:abstractNumId w:val="1"/>
+  </w:num>
+  <w:num w:numId="10" w16cid:durableId="115373798">
+    <w:abstractNumId w:val="14"/>
+  </w:num>
+  <w:num w:numId="11" w16cid:durableId="1492285280">
+    <w:abstractNumId w:val="28"/>
+  </w:num>
+  <w:num w:numId="12" w16cid:durableId="1480227694">
+    <w:abstractNumId w:val="31"/>
+  </w:num>
+  <w:num w:numId="13" w16cid:durableId="1925795491">
+    <w:abstractNumId w:val="5"/>
+  </w:num>
+  <w:num w:numId="14" w16cid:durableId="1343237903">
+    <w:abstractNumId w:val="25"/>
+  </w:num>
+  <w:num w:numId="15" w16cid:durableId="1001932603">
+    <w:abstractNumId w:val="26"/>
+  </w:num>
+  <w:num w:numId="16" w16cid:durableId="1012298547">
+    <w:abstractNumId w:val="13"/>
+  </w:num>
+  <w:num w:numId="17" w16cid:durableId="1979266032">
+    <w:abstractNumId w:val="7"/>
+  </w:num>
+  <w:num w:numId="18" w16cid:durableId="1022127581">
+    <w:abstractNumId w:val="19"/>
+  </w:num>
+  <w:num w:numId="19" w16cid:durableId="1895658386">
+    <w:abstractNumId w:val="2"/>
+  </w:num>
+  <w:num w:numId="20" w16cid:durableId="1803965743">
+    <w:abstractNumId w:val="18"/>
+  </w:num>
+  <w:num w:numId="21" w16cid:durableId="797723230">
+    <w:abstractNumId w:val="16"/>
+  </w:num>
+  <w:num w:numId="22" w16cid:durableId="1952275164">
+    <w:abstractNumId w:val="27"/>
+  </w:num>
+  <w:num w:numId="23" w16cid:durableId="1507210994">
+    <w:abstractNumId w:val="8"/>
+  </w:num>
+  <w:num w:numId="24" w16cid:durableId="624310157">
+    <w:abstractNumId w:val="20"/>
+  </w:num>
+  <w:num w:numId="25" w16cid:durableId="1088961567">
+    <w:abstractNumId w:val="9"/>
+  </w:num>
+  <w:num w:numId="26" w16cid:durableId="268320945">
+    <w:abstractNumId w:val="4"/>
+  </w:num>
+  <w:num w:numId="27" w16cid:durableId="1006442682">
     <w:abstractNumId w:val="21"/>
   </w:num>
-  <w:num w:numId="2" w16cid:durableId="1651320991">
-    <w:abstractNumId w:val="9"/>
+  <w:num w:numId="28" w16cid:durableId="914627694">
+    <w:abstractNumId w:val="24"/>
   </w:num>
-  <w:num w:numId="3" w16cid:durableId="93021401">
-    <w:abstractNumId w:val="5"/>
-  </w:num>
-  <w:num w:numId="4" w16cid:durableId="1752506969">
-    <w:abstractNumId w:val="20"/>
-  </w:num>
-  <w:num w:numId="5" w16cid:durableId="395663568">
-    <w:abstractNumId w:val="29"/>
-  </w:num>
-  <w:num w:numId="6" w16cid:durableId="828056368">
-    <w:abstractNumId w:val="14"/>
-  </w:num>
-  <w:num w:numId="7" w16cid:durableId="799304878">
+  <w:num w:numId="29" w16cid:durableId="857934088">
     <w:abstractNumId w:val="11"/>
   </w:num>
-  <w:num w:numId="8" w16cid:durableId="2106922084">
-    <w:abstractNumId w:val="2"/>
+  <w:num w:numId="30" w16cid:durableId="1076438541">
+    <w:abstractNumId w:val="30"/>
   </w:num>
-  <w:num w:numId="9" w16cid:durableId="474302244">
+  <w:num w:numId="31" w16cid:durableId="1171410392">
     <w:abstractNumId w:val="0"/>
   </w:num>
-  <w:num w:numId="10" w16cid:durableId="115373798">
-    <w:abstractNumId w:val="13"/>
-  </w:num>
-  <w:num w:numId="11" w16cid:durableId="1492285280">
-    <w:abstractNumId w:val="26"/>
-  </w:num>
-  <w:num w:numId="12" w16cid:durableId="1480227694">
-    <w:abstractNumId w:val="28"/>
-  </w:num>
-  <w:num w:numId="13" w16cid:durableId="1925795491">
-    <w:abstractNumId w:val="4"/>
-  </w:num>
-  <w:num w:numId="14" w16cid:durableId="1343237903">
-    <w:abstractNumId w:val="23"/>
-  </w:num>
-  <w:num w:numId="15" w16cid:durableId="1001932603">
-    <w:abstractNumId w:val="24"/>
-  </w:num>
-  <w:num w:numId="16" w16cid:durableId="1012298547">
-    <w:abstractNumId w:val="12"/>
-  </w:num>
-  <w:num w:numId="17" w16cid:durableId="1979266032">
-    <w:abstractNumId w:val="6"/>
-  </w:num>
-  <w:num w:numId="18" w16cid:durableId="1022127581">
+  <w:num w:numId="32" w16cid:durableId="1001003883">
     <w:abstractNumId w:val="17"/>
   </w:num>
-  <w:num w:numId="19" w16cid:durableId="1895658386">
-    <w:abstractNumId w:val="1"/>
-  </w:num>
-  <w:num w:numId="20" w16cid:durableId="1803965743">
-    <w:abstractNumId w:val="16"/>
-  </w:num>
-  <w:num w:numId="21" w16cid:durableId="797723230">
-    <w:abstractNumId w:val="15"/>
-  </w:num>
-  <w:num w:numId="22" w16cid:durableId="1952275164">
-    <w:abstractNumId w:val="25"/>
-  </w:num>
-  <w:num w:numId="23" w16cid:durableId="1507210994">
-    <w:abstractNumId w:val="7"/>
-  </w:num>
-  <w:num w:numId="24" w16cid:durableId="624310157">
-    <w:abstractNumId w:val="18"/>
-  </w:num>
-  <w:num w:numId="25" w16cid:durableId="1088961567">
-    <w:abstractNumId w:val="8"/>
-  </w:num>
-  <w:num w:numId="26" w16cid:durableId="268320945">
-    <w:abstractNumId w:val="3"/>
-  </w:num>
-  <w:num w:numId="27" w16cid:durableId="1006442682">
-    <w:abstractNumId w:val="19"/>
-  </w:num>
-  <w:num w:numId="28" w16cid:durableId="914627694">
-    <w:abstractNumId w:val="22"/>
-  </w:num>
-  <w:num w:numId="29" w16cid:durableId="857934088">
-    <w:abstractNumId w:val="10"/>
-  </w:num>
-  <w:num w:numId="30" w16cid:durableId="1076438541">
-    <w:abstractNumId w:val="27"/>
+  <w:num w:numId="33" w16cid:durableId="443578565">
+    <w:abstractNumId w:val="29"/>
   </w:num>
 </w:numbering>
 </file>

--- a/Documents/Course Work.docx
+++ b/Documents/Course Work.docx
@@ -2472,6 +2472,408 @@
       <w:r>
         <w:t>модель розробки програмного забезпечення з відкритим вихідним кодом, доступним для вільного використання та модифікації</w:t>
       </w:r>
+    </w:p>
+    <w:p>
+      <w:pPr>
+        <w:spacing w:after="160" w:line="278" w:lineRule="auto"/>
+        <w:ind w:firstLine="0"/>
+        <w:jc w:val="left"/>
+      </w:pPr>
+      <w:r>
+        <w:t xml:space="preserve">BERT (англ. Bidirectional Encoder Representations from Transformers) — </w:t>
+      </w:r>
+    </w:p>
+    <w:p>
+      <w:pPr>
+        <w:spacing w:after="160" w:line="278" w:lineRule="auto"/>
+        <w:ind w:firstLine="0"/>
+        <w:jc w:val="left"/>
+      </w:pPr>
+      <w:r>
+        <w:t xml:space="preserve">двонаправлена трансформерна модель для отримання контекстуальних </w:t>
+      </w:r>
+    </w:p>
+    <w:p>
+      <w:pPr>
+        <w:spacing w:after="160" w:line="278" w:lineRule="auto"/>
+        <w:ind w:firstLine="0"/>
+        <w:jc w:val="left"/>
+      </w:pPr>
+      <w:r>
+        <w:t>векторних представлень тексту, запропонована Google у 2019 році.</w:t>
+      </w:r>
+    </w:p>
+    <w:p>
+      <w:pPr>
+        <w:spacing w:after="160" w:line="278" w:lineRule="auto"/>
+        <w:ind w:firstLine="0"/>
+        <w:jc w:val="left"/>
+      </w:pPr>
+      <w:r>
+        <w:lastRenderedPageBreak/>
+        <w:t xml:space="preserve">mBERT (англ. Multilingual BERT) — багатомовна версія моделі BERT, </w:t>
+      </w:r>
+    </w:p>
+    <w:p>
+      <w:pPr>
+        <w:spacing w:after="160" w:line="278" w:lineRule="auto"/>
+        <w:ind w:firstLine="0"/>
+        <w:jc w:val="left"/>
+      </w:pPr>
+      <w:r>
+        <w:t>навчена на текстових корпусах 104 мов, включаючи українську.</w:t>
+      </w:r>
+    </w:p>
+    <w:p>
+      <w:pPr>
+        <w:spacing w:after="160" w:line="278" w:lineRule="auto"/>
+        <w:ind w:firstLine="0"/>
+        <w:jc w:val="left"/>
+      </w:pPr>
+      <w:r>
+        <w:t xml:space="preserve">Трансформер (англ. Transformer) — архітектура нейронної мережі на </w:t>
+      </w:r>
+    </w:p>
+    <w:p>
+      <w:pPr>
+        <w:spacing w:after="160" w:line="278" w:lineRule="auto"/>
+        <w:ind w:firstLine="0"/>
+        <w:jc w:val="left"/>
+      </w:pPr>
+      <w:r>
+        <w:t xml:space="preserve">основі механізму самоуваги, що обробляє всі токени послідовності </w:t>
+      </w:r>
+    </w:p>
+    <w:p>
+      <w:pPr>
+        <w:spacing w:after="160" w:line="278" w:lineRule="auto"/>
+        <w:ind w:firstLine="0"/>
+        <w:jc w:val="left"/>
+      </w:pPr>
+      <w:r>
+        <w:t>паралельно без використання рекурентності.</w:t>
+      </w:r>
+    </w:p>
+    <w:p>
+      <w:pPr>
+        <w:spacing w:after="160" w:line="278" w:lineRule="auto"/>
+        <w:ind w:firstLine="0"/>
+        <w:jc w:val="left"/>
+      </w:pPr>
+      <w:r>
+        <w:t xml:space="preserve">Self-Attention (механізм самоуваги) — механізм, за якого кожен токен </w:t>
+      </w:r>
+    </w:p>
+    <w:p>
+      <w:pPr>
+        <w:spacing w:after="160" w:line="278" w:lineRule="auto"/>
+        <w:ind w:firstLine="0"/>
+        <w:jc w:val="left"/>
+      </w:pPr>
+      <w:r>
+        <w:t xml:space="preserve">послідовності зважено враховує всі інші токени при формуванні свого </w:t>
+      </w:r>
+    </w:p>
+    <w:p>
+      <w:pPr>
+        <w:spacing w:after="160" w:line="278" w:lineRule="auto"/>
+        <w:ind w:firstLine="0"/>
+        <w:jc w:val="left"/>
+      </w:pPr>
+      <w:r>
+        <w:t>векторного представлення.</w:t>
+      </w:r>
+    </w:p>
+    <w:p>
+      <w:pPr>
+        <w:spacing w:after="160" w:line="278" w:lineRule="auto"/>
+        <w:ind w:firstLine="0"/>
+        <w:jc w:val="left"/>
+      </w:pPr>
+      <w:r>
+        <w:t xml:space="preserve">NLP (англ. Natural Language Processing) — обробка природної мови; </w:t>
+      </w:r>
+    </w:p>
+    <w:p>
+      <w:pPr>
+        <w:spacing w:after="160" w:line="278" w:lineRule="auto"/>
+        <w:ind w:firstLine="0"/>
+        <w:jc w:val="left"/>
+      </w:pPr>
+      <w:r>
+        <w:t xml:space="preserve">галузь штучного інтелекту, що займається автоматичним аналізом та </w:t>
+      </w:r>
+    </w:p>
+    <w:p>
+      <w:pPr>
+        <w:spacing w:after="160" w:line="278" w:lineRule="auto"/>
+        <w:ind w:firstLine="0"/>
+        <w:jc w:val="left"/>
+      </w:pPr>
+      <w:r>
+        <w:t>генерацією текстів.</w:t>
+      </w:r>
+    </w:p>
+    <w:p>
+      <w:pPr>
+        <w:spacing w:after="160" w:line="278" w:lineRule="auto"/>
+        <w:ind w:firstLine="0"/>
+        <w:jc w:val="left"/>
+      </w:pPr>
+      <w:r>
+        <w:t xml:space="preserve">MLM (англ. Masked Language Modeling) — задача передтренування BERT: </w:t>
+      </w:r>
+    </w:p>
+    <w:p>
+      <w:pPr>
+        <w:spacing w:after="160" w:line="278" w:lineRule="auto"/>
+        <w:ind w:firstLine="0"/>
+        <w:jc w:val="left"/>
+      </w:pPr>
+      <w:r>
+        <w:t xml:space="preserve">модель передбачає випадково замасковані токени на основі двобічного </w:t>
+      </w:r>
+    </w:p>
+    <w:p>
+      <w:pPr>
+        <w:spacing w:after="160" w:line="278" w:lineRule="auto"/>
+        <w:ind w:firstLine="0"/>
+        <w:jc w:val="left"/>
+      </w:pPr>
+      <w:r>
+        <w:t>контексту.</w:t>
+      </w:r>
+    </w:p>
+    <w:p>
+      <w:pPr>
+        <w:spacing w:after="160" w:line="278" w:lineRule="auto"/>
+        <w:ind w:firstLine="0"/>
+        <w:jc w:val="left"/>
+      </w:pPr>
+      <w:r>
+        <w:t xml:space="preserve">NSP (англ. Next Sentence Prediction) — друга задача передтренування </w:t>
+      </w:r>
+    </w:p>
+    <w:p>
+      <w:pPr>
+        <w:spacing w:after="160" w:line="278" w:lineRule="auto"/>
+        <w:ind w:firstLine="0"/>
+        <w:jc w:val="left"/>
+      </w:pPr>
+      <w:r>
+        <w:t>BERT: модель визначає, чи є два речення послідовними в тексті.</w:t>
+      </w:r>
+    </w:p>
+    <w:p>
+      <w:pPr>
+        <w:spacing w:after="160" w:line="278" w:lineRule="auto"/>
+        <w:ind w:firstLine="0"/>
+        <w:jc w:val="left"/>
+      </w:pPr>
+      <w:r>
+        <w:t xml:space="preserve">SVM (англ. Support Vector Machine) — метод опорних векторів; алгоритм </w:t>
+      </w:r>
+    </w:p>
+    <w:p>
+      <w:pPr>
+        <w:spacing w:after="160" w:line="278" w:lineRule="auto"/>
+        <w:ind w:firstLine="0"/>
+        <w:jc w:val="left"/>
+      </w:pPr>
+      <w:r>
+        <w:t xml:space="preserve">машинного навчання для класифікації, що знаходить оптимальну </w:t>
+      </w:r>
+    </w:p>
+    <w:p>
+      <w:pPr>
+        <w:spacing w:after="160" w:line="278" w:lineRule="auto"/>
+        <w:ind w:firstLine="0"/>
+        <w:jc w:val="left"/>
+      </w:pPr>
+      <w:r>
+        <w:t>гіперплощину розділення класів.</w:t>
+      </w:r>
+    </w:p>
+    <w:p>
+      <w:pPr>
+        <w:spacing w:after="160" w:line="278" w:lineRule="auto"/>
+        <w:ind w:firstLine="0"/>
+        <w:jc w:val="left"/>
+      </w:pPr>
+      <w:r>
+        <w:t xml:space="preserve">Трансферне навчання (англ. Transfer Learning) — підхід, за якого </w:t>
+      </w:r>
+    </w:p>
+    <w:p>
+      <w:pPr>
+        <w:spacing w:after="160" w:line="278" w:lineRule="auto"/>
+        <w:ind w:firstLine="0"/>
+        <w:jc w:val="left"/>
+      </w:pPr>
+      <w:r>
+        <w:t xml:space="preserve">модель, попередньо навчена на великому корпусі, адаптується до нової </w:t>
+      </w:r>
+    </w:p>
+    <w:p>
+      <w:pPr>
+        <w:spacing w:after="160" w:line="278" w:lineRule="auto"/>
+        <w:ind w:firstLine="0"/>
+        <w:jc w:val="left"/>
+      </w:pPr>
+      <w:r>
+        <w:t>вузької задачі з мінімальним донавчанням.</w:t>
+      </w:r>
+    </w:p>
+    <w:p>
+      <w:pPr>
+        <w:spacing w:after="160" w:line="278" w:lineRule="auto"/>
+        <w:ind w:firstLine="0"/>
+        <w:jc w:val="left"/>
+      </w:pPr>
+      <w:r>
+        <w:t xml:space="preserve">Fine-Tuning (донавчання) — стратегія трансферного навчання, за якої </w:t>
+      </w:r>
+    </w:p>
+    <w:p>
+      <w:pPr>
+        <w:spacing w:after="160" w:line="278" w:lineRule="auto"/>
+        <w:ind w:firstLine="0"/>
+        <w:jc w:val="left"/>
+      </w:pPr>
+      <w:r>
+        <w:t xml:space="preserve">оновлюються всі або частина параметрів попередньо навченої моделі </w:t>
+      </w:r>
+    </w:p>
+    <w:p>
+      <w:pPr>
+        <w:spacing w:after="160" w:line="278" w:lineRule="auto"/>
+        <w:ind w:firstLine="0"/>
+        <w:jc w:val="left"/>
+      </w:pPr>
+      <w:r>
+        <w:t>на цільовому датасеті.</w:t>
+      </w:r>
+    </w:p>
+    <w:p>
+      <w:pPr>
+        <w:spacing w:after="160" w:line="278" w:lineRule="auto"/>
+        <w:ind w:firstLine="0"/>
+        <w:jc w:val="left"/>
+      </w:pPr>
+      <w:r>
+        <w:t xml:space="preserve">Класифікаційна голова (англ. Classification Head) — нейромережевий </w:t>
+      </w:r>
+    </w:p>
+    <w:p>
+      <w:pPr>
+        <w:spacing w:after="160" w:line="278" w:lineRule="auto"/>
+        <w:ind w:firstLine="0"/>
+        <w:jc w:val="left"/>
+      </w:pPr>
+      <w:r>
+        <w:t xml:space="preserve">модуль, розміщений поверх базового енкодера, що перетворює </w:t>
+      </w:r>
+    </w:p>
+    <w:p>
+      <w:pPr>
+        <w:spacing w:after="160" w:line="278" w:lineRule="auto"/>
+        <w:ind w:firstLine="0"/>
+        <w:jc w:val="left"/>
+      </w:pPr>
+      <w:r>
+        <w:lastRenderedPageBreak/>
+        <w:t>векторне представлення тексту на передбачення класу.</w:t>
+      </w:r>
+    </w:p>
+    <w:p>
+      <w:pPr>
+        <w:spacing w:after="160" w:line="278" w:lineRule="auto"/>
+        <w:ind w:firstLine="0"/>
+        <w:jc w:val="left"/>
+      </w:pPr>
+      <w:r>
+        <w:t xml:space="preserve">Dropout — метод регуляризації нейронних мереж: випадкове вимкнення </w:t>
+      </w:r>
+    </w:p>
+    <w:p>
+      <w:pPr>
+        <w:spacing w:after="160" w:line="278" w:lineRule="auto"/>
+        <w:ind w:firstLine="0"/>
+        <w:jc w:val="left"/>
+      </w:pPr>
+      <w:r>
+        <w:t>частки нейронів під час навчання для запобігання перенавчанню.</w:t>
+      </w:r>
+    </w:p>
+    <w:p>
+      <w:pPr>
+        <w:spacing w:after="160" w:line="278" w:lineRule="auto"/>
+        <w:ind w:firstLine="0"/>
+        <w:jc w:val="left"/>
+      </w:pPr>
+      <w:r>
+        <w:t xml:space="preserve">Batch Normalization (пакетна нормалізація) — техніка нормалізації </w:t>
+      </w:r>
+    </w:p>
+    <w:p>
+      <w:pPr>
+        <w:spacing w:after="160" w:line="278" w:lineRule="auto"/>
+        <w:ind w:firstLine="0"/>
+        <w:jc w:val="left"/>
+      </w:pPr>
+      <w:r>
+        <w:t xml:space="preserve">активацій нейронної мережі по міні-батчу; стабілізує навчання та </w:t>
+      </w:r>
+    </w:p>
+    <w:p>
+      <w:pPr>
+        <w:spacing w:after="160" w:line="278" w:lineRule="auto"/>
+        <w:ind w:firstLine="0"/>
+        <w:jc w:val="left"/>
+      </w:pPr>
+      <w:r>
+        <w:t>пришвидшує збіжність.</w:t>
+      </w:r>
+    </w:p>
+    <w:p>
+      <w:pPr>
+        <w:spacing w:after="160" w:line="278" w:lineRule="auto"/>
+        <w:ind w:firstLine="0"/>
+        <w:jc w:val="left"/>
+      </w:pPr>
+      <w:r>
+        <w:t xml:space="preserve">Embedding (векторне представлення) — відображення слів або токенів </w:t>
+      </w:r>
+    </w:p>
+    <w:p>
+      <w:pPr>
+        <w:spacing w:after="160" w:line="278" w:lineRule="auto"/>
+        <w:ind w:firstLine="0"/>
+        <w:jc w:val="left"/>
+      </w:pPr>
+      <w:r>
+        <w:t>у щільний числовий вектор у просторі семантичних ознак.</w:t>
+      </w:r>
+    </w:p>
+    <w:p>
+      <w:pPr>
+        <w:spacing w:after="160" w:line="278" w:lineRule="auto"/>
+        <w:ind w:firstLine="0"/>
+        <w:jc w:val="left"/>
+      </w:pPr>
+      <w:r>
+        <w:t xml:space="preserve">WordPiece — алгоритм субсловної токенізації BERT: розбиває рідкісні </w:t>
+      </w:r>
+    </w:p>
+    <w:p>
+      <w:pPr>
+        <w:spacing w:after="160" w:line="278" w:lineRule="auto"/>
+        <w:ind w:firstLine="0"/>
+        <w:jc w:val="left"/>
+      </w:pPr>
+      <w:r>
+        <w:t>слова на частіші підслова, забезпечуючи фіксований розмір словника.</w:t>
+      </w:r>
       <w:r>
         <w:br w:type="page"/>
       </w:r>
@@ -2497,19 +2899,34 @@
         <w:t xml:space="preserve">Сучасний інформаційний простір характеризується безпрецедентними обсягами та швидкістю поширення даних. Соціальні мережі, онлайн-медіа та месенджери стали основними джерелами новин для значної частини населення, що створює як нові можливості для доступу до знань, так і суттєві виклики у контексті оцінки якості та достовірності контенту. По-перше, традиційні механізми перевірки інформації не встигають за темпами її поширення в цифровому середовищі. По-друге, поряд із достовірною інформацією цими ж каналами активно поширюється дезінформація, маніпулятивний контент та фейкові новини. Це явище становить серйозну загрозу для суспільної стабільності, демократичних процесів та національної безпеки, особливо в умовах гібридних війн та цілеспрямованих інформаційних атак. </w:t>
       </w:r>
       <w:r>
-        <w:t>За даними дослідження Reuters Institute Digital News Report 2023, яке охоплює 46 країн світу</w:t>
+        <w:t>За даними дослідження Reuters Institute Digital News Report 2023</w:t>
+      </w:r>
+      <w:r>
+        <w:rPr>
+          <w:lang w:val="en-US"/>
+        </w:rPr>
+        <w:t>[1]</w:t>
+      </w:r>
+      <w:r>
+        <w:t>, яке охоплює 46 країн світу</w:t>
       </w:r>
       <w:r>
         <w:t xml:space="preserve">, </w:t>
       </w:r>
       <w:r>
-        <w:t xml:space="preserve">56% користувачів стурбовані тим, що не можуть відрізнити правдиву інформацію від фейкової в інтернеті [1]. </w:t>
+        <w:t xml:space="preserve">56% користувачів стурбовані тим, що не можуть відрізнити правдиву інформацію від фейкової в інтернеті. </w:t>
       </w:r>
       <w:r>
         <w:t>В Україні ситуація є особливо критичною через триваючу інформаційну війну, що супроводжує військову агресію, де дезінформація використовується як інструмент гібридної</w:t>
       </w:r>
       <w:r>
-        <w:t xml:space="preserve"> вйіни</w:t>
+        <w:t xml:space="preserve"> в</w:t>
+      </w:r>
+      <w:r>
+        <w:t>ій</w:t>
+      </w:r>
+      <w:r>
+        <w:t>ни</w:t>
       </w:r>
       <w:r>
         <w:t xml:space="preserve"> для підриву довіри до державних інституцій та міжнародної підтримки. </w:t>
@@ -3695,39 +4112,9 @@
         </w:rPr>
       </w:pPr>
       <w:r>
-        <w:rPr>
-          <w:lang w:val="ru-UA"/>
-        </w:rPr>
-        <w:t xml:space="preserve">Обернена частота документа (IDF) </w:t>
-      </w:r>
-      <w:r>
-        <w:rPr>
-          <w:lang w:val="ru-UA"/>
-        </w:rPr>
-        <w:t>-</w:t>
-      </w:r>
-      <w:r>
-        <w:rPr>
-          <w:lang w:val="ru-UA"/>
-        </w:rPr>
-        <w:t xml:space="preserve"> </w:t>
-      </w:r>
-      <w:r>
-        <w:rPr>
-          <w:lang w:val="ru-UA"/>
-        </w:rPr>
-        <w:t>о</w:t>
-      </w:r>
-      <w:r>
-        <w:rPr>
-          <w:lang w:val="ru-UA"/>
-        </w:rPr>
-        <w:t>бернена частота документа. Зменшує вагу тих слів, які зустрічаються майже в усіх новинах у наборі даних, і збільшує вагу специфічних слів (наприклад, маніпулятивних термінів, характерних для фейків).</w:t>
-      </w:r>
-      <w:r>
-        <w:rPr>
-          <w:lang w:val="ru-UA"/>
-        </w:rPr>
+        <w:t>Обернена частота документа (IDF, Inverse Document Frequency) — зменшує вагу слів, що зустрічаються майже в усіх новинах, і збільшує вагу специфічних слів, характерних для фейків</w:t>
+      </w:r>
+      <w:r>
         <w:t>:</w:t>
       </w:r>
     </w:p>
@@ -3978,14 +4365,31 @@
     </w:p>
     <w:p>
       <w:r>
-        <w:rPr>
-          <w:b/>
-          <w:bCs/>
-        </w:rPr>
         <w:t>Першим алгоритмом</w:t>
       </w:r>
       <w:r>
-        <w:t xml:space="preserve"> обрано логістичну регресію, яка є стандартом для завдань бінарної класифікації. У контексті даної системи вона виконує функцію модуля детектування достовірності та відповідає за визначення ймовірності того, чи є подана новина фейковою (клас 1), чи правдивою (клас 0).</w:t>
+        <w:t xml:space="preserve"> обрано логістичну регресію, яка є стандартом для завдань бінарної класифікації</w:t>
+      </w:r>
+      <w:r>
+        <w:rPr>
+          <w:lang w:val="ru-UA"/>
+        </w:rPr>
+        <w:t xml:space="preserve"> [10]</w:t>
+      </w:r>
+      <w:r>
+        <w:t xml:space="preserve">. У контексті даної системи вона виконує функцію модуля детектування достовірності та відповідає за визначення ймовірності того, чи є подана новина фейковою (клас </w:t>
+      </w:r>
+      <w:r>
+        <w:t>0</w:t>
+      </w:r>
+      <w:r>
+        <w:t xml:space="preserve">), чи правдивою (клас </w:t>
+      </w:r>
+      <w:r>
+        <w:t>1</w:t>
+      </w:r>
+      <w:r>
+        <w:t>).</w:t>
       </w:r>
     </w:p>
     <w:p>
@@ -4177,20 +4581,32 @@
         <w:rPr>
           <w:lang w:val="en-US"/>
         </w:rPr>
-        <w:t>, новина класифікується як фейк.</w:t>
-      </w:r>
-    </w:p>
-    <w:p>
+        <w:t xml:space="preserve">, </w:t>
+      </w:r>
+      <w:r>
+        <w:t xml:space="preserve">новина класифікується як правдива (клас 1 — TRUE), інакше </w:t>
+      </w:r>
+      <w:r>
+        <w:t>-</w:t>
+      </w:r>
+      <w:r>
+        <w:t xml:space="preserve"> як фейкова (клас 0 </w:t>
+      </w:r>
+      <w:r>
+        <w:t>-</w:t>
+      </w:r>
+      <w:r>
+        <w:t xml:space="preserve"> FAKE).</w:t>
+      </w:r>
+      <w:r>
+        <w:t xml:space="preserve"> </w:t>
+      </w:r>
       <w:r>
         <w:t>Перевагою цього методу для текстових даних є його висока швидкість навчання та стійкість до перенавчання. Крім того, логістична регресія має високу інтерпретованість: проаналізувавши коефіцієнти (ваги) моделі, можна точно визначити, які саме слова чи словосполучення алгоритм вважає найбільш «фейковими».</w:t>
       </w:r>
     </w:p>
     <w:p>
       <w:r>
-        <w:rPr>
-          <w:b/>
-          <w:bCs/>
-        </w:rPr>
         <w:t>Другим алгоритмом</w:t>
       </w:r>
       <w:r>
@@ -4205,7 +4621,16 @@
     </w:p>
     <w:p>
       <w:r>
-        <w:t xml:space="preserve">Support Vector Machine (SVM) </w:t>
+        <w:t>Support Vector Machine (SVM)</w:t>
+      </w:r>
+      <w:r>
+        <w:rPr>
+          <w:lang w:val="en-US"/>
+        </w:rPr>
+        <w:t xml:space="preserve"> [11]</w:t>
+      </w:r>
+      <w:r>
+        <w:t xml:space="preserve"> </w:t>
       </w:r>
       <w:r>
         <w:t>-</w:t>
@@ -4229,23 +4654,1134 @@
         </w:numPr>
       </w:pPr>
       <w:r>
-        <w:t>Архітектури глибокого навчання (Deep Learning)</w:t>
-      </w:r>
-    </w:p>
-    <w:p>
-      <w:pPr>
+        <w:t xml:space="preserve">Архітектури глибокого навчання на основі трансформерів </w:t>
+      </w:r>
+    </w:p>
+    <w:p>
+      <w:r>
+        <w:t xml:space="preserve">Класичні методи </w:t>
+      </w:r>
+      <w:r>
+        <w:t xml:space="preserve">машинного навчання </w:t>
+      </w:r>
+      <w:r>
+        <w:t>-</w:t>
+      </w:r>
+      <w:r>
+        <w:t xml:space="preserve"> логістична регресія та метод опорних векторів </w:t>
+      </w:r>
+      <w:r>
+        <w:t>-</w:t>
+      </w:r>
+      <w:r>
+        <w:t xml:space="preserve"> ефективно обробляють текст у рамках парадигми «мішок слів» (bag-of-words). Парадигма «мішок слів» — це підхід до представлення тексту, за якого документ розглядається як невпорядкований набір слів: порядок слів, граматичні зв'язки та синтаксична структура повністю ігноруються. Наприклад, речення "Зеленський заявив що Росія бреше" та "Росія заявила що Зеленський бреше" матимуть однакове векторне представлення попри протилежний зміст. Саме це є фундаментальним обмеженням при детекції фейків, де маніпуляція реалізується через контекст, а не словниковий склад. Для подолання цього обмеження сучасна обробка природної мови спирається на архітектуру трансформера та моделі попереднього навчання на великих текстових корпусах. У даній роботі як основу системи детекції використовується модель mBERT з трьома різними класифікаційними головами.</w:t>
+      </w:r>
+    </w:p>
+    <w:p>
+      <w:pPr>
+        <w:pStyle w:val="3"/>
+        <w:numPr>
+          <w:ilvl w:val="2"/>
+          <w:numId w:val="31"/>
+        </w:numPr>
+      </w:pPr>
+      <w:r>
+        <w:rPr>
+          <w:rStyle w:val="afe"/>
+        </w:rPr>
+        <w:t>Архітектура трансформера та механізм самоуваги</w:t>
+      </w:r>
+      <w:r>
+        <w:t xml:space="preserve"> </w:t>
+      </w:r>
+    </w:p>
+    <w:p>
+      <w:r>
+        <w:t>Трансформер — це архітектура нейронної мережі, запропонована Vaswani et al. (2017)</w:t>
+      </w:r>
+      <w:r>
         <w:rPr>
           <w:lang w:val="en-US"/>
         </w:rPr>
-      </w:pPr>
-      <w:r>
-        <w:t>[Тут буде розміщено текст про обрану нейромережеву архітектуру</w:t>
-      </w:r>
-      <w:r>
-        <w:rPr>
+        <w:t xml:space="preserve"> </w:t>
+      </w:r>
+      <w:r>
+        <w:rPr>
+          <w:lang w:val="en-US"/>
+        </w:rPr>
+        <w:t>[12]</w:t>
+      </w:r>
+      <w:r>
+        <w:t xml:space="preserve">, що повністю відмовляється від рекурентності та згорткових операцій на користь механізму </w:t>
+      </w:r>
+      <w:r>
+        <w:t>самоуваги (self-attention).</w:t>
+      </w:r>
+      <w:r>
+        <w:t xml:space="preserve"> Ключова ідея полягає в тому, що при обробці кожного токена послідовності модель зважено враховує </w:t>
+      </w:r>
+      <w:r>
+        <w:t>всі інші токени одночасно</w:t>
+      </w:r>
+      <w:r>
+        <w:t>, а не лише попередній стан як у рекурентних мережах.</w:t>
+      </w:r>
+    </w:p>
+    <w:p>
+      <w:r>
+        <w:t xml:space="preserve">Механізм самоуваги обчислює для кожного токена три вектори: запит </w:t>
+      </w:r>
+      <w:r>
+        <w:t>(Query),</w:t>
+      </w:r>
+      <w:r>
+        <w:t xml:space="preserve"> ключ </w:t>
+      </w:r>
+      <w:r>
+        <w:t>(Key)</w:t>
+      </w:r>
+      <w:r>
+        <w:t xml:space="preserve"> та значення </w:t>
+      </w:r>
+      <w:r>
+        <w:t>(Value).</w:t>
+      </w:r>
+      <w:r>
+        <w:t xml:space="preserve"> Вага впливу одного токена на інший визначається скалярним добутком їхніх векторів запиту та ключа, нормованим через функцію </w:t>
+      </w:r>
+      <w:r>
+        <w:lastRenderedPageBreak/>
+        <w:t>softmax. Такий підхід дозволяє моделі безпосередньо пов'язувати семантично пов'язані слова незалежно від відстані між ними у тексті.</w:t>
+      </w:r>
+    </w:p>
+    <w:p>
+      <w:r>
+        <w:t xml:space="preserve">Повна архітектура трансформерного </w:t>
+      </w:r>
+      <w:r>
+        <w:t>енкодера</w:t>
+      </w:r>
+      <w:r>
+        <w:t xml:space="preserve"> включає декілька послідовних блоків, кожен з яких містить шар багатоголової уваги </w:t>
+      </w:r>
+      <w:r>
+        <w:t>(Multi-Head Attention)</w:t>
+      </w:r>
+      <w:r>
+        <w:t xml:space="preserve"> та прошарок прямого поширення (</w:t>
+      </w:r>
+      <w:r>
+        <w:t xml:space="preserve">Feed-Forward Network). </w:t>
+      </w:r>
+      <w:r>
+        <w:t>Між підшарами застосовуються залишкові з'єднання (</w:t>
+      </w:r>
+      <w:r>
+        <w:t>residual</w:t>
+      </w:r>
+      <w:r>
+        <w:rPr>
+          <w:i/>
+          <w:iCs/>
+        </w:rPr>
+        <w:t xml:space="preserve"> </w:t>
+      </w:r>
+      <w:r>
+        <w:t>connections</w:t>
+      </w:r>
+      <w:r>
+        <w:t>) та нормалізація (</w:t>
+      </w:r>
+      <w:r>
+        <w:t>Layer</w:t>
+      </w:r>
+      <w:r>
+        <w:rPr>
+          <w:i/>
+          <w:iCs/>
+        </w:rPr>
+        <w:t xml:space="preserve"> </w:t>
+      </w:r>
+      <w:r>
+        <w:t>Normalization</w:t>
+      </w:r>
+      <w:r>
+        <w:t>), що забезпечує стабільність навчання глибоких мереж.</w:t>
+      </w:r>
+    </w:p>
+    <w:p>
+      <w:r>
+        <w:t xml:space="preserve">Концепція </w:t>
+      </w:r>
+      <w:r>
+        <w:t>багатоголової уваги</w:t>
+      </w:r>
+      <w:r>
+        <w:t xml:space="preserve"> (</w:t>
+      </w:r>
+      <w:r>
+        <w:t>Multi</w:t>
+      </w:r>
+      <w:r>
+        <w:rPr>
+          <w:i/>
+          <w:iCs/>
+        </w:rPr>
+        <w:t>-</w:t>
+      </w:r>
+      <w:r>
+        <w:t>Head</w:t>
+      </w:r>
+      <w:r>
+        <w:rPr>
+          <w:i/>
+          <w:iCs/>
+        </w:rPr>
+        <w:t xml:space="preserve"> </w:t>
+      </w:r>
+      <w:r>
+        <w:t>Attention</w:t>
+      </w:r>
+      <w:r>
+        <w:t>) передбачає паралельне застосування декількох незалежних механізмів уваги з різними навченими проєкційними матрицями. Кожна «голова» вчиться звертати увагу на різні аспекти тексту: синтаксичні залежності, семантичну схожість, кореференцію тощо. Результати всіх голів конкатенуються та лінійно проєктуються у фінальне представлення.</w:t>
+      </w:r>
+    </w:p>
+    <w:p>
+      <w:r>
+        <w:t>Загальну архітектуру трансформерного енкодера представлено на рисунку 2.</w:t>
+      </w:r>
+      <w:r>
+        <w:t>1</w:t>
+      </w:r>
+      <w:r>
+        <w:t>.</w:t>
+      </w:r>
+    </w:p>
+    <w:p>
+      <w:pPr>
+        <w:jc w:val="center"/>
+      </w:pPr>
+      <w:r>
+        <w:drawing>
+          <wp:inline distT="0" distB="0" distL="0" distR="0" wp14:anchorId="40D1ACEE" wp14:editId="454B11E2">
+            <wp:extent cx="3314106" cy="3862426"/>
+            <wp:effectExtent l="0" t="0" r="635" b="5080"/>
+            <wp:docPr id="662908328" name="Рисунок 1"/>
+            <wp:cNvGraphicFramePr>
+              <a:graphicFrameLocks xmlns:a="http://schemas.openxmlformats.org/drawingml/2006/main" noChangeAspect="1"/>
+            </wp:cNvGraphicFramePr>
+            <a:graphic xmlns:a="http://schemas.openxmlformats.org/drawingml/2006/main">
+              <a:graphicData uri="http://schemas.openxmlformats.org/drawingml/2006/picture">
+                <pic:pic xmlns:pic="http://schemas.openxmlformats.org/drawingml/2006/picture">
+                  <pic:nvPicPr>
+                    <pic:cNvPr id="662908328" name=""/>
+                    <pic:cNvPicPr/>
+                  </pic:nvPicPr>
+                  <pic:blipFill>
+                    <a:blip r:embed="rId9"/>
+                    <a:stretch>
+                      <a:fillRect/>
+                    </a:stretch>
+                  </pic:blipFill>
+                  <pic:spPr>
+                    <a:xfrm>
+                      <a:off x="0" y="0"/>
+                      <a:ext cx="3338926" cy="3891353"/>
+                    </a:xfrm>
+                    <a:prstGeom prst="rect">
+                      <a:avLst/>
+                    </a:prstGeom>
+                  </pic:spPr>
+                </pic:pic>
+              </a:graphicData>
+            </a:graphic>
+          </wp:inline>
+        </w:drawing>
+      </w:r>
+    </w:p>
+    <w:p>
+      <w:pPr>
+        <w:jc w:val="center"/>
+      </w:pPr>
+      <w:r>
+        <w:t>Рисунок 2.</w:t>
+      </w:r>
+      <w:r>
+        <w:t>1</w:t>
+      </w:r>
+      <w:r>
+        <w:t xml:space="preserve"> </w:t>
+      </w:r>
+      <w:r>
+        <w:t>-</w:t>
+      </w:r>
+      <w:r>
+        <w:t xml:space="preserve"> Архітектура трансформерного енкодера (Vaswani et al., 2017) [12]</w:t>
+      </w:r>
+    </w:p>
+    <w:p>
+      <w:pPr>
+        <w:pStyle w:val="3"/>
+        <w:numPr>
+          <w:ilvl w:val="2"/>
+          <w:numId w:val="31"/>
+        </w:numPr>
+        <w:rPr>
+          <w:rStyle w:val="afe"/>
+          <w:rFonts w:eastAsiaTheme="minorHAnsi" w:cstheme="minorHAnsi"/>
+          <w:b w:val="0"/>
+          <w:color w:val="auto"/>
+          <w:szCs w:val="24"/>
+        </w:rPr>
+      </w:pPr>
+      <w:r>
+        <w:rPr>
+          <w:rStyle w:val="afe"/>
+        </w:rPr>
+        <w:lastRenderedPageBreak/>
+        <w:t>Модель BERT та мультимовне розширення mBERT</w:t>
+      </w:r>
+    </w:p>
+    <w:p>
+      <w:pPr>
+        <w:rPr>
+          <w:rStyle w:val="afe"/>
+          <w:rFonts w:eastAsiaTheme="minorHAnsi" w:cstheme="minorHAnsi"/>
+          <w:b w:val="0"/>
+          <w:color w:val="auto"/>
+          <w:szCs w:val="24"/>
+        </w:rPr>
+      </w:pPr>
+      <w:r>
+        <w:rPr>
+          <w:rStyle w:val="afe"/>
+          <w:rFonts w:eastAsiaTheme="minorHAnsi" w:cstheme="minorHAnsi"/>
+          <w:b w:val="0"/>
+          <w:color w:val="auto"/>
+          <w:szCs w:val="24"/>
+        </w:rPr>
+        <w:t xml:space="preserve">BERT (Bidirectional Encoder Representations from Transformers) </w:t>
+      </w:r>
+      <w:r>
+        <w:rPr>
+          <w:rStyle w:val="afe"/>
+          <w:rFonts w:eastAsiaTheme="minorHAnsi" w:cstheme="minorHAnsi"/>
+          <w:b w:val="0"/>
+          <w:color w:val="auto"/>
+          <w:szCs w:val="24"/>
+        </w:rPr>
+        <w:t>-</w:t>
+      </w:r>
+      <w:r>
+        <w:rPr>
+          <w:rStyle w:val="afe"/>
+          <w:rFonts w:eastAsiaTheme="minorHAnsi" w:cstheme="minorHAnsi"/>
+          <w:b w:val="0"/>
+          <w:color w:val="auto"/>
+          <w:szCs w:val="24"/>
+        </w:rPr>
+        <w:t xml:space="preserve"> модель попереднього навчання, запропонована Devlin et al. (2019)</w:t>
+      </w:r>
+      <w:r>
+        <w:rPr>
+          <w:rStyle w:val="afe"/>
+          <w:rFonts w:eastAsiaTheme="minorHAnsi" w:cstheme="minorHAnsi"/>
+          <w:b w:val="0"/>
+          <w:color w:val="auto"/>
+          <w:szCs w:val="24"/>
+          <w:lang w:val="en-US"/>
+        </w:rPr>
+        <w:t xml:space="preserve"> </w:t>
+      </w:r>
+      <w:r>
+        <w:t>[13]</w:t>
+      </w:r>
+      <w:r>
+        <w:rPr>
+          <w:rStyle w:val="afe"/>
+          <w:rFonts w:eastAsiaTheme="minorHAnsi" w:cstheme="minorHAnsi"/>
+          <w:b w:val="0"/>
+          <w:color w:val="auto"/>
+          <w:szCs w:val="24"/>
+        </w:rPr>
+        <w:t xml:space="preserve">, що на момент публікації встановила нові рекорди на одинадцяти задачах обробки природної мови. Принципова відмінність BERT від попередніх підходів </w:t>
+      </w:r>
+      <w:r>
+        <w:rPr>
+          <w:rStyle w:val="afe"/>
+          <w:rFonts w:eastAsiaTheme="minorHAnsi" w:cstheme="minorHAnsi"/>
+          <w:b w:val="0"/>
+          <w:color w:val="auto"/>
+          <w:szCs w:val="24"/>
+        </w:rPr>
+        <w:t>-</w:t>
+      </w:r>
+      <w:r>
+        <w:rPr>
+          <w:rStyle w:val="afe"/>
+          <w:rFonts w:eastAsiaTheme="minorHAnsi" w:cstheme="minorHAnsi"/>
+          <w:b w:val="0"/>
+          <w:color w:val="auto"/>
+          <w:szCs w:val="24"/>
+        </w:rPr>
+        <w:t xml:space="preserve"> двонаправлене врахування контексту: модель одночасно обробляє лівий і правий контекст кожного токена, а не послідовно зліва направо.</w:t>
+      </w:r>
+    </w:p>
+    <w:p>
+      <w:pPr>
+        <w:rPr>
+          <w:rStyle w:val="afe"/>
+          <w:rFonts w:eastAsiaTheme="minorHAnsi" w:cstheme="minorHAnsi"/>
+          <w:b w:val="0"/>
+          <w:color w:val="auto"/>
+          <w:szCs w:val="24"/>
+        </w:rPr>
+      </w:pPr>
+      <w:r>
+        <w:rPr>
+          <w:rStyle w:val="afe"/>
+          <w:rFonts w:eastAsiaTheme="minorHAnsi" w:cstheme="minorHAnsi"/>
+          <w:b w:val="0"/>
+          <w:color w:val="auto"/>
+          <w:szCs w:val="24"/>
+        </w:rPr>
+        <w:t>BERT навчається на двох задачах. По-перше, маскована мовна модель (Masked Language Modeling, MLM): у вхідному тексті випадково маскується 15% токенів, і модель навчається їх передбачати на основі двобічного контексту. По-друге, передбачення наступного речення (Next Sentence Prediction, NSP): модель класифікує, чи є два речення послідовними у тексті. Ці задачі дозволяють моделі засвоїти глибокі мовні патерни без розмітки даних.</w:t>
+      </w:r>
+    </w:p>
+    <w:p>
+      <w:pPr>
+        <w:rPr>
+          <w:rStyle w:val="afe"/>
+          <w:rFonts w:eastAsiaTheme="minorHAnsi" w:cstheme="minorHAnsi"/>
+          <w:b w:val="0"/>
+          <w:color w:val="auto"/>
+          <w:szCs w:val="24"/>
+        </w:rPr>
+      </w:pPr>
+      <w:r>
+        <w:rPr>
+          <w:rStyle w:val="afe"/>
+          <w:rFonts w:eastAsiaTheme="minorHAnsi" w:cstheme="minorHAnsi"/>
+          <w:b w:val="0"/>
+          <w:color w:val="auto"/>
+          <w:szCs w:val="24"/>
+        </w:rPr>
+        <w:t>Архітектура моделі bert-base містить 12 блоків трансформерного енкодера, прихований розмір H = 768 та 12 голів уваги. Кожен блок послідовно застосовує багатоголовий self-attention та двошаровий feed-forward network із функцією активації GELU. Загальна кількість параметрів становить близько 110 мільйонів.</w:t>
+      </w:r>
+    </w:p>
+    <w:p>
+      <w:pPr>
+        <w:rPr>
+          <w:rStyle w:val="afe"/>
+          <w:rFonts w:eastAsiaTheme="minorHAnsi" w:cstheme="minorHAnsi"/>
+          <w:b w:val="0"/>
+          <w:color w:val="auto"/>
+          <w:szCs w:val="24"/>
+        </w:rPr>
+      </w:pPr>
+      <w:r>
+        <w:rPr>
+          <w:rStyle w:val="afe"/>
+          <w:rFonts w:eastAsiaTheme="minorHAnsi" w:cstheme="minorHAnsi"/>
+          <w:b w:val="0"/>
+          <w:color w:val="auto"/>
+          <w:szCs w:val="24"/>
+        </w:rPr>
+        <w:t>Токенізація тексту у BERT здійснюється за алгоритмом WordPiece: рідкісні слова розбиваються на частіші підслова, що забезпечує фіксований розмір словника (~30 000 токенів для англомовної версії) при збереженні здатності обробляти довільну лексику. На початок кожної послідовності додається спеціальний токен [CLS] (classification), прихований стан якого після проходження через усі блоки енкодера агрегує контекстуальну інформацію всього тексту і традиційно використовується як вхід класифікатора.</w:t>
+      </w:r>
+    </w:p>
+    <w:p>
+      <w:pPr>
+        <w:rPr>
+          <w:rStyle w:val="afe"/>
+          <w:rFonts w:eastAsiaTheme="minorHAnsi" w:cstheme="minorHAnsi"/>
+          <w:b w:val="0"/>
+          <w:color w:val="auto"/>
+          <w:szCs w:val="24"/>
+        </w:rPr>
+      </w:pPr>
+      <w:r>
+        <w:rPr>
+          <w:rStyle w:val="afe"/>
+          <w:rFonts w:eastAsiaTheme="minorHAnsi" w:cstheme="minorHAnsi"/>
+          <w:b w:val="0"/>
+          <w:color w:val="auto"/>
+          <w:szCs w:val="24"/>
+        </w:rPr>
+        <w:t xml:space="preserve">mBERT (bert-base-multilingual-cased) є багатомовним розширенням базової моделі, навченим на корпусах 104 мов, включаючи українську. Словник розширено до 119 547 токенів для охоплення різних алфавітів та морфологічних систем. Незважаючи на відсутність явного крос-лінгвального навчання, mBERT демонструє здатність до zero-shot cross-lingual transfer </w:t>
+      </w:r>
+      <w:r>
+        <w:rPr>
+          <w:rStyle w:val="afe"/>
+          <w:rFonts w:eastAsiaTheme="minorHAnsi" w:cstheme="minorHAnsi"/>
+          <w:b w:val="0"/>
+          <w:color w:val="auto"/>
+          <w:szCs w:val="24"/>
+        </w:rPr>
+        <w:t>-</w:t>
+      </w:r>
+      <w:r>
+        <w:rPr>
+          <w:rStyle w:val="afe"/>
+          <w:rFonts w:eastAsiaTheme="minorHAnsi" w:cstheme="minorHAnsi"/>
+          <w:b w:val="0"/>
+          <w:color w:val="auto"/>
+          <w:szCs w:val="24"/>
+        </w:rPr>
+        <w:t xml:space="preserve"> перенесення знань між мовами, </w:t>
+      </w:r>
+      <w:r>
+        <w:rPr>
+          <w:rStyle w:val="afe"/>
+          <w:rFonts w:eastAsiaTheme="minorHAnsi" w:cstheme="minorHAnsi"/>
+          <w:b w:val="0"/>
+          <w:color w:val="auto"/>
+          <w:szCs w:val="24"/>
+        </w:rPr>
+        <w:t>-</w:t>
+      </w:r>
+      <w:r>
+        <w:rPr>
+          <w:rStyle w:val="afe"/>
+          <w:rFonts w:eastAsiaTheme="minorHAnsi" w:cstheme="minorHAnsi"/>
+          <w:b w:val="0"/>
+          <w:color w:val="auto"/>
+          <w:szCs w:val="24"/>
+        </w:rPr>
+        <w:t xml:space="preserve"> що </w:t>
+      </w:r>
+      <w:r>
+        <w:rPr>
+          <w:rStyle w:val="afe"/>
+          <w:rFonts w:eastAsiaTheme="minorHAnsi" w:cstheme="minorHAnsi"/>
+          <w:b w:val="0"/>
+          <w:color w:val="auto"/>
+          <w:szCs w:val="24"/>
+        </w:rPr>
+        <w:lastRenderedPageBreak/>
+        <w:t>було верифіковано дослідженнями Pires et al. (2019)</w:t>
+      </w:r>
+      <w:r>
+        <w:rPr>
+          <w:rStyle w:val="afe"/>
+          <w:rFonts w:eastAsiaTheme="minorHAnsi" w:cstheme="minorHAnsi"/>
+          <w:b w:val="0"/>
+          <w:color w:val="auto"/>
+          <w:szCs w:val="24"/>
+          <w:lang w:val="en-US"/>
+        </w:rPr>
+        <w:t xml:space="preserve"> </w:t>
+      </w:r>
+      <w:r>
+        <w:t>[14]</w:t>
+      </w:r>
+      <w:r>
+        <w:rPr>
+          <w:rStyle w:val="afe"/>
+          <w:rFonts w:eastAsiaTheme="minorHAnsi" w:cstheme="minorHAnsi"/>
+          <w:b w:val="0"/>
+          <w:color w:val="auto"/>
+          <w:szCs w:val="24"/>
+        </w:rPr>
+        <w:t>.</w:t>
+      </w:r>
+      <w:r>
+        <w:rPr>
+          <w:rStyle w:val="afe"/>
+          <w:rFonts w:eastAsiaTheme="minorHAnsi" w:cstheme="minorHAnsi"/>
+          <w:b w:val="0"/>
+          <w:color w:val="auto"/>
+          <w:szCs w:val="24"/>
+          <w:lang w:val="en-US"/>
+        </w:rPr>
+        <w:t xml:space="preserve"> </w:t>
+      </w:r>
+      <w:r>
+        <w:rPr>
+          <w:rStyle w:val="afe"/>
+          <w:rFonts w:eastAsiaTheme="minorHAnsi" w:cstheme="minorHAnsi"/>
+          <w:b w:val="0"/>
+          <w:color w:val="auto"/>
+          <w:szCs w:val="24"/>
+        </w:rPr>
+        <w:t xml:space="preserve"> Це робить mBERT придатним для роботи з україномовними текстами без потреби у великому мовно-специфічному корпусі.</w:t>
+      </w:r>
+    </w:p>
+    <w:p>
+      <w:pPr>
+        <w:pStyle w:val="3"/>
+        <w:numPr>
+          <w:ilvl w:val="2"/>
+          <w:numId w:val="31"/>
+        </w:numPr>
+        <w:rPr>
+          <w:rStyle w:val="afe"/>
+          <w:rFonts w:eastAsiaTheme="minorHAnsi" w:cstheme="minorHAnsi"/>
+          <w:b w:val="0"/>
+          <w:color w:val="auto"/>
+          <w:szCs w:val="24"/>
+        </w:rPr>
+      </w:pPr>
+      <w:r>
+        <w:rPr>
+          <w:rStyle w:val="afe"/>
+          <w:rFonts w:eastAsiaTheme="minorHAnsi" w:cstheme="minorHAnsi"/>
+          <w:bCs/>
+          <w:color w:val="auto"/>
+          <w:szCs w:val="24"/>
+        </w:rPr>
+        <w:t>Трансферне навчання та стратегія заморожування енкодера</w:t>
+      </w:r>
+    </w:p>
+    <w:p>
+      <w:r>
+        <w:t>Трансферне навчання</w:t>
+      </w:r>
+      <w:r>
+        <w:t xml:space="preserve"> </w:t>
+      </w:r>
+      <w:r>
+        <w:t>(transfer learning)</w:t>
+      </w:r>
+      <w:r>
+        <w:t xml:space="preserve"> </w:t>
+      </w:r>
+      <w:r>
+        <w:t>-</w:t>
+      </w:r>
+      <w:r>
+        <w:t xml:space="preserve"> підхід, за якого модель, попередньо навчена на великому загальному корпусі, адаптується до вузької цільової задачі. Для трансформерних моделей виділяють дві основні стратегії.</w:t>
+      </w:r>
+    </w:p>
+    <w:p>
+      <w:r>
+        <w:t xml:space="preserve">Перша </w:t>
+      </w:r>
+      <w:r>
+        <w:t>-</w:t>
+      </w:r>
+      <w:r>
+        <w:t xml:space="preserve"> </w:t>
+      </w:r>
+      <w:r>
+        <w:t>повне донавчання</w:t>
+      </w:r>
+      <w:r>
+        <w:t xml:space="preserve"> </w:t>
+      </w:r>
+      <w:r>
+        <w:t>(full fine-tuning):</w:t>
+      </w:r>
+      <w:r>
+        <w:t xml:space="preserve"> всі параметри моделі, включаючи ваги базового енкодера, оновлюються на цільових даних. Ця стратегія дає найкращі результати при достатньому обсязі розміченого датасету, однак вимагає значних обчислювальних ресурсів і ризикує </w:t>
+      </w:r>
+      <w:r>
+        <w:t>катастрофічним</w:t>
+      </w:r>
+      <w:r>
+        <w:rPr>
+          <w:i/>
+          <w:iCs/>
+        </w:rPr>
+        <w:t xml:space="preserve"> </w:t>
+      </w:r>
+      <w:r>
+        <w:t>забуванням (catastrophic forgetting)</w:t>
+      </w:r>
+      <w:r>
+        <w:t xml:space="preserve"> </w:t>
+      </w:r>
+      <w:r>
+        <w:t>-</w:t>
+      </w:r>
+      <w:r>
+        <w:t xml:space="preserve"> деградацією загальних мовних знань при навчанні на вузькій задачі.</w:t>
+      </w:r>
+    </w:p>
+    <w:p>
+      <w:r>
+        <w:t xml:space="preserve">Друга </w:t>
+      </w:r>
+      <w:r>
+        <w:t>-</w:t>
+      </w:r>
+      <w:r>
+        <w:t xml:space="preserve"> </w:t>
+      </w:r>
+      <w:r>
+        <w:t>екстракція ознак</w:t>
+      </w:r>
+      <w:r>
+        <w:t xml:space="preserve"> </w:t>
+      </w:r>
+      <w:r>
+        <w:t>(feature extraction):</w:t>
+      </w:r>
+      <w:r>
+        <w:t xml:space="preserve"> ваги базового енкодера </w:t>
+      </w:r>
+      <w:r>
+        <w:t>заморожуються (frozen),</w:t>
+      </w:r>
+      <w:r>
+        <w:t xml:space="preserve"> а навчання обмежується лише класифікаційним шаром. Ця стратегія обчислювально ефективна, захищає мовні знання від деградації та є доцільною при відносно малих датасетах.</w:t>
+      </w:r>
+    </w:p>
+    <w:p>
+      <w:r>
+        <w:t>У даній роботі застосована стратегія повного донавчання (full fine-tuning): всі 177 мільйонів параметрів моделі, включаючи ваги базового mBERT-енкодера та класифікаційного шару, оновлювались під час навчання. Така стратегія є обґрунтованою з огляду на розмір датасету (22 000 зразків) та забезпечує максимальну адаптацію мовних представлень до специфіки україномовних фейкових новин. Порівняльне дослідження трьох різних архітектур класифікаційних голів при однакових умовах навчання дозволяє ізолювати вплив топології верхніх шарів від впливу самого енкодера.</w:t>
+      </w:r>
+    </w:p>
+    <w:p>
+      <w:pPr>
+        <w:pStyle w:val="3"/>
+        <w:numPr>
+          <w:ilvl w:val="2"/>
+          <w:numId w:val="31"/>
+        </w:numPr>
+        <w:rPr>
+          <w:rStyle w:val="afe"/>
+          <w:rFonts w:eastAsiaTheme="minorHAnsi" w:cstheme="minorHAnsi"/>
+          <w:b w:val="0"/>
+          <w:color w:val="auto"/>
+          <w:szCs w:val="24"/>
+        </w:rPr>
+      </w:pPr>
+      <w:r>
+        <w:rPr>
+          <w:rStyle w:val="afe"/>
+          <w:rFonts w:eastAsiaTheme="minorHAnsi" w:cstheme="minorHAnsi"/>
+          <w:bCs/>
+          <w:color w:val="auto"/>
+          <w:szCs w:val="24"/>
+        </w:rPr>
+        <w:t>Класифікаційні голови: теоретичні основи</w:t>
+      </w:r>
+    </w:p>
+    <w:p>
+      <w:r>
+        <w:t xml:space="preserve">Класифікаційна голова </w:t>
+      </w:r>
+      <w:r>
+        <w:t>(classification head)</w:t>
+      </w:r>
+      <w:r>
+        <w:t xml:space="preserve"> </w:t>
+      </w:r>
+      <w:r>
+        <w:t>-</w:t>
+      </w:r>
+      <w:r>
+        <w:t xml:space="preserve"> це нейромережевий модуль, розміщений поверх базового енкодера, завданням якого є перетворення векторного представлення тексту на передбачення класу. Архітектура голови визначає, </w:t>
+      </w:r>
+      <w:r>
+        <w:lastRenderedPageBreak/>
+        <w:t>наскільки складні нелінійні залежності</w:t>
+      </w:r>
+      <w:r>
+        <w:t xml:space="preserve"> здатна моделювати система та як вона агрегує інформацію з векторного простору енкодера.</w:t>
+      </w:r>
+    </w:p>
+    <w:p>
+      <w:pPr>
+        <w:pStyle w:val="a9"/>
+        <w:numPr>
+          <w:ilvl w:val="0"/>
+          <w:numId w:val="36"/>
+        </w:numPr>
+        <w:rPr>
+          <w:b/>
+          <w:bCs/>
           <w:lang w:val="ru-UA"/>
         </w:rPr>
-        <w:t>]</w:t>
+      </w:pPr>
+      <w:r>
+        <w:rPr>
+          <w:b/>
+          <w:bCs/>
+          <w:lang w:val="ru-UA"/>
+        </w:rPr>
+        <w:t>Лінійна класифікація</w:t>
+      </w:r>
+    </w:p>
+    <w:p>
+      <w:pPr>
+        <w:rPr>
+          <w:lang w:val="ru-UA"/>
+        </w:rPr>
+      </w:pPr>
+      <w:r>
+        <w:rPr>
+          <w:lang w:val="ru-UA"/>
+        </w:rPr>
+        <w:t xml:space="preserve">Найпростіший підхід </w:t>
+      </w:r>
+      <w:r>
+        <w:rPr>
+          <w:lang w:val="ru-UA"/>
+        </w:rPr>
+        <w:t>-</w:t>
+      </w:r>
+      <w:r>
+        <w:rPr>
+          <w:lang w:val="ru-UA"/>
+        </w:rPr>
+        <w:t xml:space="preserve"> пряма лінійна проєкція вектора </w:t>
+      </w:r>
+      <w:r>
+        <w:rPr>
+          <w:i/>
+          <w:iCs/>
+          <w:lang w:val="ru-UA"/>
+        </w:rPr>
+        <w:t>[CLS]</w:t>
+      </w:r>
+      <w:r>
+        <w:rPr>
+          <w:lang w:val="ru-UA"/>
+        </w:rPr>
+        <w:t xml:space="preserve"> у простір класів через один повнозв'язний шар. Перевага: мінімальна кількість параметрів і висока інтерпретованість. Обмеження: лінійна нерозподільна гіперплощина може бути недостатньою для складних семантичних патернів, характерних для маніпулятивних текстів. Для регуляризації та запобігання перенавчанню застосовується </w:t>
+      </w:r>
+      <w:r>
+        <w:rPr>
+          <w:lang w:val="ru-UA"/>
+        </w:rPr>
+        <w:t>Dropout</w:t>
+      </w:r>
+      <w:r>
+        <w:rPr>
+          <w:b/>
+          <w:bCs/>
+          <w:lang w:val="ru-UA"/>
+        </w:rPr>
+        <w:t xml:space="preserve"> </w:t>
+      </w:r>
+      <w:r>
+        <w:t>[15]</w:t>
+      </w:r>
+      <w:r>
+        <w:rPr>
+          <w:lang w:val="ru-UA"/>
+        </w:rPr>
+        <w:t xml:space="preserve"> </w:t>
+      </w:r>
+      <w:r>
+        <w:rPr>
+          <w:lang w:val="ru-UA"/>
+        </w:rPr>
+        <w:t>-</w:t>
+      </w:r>
+      <w:r>
+        <w:rPr>
+          <w:lang w:val="ru-UA"/>
+        </w:rPr>
+        <w:t xml:space="preserve"> техніка випадкового вимкнення нейронів під час навчання.</w:t>
+      </w:r>
+    </w:p>
+    <w:p>
+      <w:pPr>
+        <w:pStyle w:val="a9"/>
+        <w:numPr>
+          <w:ilvl w:val="0"/>
+          <w:numId w:val="36"/>
+        </w:numPr>
+        <w:rPr>
+          <w:b/>
+          <w:bCs/>
+          <w:lang w:val="ru-UA"/>
+        </w:rPr>
+      </w:pPr>
+      <w:r>
+        <w:rPr>
+          <w:b/>
+          <w:bCs/>
+          <w:lang w:val="ru-UA"/>
+        </w:rPr>
+        <w:t>Багатошаровий перцептрон із пакетною нормалізацією</w:t>
+      </w:r>
+    </w:p>
+    <w:p>
+      <w:pPr>
+        <w:rPr>
+          <w:lang w:val="ru-UA"/>
+        </w:rPr>
+      </w:pPr>
+      <w:r>
+        <w:rPr>
+          <w:lang w:val="ru-UA"/>
+        </w:rPr>
+        <w:t xml:space="preserve">Розширення лінійного класифікатора шляхом додавання проміжного прихованого шару дозволяє моделі апроксимувати нелінійні рішаючі межі. Ключовим елементом є </w:t>
+      </w:r>
+      <w:r>
+        <w:rPr>
+          <w:lang w:val="ru-UA"/>
+        </w:rPr>
+        <w:t>Batch Normalization</w:t>
+      </w:r>
+      <w:r>
+        <w:rPr>
+          <w:lang w:val="ru-UA"/>
+        </w:rPr>
+        <w:t xml:space="preserve"> (BatchNorm)</w:t>
+      </w:r>
+      <w:r>
+        <w:t xml:space="preserve"> [16]</w:t>
+      </w:r>
+      <w:r>
+        <w:rPr>
+          <w:lang w:val="ru-UA"/>
+        </w:rPr>
+        <w:t xml:space="preserve"> </w:t>
+      </w:r>
+      <w:r>
+        <w:rPr>
+          <w:lang w:val="ru-UA"/>
+        </w:rPr>
+        <w:t>-</w:t>
+      </w:r>
+      <w:r>
+        <w:rPr>
+          <w:lang w:val="ru-UA"/>
+        </w:rPr>
+        <w:t xml:space="preserve"> техніка нормалізації активацій по міні-батчу з навченими параметрами масштабу та зміщення. BatchNorm усуває </w:t>
+      </w:r>
+      <w:r>
+        <w:rPr>
+          <w:lang w:val="ru-UA"/>
+        </w:rPr>
+        <w:t>ефект внутрішнього коваріаційного зсуву (internal covariate shift):</w:t>
+      </w:r>
+      <w:r>
+        <w:rPr>
+          <w:lang w:val="ru-UA"/>
+        </w:rPr>
+        <w:t xml:space="preserve"> стабілізує розподіл активацій між шарами у процесі навчання, що пришвидшує збіжність та дозволяє використовувати вищі значення швидкості навчання. Функція активації </w:t>
+      </w:r>
+      <w:r>
+        <w:rPr>
+          <w:lang w:val="ru-UA"/>
+        </w:rPr>
+        <w:t>ReLU</w:t>
+      </w:r>
+      <w:r>
+        <w:rPr>
+          <w:lang w:val="ru-UA"/>
+        </w:rPr>
+        <w:t xml:space="preserve"> вносить нелінійність між шарами.</w:t>
+      </w:r>
+    </w:p>
+    <w:p>
+      <w:pPr>
+        <w:pStyle w:val="a9"/>
+        <w:numPr>
+          <w:ilvl w:val="0"/>
+          <w:numId w:val="36"/>
+        </w:numPr>
+        <w:rPr>
+          <w:b/>
+          <w:bCs/>
+          <w:lang w:val="ru-UA"/>
+        </w:rPr>
+      </w:pPr>
+      <w:r>
+        <w:rPr>
+          <w:b/>
+          <w:bCs/>
+          <w:lang w:val="ru-UA"/>
+        </w:rPr>
+        <w:t>Пулінг на основі механізму уваги</w:t>
+      </w:r>
+    </w:p>
+    <w:p>
+      <w:pPr>
+        <w:rPr>
+          <w:lang w:val="ru-UA"/>
+        </w:rPr>
+      </w:pPr>
+      <w:r>
+        <w:rPr>
+          <w:lang w:val="ru-UA"/>
+        </w:rPr>
+        <w:t xml:space="preserve">Альтернативний підхід до агрегації інформації з тексту </w:t>
+      </w:r>
+      <w:r>
+        <w:rPr>
+          <w:lang w:val="ru-UA"/>
+        </w:rPr>
+        <w:t xml:space="preserve">- </w:t>
+      </w:r>
+      <w:r>
+        <w:rPr>
+          <w:lang w:val="ru-UA"/>
+        </w:rPr>
+        <w:t xml:space="preserve">відмова від токена </w:t>
+      </w:r>
+      <w:r>
+        <w:rPr>
+          <w:i/>
+          <w:iCs/>
+          <w:lang w:val="ru-UA"/>
+        </w:rPr>
+        <w:t>[CLS]</w:t>
+      </w:r>
+      <w:r>
+        <w:rPr>
+          <w:lang w:val="ru-UA"/>
+        </w:rPr>
+        <w:t xml:space="preserve"> на користь </w:t>
+      </w:r>
+      <w:r>
+        <w:rPr>
+          <w:lang w:val="ru-UA"/>
+        </w:rPr>
+        <w:t>зваженого усереднення прихованих станів усіх токенів.</w:t>
+      </w:r>
+      <w:r>
+        <w:rPr>
+          <w:lang w:val="ru-UA"/>
+        </w:rPr>
+        <w:t xml:space="preserve"> Механізм </w:t>
+      </w:r>
+      <w:r>
+        <w:rPr>
+          <w:lang w:val="ru-UA"/>
+        </w:rPr>
+        <w:t>Attention Pooling</w:t>
+      </w:r>
+      <w:r>
+        <w:rPr>
+          <w:lang w:val="ru-UA"/>
+        </w:rPr>
+        <w:t xml:space="preserve"> навчає скалярний скор важливості для кожного токена; токени, що несуть більше маніпулятивне навантаження (емоційно забарвлені слова, сенсаційні фрази), отримують вищі ваги. Теоретично цей підхід є виразнішим, ніж використання єдиного агрегуючого токена, однак вимагає більшого обсягу даних для стабільного навчання параметрів механізму уваги. Замість BatchNorm тут </w:t>
+      </w:r>
+      <w:r>
+        <w:rPr>
+          <w:lang w:val="ru-UA"/>
+        </w:rPr>
+        <w:t>застосовується Layer Normalization</w:t>
+      </w:r>
+      <w:r>
+        <w:rPr>
+          <w:lang w:val="ru-UA"/>
+        </w:rPr>
+        <w:t xml:space="preserve"> </w:t>
+      </w:r>
+      <w:r>
+        <w:t>[17]</w:t>
+      </w:r>
+      <w:r>
+        <w:rPr>
+          <w:lang w:val="ru-UA"/>
+        </w:rPr>
+        <w:t xml:space="preserve"> - </w:t>
+      </w:r>
+      <w:r>
+        <w:rPr>
+          <w:lang w:val="ru-UA"/>
+        </w:rPr>
+        <w:t>нормалізація по вимірах ознак окремого зразка, стійка до малих розмірів батчу.</w:t>
+      </w:r>
+    </w:p>
+    <w:p>
+      <w:pPr>
+        <w:rPr>
+          <w:lang w:val="ru-UA"/>
+        </w:rPr>
+      </w:pPr>
+      <w:r>
+        <w:rPr>
+          <w:lang w:val="ru-UA"/>
+        </w:rPr>
+        <w:lastRenderedPageBreak/>
+        <w:t>Порівняльний аналіз цих трьох архітектур при однакових умовах навчання дозволяє емпірично встановити, наскільки ускладнення топології класифікаційного шару впливає на здатність системи детектувати фейкові новини в україномовному датасеті. Конкретна реалізація, гіперпараметри та результати порівняння описані у розділі 3.</w:t>
+      </w:r>
+    </w:p>
+    <w:p>
+      <w:r>
+        <w:t>Схему трьох досліджуваних архітектур класифікаційних голів представлено на рисунку 2.</w:t>
+      </w:r>
+      <w:r>
+        <w:t>2</w:t>
+      </w:r>
+      <w:r>
+        <w:t>.</w:t>
+      </w:r>
+    </w:p>
+    <w:p>
+      <w:pPr>
+        <w:jc w:val="center"/>
+        <w:rPr>
+          <w:lang w:val="ru-UA"/>
+        </w:rPr>
+      </w:pPr>
+      <w:r>
+        <w:rPr>
+          <w:lang w:val="ru-UA"/>
+        </w:rPr>
+        <w:drawing>
+          <wp:inline distT="0" distB="0" distL="0" distR="0" wp14:anchorId="3E318699" wp14:editId="6BF9EDA1">
+            <wp:extent cx="5218923" cy="3991127"/>
+            <wp:effectExtent l="0" t="0" r="1270" b="0"/>
+            <wp:docPr id="592170533" name="Рисунок 3"/>
+            <wp:cNvGraphicFramePr>
+              <a:graphicFrameLocks xmlns:a="http://schemas.openxmlformats.org/drawingml/2006/main" noChangeAspect="1"/>
+            </wp:cNvGraphicFramePr>
+            <a:graphic xmlns:a="http://schemas.openxmlformats.org/drawingml/2006/main">
+              <a:graphicData uri="http://schemas.openxmlformats.org/drawingml/2006/picture">
+                <pic:pic xmlns:pic="http://schemas.openxmlformats.org/drawingml/2006/picture">
+                  <pic:nvPicPr>
+                    <pic:cNvPr id="592170533" name="Рисунок 592170533"/>
+                    <pic:cNvPicPr/>
+                  </pic:nvPicPr>
+                  <pic:blipFill>
+                    <a:blip r:embed="rId10" cstate="print">
+                      <a:extLst>
+                        <a:ext uri="{28A0092B-C50C-407E-A947-70E740481C1C}">
+                          <a14:useLocalDpi xmlns:a14="http://schemas.microsoft.com/office/drawing/2010/main" val="0"/>
+                        </a:ext>
+                      </a:extLst>
+                    </a:blip>
+                    <a:stretch>
+                      <a:fillRect/>
+                    </a:stretch>
+                  </pic:blipFill>
+                  <pic:spPr>
+                    <a:xfrm>
+                      <a:off x="0" y="0"/>
+                      <a:ext cx="5226336" cy="3996796"/>
+                    </a:xfrm>
+                    <a:prstGeom prst="rect">
+                      <a:avLst/>
+                    </a:prstGeom>
+                  </pic:spPr>
+                </pic:pic>
+              </a:graphicData>
+            </a:graphic>
+          </wp:inline>
+        </w:drawing>
+      </w:r>
+    </w:p>
+    <w:p>
+      <w:pPr>
+        <w:jc w:val="center"/>
+        <w:rPr>
+          <w:lang w:val="ru-UA"/>
+        </w:rPr>
+      </w:pPr>
+      <w:r>
+        <w:t>Рисунок 2.</w:t>
+      </w:r>
+      <w:r>
+        <w:t>2</w:t>
+      </w:r>
+      <w:r>
+        <w:t xml:space="preserve"> </w:t>
+      </w:r>
+      <w:r>
+        <w:t>-</w:t>
+      </w:r>
+      <w:r>
+        <w:t xml:space="preserve"> Схема трьох досліджуваних архітектур класифікаційних голів поверх mBERT енкодера</w:t>
       </w:r>
     </w:p>
     <w:p>
@@ -4257,6 +5793,599 @@
         </w:numPr>
       </w:pPr>
       <w:r>
+        <w:t>Формування датасету</w:t>
+      </w:r>
+    </w:p>
+    <w:p>
+      <w:pPr>
+        <w:rPr>
+          <w:lang w:val="ru-UA"/>
+        </w:rPr>
+      </w:pPr>
+      <w:r>
+        <w:rPr>
+          <w:lang w:val="ru-UA"/>
+        </w:rPr>
+        <w:t xml:space="preserve">Перший датасет призначений для задачі детекції фейкових новин і містить 22 643 зразки. Розподіл міток: 11 627 правдивих новин (мітка 1 </w:t>
+      </w:r>
+      <w:r>
+        <w:rPr>
+          <w:lang w:val="ru-UA"/>
+        </w:rPr>
+        <w:t>-</w:t>
+      </w:r>
+      <w:r>
+        <w:rPr>
+          <w:lang w:val="ru-UA"/>
+        </w:rPr>
+        <w:t xml:space="preserve"> TRUE) та 11 016 фейкових новин (мітка 0 </w:t>
+      </w:r>
+      <w:r>
+        <w:rPr>
+          <w:lang w:val="ru-UA"/>
+        </w:rPr>
+        <w:t>-</w:t>
+      </w:r>
+      <w:r>
+        <w:rPr>
+          <w:lang w:val="ru-UA"/>
+        </w:rPr>
+        <w:t xml:space="preserve"> FAKE). Датасет є практично збалансованим </w:t>
+      </w:r>
+      <w:r>
+        <w:rPr>
+          <w:lang w:val="ru-UA"/>
+        </w:rPr>
+        <w:t>-</w:t>
+      </w:r>
+      <w:r>
+        <w:rPr>
+          <w:lang w:val="ru-UA"/>
+        </w:rPr>
+        <w:t xml:space="preserve"> різниця між класами становить менше 3%, що не потребує додаткової компенсації дисбалансу при навчанні.</w:t>
+      </w:r>
+    </w:p>
+    <w:p>
+      <w:pPr>
+        <w:rPr>
+          <w:lang w:val="ru-UA"/>
+        </w:rPr>
+      </w:pPr>
+      <w:r>
+        <w:rPr>
+          <w:lang w:val="ru-UA"/>
+        </w:rPr>
+        <w:t>Збір даних здійснювався з кількох джерел</w:t>
+      </w:r>
+      <w:r>
+        <w:rPr>
+          <w:lang w:val="ru-UA"/>
+        </w:rPr>
+        <w:t>:</w:t>
+      </w:r>
+    </w:p>
+    <w:p>
+      <w:pPr>
+        <w:pStyle w:val="a9"/>
+        <w:numPr>
+          <w:ilvl w:val="0"/>
+          <w:numId w:val="39"/>
+        </w:numPr>
+        <w:rPr>
+          <w:lang w:val="ru-UA"/>
+        </w:rPr>
+      </w:pPr>
+      <w:r>
+        <w:rPr>
+          <w:lang w:val="ru-UA"/>
+        </w:rPr>
+        <w:lastRenderedPageBreak/>
+        <w:t xml:space="preserve">Правдиві новини зібрано з верифікованих українських медіа: Укрінформ, Українська правда, Суспільне та офіційні прес-служби державних органів. </w:t>
+      </w:r>
+    </w:p>
+    <w:p>
+      <w:pPr>
+        <w:pStyle w:val="a9"/>
+        <w:numPr>
+          <w:ilvl w:val="0"/>
+          <w:numId w:val="39"/>
+        </w:numPr>
+        <w:rPr>
+          <w:lang w:val="ru-UA"/>
+        </w:rPr>
+      </w:pPr>
+      <w:r>
+        <w:rPr>
+          <w:lang w:val="ru-UA"/>
+        </w:rPr>
+        <w:t xml:space="preserve">Фейкові новини отримано з фактчекінгових порталів: StopFake.org (розбори російської дезінформації про Україну), VoxCheck (перевірка заяв українських політиків та публічних осіб), а також з розділу спростувань Укрінформу. </w:t>
+      </w:r>
+    </w:p>
+    <w:p>
+      <w:pPr>
+        <w:rPr>
+          <w:lang w:val="ru-UA"/>
+        </w:rPr>
+      </w:pPr>
+      <w:r>
+        <w:rPr>
+          <w:lang w:val="ru-UA"/>
+        </w:rPr>
+        <w:t xml:space="preserve">Кожен зразок у категорії фейкових новин є верифікованим </w:t>
+      </w:r>
+      <w:r>
+        <w:rPr>
+          <w:lang w:val="ru-UA"/>
+        </w:rPr>
+        <w:t>-</w:t>
+      </w:r>
+      <w:r>
+        <w:rPr>
+          <w:lang w:val="ru-UA"/>
+        </w:rPr>
+        <w:t xml:space="preserve"> тобто інформацією, хибність якої підтверджена редакцією фактчекінгового порталу.</w:t>
+      </w:r>
+    </w:p>
+    <w:p>
+      <w:pPr>
+        <w:rPr>
+          <w:lang w:val="ru-UA"/>
+        </w:rPr>
+      </w:pPr>
+      <w:r>
+        <w:rPr>
+          <w:lang w:val="ru-UA"/>
+        </w:rPr>
+        <w:t xml:space="preserve">Розбиття датасету здійснювалось по-різному залежно від моделі. Для класичних моделей (логістична регресія, SVM) застосовано співвідношення 80/20: 80% зразків використовувались для навчання, 20% </w:t>
+      </w:r>
+      <w:r>
+        <w:rPr>
+          <w:lang w:val="ru-UA"/>
+        </w:rPr>
+        <w:t>-</w:t>
+      </w:r>
+      <w:r>
+        <w:rPr>
+          <w:lang w:val="ru-UA"/>
+        </w:rPr>
+        <w:t xml:space="preserve"> для фінального тестування. Для моделі на основі BERT застосовано тричастинне розбиття: 70% </w:t>
+      </w:r>
+      <w:r>
+        <w:rPr>
+          <w:lang w:val="ru-UA"/>
+        </w:rPr>
+        <w:t>-</w:t>
+      </w:r>
+      <w:r>
+        <w:rPr>
+          <w:lang w:val="ru-UA"/>
+        </w:rPr>
+        <w:t xml:space="preserve"> тренувальна вибірка (15 850 зразків), 15% </w:t>
+      </w:r>
+      <w:r>
+        <w:rPr>
+          <w:lang w:val="ru-UA"/>
+        </w:rPr>
+        <w:t>-</w:t>
+      </w:r>
+      <w:r>
+        <w:rPr>
+          <w:lang w:val="ru-UA"/>
+        </w:rPr>
+        <w:t xml:space="preserve"> валідаційна вибірка (3 396 зразків) для моніторингу якості під час навчання, 15% </w:t>
+      </w:r>
+      <w:r>
+        <w:rPr>
+          <w:lang w:val="ru-UA"/>
+        </w:rPr>
+        <w:t>-</w:t>
+      </w:r>
+      <w:r>
+        <w:rPr>
+          <w:lang w:val="ru-UA"/>
+        </w:rPr>
+        <w:t xml:space="preserve"> тестова вибірка (3 397 зразків) для фінальної оцінки. В усіх випадках розбиття виконано із стратифікацією для збереження пропорцій класів у кожній підвибірці.</w:t>
+      </w:r>
+    </w:p>
+    <w:p>
+      <w:pPr>
+        <w:rPr>
+          <w:lang w:val="ru-UA"/>
+        </w:rPr>
+      </w:pPr>
+      <w:r>
+        <w:rPr>
+          <w:lang w:val="ru-UA"/>
+        </w:rPr>
+        <w:t>Візуальний аналіз датасету представлено на рисунку 2.</w:t>
+      </w:r>
+      <w:r>
+        <w:rPr>
+          <w:lang w:val="ru-UA"/>
+        </w:rPr>
+        <w:t>3</w:t>
+      </w:r>
+    </w:p>
+    <w:p>
+      <w:r>
+        <w:drawing>
+          <wp:inline distT="0" distB="0" distL="0" distR="0" wp14:anchorId="09FE3CE9" wp14:editId="2C2856BD">
+            <wp:extent cx="5493236" cy="3269894"/>
+            <wp:effectExtent l="0" t="0" r="0" b="6985"/>
+            <wp:docPr id="501919235" name="Рисунок 1"/>
+            <wp:cNvGraphicFramePr>
+              <a:graphicFrameLocks xmlns:a="http://schemas.openxmlformats.org/drawingml/2006/main" noChangeAspect="1"/>
+            </wp:cNvGraphicFramePr>
+            <a:graphic xmlns:a="http://schemas.openxmlformats.org/drawingml/2006/main">
+              <a:graphicData uri="http://schemas.openxmlformats.org/drawingml/2006/picture">
+                <pic:pic xmlns:pic="http://schemas.openxmlformats.org/drawingml/2006/picture">
+                  <pic:nvPicPr>
+                    <pic:cNvPr id="347992342" name=""/>
+                    <pic:cNvPicPr/>
+                  </pic:nvPicPr>
+                  <pic:blipFill>
+                    <a:blip r:embed="rId11"/>
+                    <a:stretch>
+                      <a:fillRect/>
+                    </a:stretch>
+                  </pic:blipFill>
+                  <pic:spPr>
+                    <a:xfrm>
+                      <a:off x="0" y="0"/>
+                      <a:ext cx="5568231" cy="3314535"/>
+                    </a:xfrm>
+                    <a:prstGeom prst="rect">
+                      <a:avLst/>
+                    </a:prstGeom>
+                  </pic:spPr>
+                </pic:pic>
+              </a:graphicData>
+            </a:graphic>
+          </wp:inline>
+        </w:drawing>
+      </w:r>
+    </w:p>
+    <w:p>
+      <w:pPr>
+        <w:jc w:val="center"/>
+      </w:pPr>
+      <w:r>
+        <w:t>Рисунок 2.</w:t>
+      </w:r>
+      <w:r>
+        <w:t>3</w:t>
+      </w:r>
+      <w:r>
+        <w:t xml:space="preserve"> </w:t>
+      </w:r>
+      <w:r>
+        <w:t>-</w:t>
+      </w:r>
+      <w:r>
+        <w:t xml:space="preserve"> Аналіз датасету</w:t>
+      </w:r>
+      <w:r>
+        <w:t xml:space="preserve"> фейкових та правидивих новин</w:t>
+      </w:r>
+    </w:p>
+    <w:p>
+      <w:r>
+        <w:lastRenderedPageBreak/>
+        <w:t>Хмару найчастіших слів датасету після лематизації представлено на рисунку 2.</w:t>
+      </w:r>
+      <w:r>
+        <w:t>4</w:t>
+      </w:r>
+      <w:r>
+        <w:t xml:space="preserve">. </w:t>
+      </w:r>
+    </w:p>
+    <w:p>
+      <w:r>
+        <w:t>Серед найбільш вживаних слів переважають терміни пов'язані з воєнною тематикою, політикою та державними інституціями, що відображає специфіку україномовного новинного контенту.</w:t>
+      </w:r>
+    </w:p>
+    <w:p>
+      <w:pPr>
+        <w:jc w:val="center"/>
+      </w:pPr>
+      <w:r>
+        <w:drawing>
+          <wp:inline distT="0" distB="0" distL="0" distR="0" wp14:anchorId="16292060" wp14:editId="5A3D99C3">
+            <wp:extent cx="5985281" cy="3396615"/>
+            <wp:effectExtent l="0" t="0" r="0" b="0"/>
+            <wp:docPr id="1293697403" name="Рисунок 5"/>
+            <wp:cNvGraphicFramePr>
+              <a:graphicFrameLocks xmlns:a="http://schemas.openxmlformats.org/drawingml/2006/main" noChangeAspect="1"/>
+            </wp:cNvGraphicFramePr>
+            <a:graphic xmlns:a="http://schemas.openxmlformats.org/drawingml/2006/main">
+              <a:graphicData uri="http://schemas.openxmlformats.org/drawingml/2006/picture">
+                <pic:pic xmlns:pic="http://schemas.openxmlformats.org/drawingml/2006/picture">
+                  <pic:nvPicPr>
+                    <pic:cNvPr id="1293697403" name="Рисунок 1293697403"/>
+                    <pic:cNvPicPr/>
+                  </pic:nvPicPr>
+                  <pic:blipFill>
+                    <a:blip r:embed="rId12" cstate="print">
+                      <a:extLst>
+                        <a:ext uri="{28A0092B-C50C-407E-A947-70E740481C1C}">
+                          <a14:useLocalDpi xmlns:a14="http://schemas.microsoft.com/office/drawing/2010/main" val="0"/>
+                        </a:ext>
+                      </a:extLst>
+                    </a:blip>
+                    <a:stretch>
+                      <a:fillRect/>
+                    </a:stretch>
+                  </pic:blipFill>
+                  <pic:spPr>
+                    <a:xfrm>
+                      <a:off x="0" y="0"/>
+                      <a:ext cx="5988289" cy="3398322"/>
+                    </a:xfrm>
+                    <a:prstGeom prst="rect">
+                      <a:avLst/>
+                    </a:prstGeom>
+                  </pic:spPr>
+                </pic:pic>
+              </a:graphicData>
+            </a:graphic>
+          </wp:inline>
+        </w:drawing>
+      </w:r>
+    </w:p>
+    <w:p>
+      <w:pPr>
+        <w:jc w:val="center"/>
+      </w:pPr>
+      <w:r>
+        <w:t>Рисунок 2.</w:t>
+      </w:r>
+      <w:r>
+        <w:t>4</w:t>
+      </w:r>
+      <w:r>
+        <w:t xml:space="preserve"> </w:t>
+      </w:r>
+      <w:r>
+        <w:t>-</w:t>
+      </w:r>
+      <w:r>
+        <w:t xml:space="preserve"> Хмара найчастіших слів датасету після лематизації</w:t>
+      </w:r>
+    </w:p>
+    <w:p>
+      <w:pPr>
+        <w:rPr>
+          <w:lang w:val="ru-UA"/>
+        </w:rPr>
+      </w:pPr>
+      <w:r>
+        <w:rPr>
+          <w:lang w:val="ru-UA"/>
+        </w:rPr>
+        <w:t xml:space="preserve">Другий датасет призначений для задачі тематичної класифікації новин і містить 50 000 зразків, рівномірно розподілених по п'яти категоріях: політика, спорт, новини, технології та бізнес </w:t>
+      </w:r>
+      <w:r>
+        <w:rPr>
+          <w:lang w:val="ru-UA"/>
+        </w:rPr>
+        <w:t>-</w:t>
+      </w:r>
+      <w:r>
+        <w:rPr>
+          <w:lang w:val="ru-UA"/>
+        </w:rPr>
+        <w:t xml:space="preserve"> по 10 000 зразків на кожну тему. Новини зібрано з відкритих україномовних новинних агрегаторів та медіаархівів. Для кожного зразка використовувалась комбінація трьох полів: заголовок, основний текст та теги </w:t>
+      </w:r>
+      <w:r>
+        <w:rPr>
+          <w:lang w:val="ru-UA"/>
+        </w:rPr>
+        <w:t>-</w:t>
+      </w:r>
+      <w:r>
+        <w:rPr>
+          <w:lang w:val="ru-UA"/>
+        </w:rPr>
+        <w:t xml:space="preserve"> що забезпечує повніше семантичне представлення новини при векторизації.</w:t>
+      </w:r>
+    </w:p>
+    <w:p>
+      <w:pPr>
+        <w:rPr>
+          <w:lang w:val="ru-UA"/>
+        </w:rPr>
+      </w:pPr>
+      <w:r>
+        <w:rPr>
+          <w:lang w:val="ru-UA"/>
+        </w:rPr>
+        <w:t>Ідеально збалансований розподіл класів усуває необхідність у додатковій компенсації дисбалансу при навчанні. Застосовано розбиття 80/20 із стратифікацією для збереження рівномірного розподілу категорій у тренувальній та тестовій вибірках.</w:t>
+      </w:r>
+    </w:p>
+    <w:p>
+      <w:r>
+        <w:lastRenderedPageBreak/>
+        <w:t>Візуальний аналіз датасету тематичної класифікації представлено на рисунку 2.</w:t>
+      </w:r>
+      <w:r>
+        <w:t>5</w:t>
+      </w:r>
+      <w:r>
+        <w:t>.</w:t>
+      </w:r>
+    </w:p>
+    <w:p>
+      <w:pPr>
+        <w:rPr>
+          <w:lang w:val="ru-UA"/>
+        </w:rPr>
+      </w:pPr>
+      <w:r>
+        <w:rPr>
+          <w:lang w:val="ru-UA"/>
+        </w:rPr>
+        <w:drawing>
+          <wp:inline distT="0" distB="0" distL="0" distR="0" wp14:anchorId="77F1C322" wp14:editId="11AAA30B">
+            <wp:extent cx="6014085" cy="2611755"/>
+            <wp:effectExtent l="0" t="0" r="5715" b="0"/>
+            <wp:docPr id="1108559032" name="Рисунок 6"/>
+            <wp:cNvGraphicFramePr>
+              <a:graphicFrameLocks xmlns:a="http://schemas.openxmlformats.org/drawingml/2006/main" noChangeAspect="1"/>
+            </wp:cNvGraphicFramePr>
+            <a:graphic xmlns:a="http://schemas.openxmlformats.org/drawingml/2006/main">
+              <a:graphicData uri="http://schemas.openxmlformats.org/drawingml/2006/picture">
+                <pic:pic xmlns:pic="http://schemas.openxmlformats.org/drawingml/2006/picture">
+                  <pic:nvPicPr>
+                    <pic:cNvPr id="1108559032" name="Рисунок 1108559032"/>
+                    <pic:cNvPicPr/>
+                  </pic:nvPicPr>
+                  <pic:blipFill>
+                    <a:blip r:embed="rId13" cstate="print">
+                      <a:extLst>
+                        <a:ext uri="{28A0092B-C50C-407E-A947-70E740481C1C}">
+                          <a14:useLocalDpi xmlns:a14="http://schemas.microsoft.com/office/drawing/2010/main" val="0"/>
+                        </a:ext>
+                      </a:extLst>
+                    </a:blip>
+                    <a:stretch>
+                      <a:fillRect/>
+                    </a:stretch>
+                  </pic:blipFill>
+                  <pic:spPr>
+                    <a:xfrm>
+                      <a:off x="0" y="0"/>
+                      <a:ext cx="6015424" cy="2612336"/>
+                    </a:xfrm>
+                    <a:prstGeom prst="rect">
+                      <a:avLst/>
+                    </a:prstGeom>
+                  </pic:spPr>
+                </pic:pic>
+              </a:graphicData>
+            </a:graphic>
+          </wp:inline>
+        </w:drawing>
+      </w:r>
+    </w:p>
+    <w:p>
+      <w:pPr>
+        <w:jc w:val="center"/>
+        <w:rPr>
+          <w:lang w:val="ru-UA"/>
+        </w:rPr>
+      </w:pPr>
+      <w:r>
+        <w:t>Рисунок 2.</w:t>
+      </w:r>
+      <w:r>
+        <w:t>5</w:t>
+      </w:r>
+      <w:r>
+        <w:t xml:space="preserve"> </w:t>
+      </w:r>
+      <w:r>
+        <w:t>-</w:t>
+      </w:r>
+      <w:r>
+        <w:t xml:space="preserve"> Аналіз датасету тематичної класифікації</w:t>
+      </w:r>
+    </w:p>
+    <w:p>
+      <w:r>
+        <w:t>Хмару найчастіших слів датасету тематичної класифікації після лематизації представлено на рисунку 2.</w:t>
+      </w:r>
+      <w:r>
+        <w:t>6</w:t>
+      </w:r>
+      <w:r>
+        <w:t xml:space="preserve">. Серед найбільш вживаних слів переважає загальна ділова та новинна лексика: "компанія", "людина", "команда", "зазначити", "повідомити". Це підтверджує що розмежування між темами здійснюється не за окремими унікальними словами, а за їх комбінаціями та контекстом </w:t>
+      </w:r>
+      <w:r>
+        <w:t>-</w:t>
+      </w:r>
+      <w:r>
+        <w:t xml:space="preserve"> саме тому для класифікації тем ефективно застосовувати TF-IDF з біграмами який враховує не лише окремі слова але й словосполучення.</w:t>
+      </w:r>
+    </w:p>
+    <w:p>
+      <w:pPr>
+        <w:jc w:val="center"/>
+      </w:pPr>
+      <w:r>
+        <w:drawing>
+          <wp:inline distT="0" distB="0" distL="0" distR="0" wp14:anchorId="75C3A2F1" wp14:editId="4A5303BE">
+            <wp:extent cx="5655958" cy="3006090"/>
+            <wp:effectExtent l="0" t="0" r="1905" b="3810"/>
+            <wp:docPr id="689217935" name="Рисунок 7"/>
+            <wp:cNvGraphicFramePr>
+              <a:graphicFrameLocks xmlns:a="http://schemas.openxmlformats.org/drawingml/2006/main" noChangeAspect="1"/>
+            </wp:cNvGraphicFramePr>
+            <a:graphic xmlns:a="http://schemas.openxmlformats.org/drawingml/2006/main">
+              <a:graphicData uri="http://schemas.openxmlformats.org/drawingml/2006/picture">
+                <pic:pic xmlns:pic="http://schemas.openxmlformats.org/drawingml/2006/picture">
+                  <pic:nvPicPr>
+                    <pic:cNvPr id="689217935" name="Рисунок 689217935"/>
+                    <pic:cNvPicPr/>
+                  </pic:nvPicPr>
+                  <pic:blipFill>
+                    <a:blip r:embed="rId14" cstate="print">
+                      <a:extLst>
+                        <a:ext uri="{28A0092B-C50C-407E-A947-70E740481C1C}">
+                          <a14:useLocalDpi xmlns:a14="http://schemas.microsoft.com/office/drawing/2010/main" val="0"/>
+                        </a:ext>
+                      </a:extLst>
+                    </a:blip>
+                    <a:stretch>
+                      <a:fillRect/>
+                    </a:stretch>
+                  </pic:blipFill>
+                  <pic:spPr>
+                    <a:xfrm>
+                      <a:off x="0" y="0"/>
+                      <a:ext cx="5692907" cy="3025728"/>
+                    </a:xfrm>
+                    <a:prstGeom prst="rect">
+                      <a:avLst/>
+                    </a:prstGeom>
+                  </pic:spPr>
+                </pic:pic>
+              </a:graphicData>
+            </a:graphic>
+          </wp:inline>
+        </w:drawing>
+      </w:r>
+    </w:p>
+    <w:p>
+      <w:pPr>
+        <w:jc w:val="center"/>
+      </w:pPr>
+      <w:r>
+        <w:t>Рисунок 2.</w:t>
+      </w:r>
+      <w:r>
+        <w:t>6</w:t>
+      </w:r>
+      <w:r>
+        <w:t xml:space="preserve"> </w:t>
+      </w:r>
+      <w:r>
+        <w:t>-</w:t>
+      </w:r>
+      <w:r>
+        <w:t xml:space="preserve"> Хмара найчастіших слів датасету після лематизації</w:t>
+      </w:r>
+    </w:p>
+    <w:p>
+      <w:pPr>
+        <w:pStyle w:val="afd"/>
+        <w:numPr>
+          <w:ilvl w:val="1"/>
+          <w:numId w:val="31"/>
+        </w:numPr>
+      </w:pPr>
+      <w:r>
+        <w:lastRenderedPageBreak/>
         <w:t>Програмний інструментарій та засоби розробки</w:t>
       </w:r>
     </w:p>
@@ -4301,9 +6430,19 @@
         <w:t>Для проведення морфологічного аналізу україномовних текстів та процесу лематизації використано сучасний аналізатор PyMorphy3, що дозволило значно зменшити розмірність простору ознак.</w:t>
       </w:r>
     </w:p>
+    <w:p>
+      <w:pPr>
+        <w:pStyle w:val="afd"/>
+        <w:numPr>
+          <w:ilvl w:val="0"/>
+          <w:numId w:val="0"/>
+        </w:numPr>
+        <w:ind w:left="1129"/>
+      </w:pPr>
+    </w:p>
     <w:sectPr>
-      <w:headerReference w:type="default" r:id="rId9"/>
-      <w:headerReference w:type="first" r:id="rId10"/>
+      <w:headerReference w:type="default" r:id="rId15"/>
+      <w:headerReference w:type="first" r:id="rId16"/>
       <w:pgSz w:w="11906" w:h="16838" w:code="9"/>
       <w:pgMar w:top="1134" w:right="567" w:bottom="1134" w:left="1418" w:header="720" w:footer="720" w:gutter="0"/>
       <w:pgNumType w:start="1"/>
@@ -4428,7 +6567,7 @@
   <w:abstractNum w:abstractNumId="0" w15:restartNumberingAfterBreak="0">
     <w:nsid w:val="03061960"/>
     <w:multiLevelType w:val="multilevel"/>
-    <w:tmpl w:val="D21046E6"/>
+    <w:tmpl w:val="3E50E36A"/>
     <w:lvl w:ilvl="0">
       <w:start w:val="1"/>
       <w:numFmt w:val="decimal"/>
@@ -4465,6 +6604,9 @@
       </w:pPr>
       <w:rPr>
         <w:rFonts w:hint="default"/>
+        <w:b/>
+        <w:bCs/>
+        <w:color w:val="auto"/>
       </w:rPr>
     </w:lvl>
     <w:lvl w:ilvl="3">
@@ -5154,276 +7296,15 @@
     </w:lvl>
   </w:abstractNum>
   <w:abstractNum w:abstractNumId="6" w15:restartNumberingAfterBreak="0">
-    <w:nsid w:val="1A1967B6"/>
+    <w:nsid w:val="0A533072"/>
     <w:multiLevelType w:val="hybridMultilevel"/>
-    <w:tmpl w:val="EB8E4CFC"/>
-    <w:lvl w:ilvl="0" w:tplc="2000000F">
-      <w:start w:val="1"/>
-      <w:numFmt w:val="decimal"/>
-      <w:lvlText w:val="%1."/>
+    <w:tmpl w:val="7C7C32FA"/>
+    <w:lvl w:ilvl="0" w:tplc="F89658AE">
+      <w:numFmt w:val="bullet"/>
+      <w:lvlText w:val="-"/>
       <w:lvlJc w:val="left"/>
       <w:pPr>
         <w:ind w:left="1429" w:hanging="360"/>
-      </w:pPr>
-    </w:lvl>
-    <w:lvl w:ilvl="1" w:tplc="20000019" w:tentative="1">
-      <w:start w:val="1"/>
-      <w:numFmt w:val="lowerLetter"/>
-      <w:lvlText w:val="%2."/>
-      <w:lvlJc w:val="left"/>
-      <w:pPr>
-        <w:ind w:left="2149" w:hanging="360"/>
-      </w:pPr>
-    </w:lvl>
-    <w:lvl w:ilvl="2" w:tplc="2000001B" w:tentative="1">
-      <w:start w:val="1"/>
-      <w:numFmt w:val="lowerRoman"/>
-      <w:lvlText w:val="%3."/>
-      <w:lvlJc w:val="right"/>
-      <w:pPr>
-        <w:ind w:left="2869" w:hanging="180"/>
-      </w:pPr>
-    </w:lvl>
-    <w:lvl w:ilvl="3" w:tplc="2000000F" w:tentative="1">
-      <w:start w:val="1"/>
-      <w:numFmt w:val="decimal"/>
-      <w:lvlText w:val="%4."/>
-      <w:lvlJc w:val="left"/>
-      <w:pPr>
-        <w:ind w:left="3589" w:hanging="360"/>
-      </w:pPr>
-    </w:lvl>
-    <w:lvl w:ilvl="4" w:tplc="20000019" w:tentative="1">
-      <w:start w:val="1"/>
-      <w:numFmt w:val="lowerLetter"/>
-      <w:lvlText w:val="%5."/>
-      <w:lvlJc w:val="left"/>
-      <w:pPr>
-        <w:ind w:left="4309" w:hanging="360"/>
-      </w:pPr>
-    </w:lvl>
-    <w:lvl w:ilvl="5" w:tplc="2000001B" w:tentative="1">
-      <w:start w:val="1"/>
-      <w:numFmt w:val="lowerRoman"/>
-      <w:lvlText w:val="%6."/>
-      <w:lvlJc w:val="right"/>
-      <w:pPr>
-        <w:ind w:left="5029" w:hanging="180"/>
-      </w:pPr>
-    </w:lvl>
-    <w:lvl w:ilvl="6" w:tplc="2000000F" w:tentative="1">
-      <w:start w:val="1"/>
-      <w:numFmt w:val="decimal"/>
-      <w:lvlText w:val="%7."/>
-      <w:lvlJc w:val="left"/>
-      <w:pPr>
-        <w:ind w:left="5749" w:hanging="360"/>
-      </w:pPr>
-    </w:lvl>
-    <w:lvl w:ilvl="7" w:tplc="20000019" w:tentative="1">
-      <w:start w:val="1"/>
-      <w:numFmt w:val="lowerLetter"/>
-      <w:lvlText w:val="%8."/>
-      <w:lvlJc w:val="left"/>
-      <w:pPr>
-        <w:ind w:left="6469" w:hanging="360"/>
-      </w:pPr>
-    </w:lvl>
-    <w:lvl w:ilvl="8" w:tplc="2000001B" w:tentative="1">
-      <w:start w:val="1"/>
-      <w:numFmt w:val="lowerRoman"/>
-      <w:lvlText w:val="%9."/>
-      <w:lvlJc w:val="right"/>
-      <w:pPr>
-        <w:ind w:left="7189" w:hanging="180"/>
-      </w:pPr>
-    </w:lvl>
-  </w:abstractNum>
-  <w:abstractNum w:abstractNumId="7" w15:restartNumberingAfterBreak="0">
-    <w:nsid w:val="1F7D4645"/>
-    <w:multiLevelType w:val="hybridMultilevel"/>
-    <w:tmpl w:val="6896AFD8"/>
-    <w:lvl w:ilvl="0" w:tplc="20000001">
-      <w:start w:val="1"/>
-      <w:numFmt w:val="bullet"/>
-      <w:lvlText w:val=""/>
-      <w:lvlJc w:val="left"/>
-      <w:pPr>
-        <w:ind w:left="1080" w:hanging="360"/>
-      </w:pPr>
-      <w:rPr>
-        <w:rFonts w:ascii="Symbol" w:hAnsi="Symbol" w:hint="default"/>
-      </w:rPr>
-    </w:lvl>
-    <w:lvl w:ilvl="1" w:tplc="FFFFFFFF" w:tentative="1">
-      <w:start w:val="1"/>
-      <w:numFmt w:val="lowerLetter"/>
-      <w:lvlText w:val="%2."/>
-      <w:lvlJc w:val="left"/>
-      <w:pPr>
-        <w:ind w:left="1800" w:hanging="360"/>
-      </w:pPr>
-    </w:lvl>
-    <w:lvl w:ilvl="2" w:tplc="FFFFFFFF" w:tentative="1">
-      <w:start w:val="1"/>
-      <w:numFmt w:val="lowerRoman"/>
-      <w:lvlText w:val="%3."/>
-      <w:lvlJc w:val="right"/>
-      <w:pPr>
-        <w:ind w:left="2520" w:hanging="180"/>
-      </w:pPr>
-    </w:lvl>
-    <w:lvl w:ilvl="3" w:tplc="FFFFFFFF" w:tentative="1">
-      <w:start w:val="1"/>
-      <w:numFmt w:val="decimal"/>
-      <w:lvlText w:val="%4."/>
-      <w:lvlJc w:val="left"/>
-      <w:pPr>
-        <w:ind w:left="3240" w:hanging="360"/>
-      </w:pPr>
-    </w:lvl>
-    <w:lvl w:ilvl="4" w:tplc="FFFFFFFF" w:tentative="1">
-      <w:start w:val="1"/>
-      <w:numFmt w:val="lowerLetter"/>
-      <w:lvlText w:val="%5."/>
-      <w:lvlJc w:val="left"/>
-      <w:pPr>
-        <w:ind w:left="3960" w:hanging="360"/>
-      </w:pPr>
-    </w:lvl>
-    <w:lvl w:ilvl="5" w:tplc="FFFFFFFF" w:tentative="1">
-      <w:start w:val="1"/>
-      <w:numFmt w:val="lowerRoman"/>
-      <w:lvlText w:val="%6."/>
-      <w:lvlJc w:val="right"/>
-      <w:pPr>
-        <w:ind w:left="4680" w:hanging="180"/>
-      </w:pPr>
-    </w:lvl>
-    <w:lvl w:ilvl="6" w:tplc="FFFFFFFF" w:tentative="1">
-      <w:start w:val="1"/>
-      <w:numFmt w:val="decimal"/>
-      <w:lvlText w:val="%7."/>
-      <w:lvlJc w:val="left"/>
-      <w:pPr>
-        <w:ind w:left="5400" w:hanging="360"/>
-      </w:pPr>
-    </w:lvl>
-    <w:lvl w:ilvl="7" w:tplc="FFFFFFFF" w:tentative="1">
-      <w:start w:val="1"/>
-      <w:numFmt w:val="lowerLetter"/>
-      <w:lvlText w:val="%8."/>
-      <w:lvlJc w:val="left"/>
-      <w:pPr>
-        <w:ind w:left="6120" w:hanging="360"/>
-      </w:pPr>
-    </w:lvl>
-    <w:lvl w:ilvl="8" w:tplc="FFFFFFFF" w:tentative="1">
-      <w:start w:val="1"/>
-      <w:numFmt w:val="lowerRoman"/>
-      <w:lvlText w:val="%9."/>
-      <w:lvlJc w:val="right"/>
-      <w:pPr>
-        <w:ind w:left="6840" w:hanging="180"/>
-      </w:pPr>
-    </w:lvl>
-  </w:abstractNum>
-  <w:abstractNum w:abstractNumId="8" w15:restartNumberingAfterBreak="0">
-    <w:nsid w:val="1FE715C5"/>
-    <w:multiLevelType w:val="hybridMultilevel"/>
-    <w:tmpl w:val="D1DA4C82"/>
-    <w:lvl w:ilvl="0" w:tplc="2000000F">
-      <w:start w:val="1"/>
-      <w:numFmt w:val="decimal"/>
-      <w:lvlText w:val="%1."/>
-      <w:lvlJc w:val="left"/>
-      <w:pPr>
-        <w:ind w:left="1429" w:hanging="360"/>
-      </w:pPr>
-    </w:lvl>
-    <w:lvl w:ilvl="1" w:tplc="20000019" w:tentative="1">
-      <w:start w:val="1"/>
-      <w:numFmt w:val="lowerLetter"/>
-      <w:lvlText w:val="%2."/>
-      <w:lvlJc w:val="left"/>
-      <w:pPr>
-        <w:ind w:left="2149" w:hanging="360"/>
-      </w:pPr>
-    </w:lvl>
-    <w:lvl w:ilvl="2" w:tplc="2000001B" w:tentative="1">
-      <w:start w:val="1"/>
-      <w:numFmt w:val="lowerRoman"/>
-      <w:lvlText w:val="%3."/>
-      <w:lvlJc w:val="right"/>
-      <w:pPr>
-        <w:ind w:left="2869" w:hanging="180"/>
-      </w:pPr>
-    </w:lvl>
-    <w:lvl w:ilvl="3" w:tplc="2000000F" w:tentative="1">
-      <w:start w:val="1"/>
-      <w:numFmt w:val="decimal"/>
-      <w:lvlText w:val="%4."/>
-      <w:lvlJc w:val="left"/>
-      <w:pPr>
-        <w:ind w:left="3589" w:hanging="360"/>
-      </w:pPr>
-    </w:lvl>
-    <w:lvl w:ilvl="4" w:tplc="20000019" w:tentative="1">
-      <w:start w:val="1"/>
-      <w:numFmt w:val="lowerLetter"/>
-      <w:lvlText w:val="%5."/>
-      <w:lvlJc w:val="left"/>
-      <w:pPr>
-        <w:ind w:left="4309" w:hanging="360"/>
-      </w:pPr>
-    </w:lvl>
-    <w:lvl w:ilvl="5" w:tplc="2000001B" w:tentative="1">
-      <w:start w:val="1"/>
-      <w:numFmt w:val="lowerRoman"/>
-      <w:lvlText w:val="%6."/>
-      <w:lvlJc w:val="right"/>
-      <w:pPr>
-        <w:ind w:left="5029" w:hanging="180"/>
-      </w:pPr>
-    </w:lvl>
-    <w:lvl w:ilvl="6" w:tplc="2000000F" w:tentative="1">
-      <w:start w:val="1"/>
-      <w:numFmt w:val="decimal"/>
-      <w:lvlText w:val="%7."/>
-      <w:lvlJc w:val="left"/>
-      <w:pPr>
-        <w:ind w:left="5749" w:hanging="360"/>
-      </w:pPr>
-    </w:lvl>
-    <w:lvl w:ilvl="7" w:tplc="20000019" w:tentative="1">
-      <w:start w:val="1"/>
-      <w:numFmt w:val="lowerLetter"/>
-      <w:lvlText w:val="%8."/>
-      <w:lvlJc w:val="left"/>
-      <w:pPr>
-        <w:ind w:left="6469" w:hanging="360"/>
-      </w:pPr>
-    </w:lvl>
-    <w:lvl w:ilvl="8" w:tplc="2000001B" w:tentative="1">
-      <w:start w:val="1"/>
-      <w:numFmt w:val="lowerRoman"/>
-      <w:lvlText w:val="%9."/>
-      <w:lvlJc w:val="right"/>
-      <w:pPr>
-        <w:ind w:left="7189" w:hanging="180"/>
-      </w:pPr>
-    </w:lvl>
-  </w:abstractNum>
-  <w:abstractNum w:abstractNumId="9" w15:restartNumberingAfterBreak="0">
-    <w:nsid w:val="21296B86"/>
-    <w:multiLevelType w:val="hybridMultilevel"/>
-    <w:tmpl w:val="0262E84E"/>
-    <w:lvl w:ilvl="0" w:tplc="F89658AE">
-      <w:numFmt w:val="bullet"/>
-      <w:lvlText w:val="-"/>
-      <w:lvlJc w:val="left"/>
-      <w:pPr>
-        <w:ind w:left="2149" w:hanging="360"/>
       </w:pPr>
       <w:rPr>
         <w:rFonts w:ascii="Times New Roman" w:eastAsia="Times New Roman" w:hAnsi="Times New Roman" w:cs="Times New Roman" w:hint="default"/>
@@ -5444,98 +7325,593 @@
       <w:lvlText w:val="o"/>
       <w:lvlJc w:val="left"/>
       <w:pPr>
+        <w:ind w:left="2149" w:hanging="360"/>
+      </w:pPr>
+      <w:rPr>
+        <w:rFonts w:ascii="Courier New" w:hAnsi="Courier New" w:cs="Courier New" w:hint="default"/>
+      </w:rPr>
+    </w:lvl>
+    <w:lvl w:ilvl="2" w:tplc="20000005" w:tentative="1">
+      <w:start w:val="1"/>
+      <w:numFmt w:val="bullet"/>
+      <w:lvlText w:val=""/>
+      <w:lvlJc w:val="left"/>
+      <w:pPr>
         <w:ind w:left="2869" w:hanging="360"/>
       </w:pPr>
       <w:rPr>
+        <w:rFonts w:ascii="Wingdings" w:hAnsi="Wingdings" w:hint="default"/>
+      </w:rPr>
+    </w:lvl>
+    <w:lvl w:ilvl="3" w:tplc="20000001" w:tentative="1">
+      <w:start w:val="1"/>
+      <w:numFmt w:val="bullet"/>
+      <w:lvlText w:val=""/>
+      <w:lvlJc w:val="left"/>
+      <w:pPr>
+        <w:ind w:left="3589" w:hanging="360"/>
+      </w:pPr>
+      <w:rPr>
+        <w:rFonts w:ascii="Symbol" w:hAnsi="Symbol" w:hint="default"/>
+      </w:rPr>
+    </w:lvl>
+    <w:lvl w:ilvl="4" w:tplc="20000003" w:tentative="1">
+      <w:start w:val="1"/>
+      <w:numFmt w:val="bullet"/>
+      <w:lvlText w:val="o"/>
+      <w:lvlJc w:val="left"/>
+      <w:pPr>
+        <w:ind w:left="4309" w:hanging="360"/>
+      </w:pPr>
+      <w:rPr>
         <w:rFonts w:ascii="Courier New" w:hAnsi="Courier New" w:cs="Courier New" w:hint="default"/>
       </w:rPr>
     </w:lvl>
+    <w:lvl w:ilvl="5" w:tplc="20000005" w:tentative="1">
+      <w:start w:val="1"/>
+      <w:numFmt w:val="bullet"/>
+      <w:lvlText w:val=""/>
+      <w:lvlJc w:val="left"/>
+      <w:pPr>
+        <w:ind w:left="5029" w:hanging="360"/>
+      </w:pPr>
+      <w:rPr>
+        <w:rFonts w:ascii="Wingdings" w:hAnsi="Wingdings" w:hint="default"/>
+      </w:rPr>
+    </w:lvl>
+    <w:lvl w:ilvl="6" w:tplc="20000001" w:tentative="1">
+      <w:start w:val="1"/>
+      <w:numFmt w:val="bullet"/>
+      <w:lvlText w:val=""/>
+      <w:lvlJc w:val="left"/>
+      <w:pPr>
+        <w:ind w:left="5749" w:hanging="360"/>
+      </w:pPr>
+      <w:rPr>
+        <w:rFonts w:ascii="Symbol" w:hAnsi="Symbol" w:hint="default"/>
+      </w:rPr>
+    </w:lvl>
+    <w:lvl w:ilvl="7" w:tplc="20000003" w:tentative="1">
+      <w:start w:val="1"/>
+      <w:numFmt w:val="bullet"/>
+      <w:lvlText w:val="o"/>
+      <w:lvlJc w:val="left"/>
+      <w:pPr>
+        <w:ind w:left="6469" w:hanging="360"/>
+      </w:pPr>
+      <w:rPr>
+        <w:rFonts w:ascii="Courier New" w:hAnsi="Courier New" w:cs="Courier New" w:hint="default"/>
+      </w:rPr>
+    </w:lvl>
+    <w:lvl w:ilvl="8" w:tplc="20000005" w:tentative="1">
+      <w:start w:val="1"/>
+      <w:numFmt w:val="bullet"/>
+      <w:lvlText w:val=""/>
+      <w:lvlJc w:val="left"/>
+      <w:pPr>
+        <w:ind w:left="7189" w:hanging="360"/>
+      </w:pPr>
+      <w:rPr>
+        <w:rFonts w:ascii="Wingdings" w:hAnsi="Wingdings" w:hint="default"/>
+      </w:rPr>
+    </w:lvl>
+  </w:abstractNum>
+  <w:abstractNum w:abstractNumId="7" w15:restartNumberingAfterBreak="0">
+    <w:nsid w:val="16B24F1A"/>
+    <w:multiLevelType w:val="hybridMultilevel"/>
+    <w:tmpl w:val="96C0CDFC"/>
+    <w:lvl w:ilvl="0" w:tplc="20000001">
+      <w:start w:val="1"/>
+      <w:numFmt w:val="bullet"/>
+      <w:lvlText w:val=""/>
+      <w:lvlJc w:val="left"/>
+      <w:pPr>
+        <w:ind w:left="1429" w:hanging="360"/>
+      </w:pPr>
+      <w:rPr>
+        <w:rFonts w:ascii="Symbol" w:hAnsi="Symbol" w:hint="default"/>
+      </w:rPr>
+    </w:lvl>
+    <w:lvl w:ilvl="1" w:tplc="20000003" w:tentative="1">
+      <w:start w:val="1"/>
+      <w:numFmt w:val="bullet"/>
+      <w:lvlText w:val="o"/>
+      <w:lvlJc w:val="left"/>
+      <w:pPr>
+        <w:ind w:left="2149" w:hanging="360"/>
+      </w:pPr>
+      <w:rPr>
+        <w:rFonts w:ascii="Courier New" w:hAnsi="Courier New" w:cs="Courier New" w:hint="default"/>
+      </w:rPr>
+    </w:lvl>
     <w:lvl w:ilvl="2" w:tplc="20000005" w:tentative="1">
       <w:start w:val="1"/>
       <w:numFmt w:val="bullet"/>
       <w:lvlText w:val=""/>
       <w:lvlJc w:val="left"/>
       <w:pPr>
+        <w:ind w:left="2869" w:hanging="360"/>
+      </w:pPr>
+      <w:rPr>
+        <w:rFonts w:ascii="Wingdings" w:hAnsi="Wingdings" w:hint="default"/>
+      </w:rPr>
+    </w:lvl>
+    <w:lvl w:ilvl="3" w:tplc="20000001" w:tentative="1">
+      <w:start w:val="1"/>
+      <w:numFmt w:val="bullet"/>
+      <w:lvlText w:val=""/>
+      <w:lvlJc w:val="left"/>
+      <w:pPr>
         <w:ind w:left="3589" w:hanging="360"/>
       </w:pPr>
       <w:rPr>
+        <w:rFonts w:ascii="Symbol" w:hAnsi="Symbol" w:hint="default"/>
+      </w:rPr>
+    </w:lvl>
+    <w:lvl w:ilvl="4" w:tplc="20000003" w:tentative="1">
+      <w:start w:val="1"/>
+      <w:numFmt w:val="bullet"/>
+      <w:lvlText w:val="o"/>
+      <w:lvlJc w:val="left"/>
+      <w:pPr>
+        <w:ind w:left="4309" w:hanging="360"/>
+      </w:pPr>
+      <w:rPr>
+        <w:rFonts w:ascii="Courier New" w:hAnsi="Courier New" w:cs="Courier New" w:hint="default"/>
+      </w:rPr>
+    </w:lvl>
+    <w:lvl w:ilvl="5" w:tplc="20000005" w:tentative="1">
+      <w:start w:val="1"/>
+      <w:numFmt w:val="bullet"/>
+      <w:lvlText w:val=""/>
+      <w:lvlJc w:val="left"/>
+      <w:pPr>
+        <w:ind w:left="5029" w:hanging="360"/>
+      </w:pPr>
+      <w:rPr>
         <w:rFonts w:ascii="Wingdings" w:hAnsi="Wingdings" w:hint="default"/>
       </w:rPr>
     </w:lvl>
-    <w:lvl w:ilvl="3" w:tplc="20000001" w:tentative="1">
+    <w:lvl w:ilvl="6" w:tplc="20000001" w:tentative="1">
       <w:start w:val="1"/>
       <w:numFmt w:val="bullet"/>
       <w:lvlText w:val=""/>
       <w:lvlJc w:val="left"/>
       <w:pPr>
+        <w:ind w:left="5749" w:hanging="360"/>
+      </w:pPr>
+      <w:rPr>
+        <w:rFonts w:ascii="Symbol" w:hAnsi="Symbol" w:hint="default"/>
+      </w:rPr>
+    </w:lvl>
+    <w:lvl w:ilvl="7" w:tplc="20000003" w:tentative="1">
+      <w:start w:val="1"/>
+      <w:numFmt w:val="bullet"/>
+      <w:lvlText w:val="o"/>
+      <w:lvlJc w:val="left"/>
+      <w:pPr>
+        <w:ind w:left="6469" w:hanging="360"/>
+      </w:pPr>
+      <w:rPr>
+        <w:rFonts w:ascii="Courier New" w:hAnsi="Courier New" w:cs="Courier New" w:hint="default"/>
+      </w:rPr>
+    </w:lvl>
+    <w:lvl w:ilvl="8" w:tplc="20000005" w:tentative="1">
+      <w:start w:val="1"/>
+      <w:numFmt w:val="bullet"/>
+      <w:lvlText w:val=""/>
+      <w:lvlJc w:val="left"/>
+      <w:pPr>
+        <w:ind w:left="7189" w:hanging="360"/>
+      </w:pPr>
+      <w:rPr>
+        <w:rFonts w:ascii="Wingdings" w:hAnsi="Wingdings" w:hint="default"/>
+      </w:rPr>
+    </w:lvl>
+  </w:abstractNum>
+  <w:abstractNum w:abstractNumId="8" w15:restartNumberingAfterBreak="0">
+    <w:nsid w:val="1A1967B6"/>
+    <w:multiLevelType w:val="hybridMultilevel"/>
+    <w:tmpl w:val="EB8E4CFC"/>
+    <w:lvl w:ilvl="0" w:tplc="2000000F">
+      <w:start w:val="1"/>
+      <w:numFmt w:val="decimal"/>
+      <w:lvlText w:val="%1."/>
+      <w:lvlJc w:val="left"/>
+      <w:pPr>
+        <w:ind w:left="1429" w:hanging="360"/>
+      </w:pPr>
+    </w:lvl>
+    <w:lvl w:ilvl="1" w:tplc="20000019" w:tentative="1">
+      <w:start w:val="1"/>
+      <w:numFmt w:val="lowerLetter"/>
+      <w:lvlText w:val="%2."/>
+      <w:lvlJc w:val="left"/>
+      <w:pPr>
+        <w:ind w:left="2149" w:hanging="360"/>
+      </w:pPr>
+    </w:lvl>
+    <w:lvl w:ilvl="2" w:tplc="2000001B" w:tentative="1">
+      <w:start w:val="1"/>
+      <w:numFmt w:val="lowerRoman"/>
+      <w:lvlText w:val="%3."/>
+      <w:lvlJc w:val="right"/>
+      <w:pPr>
+        <w:ind w:left="2869" w:hanging="180"/>
+      </w:pPr>
+    </w:lvl>
+    <w:lvl w:ilvl="3" w:tplc="2000000F" w:tentative="1">
+      <w:start w:val="1"/>
+      <w:numFmt w:val="decimal"/>
+      <w:lvlText w:val="%4."/>
+      <w:lvlJc w:val="left"/>
+      <w:pPr>
+        <w:ind w:left="3589" w:hanging="360"/>
+      </w:pPr>
+    </w:lvl>
+    <w:lvl w:ilvl="4" w:tplc="20000019" w:tentative="1">
+      <w:start w:val="1"/>
+      <w:numFmt w:val="lowerLetter"/>
+      <w:lvlText w:val="%5."/>
+      <w:lvlJc w:val="left"/>
+      <w:pPr>
         <w:ind w:left="4309" w:hanging="360"/>
       </w:pPr>
+    </w:lvl>
+    <w:lvl w:ilvl="5" w:tplc="2000001B" w:tentative="1">
+      <w:start w:val="1"/>
+      <w:numFmt w:val="lowerRoman"/>
+      <w:lvlText w:val="%6."/>
+      <w:lvlJc w:val="right"/>
+      <w:pPr>
+        <w:ind w:left="5029" w:hanging="180"/>
+      </w:pPr>
+    </w:lvl>
+    <w:lvl w:ilvl="6" w:tplc="2000000F" w:tentative="1">
+      <w:start w:val="1"/>
+      <w:numFmt w:val="decimal"/>
+      <w:lvlText w:val="%7."/>
+      <w:lvlJc w:val="left"/>
+      <w:pPr>
+        <w:ind w:left="5749" w:hanging="360"/>
+      </w:pPr>
+    </w:lvl>
+    <w:lvl w:ilvl="7" w:tplc="20000019" w:tentative="1">
+      <w:start w:val="1"/>
+      <w:numFmt w:val="lowerLetter"/>
+      <w:lvlText w:val="%8."/>
+      <w:lvlJc w:val="left"/>
+      <w:pPr>
+        <w:ind w:left="6469" w:hanging="360"/>
+      </w:pPr>
+    </w:lvl>
+    <w:lvl w:ilvl="8" w:tplc="2000001B" w:tentative="1">
+      <w:start w:val="1"/>
+      <w:numFmt w:val="lowerRoman"/>
+      <w:lvlText w:val="%9."/>
+      <w:lvlJc w:val="right"/>
+      <w:pPr>
+        <w:ind w:left="7189" w:hanging="180"/>
+      </w:pPr>
+    </w:lvl>
+  </w:abstractNum>
+  <w:abstractNum w:abstractNumId="9" w15:restartNumberingAfterBreak="0">
+    <w:nsid w:val="1F7D4645"/>
+    <w:multiLevelType w:val="hybridMultilevel"/>
+    <w:tmpl w:val="6896AFD8"/>
+    <w:lvl w:ilvl="0" w:tplc="20000001">
+      <w:start w:val="1"/>
+      <w:numFmt w:val="bullet"/>
+      <w:lvlText w:val=""/>
+      <w:lvlJc w:val="left"/>
+      <w:pPr>
+        <w:ind w:left="1080" w:hanging="360"/>
+      </w:pPr>
       <w:rPr>
         <w:rFonts w:ascii="Symbol" w:hAnsi="Symbol" w:hint="default"/>
       </w:rPr>
     </w:lvl>
-    <w:lvl w:ilvl="4" w:tplc="20000003" w:tentative="1">
-      <w:start w:val="1"/>
-      <w:numFmt w:val="bullet"/>
-      <w:lvlText w:val="o"/>
-      <w:lvlJc w:val="left"/>
-      <w:pPr>
-        <w:ind w:left="5029" w:hanging="360"/>
-      </w:pPr>
-      <w:rPr>
-        <w:rFonts w:ascii="Courier New" w:hAnsi="Courier New" w:cs="Courier New" w:hint="default"/>
-      </w:rPr>
-    </w:lvl>
-    <w:lvl w:ilvl="5" w:tplc="20000005" w:tentative="1">
-      <w:start w:val="1"/>
-      <w:numFmt w:val="bullet"/>
-      <w:lvlText w:val=""/>
-      <w:lvlJc w:val="left"/>
-      <w:pPr>
-        <w:ind w:left="5749" w:hanging="360"/>
-      </w:pPr>
-      <w:rPr>
-        <w:rFonts w:ascii="Wingdings" w:hAnsi="Wingdings" w:hint="default"/>
-      </w:rPr>
-    </w:lvl>
-    <w:lvl w:ilvl="6" w:tplc="20000001" w:tentative="1">
-      <w:start w:val="1"/>
-      <w:numFmt w:val="bullet"/>
-      <w:lvlText w:val=""/>
-      <w:lvlJc w:val="left"/>
-      <w:pPr>
-        <w:ind w:left="6469" w:hanging="360"/>
-      </w:pPr>
-      <w:rPr>
-        <w:rFonts w:ascii="Symbol" w:hAnsi="Symbol" w:hint="default"/>
-      </w:rPr>
-    </w:lvl>
-    <w:lvl w:ilvl="7" w:tplc="20000003" w:tentative="1">
-      <w:start w:val="1"/>
-      <w:numFmt w:val="bullet"/>
-      <w:lvlText w:val="o"/>
-      <w:lvlJc w:val="left"/>
-      <w:pPr>
-        <w:ind w:left="7189" w:hanging="360"/>
-      </w:pPr>
-      <w:rPr>
-        <w:rFonts w:ascii="Courier New" w:hAnsi="Courier New" w:cs="Courier New" w:hint="default"/>
-      </w:rPr>
-    </w:lvl>
-    <w:lvl w:ilvl="8" w:tplc="20000005" w:tentative="1">
-      <w:start w:val="1"/>
-      <w:numFmt w:val="bullet"/>
-      <w:lvlText w:val=""/>
-      <w:lvlJc w:val="left"/>
-      <w:pPr>
-        <w:ind w:left="7909" w:hanging="360"/>
-      </w:pPr>
-      <w:rPr>
-        <w:rFonts w:ascii="Wingdings" w:hAnsi="Wingdings" w:hint="default"/>
-      </w:rPr>
+    <w:lvl w:ilvl="1" w:tplc="FFFFFFFF" w:tentative="1">
+      <w:start w:val="1"/>
+      <w:numFmt w:val="lowerLetter"/>
+      <w:lvlText w:val="%2."/>
+      <w:lvlJc w:val="left"/>
+      <w:pPr>
+        <w:ind w:left="1800" w:hanging="360"/>
+      </w:pPr>
+    </w:lvl>
+    <w:lvl w:ilvl="2" w:tplc="FFFFFFFF" w:tentative="1">
+      <w:start w:val="1"/>
+      <w:numFmt w:val="lowerRoman"/>
+      <w:lvlText w:val="%3."/>
+      <w:lvlJc w:val="right"/>
+      <w:pPr>
+        <w:ind w:left="2520" w:hanging="180"/>
+      </w:pPr>
+    </w:lvl>
+    <w:lvl w:ilvl="3" w:tplc="FFFFFFFF" w:tentative="1">
+      <w:start w:val="1"/>
+      <w:numFmt w:val="decimal"/>
+      <w:lvlText w:val="%4."/>
+      <w:lvlJc w:val="left"/>
+      <w:pPr>
+        <w:ind w:left="3240" w:hanging="360"/>
+      </w:pPr>
+    </w:lvl>
+    <w:lvl w:ilvl="4" w:tplc="FFFFFFFF" w:tentative="1">
+      <w:start w:val="1"/>
+      <w:numFmt w:val="lowerLetter"/>
+      <w:lvlText w:val="%5."/>
+      <w:lvlJc w:val="left"/>
+      <w:pPr>
+        <w:ind w:left="3960" w:hanging="360"/>
+      </w:pPr>
+    </w:lvl>
+    <w:lvl w:ilvl="5" w:tplc="FFFFFFFF" w:tentative="1">
+      <w:start w:val="1"/>
+      <w:numFmt w:val="lowerRoman"/>
+      <w:lvlText w:val="%6."/>
+      <w:lvlJc w:val="right"/>
+      <w:pPr>
+        <w:ind w:left="4680" w:hanging="180"/>
+      </w:pPr>
+    </w:lvl>
+    <w:lvl w:ilvl="6" w:tplc="FFFFFFFF" w:tentative="1">
+      <w:start w:val="1"/>
+      <w:numFmt w:val="decimal"/>
+      <w:lvlText w:val="%7."/>
+      <w:lvlJc w:val="left"/>
+      <w:pPr>
+        <w:ind w:left="5400" w:hanging="360"/>
+      </w:pPr>
+    </w:lvl>
+    <w:lvl w:ilvl="7" w:tplc="FFFFFFFF" w:tentative="1">
+      <w:start w:val="1"/>
+      <w:numFmt w:val="lowerLetter"/>
+      <w:lvlText w:val="%8."/>
+      <w:lvlJc w:val="left"/>
+      <w:pPr>
+        <w:ind w:left="6120" w:hanging="360"/>
+      </w:pPr>
+    </w:lvl>
+    <w:lvl w:ilvl="8" w:tplc="FFFFFFFF" w:tentative="1">
+      <w:start w:val="1"/>
+      <w:numFmt w:val="lowerRoman"/>
+      <w:lvlText w:val="%9."/>
+      <w:lvlJc w:val="right"/>
+      <w:pPr>
+        <w:ind w:left="6840" w:hanging="180"/>
+      </w:pPr>
     </w:lvl>
   </w:abstractNum>
   <w:abstractNum w:abstractNumId="10" w15:restartNumberingAfterBreak="0">
+    <w:nsid w:val="1FE715C5"/>
+    <w:multiLevelType w:val="hybridMultilevel"/>
+    <w:tmpl w:val="D1DA4C82"/>
+    <w:lvl w:ilvl="0" w:tplc="2000000F">
+      <w:start w:val="1"/>
+      <w:numFmt w:val="decimal"/>
+      <w:lvlText w:val="%1."/>
+      <w:lvlJc w:val="left"/>
+      <w:pPr>
+        <w:ind w:left="1429" w:hanging="360"/>
+      </w:pPr>
+    </w:lvl>
+    <w:lvl w:ilvl="1" w:tplc="20000019" w:tentative="1">
+      <w:start w:val="1"/>
+      <w:numFmt w:val="lowerLetter"/>
+      <w:lvlText w:val="%2."/>
+      <w:lvlJc w:val="left"/>
+      <w:pPr>
+        <w:ind w:left="2149" w:hanging="360"/>
+      </w:pPr>
+    </w:lvl>
+    <w:lvl w:ilvl="2" w:tplc="2000001B" w:tentative="1">
+      <w:start w:val="1"/>
+      <w:numFmt w:val="lowerRoman"/>
+      <w:lvlText w:val="%3."/>
+      <w:lvlJc w:val="right"/>
+      <w:pPr>
+        <w:ind w:left="2869" w:hanging="180"/>
+      </w:pPr>
+    </w:lvl>
+    <w:lvl w:ilvl="3" w:tplc="2000000F" w:tentative="1">
+      <w:start w:val="1"/>
+      <w:numFmt w:val="decimal"/>
+      <w:lvlText w:val="%4."/>
+      <w:lvlJc w:val="left"/>
+      <w:pPr>
+        <w:ind w:left="3589" w:hanging="360"/>
+      </w:pPr>
+    </w:lvl>
+    <w:lvl w:ilvl="4" w:tplc="20000019" w:tentative="1">
+      <w:start w:val="1"/>
+      <w:numFmt w:val="lowerLetter"/>
+      <w:lvlText w:val="%5."/>
+      <w:lvlJc w:val="left"/>
+      <w:pPr>
+        <w:ind w:left="4309" w:hanging="360"/>
+      </w:pPr>
+    </w:lvl>
+    <w:lvl w:ilvl="5" w:tplc="2000001B" w:tentative="1">
+      <w:start w:val="1"/>
+      <w:numFmt w:val="lowerRoman"/>
+      <w:lvlText w:val="%6."/>
+      <w:lvlJc w:val="right"/>
+      <w:pPr>
+        <w:ind w:left="5029" w:hanging="180"/>
+      </w:pPr>
+    </w:lvl>
+    <w:lvl w:ilvl="6" w:tplc="2000000F" w:tentative="1">
+      <w:start w:val="1"/>
+      <w:numFmt w:val="decimal"/>
+      <w:lvlText w:val="%7."/>
+      <w:lvlJc w:val="left"/>
+      <w:pPr>
+        <w:ind w:left="5749" w:hanging="360"/>
+      </w:pPr>
+    </w:lvl>
+    <w:lvl w:ilvl="7" w:tplc="20000019" w:tentative="1">
+      <w:start w:val="1"/>
+      <w:numFmt w:val="lowerLetter"/>
+      <w:lvlText w:val="%8."/>
+      <w:lvlJc w:val="left"/>
+      <w:pPr>
+        <w:ind w:left="6469" w:hanging="360"/>
+      </w:pPr>
+    </w:lvl>
+    <w:lvl w:ilvl="8" w:tplc="2000001B" w:tentative="1">
+      <w:start w:val="1"/>
+      <w:numFmt w:val="lowerRoman"/>
+      <w:lvlText w:val="%9."/>
+      <w:lvlJc w:val="right"/>
+      <w:pPr>
+        <w:ind w:left="7189" w:hanging="180"/>
+      </w:pPr>
+    </w:lvl>
+  </w:abstractNum>
+  <w:abstractNum w:abstractNumId="11" w15:restartNumberingAfterBreak="0">
+    <w:nsid w:val="21296B86"/>
+    <w:multiLevelType w:val="hybridMultilevel"/>
+    <w:tmpl w:val="0262E84E"/>
+    <w:lvl w:ilvl="0" w:tplc="F89658AE">
+      <w:numFmt w:val="bullet"/>
+      <w:lvlText w:val="-"/>
+      <w:lvlJc w:val="left"/>
+      <w:pPr>
+        <w:ind w:left="2149" w:hanging="360"/>
+      </w:pPr>
+      <w:rPr>
+        <w:rFonts w:ascii="Times New Roman" w:eastAsia="Times New Roman" w:hAnsi="Times New Roman" w:cs="Times New Roman" w:hint="default"/>
+        <w:b w:val="0"/>
+        <w:bCs w:val="0"/>
+        <w:i w:val="0"/>
+        <w:iCs w:val="0"/>
+        <w:spacing w:val="0"/>
+        <w:w w:val="99"/>
+        <w:sz w:val="28"/>
+        <w:szCs w:val="28"/>
+        <w:lang w:val="uk-UA" w:eastAsia="en-US" w:bidi="ar-SA"/>
+      </w:rPr>
+    </w:lvl>
+    <w:lvl w:ilvl="1" w:tplc="20000003" w:tentative="1">
+      <w:start w:val="1"/>
+      <w:numFmt w:val="bullet"/>
+      <w:lvlText w:val="o"/>
+      <w:lvlJc w:val="left"/>
+      <w:pPr>
+        <w:ind w:left="2869" w:hanging="360"/>
+      </w:pPr>
+      <w:rPr>
+        <w:rFonts w:ascii="Courier New" w:hAnsi="Courier New" w:cs="Courier New" w:hint="default"/>
+      </w:rPr>
+    </w:lvl>
+    <w:lvl w:ilvl="2" w:tplc="20000005" w:tentative="1">
+      <w:start w:val="1"/>
+      <w:numFmt w:val="bullet"/>
+      <w:lvlText w:val=""/>
+      <w:lvlJc w:val="left"/>
+      <w:pPr>
+        <w:ind w:left="3589" w:hanging="360"/>
+      </w:pPr>
+      <w:rPr>
+        <w:rFonts w:ascii="Wingdings" w:hAnsi="Wingdings" w:hint="default"/>
+      </w:rPr>
+    </w:lvl>
+    <w:lvl w:ilvl="3" w:tplc="20000001" w:tentative="1">
+      <w:start w:val="1"/>
+      <w:numFmt w:val="bullet"/>
+      <w:lvlText w:val=""/>
+      <w:lvlJc w:val="left"/>
+      <w:pPr>
+        <w:ind w:left="4309" w:hanging="360"/>
+      </w:pPr>
+      <w:rPr>
+        <w:rFonts w:ascii="Symbol" w:hAnsi="Symbol" w:hint="default"/>
+      </w:rPr>
+    </w:lvl>
+    <w:lvl w:ilvl="4" w:tplc="20000003" w:tentative="1">
+      <w:start w:val="1"/>
+      <w:numFmt w:val="bullet"/>
+      <w:lvlText w:val="o"/>
+      <w:lvlJc w:val="left"/>
+      <w:pPr>
+        <w:ind w:left="5029" w:hanging="360"/>
+      </w:pPr>
+      <w:rPr>
+        <w:rFonts w:ascii="Courier New" w:hAnsi="Courier New" w:cs="Courier New" w:hint="default"/>
+      </w:rPr>
+    </w:lvl>
+    <w:lvl w:ilvl="5" w:tplc="20000005" w:tentative="1">
+      <w:start w:val="1"/>
+      <w:numFmt w:val="bullet"/>
+      <w:lvlText w:val=""/>
+      <w:lvlJc w:val="left"/>
+      <w:pPr>
+        <w:ind w:left="5749" w:hanging="360"/>
+      </w:pPr>
+      <w:rPr>
+        <w:rFonts w:ascii="Wingdings" w:hAnsi="Wingdings" w:hint="default"/>
+      </w:rPr>
+    </w:lvl>
+    <w:lvl w:ilvl="6" w:tplc="20000001" w:tentative="1">
+      <w:start w:val="1"/>
+      <w:numFmt w:val="bullet"/>
+      <w:lvlText w:val=""/>
+      <w:lvlJc w:val="left"/>
+      <w:pPr>
+        <w:ind w:left="6469" w:hanging="360"/>
+      </w:pPr>
+      <w:rPr>
+        <w:rFonts w:ascii="Symbol" w:hAnsi="Symbol" w:hint="default"/>
+      </w:rPr>
+    </w:lvl>
+    <w:lvl w:ilvl="7" w:tplc="20000003" w:tentative="1">
+      <w:start w:val="1"/>
+      <w:numFmt w:val="bullet"/>
+      <w:lvlText w:val="o"/>
+      <w:lvlJc w:val="left"/>
+      <w:pPr>
+        <w:ind w:left="7189" w:hanging="360"/>
+      </w:pPr>
+      <w:rPr>
+        <w:rFonts w:ascii="Courier New" w:hAnsi="Courier New" w:cs="Courier New" w:hint="default"/>
+      </w:rPr>
+    </w:lvl>
+    <w:lvl w:ilvl="8" w:tplc="20000005" w:tentative="1">
+      <w:start w:val="1"/>
+      <w:numFmt w:val="bullet"/>
+      <w:lvlText w:val=""/>
+      <w:lvlJc w:val="left"/>
+      <w:pPr>
+        <w:ind w:left="7909" w:hanging="360"/>
+      </w:pPr>
+      <w:rPr>
+        <w:rFonts w:ascii="Wingdings" w:hAnsi="Wingdings" w:hint="default"/>
+      </w:rPr>
+    </w:lvl>
+  </w:abstractNum>
+  <w:abstractNum w:abstractNumId="12" w15:restartNumberingAfterBreak="0">
     <w:nsid w:val="26220F55"/>
     <w:multiLevelType w:val="hybridMultilevel"/>
     <w:tmpl w:val="BD98E53C"/>
@@ -5657,7 +8033,7 @@
       </w:rPr>
     </w:lvl>
   </w:abstractNum>
-  <w:abstractNum w:abstractNumId="11" w15:restartNumberingAfterBreak="0">
+  <w:abstractNum w:abstractNumId="13" w15:restartNumberingAfterBreak="0">
     <w:nsid w:val="274E0542"/>
     <w:multiLevelType w:val="hybridMultilevel"/>
     <w:tmpl w:val="A86CE50A"/>
@@ -5778,7 +8154,7 @@
       </w:rPr>
     </w:lvl>
   </w:abstractNum>
-  <w:abstractNum w:abstractNumId="12" w15:restartNumberingAfterBreak="0">
+  <w:abstractNum w:abstractNumId="14" w15:restartNumberingAfterBreak="0">
     <w:nsid w:val="28CB2ACD"/>
     <w:multiLevelType w:val="multilevel"/>
     <w:tmpl w:val="AEC8A36C"/>
@@ -5927,7 +8303,120 @@
       </w:rPr>
     </w:lvl>
   </w:abstractNum>
-  <w:abstractNum w:abstractNumId="13" w15:restartNumberingAfterBreak="0">
+  <w:abstractNum w:abstractNumId="15" w15:restartNumberingAfterBreak="0">
+    <w:nsid w:val="2FC95BBE"/>
+    <w:multiLevelType w:val="hybridMultilevel"/>
+    <w:tmpl w:val="ACF22CA2"/>
+    <w:lvl w:ilvl="0" w:tplc="20000001">
+      <w:start w:val="1"/>
+      <w:numFmt w:val="bullet"/>
+      <w:lvlText w:val=""/>
+      <w:lvlJc w:val="left"/>
+      <w:pPr>
+        <w:ind w:left="1429" w:hanging="360"/>
+      </w:pPr>
+      <w:rPr>
+        <w:rFonts w:ascii="Symbol" w:hAnsi="Symbol" w:hint="default"/>
+      </w:rPr>
+    </w:lvl>
+    <w:lvl w:ilvl="1" w:tplc="20000003" w:tentative="1">
+      <w:start w:val="1"/>
+      <w:numFmt w:val="bullet"/>
+      <w:lvlText w:val="o"/>
+      <w:lvlJc w:val="left"/>
+      <w:pPr>
+        <w:ind w:left="2149" w:hanging="360"/>
+      </w:pPr>
+      <w:rPr>
+        <w:rFonts w:ascii="Courier New" w:hAnsi="Courier New" w:cs="Courier New" w:hint="default"/>
+      </w:rPr>
+    </w:lvl>
+    <w:lvl w:ilvl="2" w:tplc="20000005" w:tentative="1">
+      <w:start w:val="1"/>
+      <w:numFmt w:val="bullet"/>
+      <w:lvlText w:val=""/>
+      <w:lvlJc w:val="left"/>
+      <w:pPr>
+        <w:ind w:left="2869" w:hanging="360"/>
+      </w:pPr>
+      <w:rPr>
+        <w:rFonts w:ascii="Wingdings" w:hAnsi="Wingdings" w:hint="default"/>
+      </w:rPr>
+    </w:lvl>
+    <w:lvl w:ilvl="3" w:tplc="20000001" w:tentative="1">
+      <w:start w:val="1"/>
+      <w:numFmt w:val="bullet"/>
+      <w:lvlText w:val=""/>
+      <w:lvlJc w:val="left"/>
+      <w:pPr>
+        <w:ind w:left="3589" w:hanging="360"/>
+      </w:pPr>
+      <w:rPr>
+        <w:rFonts w:ascii="Symbol" w:hAnsi="Symbol" w:hint="default"/>
+      </w:rPr>
+    </w:lvl>
+    <w:lvl w:ilvl="4" w:tplc="20000003" w:tentative="1">
+      <w:start w:val="1"/>
+      <w:numFmt w:val="bullet"/>
+      <w:lvlText w:val="o"/>
+      <w:lvlJc w:val="left"/>
+      <w:pPr>
+        <w:ind w:left="4309" w:hanging="360"/>
+      </w:pPr>
+      <w:rPr>
+        <w:rFonts w:ascii="Courier New" w:hAnsi="Courier New" w:cs="Courier New" w:hint="default"/>
+      </w:rPr>
+    </w:lvl>
+    <w:lvl w:ilvl="5" w:tplc="20000005" w:tentative="1">
+      <w:start w:val="1"/>
+      <w:numFmt w:val="bullet"/>
+      <w:lvlText w:val=""/>
+      <w:lvlJc w:val="left"/>
+      <w:pPr>
+        <w:ind w:left="5029" w:hanging="360"/>
+      </w:pPr>
+      <w:rPr>
+        <w:rFonts w:ascii="Wingdings" w:hAnsi="Wingdings" w:hint="default"/>
+      </w:rPr>
+    </w:lvl>
+    <w:lvl w:ilvl="6" w:tplc="20000001" w:tentative="1">
+      <w:start w:val="1"/>
+      <w:numFmt w:val="bullet"/>
+      <w:lvlText w:val=""/>
+      <w:lvlJc w:val="left"/>
+      <w:pPr>
+        <w:ind w:left="5749" w:hanging="360"/>
+      </w:pPr>
+      <w:rPr>
+        <w:rFonts w:ascii="Symbol" w:hAnsi="Symbol" w:hint="default"/>
+      </w:rPr>
+    </w:lvl>
+    <w:lvl w:ilvl="7" w:tplc="20000003" w:tentative="1">
+      <w:start w:val="1"/>
+      <w:numFmt w:val="bullet"/>
+      <w:lvlText w:val="o"/>
+      <w:lvlJc w:val="left"/>
+      <w:pPr>
+        <w:ind w:left="6469" w:hanging="360"/>
+      </w:pPr>
+      <w:rPr>
+        <w:rFonts w:ascii="Courier New" w:hAnsi="Courier New" w:cs="Courier New" w:hint="default"/>
+      </w:rPr>
+    </w:lvl>
+    <w:lvl w:ilvl="8" w:tplc="20000005" w:tentative="1">
+      <w:start w:val="1"/>
+      <w:numFmt w:val="bullet"/>
+      <w:lvlText w:val=""/>
+      <w:lvlJc w:val="left"/>
+      <w:pPr>
+        <w:ind w:left="7189" w:hanging="360"/>
+      </w:pPr>
+      <w:rPr>
+        <w:rFonts w:ascii="Wingdings" w:hAnsi="Wingdings" w:hint="default"/>
+      </w:rPr>
+    </w:lvl>
+  </w:abstractNum>
+  <w:abstractNum w:abstractNumId="16" w15:restartNumberingAfterBreak="0">
     <w:nsid w:val="30045478"/>
     <w:multiLevelType w:val="hybridMultilevel"/>
     <w:tmpl w:val="9C9A6C5C"/>
@@ -6013,10 +8502,10 @@
       </w:pPr>
     </w:lvl>
   </w:abstractNum>
-  <w:abstractNum w:abstractNumId="14" w15:restartNumberingAfterBreak="0">
+  <w:abstractNum w:abstractNumId="17" w15:restartNumberingAfterBreak="0">
     <w:nsid w:val="31582CF0"/>
     <w:multiLevelType w:val="multilevel"/>
-    <w:tmpl w:val="20000025"/>
+    <w:tmpl w:val="6916F164"/>
     <w:lvl w:ilvl="0">
       <w:start w:val="1"/>
       <w:numFmt w:val="decimal"/>
@@ -6108,7 +8597,7 @@
       </w:pPr>
     </w:lvl>
   </w:abstractNum>
-  <w:abstractNum w:abstractNumId="15" w15:restartNumberingAfterBreak="0">
+  <w:abstractNum w:abstractNumId="18" w15:restartNumberingAfterBreak="0">
     <w:nsid w:val="33FB6FFC"/>
     <w:multiLevelType w:val="multilevel"/>
     <w:tmpl w:val="AEC8A36C"/>
@@ -6257,7 +8746,7 @@
       </w:rPr>
     </w:lvl>
   </w:abstractNum>
-  <w:abstractNum w:abstractNumId="16" w15:restartNumberingAfterBreak="0">
+  <w:abstractNum w:abstractNumId="19" w15:restartNumberingAfterBreak="0">
     <w:nsid w:val="3496199A"/>
     <w:multiLevelType w:val="hybridMultilevel"/>
     <w:tmpl w:val="DB7EFC7A"/>
@@ -6370,7 +8859,7 @@
       </w:rPr>
     </w:lvl>
   </w:abstractNum>
-  <w:abstractNum w:abstractNumId="17" w15:restartNumberingAfterBreak="0">
+  <w:abstractNum w:abstractNumId="20" w15:restartNumberingAfterBreak="0">
     <w:nsid w:val="3ADC44ED"/>
     <w:multiLevelType w:val="hybridMultilevel"/>
     <w:tmpl w:val="8576A25A"/>
@@ -6459,7 +8948,7 @@
       </w:pPr>
     </w:lvl>
   </w:abstractNum>
-  <w:abstractNum w:abstractNumId="18" w15:restartNumberingAfterBreak="0">
+  <w:abstractNum w:abstractNumId="21" w15:restartNumberingAfterBreak="0">
     <w:nsid w:val="3D940E16"/>
     <w:multiLevelType w:val="hybridMultilevel"/>
     <w:tmpl w:val="1DDAAFBC"/>
@@ -6572,7 +9061,7 @@
       </w:rPr>
     </w:lvl>
   </w:abstractNum>
-  <w:abstractNum w:abstractNumId="19" w15:restartNumberingAfterBreak="0">
+  <w:abstractNum w:abstractNumId="22" w15:restartNumberingAfterBreak="0">
     <w:nsid w:val="4FFB1A97"/>
     <w:multiLevelType w:val="hybridMultilevel"/>
     <w:tmpl w:val="1AB615C8"/>
@@ -6661,7 +9150,7 @@
       </w:pPr>
     </w:lvl>
   </w:abstractNum>
-  <w:abstractNum w:abstractNumId="20" w15:restartNumberingAfterBreak="0">
+  <w:abstractNum w:abstractNumId="23" w15:restartNumberingAfterBreak="0">
     <w:nsid w:val="55AA1975"/>
     <w:multiLevelType w:val="hybridMultilevel"/>
     <w:tmpl w:val="8F0EA288"/>
@@ -6747,7 +9236,96 @@
       </w:pPr>
     </w:lvl>
   </w:abstractNum>
-  <w:abstractNum w:abstractNumId="21" w15:restartNumberingAfterBreak="0">
+  <w:abstractNum w:abstractNumId="24" w15:restartNumberingAfterBreak="0">
+    <w:nsid w:val="5642611D"/>
+    <w:multiLevelType w:val="hybridMultilevel"/>
+    <w:tmpl w:val="6A34EE52"/>
+    <w:lvl w:ilvl="0" w:tplc="E79626EA">
+      <w:start w:val="1"/>
+      <w:numFmt w:val="decimal"/>
+      <w:lvlText w:val="%1."/>
+      <w:lvlJc w:val="left"/>
+      <w:pPr>
+        <w:ind w:left="1069" w:hanging="360"/>
+      </w:pPr>
+      <w:rPr>
+        <w:rFonts w:hint="default"/>
+      </w:rPr>
+    </w:lvl>
+    <w:lvl w:ilvl="1" w:tplc="20000019" w:tentative="1">
+      <w:start w:val="1"/>
+      <w:numFmt w:val="lowerLetter"/>
+      <w:lvlText w:val="%2."/>
+      <w:lvlJc w:val="left"/>
+      <w:pPr>
+        <w:ind w:left="1789" w:hanging="360"/>
+      </w:pPr>
+    </w:lvl>
+    <w:lvl w:ilvl="2" w:tplc="2000001B" w:tentative="1">
+      <w:start w:val="1"/>
+      <w:numFmt w:val="lowerRoman"/>
+      <w:lvlText w:val="%3."/>
+      <w:lvlJc w:val="right"/>
+      <w:pPr>
+        <w:ind w:left="2509" w:hanging="180"/>
+      </w:pPr>
+    </w:lvl>
+    <w:lvl w:ilvl="3" w:tplc="2000000F" w:tentative="1">
+      <w:start w:val="1"/>
+      <w:numFmt w:val="decimal"/>
+      <w:lvlText w:val="%4."/>
+      <w:lvlJc w:val="left"/>
+      <w:pPr>
+        <w:ind w:left="3229" w:hanging="360"/>
+      </w:pPr>
+    </w:lvl>
+    <w:lvl w:ilvl="4" w:tplc="20000019" w:tentative="1">
+      <w:start w:val="1"/>
+      <w:numFmt w:val="lowerLetter"/>
+      <w:lvlText w:val="%5."/>
+      <w:lvlJc w:val="left"/>
+      <w:pPr>
+        <w:ind w:left="3949" w:hanging="360"/>
+      </w:pPr>
+    </w:lvl>
+    <w:lvl w:ilvl="5" w:tplc="2000001B" w:tentative="1">
+      <w:start w:val="1"/>
+      <w:numFmt w:val="lowerRoman"/>
+      <w:lvlText w:val="%6."/>
+      <w:lvlJc w:val="right"/>
+      <w:pPr>
+        <w:ind w:left="4669" w:hanging="180"/>
+      </w:pPr>
+    </w:lvl>
+    <w:lvl w:ilvl="6" w:tplc="2000000F" w:tentative="1">
+      <w:start w:val="1"/>
+      <w:numFmt w:val="decimal"/>
+      <w:lvlText w:val="%7."/>
+      <w:lvlJc w:val="left"/>
+      <w:pPr>
+        <w:ind w:left="5389" w:hanging="360"/>
+      </w:pPr>
+    </w:lvl>
+    <w:lvl w:ilvl="7" w:tplc="20000019" w:tentative="1">
+      <w:start w:val="1"/>
+      <w:numFmt w:val="lowerLetter"/>
+      <w:lvlText w:val="%8."/>
+      <w:lvlJc w:val="left"/>
+      <w:pPr>
+        <w:ind w:left="6109" w:hanging="360"/>
+      </w:pPr>
+    </w:lvl>
+    <w:lvl w:ilvl="8" w:tplc="2000001B" w:tentative="1">
+      <w:start w:val="1"/>
+      <w:numFmt w:val="lowerRoman"/>
+      <w:lvlText w:val="%9."/>
+      <w:lvlJc w:val="right"/>
+      <w:pPr>
+        <w:ind w:left="6829" w:hanging="180"/>
+      </w:pPr>
+    </w:lvl>
+  </w:abstractNum>
+  <w:abstractNum w:abstractNumId="25" w15:restartNumberingAfterBreak="0">
     <w:nsid w:val="57174D3E"/>
     <w:multiLevelType w:val="hybridMultilevel"/>
     <w:tmpl w:val="F1F256BE"/>
@@ -6868,7 +9446,120 @@
       </w:rPr>
     </w:lvl>
   </w:abstractNum>
-  <w:abstractNum w:abstractNumId="22" w15:restartNumberingAfterBreak="0">
+  <w:abstractNum w:abstractNumId="26" w15:restartNumberingAfterBreak="0">
+    <w:nsid w:val="5AAB2A00"/>
+    <w:multiLevelType w:val="multilevel"/>
+    <w:tmpl w:val="1B90BD92"/>
+    <w:lvl w:ilvl="0">
+      <w:start w:val="2"/>
+      <w:numFmt w:val="decimal"/>
+      <w:lvlText w:val="%1"/>
+      <w:lvlJc w:val="left"/>
+      <w:pPr>
+        <w:ind w:left="375" w:hanging="375"/>
+      </w:pPr>
+      <w:rPr>
+        <w:rFonts w:hint="default"/>
+      </w:rPr>
+    </w:lvl>
+    <w:lvl w:ilvl="1">
+      <w:start w:val="2"/>
+      <w:numFmt w:val="decimal"/>
+      <w:lvlText w:val="%1.%2"/>
+      <w:lvlJc w:val="left"/>
+      <w:pPr>
+        <w:ind w:left="1084" w:hanging="375"/>
+      </w:pPr>
+      <w:rPr>
+        <w:rFonts w:hint="default"/>
+      </w:rPr>
+    </w:lvl>
+    <w:lvl w:ilvl="2">
+      <w:start w:val="1"/>
+      <w:numFmt w:val="decimal"/>
+      <w:lvlText w:val="%1.%2.%3"/>
+      <w:lvlJc w:val="left"/>
+      <w:pPr>
+        <w:ind w:left="2138" w:hanging="720"/>
+      </w:pPr>
+      <w:rPr>
+        <w:rFonts w:hint="default"/>
+      </w:rPr>
+    </w:lvl>
+    <w:lvl w:ilvl="3">
+      <w:start w:val="1"/>
+      <w:numFmt w:val="decimal"/>
+      <w:lvlText w:val="%1.%2.%3.%4"/>
+      <w:lvlJc w:val="left"/>
+      <w:pPr>
+        <w:ind w:left="3207" w:hanging="1080"/>
+      </w:pPr>
+      <w:rPr>
+        <w:rFonts w:hint="default"/>
+      </w:rPr>
+    </w:lvl>
+    <w:lvl w:ilvl="4">
+      <w:start w:val="1"/>
+      <w:numFmt w:val="decimal"/>
+      <w:lvlText w:val="%1.%2.%3.%4.%5"/>
+      <w:lvlJc w:val="left"/>
+      <w:pPr>
+        <w:ind w:left="3916" w:hanging="1080"/>
+      </w:pPr>
+      <w:rPr>
+        <w:rFonts w:hint="default"/>
+      </w:rPr>
+    </w:lvl>
+    <w:lvl w:ilvl="5">
+      <w:start w:val="1"/>
+      <w:numFmt w:val="decimal"/>
+      <w:lvlText w:val="%1.%2.%3.%4.%5.%6"/>
+      <w:lvlJc w:val="left"/>
+      <w:pPr>
+        <w:ind w:left="4985" w:hanging="1440"/>
+      </w:pPr>
+      <w:rPr>
+        <w:rFonts w:hint="default"/>
+      </w:rPr>
+    </w:lvl>
+    <w:lvl w:ilvl="6">
+      <w:start w:val="1"/>
+      <w:numFmt w:val="decimal"/>
+      <w:lvlText w:val="%1.%2.%3.%4.%5.%6.%7"/>
+      <w:lvlJc w:val="left"/>
+      <w:pPr>
+        <w:ind w:left="5694" w:hanging="1440"/>
+      </w:pPr>
+      <w:rPr>
+        <w:rFonts w:hint="default"/>
+      </w:rPr>
+    </w:lvl>
+    <w:lvl w:ilvl="7">
+      <w:start w:val="1"/>
+      <w:numFmt w:val="decimal"/>
+      <w:lvlText w:val="%1.%2.%3.%4.%5.%6.%7.%8"/>
+      <w:lvlJc w:val="left"/>
+      <w:pPr>
+        <w:ind w:left="6763" w:hanging="1800"/>
+      </w:pPr>
+      <w:rPr>
+        <w:rFonts w:hint="default"/>
+      </w:rPr>
+    </w:lvl>
+    <w:lvl w:ilvl="8">
+      <w:start w:val="1"/>
+      <w:numFmt w:val="decimal"/>
+      <w:lvlText w:val="%1.%2.%3.%4.%5.%6.%7.%8.%9"/>
+      <w:lvlJc w:val="left"/>
+      <w:pPr>
+        <w:ind w:left="7832" w:hanging="2160"/>
+      </w:pPr>
+      <w:rPr>
+        <w:rFonts w:hint="default"/>
+      </w:rPr>
+    </w:lvl>
+  </w:abstractNum>
+  <w:abstractNum w:abstractNumId="27" w15:restartNumberingAfterBreak="0">
     <w:nsid w:val="5B7A1312"/>
     <w:multiLevelType w:val="hybridMultilevel"/>
     <w:tmpl w:val="75E8DCC8"/>
@@ -6954,7 +9645,128 @@
       </w:pPr>
     </w:lvl>
   </w:abstractNum>
-  <w:abstractNum w:abstractNumId="23" w15:restartNumberingAfterBreak="0">
+  <w:abstractNum w:abstractNumId="28" w15:restartNumberingAfterBreak="0">
+    <w:nsid w:val="602070D8"/>
+    <w:multiLevelType w:val="hybridMultilevel"/>
+    <w:tmpl w:val="C60C688E"/>
+    <w:lvl w:ilvl="0" w:tplc="F89658AE">
+      <w:numFmt w:val="bullet"/>
+      <w:lvlText w:val="-"/>
+      <w:lvlJc w:val="left"/>
+      <w:pPr>
+        <w:ind w:left="1429" w:hanging="360"/>
+      </w:pPr>
+      <w:rPr>
+        <w:rFonts w:ascii="Times New Roman" w:eastAsia="Times New Roman" w:hAnsi="Times New Roman" w:cs="Times New Roman" w:hint="default"/>
+        <w:b w:val="0"/>
+        <w:bCs w:val="0"/>
+        <w:i w:val="0"/>
+        <w:iCs w:val="0"/>
+        <w:spacing w:val="0"/>
+        <w:w w:val="99"/>
+        <w:sz w:val="28"/>
+        <w:szCs w:val="28"/>
+        <w:lang w:val="uk-UA" w:eastAsia="en-US" w:bidi="ar-SA"/>
+      </w:rPr>
+    </w:lvl>
+    <w:lvl w:ilvl="1" w:tplc="FFFFFFFF" w:tentative="1">
+      <w:start w:val="1"/>
+      <w:numFmt w:val="bullet"/>
+      <w:lvlText w:val="o"/>
+      <w:lvlJc w:val="left"/>
+      <w:pPr>
+        <w:ind w:left="2149" w:hanging="360"/>
+      </w:pPr>
+      <w:rPr>
+        <w:rFonts w:ascii="Courier New" w:hAnsi="Courier New" w:cs="Courier New" w:hint="default"/>
+      </w:rPr>
+    </w:lvl>
+    <w:lvl w:ilvl="2" w:tplc="FFFFFFFF" w:tentative="1">
+      <w:start w:val="1"/>
+      <w:numFmt w:val="bullet"/>
+      <w:lvlText w:val=""/>
+      <w:lvlJc w:val="left"/>
+      <w:pPr>
+        <w:ind w:left="2869" w:hanging="360"/>
+      </w:pPr>
+      <w:rPr>
+        <w:rFonts w:ascii="Wingdings" w:hAnsi="Wingdings" w:hint="default"/>
+      </w:rPr>
+    </w:lvl>
+    <w:lvl w:ilvl="3" w:tplc="FFFFFFFF" w:tentative="1">
+      <w:start w:val="1"/>
+      <w:numFmt w:val="bullet"/>
+      <w:lvlText w:val=""/>
+      <w:lvlJc w:val="left"/>
+      <w:pPr>
+        <w:ind w:left="3589" w:hanging="360"/>
+      </w:pPr>
+      <w:rPr>
+        <w:rFonts w:ascii="Symbol" w:hAnsi="Symbol" w:hint="default"/>
+      </w:rPr>
+    </w:lvl>
+    <w:lvl w:ilvl="4" w:tplc="FFFFFFFF" w:tentative="1">
+      <w:start w:val="1"/>
+      <w:numFmt w:val="bullet"/>
+      <w:lvlText w:val="o"/>
+      <w:lvlJc w:val="left"/>
+      <w:pPr>
+        <w:ind w:left="4309" w:hanging="360"/>
+      </w:pPr>
+      <w:rPr>
+        <w:rFonts w:ascii="Courier New" w:hAnsi="Courier New" w:cs="Courier New" w:hint="default"/>
+      </w:rPr>
+    </w:lvl>
+    <w:lvl w:ilvl="5" w:tplc="FFFFFFFF" w:tentative="1">
+      <w:start w:val="1"/>
+      <w:numFmt w:val="bullet"/>
+      <w:lvlText w:val=""/>
+      <w:lvlJc w:val="left"/>
+      <w:pPr>
+        <w:ind w:left="5029" w:hanging="360"/>
+      </w:pPr>
+      <w:rPr>
+        <w:rFonts w:ascii="Wingdings" w:hAnsi="Wingdings" w:hint="default"/>
+      </w:rPr>
+    </w:lvl>
+    <w:lvl w:ilvl="6" w:tplc="FFFFFFFF" w:tentative="1">
+      <w:start w:val="1"/>
+      <w:numFmt w:val="bullet"/>
+      <w:lvlText w:val=""/>
+      <w:lvlJc w:val="left"/>
+      <w:pPr>
+        <w:ind w:left="5749" w:hanging="360"/>
+      </w:pPr>
+      <w:rPr>
+        <w:rFonts w:ascii="Symbol" w:hAnsi="Symbol" w:hint="default"/>
+      </w:rPr>
+    </w:lvl>
+    <w:lvl w:ilvl="7" w:tplc="FFFFFFFF" w:tentative="1">
+      <w:start w:val="1"/>
+      <w:numFmt w:val="bullet"/>
+      <w:lvlText w:val="o"/>
+      <w:lvlJc w:val="left"/>
+      <w:pPr>
+        <w:ind w:left="6469" w:hanging="360"/>
+      </w:pPr>
+      <w:rPr>
+        <w:rFonts w:ascii="Courier New" w:hAnsi="Courier New" w:cs="Courier New" w:hint="default"/>
+      </w:rPr>
+    </w:lvl>
+    <w:lvl w:ilvl="8" w:tplc="FFFFFFFF" w:tentative="1">
+      <w:start w:val="1"/>
+      <w:numFmt w:val="bullet"/>
+      <w:lvlText w:val=""/>
+      <w:lvlJc w:val="left"/>
+      <w:pPr>
+        <w:ind w:left="7189" w:hanging="360"/>
+      </w:pPr>
+      <w:rPr>
+        <w:rFonts w:ascii="Wingdings" w:hAnsi="Wingdings" w:hint="default"/>
+      </w:rPr>
+    </w:lvl>
+  </w:abstractNum>
+  <w:abstractNum w:abstractNumId="29" w15:restartNumberingAfterBreak="0">
     <w:nsid w:val="60BA7EFF"/>
     <w:multiLevelType w:val="hybridMultilevel"/>
     <w:tmpl w:val="BD98E53C"/>
@@ -7076,7 +9888,7 @@
       </w:rPr>
     </w:lvl>
   </w:abstractNum>
-  <w:abstractNum w:abstractNumId="24" w15:restartNumberingAfterBreak="0">
+  <w:abstractNum w:abstractNumId="30" w15:restartNumberingAfterBreak="0">
     <w:nsid w:val="683F114A"/>
     <w:multiLevelType w:val="hybridMultilevel"/>
     <w:tmpl w:val="F0E40C42"/>
@@ -7197,7 +10009,7 @@
       </w:rPr>
     </w:lvl>
   </w:abstractNum>
-  <w:abstractNum w:abstractNumId="25" w15:restartNumberingAfterBreak="0">
+  <w:abstractNum w:abstractNumId="31" w15:restartNumberingAfterBreak="0">
     <w:nsid w:val="6BFF55E5"/>
     <w:multiLevelType w:val="hybridMultilevel"/>
     <w:tmpl w:val="0650A00A"/>
@@ -7286,7 +10098,7 @@
       </w:pPr>
     </w:lvl>
   </w:abstractNum>
-  <w:abstractNum w:abstractNumId="26" w15:restartNumberingAfterBreak="0">
+  <w:abstractNum w:abstractNumId="32" w15:restartNumberingAfterBreak="0">
     <w:nsid w:val="6D3420A5"/>
     <w:multiLevelType w:val="hybridMultilevel"/>
     <w:tmpl w:val="20A84F84"/>
@@ -7399,7 +10211,7 @@
       </w:rPr>
     </w:lvl>
   </w:abstractNum>
-  <w:abstractNum w:abstractNumId="27" w15:restartNumberingAfterBreak="0">
+  <w:abstractNum w:abstractNumId="33" w15:restartNumberingAfterBreak="0">
     <w:nsid w:val="6E5A4D60"/>
     <w:multiLevelType w:val="hybridMultilevel"/>
     <w:tmpl w:val="502C40F6"/>
@@ -7485,7 +10297,7 @@
       </w:pPr>
     </w:lvl>
   </w:abstractNum>
-  <w:abstractNum w:abstractNumId="28" w15:restartNumberingAfterBreak="0">
+  <w:abstractNum w:abstractNumId="34" w15:restartNumberingAfterBreak="0">
     <w:nsid w:val="706050D4"/>
     <w:multiLevelType w:val="multilevel"/>
     <w:tmpl w:val="AEC8A36C"/>
@@ -7634,7 +10446,7 @@
       </w:rPr>
     </w:lvl>
   </w:abstractNum>
-  <w:abstractNum w:abstractNumId="29" w15:restartNumberingAfterBreak="0">
+  <w:abstractNum w:abstractNumId="35" w15:restartNumberingAfterBreak="0">
     <w:nsid w:val="70F4145A"/>
     <w:multiLevelType w:val="hybridMultilevel"/>
     <w:tmpl w:val="04F0A5CE"/>
@@ -7650,7 +10462,7 @@
         <w:rFonts w:ascii="Symbol" w:hAnsi="Symbol" w:hint="default"/>
       </w:rPr>
     </w:lvl>
-    <w:lvl w:ilvl="1" w:tplc="20000003" w:tentative="1">
+    <w:lvl w:ilvl="1" w:tplc="20000003">
       <w:start w:val="1"/>
       <w:numFmt w:val="bullet"/>
       <w:lvlText w:val="o"/>
@@ -7747,7 +10559,7 @@
       </w:rPr>
     </w:lvl>
   </w:abstractNum>
-  <w:abstractNum w:abstractNumId="30" w15:restartNumberingAfterBreak="0">
+  <w:abstractNum w:abstractNumId="36" w15:restartNumberingAfterBreak="0">
     <w:nsid w:val="71910FB8"/>
     <w:multiLevelType w:val="hybridMultilevel"/>
     <w:tmpl w:val="8F52D138"/>
@@ -7868,7 +10680,7 @@
       </w:rPr>
     </w:lvl>
   </w:abstractNum>
-  <w:abstractNum w:abstractNumId="31" w15:restartNumberingAfterBreak="0">
+  <w:abstractNum w:abstractNumId="37" w15:restartNumberingAfterBreak="0">
     <w:nsid w:val="728B092C"/>
     <w:multiLevelType w:val="multilevel"/>
     <w:tmpl w:val="AEC8A36C"/>
@@ -8017,7 +10829,7 @@
       </w:rPr>
     </w:lvl>
   </w:abstractNum>
-  <w:abstractNum w:abstractNumId="32" w15:restartNumberingAfterBreak="0">
+  <w:abstractNum w:abstractNumId="38" w15:restartNumberingAfterBreak="0">
     <w:nsid w:val="76AB57FA"/>
     <w:multiLevelType w:val="multilevel"/>
     <w:tmpl w:val="2000001F"/>
@@ -8104,25 +10916,25 @@
     </w:lvl>
   </w:abstractNum>
   <w:num w:numId="1" w16cid:durableId="847643457">
-    <w:abstractNumId w:val="23"/>
+    <w:abstractNumId w:val="29"/>
   </w:num>
   <w:num w:numId="2" w16cid:durableId="1651320991">
-    <w:abstractNumId w:val="10"/>
+    <w:abstractNumId w:val="12"/>
   </w:num>
   <w:num w:numId="3" w16cid:durableId="93021401">
-    <w:abstractNumId w:val="6"/>
+    <w:abstractNumId w:val="8"/>
   </w:num>
   <w:num w:numId="4" w16cid:durableId="1752506969">
-    <w:abstractNumId w:val="22"/>
+    <w:abstractNumId w:val="27"/>
   </w:num>
   <w:num w:numId="5" w16cid:durableId="395663568">
-    <w:abstractNumId w:val="32"/>
+    <w:abstractNumId w:val="38"/>
   </w:num>
   <w:num w:numId="6" w16cid:durableId="828056368">
-    <w:abstractNumId w:val="15"/>
+    <w:abstractNumId w:val="18"/>
   </w:num>
   <w:num w:numId="7" w16cid:durableId="799304878">
-    <w:abstractNumId w:val="12"/>
+    <w:abstractNumId w:val="14"/>
   </w:num>
   <w:num w:numId="8" w16cid:durableId="2106922084">
     <w:abstractNumId w:val="3"/>
@@ -8131,76 +10943,94 @@
     <w:abstractNumId w:val="1"/>
   </w:num>
   <w:num w:numId="10" w16cid:durableId="115373798">
-    <w:abstractNumId w:val="14"/>
+    <w:abstractNumId w:val="17"/>
   </w:num>
   <w:num w:numId="11" w16cid:durableId="1492285280">
-    <w:abstractNumId w:val="28"/>
+    <w:abstractNumId w:val="34"/>
   </w:num>
   <w:num w:numId="12" w16cid:durableId="1480227694">
-    <w:abstractNumId w:val="31"/>
+    <w:abstractNumId w:val="37"/>
   </w:num>
   <w:num w:numId="13" w16cid:durableId="1925795491">
     <w:abstractNumId w:val="5"/>
   </w:num>
   <w:num w:numId="14" w16cid:durableId="1343237903">
-    <w:abstractNumId w:val="25"/>
+    <w:abstractNumId w:val="31"/>
   </w:num>
   <w:num w:numId="15" w16cid:durableId="1001932603">
-    <w:abstractNumId w:val="26"/>
+    <w:abstractNumId w:val="32"/>
   </w:num>
   <w:num w:numId="16" w16cid:durableId="1012298547">
-    <w:abstractNumId w:val="13"/>
+    <w:abstractNumId w:val="16"/>
   </w:num>
   <w:num w:numId="17" w16cid:durableId="1979266032">
-    <w:abstractNumId w:val="7"/>
+    <w:abstractNumId w:val="9"/>
   </w:num>
   <w:num w:numId="18" w16cid:durableId="1022127581">
-    <w:abstractNumId w:val="19"/>
+    <w:abstractNumId w:val="22"/>
   </w:num>
   <w:num w:numId="19" w16cid:durableId="1895658386">
     <w:abstractNumId w:val="2"/>
   </w:num>
   <w:num w:numId="20" w16cid:durableId="1803965743">
-    <w:abstractNumId w:val="18"/>
+    <w:abstractNumId w:val="21"/>
   </w:num>
   <w:num w:numId="21" w16cid:durableId="797723230">
-    <w:abstractNumId w:val="16"/>
+    <w:abstractNumId w:val="19"/>
   </w:num>
   <w:num w:numId="22" w16cid:durableId="1952275164">
-    <w:abstractNumId w:val="27"/>
+    <w:abstractNumId w:val="33"/>
   </w:num>
   <w:num w:numId="23" w16cid:durableId="1507210994">
-    <w:abstractNumId w:val="8"/>
+    <w:abstractNumId w:val="10"/>
   </w:num>
   <w:num w:numId="24" w16cid:durableId="624310157">
-    <w:abstractNumId w:val="20"/>
+    <w:abstractNumId w:val="23"/>
   </w:num>
   <w:num w:numId="25" w16cid:durableId="1088961567">
-    <w:abstractNumId w:val="9"/>
+    <w:abstractNumId w:val="11"/>
   </w:num>
   <w:num w:numId="26" w16cid:durableId="268320945">
     <w:abstractNumId w:val="4"/>
   </w:num>
   <w:num w:numId="27" w16cid:durableId="1006442682">
-    <w:abstractNumId w:val="21"/>
+    <w:abstractNumId w:val="25"/>
   </w:num>
   <w:num w:numId="28" w16cid:durableId="914627694">
-    <w:abstractNumId w:val="24"/>
+    <w:abstractNumId w:val="30"/>
   </w:num>
   <w:num w:numId="29" w16cid:durableId="857934088">
-    <w:abstractNumId w:val="11"/>
+    <w:abstractNumId w:val="13"/>
   </w:num>
   <w:num w:numId="30" w16cid:durableId="1076438541">
-    <w:abstractNumId w:val="30"/>
+    <w:abstractNumId w:val="36"/>
   </w:num>
   <w:num w:numId="31" w16cid:durableId="1171410392">
     <w:abstractNumId w:val="0"/>
   </w:num>
   <w:num w:numId="32" w16cid:durableId="1001003883">
-    <w:abstractNumId w:val="17"/>
+    <w:abstractNumId w:val="20"/>
   </w:num>
   <w:num w:numId="33" w16cid:durableId="443578565">
-    <w:abstractNumId w:val="29"/>
+    <w:abstractNumId w:val="35"/>
+  </w:num>
+  <w:num w:numId="34" w16cid:durableId="32536127">
+    <w:abstractNumId w:val="26"/>
+  </w:num>
+  <w:num w:numId="35" w16cid:durableId="1131049512">
+    <w:abstractNumId w:val="15"/>
+  </w:num>
+  <w:num w:numId="36" w16cid:durableId="1463693654">
+    <w:abstractNumId w:val="24"/>
+  </w:num>
+  <w:num w:numId="37" w16cid:durableId="2077975125">
+    <w:abstractNumId w:val="7"/>
+  </w:num>
+  <w:num w:numId="38" w16cid:durableId="1511480935">
+    <w:abstractNumId w:val="28"/>
+  </w:num>
+  <w:num w:numId="39" w16cid:durableId="1454638566">
+    <w:abstractNumId w:val="6"/>
   </w:num>
 </w:numbering>
 </file>
@@ -8605,7 +11435,7 @@
   <w:style w:type="paragraph" w:default="1" w:styleId="a">
     <w:name w:val="Normal"/>
     <w:qFormat/>
-    <w:rsid w:val="00EB1DEF"/>
+    <w:rsid w:val="00B51DC8"/>
     <w:pPr>
       <w:spacing w:after="0" w:line="360" w:lineRule="auto"/>
       <w:ind w:firstLine="709"/>
@@ -8674,7 +11504,6 @@
     <w:next w:val="a"/>
     <w:link w:val="30"/>
     <w:uiPriority w:val="9"/>
-    <w:semiHidden/>
     <w:unhideWhenUsed/>
     <w:qFormat/>
     <w:rsid w:val="00F61779"/>
@@ -8905,7 +11734,6 @@
     <w:basedOn w:val="a0"/>
     <w:link w:val="3"/>
     <w:uiPriority w:val="9"/>
-    <w:semiHidden/>
     <w:rsid w:val="00F61779"/>
     <w:rPr>
       <w:rFonts w:eastAsiaTheme="majorEastAsia" w:cstheme="majorBidi"/>
@@ -9494,6 +12322,35 @@
       <w:lang w:val="uk-UA"/>
     </w:rPr>
   </w:style>
+  <w:style w:type="paragraph" w:customStyle="1" w:styleId="font-claude-response-body">
+    <w:name w:val="font-claude-response-body"/>
+    <w:basedOn w:val="a"/>
+    <w:rsid w:val="00291244"/>
+    <w:pPr>
+      <w:spacing w:before="100" w:beforeAutospacing="1" w:after="100" w:afterAutospacing="1" w:line="240" w:lineRule="auto"/>
+      <w:ind w:firstLine="0"/>
+      <w:jc w:val="left"/>
+    </w:pPr>
+    <w:rPr>
+      <w:rFonts w:eastAsia="Times New Roman" w:cs="Times New Roman"/>
+      <w:noProof w:val="0"/>
+      <w:kern w:val="0"/>
+      <w:sz w:val="24"/>
+      <w:lang w:val="ru-UA" w:eastAsia="ru-UA"/>
+      <w14:ligatures w14:val="none"/>
+    </w:rPr>
+  </w:style>
+  <w:style w:type="character" w:styleId="aff">
+    <w:name w:val="Strong"/>
+    <w:basedOn w:val="a0"/>
+    <w:uiPriority w:val="22"/>
+    <w:qFormat/>
+    <w:rsid w:val="00291244"/>
+    <w:rPr>
+      <w:b/>
+      <w:bCs/>
+    </w:rPr>
+  </w:style>
 </w:styles>
 </file>
 

--- a/Documents/Course Work.docx
+++ b/Documents/Course Work.docx
@@ -5719,7 +5719,7 @@
           <w:lang w:val="ru-UA"/>
         </w:rPr>
         <w:drawing>
-          <wp:inline distT="0" distB="0" distL="0" distR="0" wp14:anchorId="3E318699" wp14:editId="6BF9EDA1">
+          <wp:inline distT="0" distB="0" distL="0" distR="0" wp14:anchorId="3E318699" wp14:editId="4A4597EC">
             <wp:extent cx="5218923" cy="3991127"/>
             <wp:effectExtent l="0" t="0" r="1270" b="0"/>
             <wp:docPr id="592170533" name="Рисунок 3"/>
@@ -5911,32 +5911,44 @@
         <w:rPr>
           <w:lang w:val="ru-UA"/>
         </w:rPr>
-        <w:t xml:space="preserve">Кожен зразок у категорії фейкових новин є верифікованим </w:t>
-      </w:r>
-      <w:r>
+        <w:t>Кожен зразок у категорії фейкових новин є верифікованим - тобто інформацією, хибність якої підтверджена редакцією фактчекінгового порталу.</w:t>
+      </w:r>
+    </w:p>
+    <w:p>
+      <w:pPr>
         <w:rPr>
           <w:lang w:val="ru-UA"/>
         </w:rPr>
+      </w:pPr>
+      <w:r>
+        <w:rPr>
+          <w:lang w:val="ru-UA"/>
+        </w:rPr>
+        <w:t xml:space="preserve">Розбиття датасету здійснювалось по-різному залежно від моделі. Для класичних моделей (логістична регресія, SVM) застосовано співвідношення 80/20: 80% зразків використовувались для навчання, 20% </w:t>
+      </w:r>
+      <w:r>
+        <w:rPr>
+          <w:lang w:val="ru-UA"/>
+        </w:rPr>
         <w:t>-</w:t>
       </w:r>
       <w:r>
         <w:rPr>
           <w:lang w:val="ru-UA"/>
         </w:rPr>
-        <w:t xml:space="preserve"> тобто інформацією, хибність якої підтверджена редакцією фактчекінгового порталу.</w:t>
-      </w:r>
-    </w:p>
-    <w:p>
-      <w:pPr>
+        <w:t xml:space="preserve"> для фінального тестування. Для моделі на основі BERT застосовано тричастинне розбиття: 70% </w:t>
+      </w:r>
+      <w:r>
         <w:rPr>
           <w:lang w:val="ru-UA"/>
         </w:rPr>
-      </w:pPr>
+        <w:t>-</w:t>
+      </w:r>
       <w:r>
         <w:rPr>
           <w:lang w:val="ru-UA"/>
         </w:rPr>
-        <w:t xml:space="preserve">Розбиття датасету здійснювалось по-різному залежно від моделі. Для класичних моделей (логістична регресія, SVM) застосовано співвідношення 80/20: 80% зразків використовувались для навчання, 20% </w:t>
+        <w:t xml:space="preserve"> тренувальна вибірка (15 850 зразків), 15% </w:t>
       </w:r>
       <w:r>
         <w:rPr>
@@ -5948,7 +5960,7 @@
         <w:rPr>
           <w:lang w:val="ru-UA"/>
         </w:rPr>
-        <w:t xml:space="preserve"> для фінального тестування. Для моделі на основі BERT застосовано тричастинне розбиття: 70% </w:t>
+        <w:t xml:space="preserve"> валідаційна вибірка (3 396 зразків) для моніторингу якості під час навчання, 15% </w:t>
       </w:r>
       <w:r>
         <w:rPr>
@@ -5960,50 +5972,27 @@
         <w:rPr>
           <w:lang w:val="ru-UA"/>
         </w:rPr>
-        <w:t xml:space="preserve"> тренувальна вибірка (15 850 зразків), 15% </w:t>
-      </w:r>
+        <w:t xml:space="preserve"> тестова вибірка (3 397 зразків) для фінальної оцінки. В усіх випадках розбиття виконано із стратифікацією для збереження пропорцій класів у кожній підвибірці.</w:t>
+      </w:r>
+    </w:p>
+    <w:p>
       <w:r>
         <w:rPr>
           <w:lang w:val="ru-UA"/>
         </w:rPr>
-        <w:t>-</w:t>
+        <w:t>Візуальний аналіз датасету представлено на рисунку 2.</w:t>
       </w:r>
       <w:r>
         <w:rPr>
           <w:lang w:val="ru-UA"/>
         </w:rPr>
-        <w:t xml:space="preserve"> валідаційна вибірка (3 396 зразків) для моніторингу якості під час навчання, 15% </w:t>
+        <w:t>3</w:t>
       </w:r>
       <w:r>
         <w:rPr>
           <w:lang w:val="ru-UA"/>
         </w:rPr>
-        <w:t>-</w:t>
-      </w:r>
-      <w:r>
-        <w:rPr>
-          <w:lang w:val="ru-UA"/>
-        </w:rPr>
-        <w:t xml:space="preserve"> тестова вибірка (3 397 зразків) для фінальної оцінки. В усіх випадках розбиття виконано із стратифікацією для збереження пропорцій класів у кожній підвибірці.</w:t>
-      </w:r>
-    </w:p>
-    <w:p>
-      <w:pPr>
-        <w:rPr>
-          <w:lang w:val="ru-UA"/>
-        </w:rPr>
-      </w:pPr>
-      <w:r>
-        <w:rPr>
-          <w:lang w:val="ru-UA"/>
-        </w:rPr>
-        <w:t>Візуальний аналіз датасету представлено на рисунку 2.</w:t>
-      </w:r>
-      <w:r>
-        <w:rPr>
-          <w:lang w:val="ru-UA"/>
-        </w:rPr>
-        <w:t>3</w:t>
+        <w:t>.</w:t>
       </w:r>
     </w:p>
     <w:p>
@@ -6056,16 +6045,7 @@
         <w:t>3</w:t>
       </w:r>
       <w:r>
-        <w:t xml:space="preserve"> </w:t>
-      </w:r>
-      <w:r>
-        <w:t>-</w:t>
-      </w:r>
-      <w:r>
-        <w:t xml:space="preserve"> Аналіз датасету</w:t>
-      </w:r>
-      <w:r>
-        <w:t xml:space="preserve"> фейкових та правидивих новин</w:t>
+        <w:t xml:space="preserve"> - Аналіз датасету фейкових та правдивих новин</w:t>
       </w:r>
     </w:p>
     <w:p>
@@ -6226,7 +6206,7 @@
           <w:lang w:val="ru-UA"/>
         </w:rPr>
         <w:drawing>
-          <wp:inline distT="0" distB="0" distL="0" distR="0" wp14:anchorId="77F1C322" wp14:editId="11AAA30B">
+          <wp:inline distT="0" distB="0" distL="0" distR="0" wp14:anchorId="77F1C322" wp14:editId="262A9291">
             <wp:extent cx="6014085" cy="2611755"/>
             <wp:effectExtent l="0" t="0" r="5715" b="0"/>
             <wp:docPr id="1108559032" name="Рисунок 6"/>
@@ -6314,9 +6294,9 @@
       </w:pPr>
       <w:r>
         <w:drawing>
-          <wp:inline distT="0" distB="0" distL="0" distR="0" wp14:anchorId="75C3A2F1" wp14:editId="4A5303BE">
-            <wp:extent cx="5655958" cy="3006090"/>
-            <wp:effectExtent l="0" t="0" r="1905" b="3810"/>
+          <wp:inline distT="0" distB="0" distL="0" distR="0" wp14:anchorId="75C3A2F1" wp14:editId="57D51F9C">
+            <wp:extent cx="5149927" cy="2706147"/>
+            <wp:effectExtent l="0" t="0" r="0" b="0"/>
             <wp:docPr id="689217935" name="Рисунок 7"/>
             <wp:cNvGraphicFramePr>
               <a:graphicFrameLocks xmlns:a="http://schemas.openxmlformats.org/drawingml/2006/main" noChangeAspect="1"/>
@@ -6343,7 +6323,7 @@
                   <pic:spPr>
                     <a:xfrm>
                       <a:off x="0" y="0"/>
-                      <a:ext cx="5692907" cy="3025728"/>
+                      <a:ext cx="5204888" cy="2735027"/>
                     </a:xfrm>
                     <a:prstGeom prst="rect">
                       <a:avLst/>
@@ -6373,7 +6353,10 @@
         <w:t>-</w:t>
       </w:r>
       <w:r>
-        <w:t xml:space="preserve"> Хмара найчастіших слів датасету після лематизації</w:t>
+        <w:t xml:space="preserve"> </w:t>
+      </w:r>
+      <w:r>
+        <w:t>Хмара найчастіших слів датасету тематичної класифікації після лематизації</w:t>
       </w:r>
     </w:p>
     <w:p>
@@ -6432,13 +6415,57 @@
     </w:p>
     <w:p>
       <w:pPr>
-        <w:pStyle w:val="afd"/>
+        <w:pStyle w:val="a9"/>
         <w:numPr>
           <w:ilvl w:val="0"/>
-          <w:numId w:val="0"/>
+          <w:numId w:val="33"/>
         </w:numPr>
-        <w:ind w:left="1129"/>
-      </w:pPr>
+        <w:rPr>
+          <w:lang w:val="en-US"/>
+        </w:rPr>
+      </w:pPr>
+      <w:r>
+        <w:rPr>
+          <w:lang w:val="en-US"/>
+        </w:rPr>
+        <w:t>Для реалізації архітектури BERT та процесу навчання використано бібліотеку PyTorch та Hugging Face Transformers, що надає готові реалізації моделі bert-base-multilingual-cased з токенізатором.</w:t>
+      </w:r>
+    </w:p>
+    <w:p>
+      <w:pPr>
+        <w:pStyle w:val="a9"/>
+        <w:numPr>
+          <w:ilvl w:val="0"/>
+          <w:numId w:val="33"/>
+        </w:numPr>
+        <w:rPr>
+          <w:lang w:val="en-US"/>
+        </w:rPr>
+      </w:pPr>
+      <w:r>
+        <w:rPr>
+          <w:lang w:val="en-US"/>
+        </w:rPr>
+        <w:t>Для візуалізації процесу навчання та аналізу датасету використано бібліотеки Matplotlib та Seaborn.</w:t>
+      </w:r>
+    </w:p>
+    <w:p>
+      <w:pPr>
+        <w:pStyle w:val="a9"/>
+        <w:numPr>
+          <w:ilvl w:val="0"/>
+          <w:numId w:val="33"/>
+        </w:numPr>
+        <w:rPr>
+          <w:lang w:val="en-US"/>
+        </w:rPr>
+      </w:pPr>
+      <w:r>
+        <w:rPr>
+          <w:lang w:val="en-US"/>
+        </w:rPr>
+        <w:t>Для генерації хмар слів використано бібліотеку WordCloud.</w:t>
+      </w:r>
     </w:p>
     <w:sectPr>
       <w:headerReference w:type="default" r:id="rId15"/>
@@ -10449,7 +10476,7 @@
   <w:abstractNum w:abstractNumId="35" w15:restartNumberingAfterBreak="0">
     <w:nsid w:val="70F4145A"/>
     <w:multiLevelType w:val="hybridMultilevel"/>
-    <w:tmpl w:val="04F0A5CE"/>
+    <w:tmpl w:val="15BADB44"/>
     <w:lvl w:ilvl="0" w:tplc="20000001">
       <w:start w:val="1"/>
       <w:numFmt w:val="bullet"/>

--- a/Documents/Course Work.docx
+++ b/Documents/Course Work.docx
@@ -2246,7 +2246,13 @@
         <w:ind w:firstLine="0"/>
       </w:pPr>
       <w:r>
-        <w:t xml:space="preserve">ШІ (англ. Artificial Intelligence, AI) - Штучний інтелект </w:t>
+        <w:t xml:space="preserve">TF-IDF </w:t>
+      </w:r>
+      <w:r>
+        <w:t xml:space="preserve"> (англ. TF - term frequency, IDF - inverse document frequency) </w:t>
+      </w:r>
+      <w:r>
+        <w:t>- статистична міра для оцінки важливості слова в документі, що є частиною колекції або корпусу.</w:t>
       </w:r>
     </w:p>
     <w:p>
@@ -2254,13 +2260,13 @@
         <w:ind w:firstLine="0"/>
       </w:pPr>
       <w:r>
-        <w:t xml:space="preserve">TF-IDF </w:t>
-      </w:r>
-      <w:r>
-        <w:t xml:space="preserve"> (англ. TF - term frequency, IDF - inverse document frequency) </w:t>
-      </w:r>
-      <w:r>
-        <w:t>- статистична міра для оцінки важливості слова в документі, що є частиною колекції або корпусу.</w:t>
+        <w:t xml:space="preserve">Векторизація </w:t>
+      </w:r>
+      <w:r>
+        <w:t>-</w:t>
+      </w:r>
+      <w:r>
+        <w:t xml:space="preserve"> процес перетворення текстових даних у числовий формат</w:t>
       </w:r>
     </w:p>
     <w:p>
@@ -2268,13 +2274,19 @@
         <w:ind w:firstLine="0"/>
       </w:pPr>
       <w:r>
-        <w:t xml:space="preserve">Векторизація </w:t>
+        <w:t xml:space="preserve">Accuracy </w:t>
       </w:r>
       <w:r>
         <w:t>-</w:t>
       </w:r>
       <w:r>
-        <w:t xml:space="preserve"> процес перетворення текстових даних у числовий формат</w:t>
+        <w:t xml:space="preserve"> точність класифікації, частка правильно класифікованих зразків Precision </w:t>
+      </w:r>
+      <w:r>
+        <w:t>-</w:t>
+      </w:r>
+      <w:r>
+        <w:t xml:space="preserve"> точність, частка правильно визначених позитивних прикладів серед усіх визначених як позитивні </w:t>
       </w:r>
     </w:p>
     <w:p>
@@ -2282,19 +2294,27 @@
         <w:ind w:firstLine="0"/>
       </w:pPr>
       <w:r>
-        <w:t xml:space="preserve">Accuracy </w:t>
+        <w:t xml:space="preserve">Recall </w:t>
       </w:r>
       <w:r>
         <w:t>-</w:t>
       </w:r>
       <w:r>
-        <w:t xml:space="preserve"> точність класифікації, частка правильно класифікованих зразків Precision </w:t>
+        <w:t xml:space="preserve"> повнота, частка правильно визначених позитивних прикладів серед усіх фактично позитивних </w:t>
+      </w:r>
+    </w:p>
+    <w:p>
+      <w:pPr>
+        <w:ind w:firstLine="0"/>
+      </w:pPr>
+      <w:r>
+        <w:t xml:space="preserve">F1-score </w:t>
       </w:r>
       <w:r>
         <w:t>-</w:t>
       </w:r>
       <w:r>
-        <w:t xml:space="preserve"> точність, частка правильно визначених позитивних прикладів серед усіх визначених як позитивні </w:t>
+        <w:t xml:space="preserve"> гармонійне середнє між precision та recall</w:t>
       </w:r>
     </w:p>
     <w:p>
@@ -2302,13 +2322,13 @@
         <w:ind w:firstLine="0"/>
       </w:pPr>
       <w:r>
-        <w:t xml:space="preserve">Recall </w:t>
+        <w:t xml:space="preserve">Baseline (базова лінія) </w:t>
       </w:r>
       <w:r>
         <w:t>-</w:t>
       </w:r>
       <w:r>
-        <w:t xml:space="preserve"> повнота, частка правильно визначених позитивних прикладів серед усіх фактично позитивних </w:t>
+        <w:t xml:space="preserve"> початкова модель з простою архітектурою </w:t>
       </w:r>
     </w:p>
     <w:p>
@@ -2316,13 +2336,21 @@
         <w:ind w:firstLine="0"/>
       </w:pPr>
       <w:r>
-        <w:t xml:space="preserve">F1-score </w:t>
+        <w:t>що використовується як точка відліку для порівняння з більш складними рішеннями</w:t>
+      </w:r>
+    </w:p>
+    <w:p>
+      <w:pPr>
+        <w:ind w:firstLine="0"/>
+      </w:pPr>
+      <w:r>
+        <w:t xml:space="preserve">Лематизація </w:t>
       </w:r>
       <w:r>
         <w:t>-</w:t>
       </w:r>
       <w:r>
-        <w:t xml:space="preserve"> гармонійне середнє між precision та recall</w:t>
+        <w:t xml:space="preserve"> процес приведення слів до їх базової форми (леми)</w:t>
       </w:r>
     </w:p>
     <w:p>
@@ -2330,13 +2358,13 @@
         <w:ind w:firstLine="0"/>
       </w:pPr>
       <w:r>
-        <w:t xml:space="preserve">Baseline (базова лінія) </w:t>
+        <w:t xml:space="preserve">Токенізація </w:t>
       </w:r>
       <w:r>
         <w:t>-</w:t>
       </w:r>
       <w:r>
-        <w:t xml:space="preserve"> початкова модель з простою архітектурою </w:t>
+        <w:t xml:space="preserve"> процес розбиття тексту на окремі одиниці (токени), </w:t>
       </w:r>
     </w:p>
     <w:p>
@@ -2344,101 +2372,7 @@
         <w:ind w:firstLine="0"/>
       </w:pPr>
       <w:r>
-        <w:t>що використовується як точка відліку для порівняння з більш складними рішеннями</w:t>
-      </w:r>
-    </w:p>
-    <w:p>
-      <w:pPr>
-        <w:ind w:firstLine="0"/>
-      </w:pPr>
-      <w:r>
-        <w:t xml:space="preserve">Лематизація </w:t>
-      </w:r>
-      <w:r>
-        <w:t>-</w:t>
-      </w:r>
-      <w:r>
-        <w:t xml:space="preserve"> процес приведення слів до їх базової форми (леми)</w:t>
-      </w:r>
-    </w:p>
-    <w:p>
-      <w:pPr>
-        <w:ind w:firstLine="0"/>
-      </w:pPr>
-      <w:r>
-        <w:t xml:space="preserve">Токенізація </w:t>
-      </w:r>
-      <w:r>
-        <w:t>-</w:t>
-      </w:r>
-      <w:r>
-        <w:t xml:space="preserve"> процес розбиття тексту на окремі одиниці (токени), </w:t>
-      </w:r>
-    </w:p>
-    <w:p>
-      <w:pPr>
-        <w:ind w:firstLine="0"/>
-      </w:pPr>
-      <w:r>
         <w:t>зазвичай слова або символи</w:t>
-      </w:r>
-    </w:p>
-    <w:p>
-      <w:pPr>
-        <w:ind w:firstLine="0"/>
-      </w:pPr>
-      <w:r>
-        <w:t xml:space="preserve">Стоп-слова </w:t>
-      </w:r>
-      <w:r>
-        <w:t>-</w:t>
-      </w:r>
-      <w:r>
-        <w:t xml:space="preserve"> часто вживані слова (прийменники, сполучники), які </w:t>
-      </w:r>
-    </w:p>
-    <w:p>
-      <w:pPr>
-        <w:ind w:firstLine="0"/>
-      </w:pPr>
-      <w:r>
-        <w:t>зазвичай не несуть семантичного навантаження та видаляються при аналізі тексту</w:t>
-      </w:r>
-    </w:p>
-    <w:p>
-      <w:pPr>
-        <w:ind w:firstLine="0"/>
-      </w:pPr>
-      <w:r>
-        <w:t xml:space="preserve">Датасет (англ. Dataset) </w:t>
-      </w:r>
-      <w:r>
-        <w:t>-</w:t>
-      </w:r>
-      <w:r>
-        <w:t xml:space="preserve"> структурований набір даних для тренування </w:t>
-      </w:r>
-    </w:p>
-    <w:p>
-      <w:pPr>
-        <w:ind w:firstLine="0"/>
-      </w:pPr>
-      <w:r>
-        <w:t>та тестування моделей машинного навчання</w:t>
-      </w:r>
-    </w:p>
-    <w:p>
-      <w:pPr>
-        <w:ind w:firstLine="0"/>
-      </w:pPr>
-      <w:r>
-        <w:t xml:space="preserve">Імплементація </w:t>
-      </w:r>
-      <w:r>
-        <w:t>-</w:t>
-      </w:r>
-      <w:r>
-        <w:t xml:space="preserve"> практична реалізація алгоритму або методу у вигляді програмного коду</w:t>
       </w:r>
     </w:p>
     <w:p>
@@ -2448,13 +2382,16 @@
         <w:jc w:val="left"/>
       </w:pPr>
       <w:r>
-        <w:t xml:space="preserve">API (Application Programming Interface) </w:t>
-      </w:r>
-      <w:r>
+        <w:t xml:space="preserve">BERT (англ. Bidirectional Encoder Representations from Transformers) </w:t>
+      </w:r>
+      <w:r>
+        <w:rPr>
+          <w:lang w:val="en-US"/>
+        </w:rPr>
         <w:t>-</w:t>
       </w:r>
       <w:r>
-        <w:t xml:space="preserve"> набір правил та протоколів для взаємодії між програмними компонентами</w:t>
+        <w:t xml:space="preserve"> </w:t>
       </w:r>
     </w:p>
     <w:p>
@@ -2464,13 +2401,7 @@
         <w:jc w:val="left"/>
       </w:pPr>
       <w:r>
-        <w:t xml:space="preserve">Open-source </w:t>
-      </w:r>
-      <w:r>
-        <w:t xml:space="preserve">- </w:t>
-      </w:r>
-      <w:r>
-        <w:t>модель розробки програмного забезпечення з відкритим вихідним кодом, доступним для вільного використання та модифікації</w:t>
+        <w:t xml:space="preserve">двонаправлена трансформерна модель для отримання контекстуальних </w:t>
       </w:r>
     </w:p>
     <w:p>
@@ -2480,7 +2411,10 @@
         <w:jc w:val="left"/>
       </w:pPr>
       <w:r>
-        <w:t xml:space="preserve">BERT (англ. Bidirectional Encoder Representations from Transformers) — </w:t>
+        <w:t>векторних представлень тексту</w:t>
+      </w:r>
+      <w:r>
+        <w:t>.</w:t>
       </w:r>
     </w:p>
     <w:p>
@@ -2490,7 +2424,19 @@
         <w:jc w:val="left"/>
       </w:pPr>
       <w:r>
-        <w:t xml:space="preserve">двонаправлена трансформерна модель для отримання контекстуальних </w:t>
+        <w:t xml:space="preserve">mBERT (англ. Multilingual BERT) </w:t>
+      </w:r>
+      <w:r>
+        <w:rPr>
+          <w:lang w:val="en-US"/>
+        </w:rPr>
+        <w:t>-</w:t>
+      </w:r>
+      <w:r>
+        <w:t xml:space="preserve"> багатомовна версія моделі BERT</w:t>
+      </w:r>
+      <w:r>
+        <w:t>.</w:t>
       </w:r>
     </w:p>
     <w:p>
@@ -2500,7 +2446,16 @@
         <w:jc w:val="left"/>
       </w:pPr>
       <w:r>
-        <w:t>векторних представлень тексту, запропонована Google у 2019 році.</w:t>
+        <w:t xml:space="preserve">Трансформер (англ. Transformer) </w:t>
+      </w:r>
+      <w:r>
+        <w:rPr>
+          <w:lang w:val="en-US"/>
+        </w:rPr>
+        <w:t>-</w:t>
+      </w:r>
+      <w:r>
+        <w:t xml:space="preserve"> архітектура нейронної мережі на </w:t>
       </w:r>
     </w:p>
     <w:p>
@@ -2510,8 +2465,7 @@
         <w:jc w:val="left"/>
       </w:pPr>
       <w:r>
-        <w:lastRenderedPageBreak/>
-        <w:t xml:space="preserve">mBERT (англ. Multilingual BERT) — багатомовна версія моделі BERT, </w:t>
+        <w:t xml:space="preserve">основі механізму самоуваги, що обробляє всі токени послідовності </w:t>
       </w:r>
     </w:p>
     <w:p>
@@ -2521,7 +2475,7 @@
         <w:jc w:val="left"/>
       </w:pPr>
       <w:r>
-        <w:t>навчена на текстових корпусах 104 мов, включаючи українську.</w:t>
+        <w:t>паралельно без використання рекурентності.</w:t>
       </w:r>
     </w:p>
     <w:p>
@@ -2531,7 +2485,16 @@
         <w:jc w:val="left"/>
       </w:pPr>
       <w:r>
-        <w:t xml:space="preserve">Трансформер (англ. Transformer) — архітектура нейронної мережі на </w:t>
+        <w:t xml:space="preserve">Self-Attention (механізм самоуваги) </w:t>
+      </w:r>
+      <w:r>
+        <w:rPr>
+          <w:lang w:val="en-US"/>
+        </w:rPr>
+        <w:t>-</w:t>
+      </w:r>
+      <w:r>
+        <w:t xml:space="preserve"> механізм, за якого кожен токен </w:t>
       </w:r>
     </w:p>
     <w:p>
@@ -2541,7 +2504,7 @@
         <w:jc w:val="left"/>
       </w:pPr>
       <w:r>
-        <w:t xml:space="preserve">основі механізму самоуваги, що обробляє всі токени послідовності </w:t>
+        <w:t xml:space="preserve">послідовності зважено враховує всі інші токени при формуванні свого </w:t>
       </w:r>
     </w:p>
     <w:p>
@@ -2551,7 +2514,7 @@
         <w:jc w:val="left"/>
       </w:pPr>
       <w:r>
-        <w:t>паралельно без використання рекурентності.</w:t>
+        <w:t>векторного представлення.</w:t>
       </w:r>
     </w:p>
     <w:p>
@@ -2561,7 +2524,16 @@
         <w:jc w:val="left"/>
       </w:pPr>
       <w:r>
-        <w:t xml:space="preserve">Self-Attention (механізм самоуваги) — механізм, за якого кожен токен </w:t>
+        <w:t xml:space="preserve">NLP (англ. Natural Language Processing) </w:t>
+      </w:r>
+      <w:r>
+        <w:rPr>
+          <w:lang w:val="en-US"/>
+        </w:rPr>
+        <w:t>-</w:t>
+      </w:r>
+      <w:r>
+        <w:t xml:space="preserve"> обробка природної мови; </w:t>
       </w:r>
     </w:p>
     <w:p>
@@ -2571,7 +2543,7 @@
         <w:jc w:val="left"/>
       </w:pPr>
       <w:r>
-        <w:t xml:space="preserve">послідовності зважено враховує всі інші токени при формуванні свого </w:t>
+        <w:t xml:space="preserve">галузь штучного інтелекту, що займається автоматичним аналізом та </w:t>
       </w:r>
     </w:p>
     <w:p>
@@ -2581,7 +2553,7 @@
         <w:jc w:val="left"/>
       </w:pPr>
       <w:r>
-        <w:t>векторного представлення.</w:t>
+        <w:t>генерацією текстів.</w:t>
       </w:r>
     </w:p>
     <w:p>
@@ -2591,7 +2563,17 @@
         <w:jc w:val="left"/>
       </w:pPr>
       <w:r>
-        <w:t xml:space="preserve">NLP (англ. Natural Language Processing) — обробка природної мови; </w:t>
+        <w:lastRenderedPageBreak/>
+        <w:t xml:space="preserve">MLM (англ. Masked Language Modeling) </w:t>
+      </w:r>
+      <w:r>
+        <w:rPr>
+          <w:lang w:val="en-US"/>
+        </w:rPr>
+        <w:t>-</w:t>
+      </w:r>
+      <w:r>
+        <w:t xml:space="preserve"> задача передтренування BERT: </w:t>
       </w:r>
     </w:p>
     <w:p>
@@ -2601,7 +2583,7 @@
         <w:jc w:val="left"/>
       </w:pPr>
       <w:r>
-        <w:t xml:space="preserve">галузь штучного інтелекту, що займається автоматичним аналізом та </w:t>
+        <w:t xml:space="preserve">модель передбачає випадково замасковані токени на основі двобічного </w:t>
       </w:r>
     </w:p>
     <w:p>
@@ -2611,7 +2593,7 @@
         <w:jc w:val="left"/>
       </w:pPr>
       <w:r>
-        <w:t>генерацією текстів.</w:t>
+        <w:t>контексту.</w:t>
       </w:r>
     </w:p>
     <w:p>
@@ -2621,7 +2603,16 @@
         <w:jc w:val="left"/>
       </w:pPr>
       <w:r>
-        <w:t xml:space="preserve">MLM (англ. Masked Language Modeling) — задача передтренування BERT: </w:t>
+        <w:t xml:space="preserve">NSP (англ. Next Sentence Prediction) </w:t>
+      </w:r>
+      <w:r>
+        <w:rPr>
+          <w:lang w:val="en-US"/>
+        </w:rPr>
+        <w:t>-</w:t>
+      </w:r>
+      <w:r>
+        <w:t xml:space="preserve"> друга задача передтренування </w:t>
       </w:r>
     </w:p>
     <w:p>
@@ -2631,7 +2622,16 @@
         <w:jc w:val="left"/>
       </w:pPr>
       <w:r>
-        <w:t xml:space="preserve">модель передбачає випадково замасковані токени на основі двобічного </w:t>
+        <w:t xml:space="preserve">SVM (англ. Support Vector Machine) </w:t>
+      </w:r>
+      <w:r>
+        <w:rPr>
+          <w:lang w:val="en-US"/>
+        </w:rPr>
+        <w:t>-</w:t>
+      </w:r>
+      <w:r>
+        <w:t xml:space="preserve"> метод опорних векторів; алгоритм </w:t>
       </w:r>
     </w:p>
     <w:p>
@@ -2641,7 +2641,7 @@
         <w:jc w:val="left"/>
       </w:pPr>
       <w:r>
-        <w:t>контексту.</w:t>
+        <w:t xml:space="preserve">машинного навчання для класифікації, що знаходить оптимальну </w:t>
       </w:r>
     </w:p>
     <w:p>
@@ -2651,7 +2651,7 @@
         <w:jc w:val="left"/>
       </w:pPr>
       <w:r>
-        <w:t xml:space="preserve">NSP (англ. Next Sentence Prediction) — друга задача передтренування </w:t>
+        <w:t>гіперплощину розділення класів.</w:t>
       </w:r>
     </w:p>
     <w:p>
@@ -2661,7 +2661,16 @@
         <w:jc w:val="left"/>
       </w:pPr>
       <w:r>
-        <w:t>BERT: модель визначає, чи є два речення послідовними в тексті.</w:t>
+        <w:t xml:space="preserve">Embedding (векторне представлення) </w:t>
+      </w:r>
+      <w:r>
+        <w:rPr>
+          <w:lang w:val="en-US"/>
+        </w:rPr>
+        <w:t>-</w:t>
+      </w:r>
+      <w:r>
+        <w:t xml:space="preserve"> відображення слів або токенів </w:t>
       </w:r>
     </w:p>
     <w:p>
@@ -2669,9 +2678,12 @@
         <w:spacing w:after="160" w:line="278" w:lineRule="auto"/>
         <w:ind w:firstLine="0"/>
         <w:jc w:val="left"/>
-      </w:pPr>
-      <w:r>
-        <w:t xml:space="preserve">SVM (англ. Support Vector Machine) — метод опорних векторів; алгоритм </w:t>
+        <w:rPr>
+          <w:lang w:val="en-US"/>
+        </w:rPr>
+      </w:pPr>
+      <w:r>
+        <w:t>у щільний числовий вектор у просторі семантичних ознак.</w:t>
       </w:r>
     </w:p>
     <w:p>
@@ -2681,7 +2693,39 @@
         <w:jc w:val="left"/>
       </w:pPr>
       <w:r>
-        <w:t xml:space="preserve">машинного навчання для класифікації, що знаходить оптимальну </w:t>
+        <w:t>ReLU</w:t>
+      </w:r>
+      <w:r>
+        <w:rPr>
+          <w:b/>
+          <w:bCs/>
+        </w:rPr>
+        <w:t xml:space="preserve"> </w:t>
+      </w:r>
+      <w:r>
+        <w:t xml:space="preserve">(Rectified Linear Unit) </w:t>
+      </w:r>
+      <w:r>
+        <w:rPr>
+          <w:b/>
+          <w:bCs/>
+        </w:rPr>
+        <w:t>-</w:t>
+      </w:r>
+      <w:r>
+        <w:t xml:space="preserve"> </w:t>
+      </w:r>
+      <w:r>
+        <w:t>ф</w:t>
+      </w:r>
+      <w:r>
+        <w:t>ункція, яка пропускає додатні числа без змін, а всі від'ємні перетворює на нуль.</w:t>
+      </w:r>
+      <w:r>
+        <w:rPr>
+          <w:lang w:val="en-US"/>
+        </w:rPr>
+        <w:t xml:space="preserve"> </w:t>
       </w:r>
     </w:p>
     <w:p>
@@ -2689,9 +2733,51 @@
         <w:spacing w:after="160" w:line="278" w:lineRule="auto"/>
         <w:ind w:firstLine="0"/>
         <w:jc w:val="left"/>
-      </w:pPr>
-      <w:r>
-        <w:t>гіперплощину розділення класів.</w:t>
+        <w:rPr>
+          <w:lang w:val="ru-UA"/>
+        </w:rPr>
+      </w:pPr>
+      <w:r>
+        <w:rPr>
+          <w:lang w:val="ru-UA"/>
+        </w:rPr>
+        <w:t>Soft</w:t>
+      </w:r>
+      <w:r>
+        <w:rPr>
+          <w:lang w:val="en-US"/>
+        </w:rPr>
+        <w:t>m</w:t>
+      </w:r>
+      <w:r>
+        <w:rPr>
+          <w:lang w:val="ru-UA"/>
+        </w:rPr>
+        <w:t>ax</w:t>
+      </w:r>
+      <w:r>
+        <w:rPr>
+          <w:lang w:val="ru-UA"/>
+        </w:rPr>
+        <w:t xml:space="preserve"> -</w:t>
+      </w:r>
+      <w:r>
+        <w:rPr>
+          <w:lang w:val="ru-UA"/>
+        </w:rPr>
+        <w:t xml:space="preserve"> </w:t>
+      </w:r>
+      <w:r>
+        <w:rPr>
+          <w:lang w:val="ru-UA"/>
+        </w:rPr>
+        <w:t>ф</w:t>
+      </w:r>
+      <w:r>
+        <w:rPr>
+          <w:lang w:val="ru-UA"/>
+        </w:rPr>
+        <w:t>ункція, яка перетворює набір чисел на ймовірності (від 0 до 1), сума яких завжди дорівнює одиниці (100%).</w:t>
       </w:r>
     </w:p>
     <w:p>
@@ -2699,9 +2785,42 @@
         <w:spacing w:after="160" w:line="278" w:lineRule="auto"/>
         <w:ind w:firstLine="0"/>
         <w:jc w:val="left"/>
-      </w:pPr>
-      <w:r>
-        <w:t xml:space="preserve">Трансферне навчання (англ. Transfer Learning) — підхід, за якого </w:t>
+        <w:rPr>
+          <w:lang w:val="ru-UA"/>
+        </w:rPr>
+      </w:pPr>
+      <w:r>
+        <w:rPr>
+          <w:lang w:val="ru-UA"/>
+        </w:rPr>
+        <w:t>GELU</w:t>
+      </w:r>
+      <w:r>
+        <w:rPr>
+          <w:lang w:val="ru-UA"/>
+        </w:rPr>
+        <w:t xml:space="preserve"> </w:t>
+      </w:r>
+      <w:r>
+        <w:t>(Gaussian Error Linear Unit)</w:t>
+      </w:r>
+      <w:r>
+        <w:rPr>
+          <w:lang w:val="ru-UA"/>
+        </w:rPr>
+        <w:t xml:space="preserve"> </w:t>
+      </w:r>
+      <w:r>
+        <w:rPr>
+          <w:lang w:val="ru-UA"/>
+        </w:rPr>
+        <w:t>- б</w:t>
+      </w:r>
+      <w:r>
+        <w:rPr>
+          <w:lang w:val="ru-UA"/>
+        </w:rPr>
+        <w:t>ільш плавна (згладжена) версія ReLU. Є базовим стандартом для трансформерів, оскільки краще працює зі складними даними.</w:t>
       </w:r>
     </w:p>
     <w:p>
@@ -2710,170 +2829,6 @@
         <w:ind w:firstLine="0"/>
         <w:jc w:val="left"/>
       </w:pPr>
-      <w:r>
-        <w:t xml:space="preserve">модель, попередньо навчена на великому корпусі, адаптується до нової </w:t>
-      </w:r>
-    </w:p>
-    <w:p>
-      <w:pPr>
-        <w:spacing w:after="160" w:line="278" w:lineRule="auto"/>
-        <w:ind w:firstLine="0"/>
-        <w:jc w:val="left"/>
-      </w:pPr>
-      <w:r>
-        <w:t>вузької задачі з мінімальним донавчанням.</w:t>
-      </w:r>
-    </w:p>
-    <w:p>
-      <w:pPr>
-        <w:spacing w:after="160" w:line="278" w:lineRule="auto"/>
-        <w:ind w:firstLine="0"/>
-        <w:jc w:val="left"/>
-      </w:pPr>
-      <w:r>
-        <w:t xml:space="preserve">Fine-Tuning (донавчання) — стратегія трансферного навчання, за якої </w:t>
-      </w:r>
-    </w:p>
-    <w:p>
-      <w:pPr>
-        <w:spacing w:after="160" w:line="278" w:lineRule="auto"/>
-        <w:ind w:firstLine="0"/>
-        <w:jc w:val="left"/>
-      </w:pPr>
-      <w:r>
-        <w:t xml:space="preserve">оновлюються всі або частина параметрів попередньо навченої моделі </w:t>
-      </w:r>
-    </w:p>
-    <w:p>
-      <w:pPr>
-        <w:spacing w:after="160" w:line="278" w:lineRule="auto"/>
-        <w:ind w:firstLine="0"/>
-        <w:jc w:val="left"/>
-      </w:pPr>
-      <w:r>
-        <w:t>на цільовому датасеті.</w:t>
-      </w:r>
-    </w:p>
-    <w:p>
-      <w:pPr>
-        <w:spacing w:after="160" w:line="278" w:lineRule="auto"/>
-        <w:ind w:firstLine="0"/>
-        <w:jc w:val="left"/>
-      </w:pPr>
-      <w:r>
-        <w:t xml:space="preserve">Класифікаційна голова (англ. Classification Head) — нейромережевий </w:t>
-      </w:r>
-    </w:p>
-    <w:p>
-      <w:pPr>
-        <w:spacing w:after="160" w:line="278" w:lineRule="auto"/>
-        <w:ind w:firstLine="0"/>
-        <w:jc w:val="left"/>
-      </w:pPr>
-      <w:r>
-        <w:t xml:space="preserve">модуль, розміщений поверх базового енкодера, що перетворює </w:t>
-      </w:r>
-    </w:p>
-    <w:p>
-      <w:pPr>
-        <w:spacing w:after="160" w:line="278" w:lineRule="auto"/>
-        <w:ind w:firstLine="0"/>
-        <w:jc w:val="left"/>
-      </w:pPr>
-      <w:r>
-        <w:lastRenderedPageBreak/>
-        <w:t>векторне представлення тексту на передбачення класу.</w:t>
-      </w:r>
-    </w:p>
-    <w:p>
-      <w:pPr>
-        <w:spacing w:after="160" w:line="278" w:lineRule="auto"/>
-        <w:ind w:firstLine="0"/>
-        <w:jc w:val="left"/>
-      </w:pPr>
-      <w:r>
-        <w:t xml:space="preserve">Dropout — метод регуляризації нейронних мереж: випадкове вимкнення </w:t>
-      </w:r>
-    </w:p>
-    <w:p>
-      <w:pPr>
-        <w:spacing w:after="160" w:line="278" w:lineRule="auto"/>
-        <w:ind w:firstLine="0"/>
-        <w:jc w:val="left"/>
-      </w:pPr>
-      <w:r>
-        <w:t>частки нейронів під час навчання для запобігання перенавчанню.</w:t>
-      </w:r>
-    </w:p>
-    <w:p>
-      <w:pPr>
-        <w:spacing w:after="160" w:line="278" w:lineRule="auto"/>
-        <w:ind w:firstLine="0"/>
-        <w:jc w:val="left"/>
-      </w:pPr>
-      <w:r>
-        <w:t xml:space="preserve">Batch Normalization (пакетна нормалізація) — техніка нормалізації </w:t>
-      </w:r>
-    </w:p>
-    <w:p>
-      <w:pPr>
-        <w:spacing w:after="160" w:line="278" w:lineRule="auto"/>
-        <w:ind w:firstLine="0"/>
-        <w:jc w:val="left"/>
-      </w:pPr>
-      <w:r>
-        <w:t xml:space="preserve">активацій нейронної мережі по міні-батчу; стабілізує навчання та </w:t>
-      </w:r>
-    </w:p>
-    <w:p>
-      <w:pPr>
-        <w:spacing w:after="160" w:line="278" w:lineRule="auto"/>
-        <w:ind w:firstLine="0"/>
-        <w:jc w:val="left"/>
-      </w:pPr>
-      <w:r>
-        <w:t>пришвидшує збіжність.</w:t>
-      </w:r>
-    </w:p>
-    <w:p>
-      <w:pPr>
-        <w:spacing w:after="160" w:line="278" w:lineRule="auto"/>
-        <w:ind w:firstLine="0"/>
-        <w:jc w:val="left"/>
-      </w:pPr>
-      <w:r>
-        <w:t xml:space="preserve">Embedding (векторне представлення) — відображення слів або токенів </w:t>
-      </w:r>
-    </w:p>
-    <w:p>
-      <w:pPr>
-        <w:spacing w:after="160" w:line="278" w:lineRule="auto"/>
-        <w:ind w:firstLine="0"/>
-        <w:jc w:val="left"/>
-      </w:pPr>
-      <w:r>
-        <w:t>у щільний числовий вектор у просторі семантичних ознак.</w:t>
-      </w:r>
-    </w:p>
-    <w:p>
-      <w:pPr>
-        <w:spacing w:after="160" w:line="278" w:lineRule="auto"/>
-        <w:ind w:firstLine="0"/>
-        <w:jc w:val="left"/>
-      </w:pPr>
-      <w:r>
-        <w:t xml:space="preserve">WordPiece — алгоритм субсловної токенізації BERT: розбиває рідкісні </w:t>
-      </w:r>
-    </w:p>
-    <w:p>
-      <w:pPr>
-        <w:spacing w:after="160" w:line="278" w:lineRule="auto"/>
-        <w:ind w:firstLine="0"/>
-        <w:jc w:val="left"/>
-      </w:pPr>
-      <w:r>
-        <w:t>слова на частіші підслова, забезпечуючи фіксований розмір словника.</w:t>
-      </w:r>
       <w:r>
         <w:br w:type="page"/>
       </w:r>
@@ -3215,7 +3170,19 @@
       </w:r>
       <w:r>
         <w:lastRenderedPageBreak/>
-        <w:t>через вісім основних прецедентів, які охоплюють повний цикл роботи з новинним контентом – від введення даних до отримання результатів аналізу.</w:t>
+        <w:t xml:space="preserve">через </w:t>
+      </w:r>
+      <w:r>
+        <w:t>десять</w:t>
+      </w:r>
+      <w:r>
+        <w:t xml:space="preserve"> основних прецедентів, які охоплюють повний цикл роботи з новинним контентом </w:t>
+      </w:r>
+      <w:r>
+        <w:t>-</w:t>
+      </w:r>
+      <w:r>
+        <w:t xml:space="preserve"> від введення даних до отримання результатів аналізу.</w:t>
       </w:r>
     </w:p>
     <w:p>
@@ -3229,10 +3196,10 @@
           <w:lang w:val="en-US"/>
         </w:rPr>
         <w:drawing>
-          <wp:inline distT="0" distB="0" distL="0" distR="0" wp14:anchorId="559E4CAB" wp14:editId="061C8BA5">
-            <wp:extent cx="5669986" cy="3188473"/>
+          <wp:inline distT="0" distB="0" distL="0" distR="0" wp14:anchorId="4F58566E" wp14:editId="31061F2A">
+            <wp:extent cx="6031865" cy="3493699"/>
             <wp:effectExtent l="0" t="0" r="6985" b="0"/>
-            <wp:docPr id="1490274054" name="Рисунок 1"/>
+            <wp:docPr id="294155884" name="Рисунок 4"/>
             <wp:cNvGraphicFramePr>
               <a:graphicFrameLocks xmlns:a="http://schemas.openxmlformats.org/drawingml/2006/main" noChangeAspect="1"/>
             </wp:cNvGraphicFramePr>
@@ -3240,7 +3207,7 @@
               <a:graphicData uri="http://schemas.openxmlformats.org/drawingml/2006/picture">
                 <pic:pic xmlns:pic="http://schemas.openxmlformats.org/drawingml/2006/picture">
                   <pic:nvPicPr>
-                    <pic:cNvPr id="1490274054" name="Рисунок 1"/>
+                    <pic:cNvPr id="294155884" name="Рисунок 294155884"/>
                     <pic:cNvPicPr/>
                   </pic:nvPicPr>
                   <pic:blipFill>
@@ -3258,7 +3225,7 @@
                   <pic:spPr>
                     <a:xfrm>
                       <a:off x="0" y="0"/>
-                      <a:ext cx="5706410" cy="3208956"/>
+                      <a:ext cx="6040141" cy="3498493"/>
                     </a:xfrm>
                     <a:prstGeom prst="rect">
                       <a:avLst/>
@@ -3367,7 +3334,7 @@
         </w:numPr>
       </w:pPr>
       <w:r>
-        <w:t>Завантаження файлів форматів CSV (з комою або крапкою з комою як роздільником) та Excel (XLSX) з новинами для пакетної обробки</w:t>
+        <w:t>Відображення результатів аналізу для кожної новини у форматі карточки або таблиці з чіткою індикацією: відсоток ймовірності фейковості (0-100%), визначена тематична категорія</w:t>
       </w:r>
       <w:r>
         <w:rPr>
@@ -3385,16 +3352,7 @@
         </w:numPr>
       </w:pPr>
       <w:r>
-        <w:t>Виконання пакетної обробки множини новин із завантаженого файлу з автоматичним застосуванням обох моделей класифікації до кожного запису</w:t>
-      </w:r>
-      <w:r>
-        <w:rPr>
-          <w:lang w:val="en-US"/>
-        </w:rPr>
-        <w:t xml:space="preserve"> </w:t>
-      </w:r>
-      <w:r>
-        <w:t>та збереження усіх результатів у єдиному звіті.</w:t>
+        <w:t>Збереження історії перевірених новин у сесії користувача для можливості порівняння результатів.</w:t>
       </w:r>
     </w:p>
     <w:p>
@@ -3406,13 +3364,16 @@
         </w:numPr>
       </w:pPr>
       <w:r>
-        <w:t>Відображення результатів аналізу для кожної новини у форматі карточки або таблиці з чіткою індикацією: відсоток ймовірності фейковості (0-100%), визначена тематична категорія</w:t>
+        <w:t>Експорт результатів аналізу у форматі CSV або Excel з включенням наступних полів: оригінальний текст новини, прогноз достовірності (FAKE/TRUE), ймовірність фейковості (%), тематична категорія, дата та час перевірки</w:t>
       </w:r>
       <w:r>
         <w:rPr>
           <w:lang w:val="en-US"/>
         </w:rPr>
         <w:t>.</w:t>
+      </w:r>
+      <w:r>
+        <w:t xml:space="preserve"> </w:t>
       </w:r>
     </w:p>
     <w:p>
@@ -3424,39 +3385,6 @@
         </w:numPr>
       </w:pPr>
       <w:r>
-        <w:t>Збереження історії перевірених новин у сесії користувача для можливості порівняння результатів.</w:t>
-      </w:r>
-    </w:p>
-    <w:p>
-      <w:pPr>
-        <w:pStyle w:val="a9"/>
-        <w:numPr>
-          <w:ilvl w:val="0"/>
-          <w:numId w:val="19"/>
-        </w:numPr>
-      </w:pPr>
-      <w:r>
-        <w:t>Експорт результатів аналізу у форматі CSV або Excel з включенням наступних полів: оригінальний текст новини, прогноз достовірності (FAKE/TRUE), ймовірність фейковості (%), тематична категорія, дата та час перевірки</w:t>
-      </w:r>
-      <w:r>
-        <w:rPr>
-          <w:lang w:val="en-US"/>
-        </w:rPr>
-        <w:t>.</w:t>
-      </w:r>
-      <w:r>
-        <w:t xml:space="preserve"> </w:t>
-      </w:r>
-    </w:p>
-    <w:p>
-      <w:pPr>
-        <w:pStyle w:val="a9"/>
-        <w:numPr>
-          <w:ilvl w:val="0"/>
-          <w:numId w:val="19"/>
-        </w:numPr>
-      </w:pPr>
-      <w:r>
         <w:t>Адаптивний інтерфейс, що коректно відображається на різних пристроях (десктоп, планшет, смартфон)</w:t>
       </w:r>
       <w:r>
@@ -3535,7 +3463,6 @@
         </w:numPr>
       </w:pPr>
       <w:r>
-        <w:lastRenderedPageBreak/>
         <w:t>У разі виникнення помилки обробки (некоректний формат даних, занадто короткий текст, технічний збій) система має відображати зрозуміле повідомлення для користувача без розкриття внутрішніх технічних деталей або трасування стеку помилок.</w:t>
       </w:r>
     </w:p>
@@ -3548,6 +3475,7 @@
         </w:numPr>
       </w:pPr>
       <w:r>
+        <w:lastRenderedPageBreak/>
         <w:t>Передбачити обробку виключних ситуацій (некоректний формат вхідних даних, обрив з'єднання) з коректним інформуванням користувача.</w:t>
       </w:r>
     </w:p>
@@ -3698,7 +3626,6 @@
         </w:numPr>
       </w:pPr>
       <w:r>
-        <w:lastRenderedPageBreak/>
         <w:t>Сумісність:</w:t>
       </w:r>
     </w:p>
@@ -3723,25 +3650,8 @@
         </w:numPr>
       </w:pPr>
       <w:r>
+        <w:lastRenderedPageBreak/>
         <w:t>Підтримка роботи на операційних системах Windows, macOS, Linux.</w:t>
-      </w:r>
-    </w:p>
-    <w:p>
-      <w:pPr>
-        <w:pStyle w:val="a9"/>
-        <w:numPr>
-          <w:ilvl w:val="0"/>
-          <w:numId w:val="29"/>
-        </w:numPr>
-      </w:pPr>
-      <w:r>
-        <w:t>Файли для пакетної обробки мають підтримувати стандартні формати: CSV з комою як роздільником, CSV з крапкою з комою (для Excel), Excel XLSX</w:t>
-      </w:r>
-      <w:r>
-        <w:rPr>
-          <w:lang w:val="en-US"/>
-        </w:rPr>
-        <w:t>.</w:t>
       </w:r>
     </w:p>
     <w:p>
@@ -4341,6 +4251,482 @@
     </w:p>
     <w:p>
       <w:pPr>
+        <w:rPr>
+          <w:lang w:val="en-US"/>
+        </w:rPr>
+      </w:pPr>
+      <w:r>
+        <w:t xml:space="preserve">На відміну від класичних алгоритмів, що базуються на мірі TF-IDF та потребують жорсткої лематизації тексту, архітектури на базі трансформерів (зокрема mBERT) використовують власні механізми попередньої обробки. Для </w:t>
+      </w:r>
+      <w:r>
+        <w:lastRenderedPageBreak/>
+        <w:t>підготовки даних застосовується алгоритм токенізації підслів</w:t>
+      </w:r>
+      <w:r>
+        <w:rPr>
+          <w:lang w:val="en-US"/>
+        </w:rPr>
+        <w:t>,</w:t>
+      </w:r>
+      <w:r>
+        <w:t xml:space="preserve"> такий як WordPiece. Цей алгоритм розбиває невідомі або складні слова на відомі частини (наприклад, корінь та суфікс), що дозволяє моделі ефективно працювати з багатою морфологією української мови без втрати семантики та без створення словників нескінченного розміру. Додатково, на етапі токенізації для кожної новини генеруються спеціальні маркери: токен початку послідовності ([CLS]), який акумулює загальний контекст для подальшої класифікації, токен розділювача ([SEP]), а також маски уваги (Attention Masks), які вказують нейромережі на ігнорування доданих нульових токенів (padding) для вирівнювання довжини вхідних векторів.</w:t>
+      </w:r>
+    </w:p>
+    <w:p>
+      <w:pPr>
+        <w:rPr>
+          <w:lang w:val="ru-UA"/>
+        </w:rPr>
+      </w:pPr>
+      <w:r>
+        <w:rPr>
+          <w:b/>
+          <w:bCs/>
+          <w:lang w:val="ru-UA"/>
+        </w:rPr>
+        <w:t>Математична модель алгоритму WordPiece</w:t>
+      </w:r>
+    </w:p>
+    <w:p>
+      <w:pPr>
+        <w:rPr>
+          <w:lang w:val="ru-UA"/>
+        </w:rPr>
+      </w:pPr>
+      <w:r>
+        <w:rPr>
+          <w:lang w:val="ru-UA"/>
+        </w:rPr>
+        <w:t>Математична суть алгоритму полягає у максимізації функції вірогідності мовної моделі на навчальному корпусі текстів. На етапі побудови словника алгоритм ітеративно об'єднує ті пари символів або підслів, які дають найбільший приріст вірогідності.</w:t>
+      </w:r>
+    </w:p>
+    <w:p>
+      <w:pPr>
+        <w:rPr>
+          <w:lang w:val="ru-UA"/>
+        </w:rPr>
+      </w:pPr>
+      <w:r>
+        <w:rPr>
+          <w:lang w:val="ru-UA"/>
+        </w:rPr>
+        <w:t xml:space="preserve">Критерій об'єднання двох сусідніх підслів </w:t>
+      </w:r>
+      <m:oMath>
+        <m:r>
+          <w:rPr>
+            <w:rFonts w:ascii="Cambria Math" w:hAnsi="Cambria Math"/>
+            <w:lang w:val="ru-UA"/>
+          </w:rPr>
+          <m:t xml:space="preserve">x </m:t>
+        </m:r>
+      </m:oMath>
+      <w:r>
+        <w:rPr>
+          <w:lang w:val="ru-UA"/>
+        </w:rPr>
+        <w:t xml:space="preserve">та </w:t>
+      </w:r>
+      <m:oMath>
+        <m:r>
+          <w:rPr>
+            <w:rFonts w:ascii="Cambria Math" w:hAnsi="Cambria Math"/>
+            <w:lang w:val="ru-UA"/>
+          </w:rPr>
+          <m:t xml:space="preserve">y </m:t>
+        </m:r>
+      </m:oMath>
+      <w:r>
+        <w:rPr>
+          <w:lang w:val="ru-UA"/>
+        </w:rPr>
+        <w:t xml:space="preserve">у новий єдиний токен </w:t>
+      </w:r>
+      <m:oMath>
+        <m:r>
+          <w:rPr>
+            <w:rFonts w:ascii="Cambria Math" w:hAnsi="Cambria Math"/>
+            <w:lang w:val="ru-UA"/>
+          </w:rPr>
+          <m:t xml:space="preserve">xy </m:t>
+        </m:r>
+      </m:oMath>
+      <w:r>
+        <w:rPr>
+          <w:lang w:val="ru-UA"/>
+        </w:rPr>
+        <w:t>обчислюється за формулою оцінки (Score), що базується на точковий взаємній інформації:</w:t>
+      </w:r>
+    </w:p>
+    <w:p>
+      <w:pPr>
+        <w:rPr>
+          <w:rFonts w:eastAsiaTheme="minorEastAsia"/>
+          <w:lang w:val="ru-UA"/>
+        </w:rPr>
+      </w:pPr>
+      <m:oMathPara>
+        <m:oMath>
+          <m:r>
+            <w:rPr>
+              <w:rFonts w:ascii="Cambria Math" w:hAnsi="Cambria Math"/>
+              <w:lang w:val="ru-UA"/>
+            </w:rPr>
+            <m:t>Score</m:t>
+          </m:r>
+          <m:d>
+            <m:dPr>
+              <m:ctrlPr>
+                <w:rPr>
+                  <w:rFonts w:ascii="Cambria Math" w:hAnsi="Cambria Math"/>
+                  <w:i/>
+                  <w:lang w:val="ru-UA"/>
+                </w:rPr>
+              </m:ctrlPr>
+            </m:dPr>
+            <m:e>
+              <m:r>
+                <w:rPr>
+                  <w:rFonts w:ascii="Cambria Math" w:hAnsi="Cambria Math"/>
+                  <w:lang w:val="ru-UA"/>
+                </w:rPr>
+                <m:t>x,y</m:t>
+              </m:r>
+            </m:e>
+          </m:d>
+          <m:r>
+            <w:rPr>
+              <w:rFonts w:ascii="Cambria Math" w:hAnsi="Cambria Math"/>
+              <w:lang w:val="ru-UA"/>
+            </w:rPr>
+            <m:t xml:space="preserve">= </m:t>
+          </m:r>
+          <m:f>
+            <m:fPr>
+              <m:ctrlPr>
+                <w:rPr>
+                  <w:rFonts w:ascii="Cambria Math" w:hAnsi="Cambria Math"/>
+                  <w:i/>
+                  <w:lang w:val="ru-UA"/>
+                </w:rPr>
+              </m:ctrlPr>
+            </m:fPr>
+            <m:num>
+              <m:r>
+                <w:rPr>
+                  <w:rFonts w:ascii="Cambria Math" w:hAnsi="Cambria Math"/>
+                  <w:lang w:val="ru-UA"/>
+                </w:rPr>
+                <m:t>P(x,y)</m:t>
+              </m:r>
+            </m:num>
+            <m:den>
+              <m:r>
+                <w:rPr>
+                  <w:rFonts w:ascii="Cambria Math" w:hAnsi="Cambria Math"/>
+                  <w:lang w:val="ru-UA"/>
+                </w:rPr>
+                <m:t>P</m:t>
+              </m:r>
+              <m:d>
+                <m:dPr>
+                  <m:ctrlPr>
+                    <w:rPr>
+                      <w:rFonts w:ascii="Cambria Math" w:hAnsi="Cambria Math"/>
+                      <w:i/>
+                      <w:lang w:val="ru-UA"/>
+                    </w:rPr>
+                  </m:ctrlPr>
+                </m:dPr>
+                <m:e>
+                  <m:r>
+                    <w:rPr>
+                      <w:rFonts w:ascii="Cambria Math" w:hAnsi="Cambria Math"/>
+                      <w:lang w:val="ru-UA"/>
+                    </w:rPr>
+                    <m:t>x</m:t>
+                  </m:r>
+                </m:e>
+              </m:d>
+              <m:r>
+                <w:rPr>
+                  <w:rFonts w:ascii="Cambria Math" w:hAnsi="Cambria Math"/>
+                  <w:lang w:val="ru-UA"/>
+                </w:rPr>
+                <m:t>P(y)</m:t>
+              </m:r>
+            </m:den>
+          </m:f>
+        </m:oMath>
+      </m:oMathPara>
+    </w:p>
+    <w:p>
+      <w:pPr>
+        <w:rPr>
+          <w:lang w:val="ru-UA"/>
+        </w:rPr>
+      </w:pPr>
+      <w:r>
+        <w:rPr>
+          <w:lang w:val="ru-UA"/>
+        </w:rPr>
+        <w:t>Де</w:t>
+      </w:r>
+      <w:r>
+        <w:rPr>
+          <w:lang w:val="ru-UA"/>
+        </w:rPr>
+        <w:t xml:space="preserve"> </w:t>
+      </w:r>
+      <m:oMath>
+        <m:r>
+          <w:rPr>
+            <w:rFonts w:ascii="Cambria Math" w:hAnsi="Cambria Math"/>
+            <w:lang w:val="ru-UA"/>
+          </w:rPr>
+          <m:t>P</m:t>
+        </m:r>
+        <m:d>
+          <m:dPr>
+            <m:ctrlPr>
+              <w:rPr>
+                <w:rFonts w:ascii="Cambria Math" w:hAnsi="Cambria Math"/>
+                <w:i/>
+                <w:lang w:val="ru-UA"/>
+              </w:rPr>
+            </m:ctrlPr>
+          </m:dPr>
+          <m:e>
+            <m:r>
+              <w:rPr>
+                <w:rFonts w:ascii="Cambria Math" w:hAnsi="Cambria Math"/>
+                <w:lang w:val="ru-UA"/>
+              </w:rPr>
+              <m:t>x,y</m:t>
+            </m:r>
+          </m:e>
+        </m:d>
+        <m:r>
+          <w:rPr>
+            <w:rFonts w:ascii="Cambria Math" w:hAnsi="Cambria Math"/>
+            <w:lang w:val="ru-UA"/>
+          </w:rPr>
+          <m:t xml:space="preserve"> </m:t>
+        </m:r>
+      </m:oMath>
+      <w:r>
+        <w:rPr>
+          <w:lang w:val="ru-UA"/>
+        </w:rPr>
+        <w:t>-</w:t>
+      </w:r>
+      <w:r>
+        <w:rPr>
+          <w:lang w:val="ru-UA"/>
+        </w:rPr>
+        <w:t xml:space="preserve"> ймовірність спільної появи послідовності підслів </w:t>
+      </w:r>
+      <m:oMath>
+        <m:r>
+          <w:rPr>
+            <w:rFonts w:ascii="Cambria Math" w:hAnsi="Cambria Math"/>
+            <w:lang w:val="ru-UA"/>
+          </w:rPr>
+          <m:t xml:space="preserve">x  </m:t>
+        </m:r>
+      </m:oMath>
+      <w:r>
+        <w:rPr>
+          <w:lang w:val="ru-UA"/>
+        </w:rPr>
+        <w:t xml:space="preserve">та </w:t>
+      </w:r>
+      <m:oMath>
+        <m:r>
+          <w:rPr>
+            <w:rFonts w:ascii="Cambria Math" w:hAnsi="Cambria Math"/>
+            <w:lang w:val="ru-UA"/>
+          </w:rPr>
+          <m:t xml:space="preserve">y </m:t>
+        </m:r>
+      </m:oMath>
+      <w:r>
+        <w:rPr>
+          <w:lang w:val="ru-UA"/>
+        </w:rPr>
+        <w:t xml:space="preserve">у навчальному корпусі текстів; </w:t>
+      </w:r>
+      <m:oMath>
+        <m:r>
+          <w:rPr>
+            <w:rFonts w:ascii="Cambria Math" w:hAnsi="Cambria Math"/>
+            <w:lang w:val="ru-UA"/>
+          </w:rPr>
+          <m:t>P</m:t>
+        </m:r>
+        <m:d>
+          <m:dPr>
+            <m:ctrlPr>
+              <w:rPr>
+                <w:rFonts w:ascii="Cambria Math" w:hAnsi="Cambria Math"/>
+                <w:i/>
+                <w:lang w:val="ru-UA"/>
+              </w:rPr>
+            </m:ctrlPr>
+          </m:dPr>
+          <m:e>
+            <m:r>
+              <w:rPr>
+                <w:rFonts w:ascii="Cambria Math" w:hAnsi="Cambria Math"/>
+                <w:lang w:val="ru-UA"/>
+              </w:rPr>
+              <m:t>x</m:t>
+            </m:r>
+          </m:e>
+        </m:d>
+        <m:r>
+          <w:rPr>
+            <w:rFonts w:ascii="Cambria Math" w:hAnsi="Cambria Math"/>
+            <w:lang w:val="ru-UA"/>
+          </w:rPr>
+          <m:t xml:space="preserve"> </m:t>
+        </m:r>
+      </m:oMath>
+      <w:r>
+        <w:rPr>
+          <w:lang w:val="ru-UA"/>
+        </w:rPr>
+        <w:t>та</w:t>
+      </w:r>
+      <w:r>
+        <w:rPr>
+          <w:lang w:val="ru-UA"/>
+        </w:rPr>
+        <w:t xml:space="preserve"> </w:t>
+      </w:r>
+      <m:oMath>
+        <m:r>
+          <w:rPr>
+            <w:rFonts w:ascii="Cambria Math" w:hAnsi="Cambria Math"/>
+            <w:lang w:val="ru-UA"/>
+          </w:rPr>
+          <m:t>P</m:t>
+        </m:r>
+        <m:d>
+          <m:dPr>
+            <m:ctrlPr>
+              <w:rPr>
+                <w:rFonts w:ascii="Cambria Math" w:hAnsi="Cambria Math"/>
+                <w:i/>
+                <w:lang w:val="ru-UA"/>
+              </w:rPr>
+            </m:ctrlPr>
+          </m:dPr>
+          <m:e>
+            <m:r>
+              <w:rPr>
+                <w:rFonts w:ascii="Cambria Math" w:hAnsi="Cambria Math"/>
+                <w:lang w:val="ru-UA"/>
+              </w:rPr>
+              <m:t>y</m:t>
+            </m:r>
+          </m:e>
+        </m:d>
+        <m:r>
+          <w:rPr>
+            <w:rFonts w:ascii="Cambria Math" w:hAnsi="Cambria Math"/>
+            <w:lang w:val="ru-UA"/>
+          </w:rPr>
+          <m:t xml:space="preserve"> </m:t>
+        </m:r>
+      </m:oMath>
+      <w:r>
+        <w:rPr>
+          <w:lang w:val="ru-UA"/>
+        </w:rPr>
+        <w:t>-</w:t>
+      </w:r>
+      <w:r>
+        <w:rPr>
+          <w:lang w:val="ru-UA"/>
+        </w:rPr>
+        <w:t xml:space="preserve"> незалежні ймовірності появи кожного окремого підслова.</w:t>
+      </w:r>
+    </w:p>
+    <w:p>
+      <w:pPr>
+        <w:rPr>
+          <w:lang w:val="ru-UA"/>
+        </w:rPr>
+      </w:pPr>
+      <w:r>
+        <w:rPr>
+          <w:lang w:val="ru-UA"/>
+        </w:rPr>
+        <w:t xml:space="preserve">Якщо значення </w:t>
+      </w:r>
+      <m:oMath>
+        <m:r>
+          <w:rPr>
+            <w:rFonts w:ascii="Cambria Math" w:hAnsi="Cambria Math"/>
+            <w:lang w:val="ru-UA"/>
+          </w:rPr>
+          <m:t>Score</m:t>
+        </m:r>
+      </m:oMath>
+      <w:r>
+        <w:rPr>
+          <w:lang w:val="ru-UA"/>
+        </w:rPr>
+        <w:t xml:space="preserve"> є максимальним серед усіх можливих пар, алгоритм зливає </w:t>
+      </w:r>
+      <m:oMath>
+        <m:r>
+          <w:rPr>
+            <w:rFonts w:ascii="Cambria Math" w:hAnsi="Cambria Math"/>
+            <w:lang w:val="ru-UA"/>
+          </w:rPr>
+          <m:t xml:space="preserve">x </m:t>
+        </m:r>
+      </m:oMath>
+      <w:r>
+        <w:rPr>
+          <w:lang w:val="ru-UA"/>
+        </w:rPr>
+        <w:t xml:space="preserve">та </w:t>
+      </w:r>
+      <m:oMath>
+        <m:r>
+          <w:rPr>
+            <w:rFonts w:ascii="Cambria Math" w:hAnsi="Cambria Math"/>
+            <w:lang w:val="ru-UA"/>
+          </w:rPr>
+          <m:t xml:space="preserve">y  </m:t>
+        </m:r>
+      </m:oMath>
+      <w:r>
+        <w:rPr>
+          <w:lang w:val="ru-UA"/>
+        </w:rPr>
+        <w:t>в один токен. Завдяки цій математичній властивості, WordPiece об'єднує частини слів лише тоді, коли вони дійсно утворюють стійку морфологічну або семантичну одиницю (наприклад, корінь слова), залишаючи рідкісні слова розбитими на базові складові.</w:t>
+      </w:r>
+    </w:p>
+    <w:p>
+      <w:pPr>
+        <w:rPr>
+          <w:lang w:val="ru-UA"/>
+        </w:rPr>
+      </w:pPr>
+    </w:p>
+    <w:p>
+      <w:pPr>
+        <w:rPr>
+          <w:lang w:val="en-US"/>
+        </w:rPr>
+      </w:pPr>
+    </w:p>
+    <w:p>
+      <w:pPr>
         <w:pStyle w:val="afd"/>
         <w:numPr>
           <w:ilvl w:val="1"/>
@@ -4357,10 +4743,35 @@
     </w:p>
     <w:p>
       <w:r>
-        <w:rPr>
-          <w:lang w:val="en-US"/>
-        </w:rPr>
-        <w:t>Для побудови системи класифікації було обрано підхід від простого до складного. Як базова лінія (Baseline) для порівняння ефективності були застосовані класичні алгоритми машинного навчання.</w:t>
+        <w:t>Для вирішення поставлених завдань архітектура розроблюваної системи була розділена на два незалежні класифікаційні модулі. Замість використання єдиного універсального алгоритму, для кожної підзадачі було обрано найбільш оптимальний математичний апарат, що дозволило максимізувати загальну ефективність системи. Як базова лінія (Baseline) для порівняння з нейромережевими підходами були застосовані класичні лінійні алгоритми.</w:t>
+      </w:r>
+    </w:p>
+    <w:p>
+      <w:pPr>
+        <w:pStyle w:val="3"/>
+        <w:numPr>
+          <w:ilvl w:val="2"/>
+          <w:numId w:val="31"/>
+        </w:numPr>
+        <w:rPr>
+          <w:b/>
+          <w:bCs/>
+        </w:rPr>
+      </w:pPr>
+      <w:r>
+        <w:rPr>
+          <w:b/>
+          <w:bCs/>
+        </w:rPr>
+        <w:t xml:space="preserve"> </w:t>
+      </w:r>
+      <w:r>
+        <w:rPr>
+          <w:b/>
+          <w:bCs/>
+          <w:color w:val="000000" w:themeColor="text1"/>
+        </w:rPr>
+        <w:t>Модуль детектування достовірності</w:t>
       </w:r>
     </w:p>
     <w:p>
@@ -4502,6 +4913,11 @@
       </m:oMathPara>
     </w:p>
     <w:p>
+      <w:pPr>
+        <w:rPr>
+          <w:lang w:val="ru-UA"/>
+        </w:rPr>
+      </w:pPr>
       <w:r>
         <w:rPr>
           <w:lang w:val="en-US"/>
@@ -4533,29 +4949,980 @@
         <w:rPr>
           <w:lang w:val="en-US"/>
         </w:rPr>
-        <w:t xml:space="preserve"> лінійна комбінація ознак тексту. Якщо отримане значення</w:t>
+        <w:t xml:space="preserve"> лінійна комбінація ознак тексту</w:t>
+      </w:r>
+      <w:r>
+        <w:t xml:space="preserve"> </w:t>
+      </w:r>
+      <w:r>
+        <w:t>та їхніх ваг.</w:t>
       </w:r>
       <w:r>
         <w:rPr>
           <w:lang w:val="en-US"/>
         </w:rPr>
         <w:t xml:space="preserve"> </w:t>
+      </w:r>
+      <w:r>
+        <w:rPr>
+          <w:lang w:val="ru-UA"/>
+        </w:rPr>
+        <w:t xml:space="preserve">Сигмоїда нелінійно стискає будь-яке дійсне значення </w:t>
       </w:r>
       <m:oMath>
         <m:r>
           <w:rPr>
             <w:rFonts w:ascii="Cambria Math" w:hAnsi="Cambria Math"/>
-            <w:lang w:val="en-US"/>
+            <w:lang w:val="ru-UA"/>
           </w:rPr>
-          <m:t>σ</m:t>
+          <m:t xml:space="preserve">z  </m:t>
         </m:r>
-        <m:d>
-          <m:dPr>
+      </m:oMath>
+      <w:r>
+        <w:rPr>
+          <w:lang w:val="ru-UA"/>
+        </w:rPr>
+        <w:t>у діапазон від 0 до 1, що дозволяє інтерпретувати результат не просто як жорстку відповідь, а як статистичну ймовірність того, що новина є маніпулятивною. Якщо розрахована ймовірність перевищує встановлений поріг (за замовчуванням 0.5), система маркує контент як фейк. Основною перевагою логістичної регресії в контексті текстового аналізу є її висока інтерпретованість: аналіз вагових коефіцієнтів моделі дозволяє чітко встановити, які саме лексичні маркери алгоритм вважає найбільш вагомими для кожного з класів.</w:t>
+      </w:r>
+    </w:p>
+    <w:p>
+      <w:pPr>
+        <w:pStyle w:val="3"/>
+        <w:numPr>
+          <w:ilvl w:val="2"/>
+          <w:numId w:val="31"/>
+        </w:numPr>
+        <w:rPr>
+          <w:b/>
+          <w:bCs/>
+          <w:color w:val="000000" w:themeColor="text1"/>
+          <w:lang w:val="ru-UA"/>
+        </w:rPr>
+      </w:pPr>
+      <w:r>
+        <w:rPr>
+          <w:b/>
+          <w:bCs/>
+          <w:color w:val="000000" w:themeColor="text1"/>
+        </w:rPr>
+        <w:t>Модуль тематичної категоризації</w:t>
+      </w:r>
+    </w:p>
+    <w:p>
+      <w:r>
+        <w:t>Другим алгоритмом</w:t>
+      </w:r>
+      <w:r>
+        <w:t xml:space="preserve"> було обрано метод лінійної класифікації на основі опорних векторів (Linear SVC). У розробленій системі він відповідає за модуль </w:t>
+      </w:r>
+      <w:r>
+        <w:lastRenderedPageBreak/>
+        <w:t xml:space="preserve">тематичної категоризації </w:t>
+      </w:r>
+      <w:r>
+        <w:t>-</w:t>
+      </w:r>
+      <w:r>
+        <w:t xml:space="preserve"> віднесення новини до однієї з багатьох тем (політика, спорт, технології тощо).</w:t>
+      </w:r>
+    </w:p>
+    <w:p>
+      <w:pPr>
+        <w:rPr>
+          <w:lang w:val="en-US"/>
+        </w:rPr>
+      </w:pPr>
+      <w:r>
+        <w:t>Support Vector Machine (SVM)</w:t>
+      </w:r>
+      <w:r>
+        <w:rPr>
+          <w:lang w:val="en-US"/>
+        </w:rPr>
+        <w:t xml:space="preserve"> [11]</w:t>
+      </w:r>
+      <w:r>
+        <w:t xml:space="preserve"> </w:t>
+      </w:r>
+      <w:r>
+        <w:t>-</w:t>
+      </w:r>
+      <w:r>
+        <w:t xml:space="preserve"> це алгоритм просторового розділення даних. Завданням методу Linear SVC (з лінійним ядром) є знаходження оптимальної гіперплощини у багатовимірному просторі ознак, яка найкраще розділяє класи. Гіперплощина будується таким чином, щоб максимізувати зазор між найближчими точками різних класів. Ці найближчі точки і називаються «опорними векторами».</w:t>
+      </w:r>
+    </w:p>
+    <w:p>
+      <w:r>
+        <w:t>Для вирішення проблеми багатокласової класифікації алгоритм застосовує стратегію «один проти всіх» (One-vs-Rest). Суть підходу полягає у побудові окремого бінарного класифікатора для кожної теми, який відділяє її від усіх інших категорій. Водночас для компенсації можливого дисбалансу кількості новин у різних категоріях навчального набору даних під час ініціалізації моделі застосовується автоматичне балансування ваг класів, що запобігає зміщенню результатів моделі у бік найпопулярніших тематик.</w:t>
+      </w:r>
+    </w:p>
+    <w:p>
+      <w:pPr>
+        <w:rPr>
+          <w:lang w:val="en-US"/>
+        </w:rPr>
+      </w:pPr>
+      <w:r>
+        <w:t xml:space="preserve">Математично завдання Linear SVC полягає у знаходженні такої гіперплощини в багатовимірному просторі ознак (де кожна ознака </w:t>
+      </w:r>
+      <w:r>
+        <w:t>-</w:t>
+      </w:r>
+      <w:r>
+        <w:t xml:space="preserve"> це вага слова з TF-IDF), яка розділяє класи з максимальним зазором (маржею). Рівняння розділювальної гіперплощини має вигляд:</w:t>
+      </w:r>
+      <w:r>
+        <w:t xml:space="preserve"> </w:t>
+      </w:r>
+    </w:p>
+    <w:p>
+      <w:pPr>
+        <w:jc w:val="center"/>
+        <w:rPr>
+          <w:rFonts w:eastAsiaTheme="minorEastAsia"/>
+          <w:lang w:val="en-US"/>
+        </w:rPr>
+      </w:pPr>
+      <m:oMathPara>
+        <m:oMath>
+          <m:sSup>
+            <m:sSupPr>
+              <m:ctrlPr>
+                <w:rPr>
+                  <w:rFonts w:ascii="Cambria Math" w:hAnsi="Cambria Math"/>
+                  <w:i/>
+                  <w:lang w:val="en-US"/>
+                </w:rPr>
+              </m:ctrlPr>
+            </m:sSupPr>
+            <m:e>
+              <m:r>
+                <w:rPr>
+                  <w:rFonts w:ascii="Cambria Math" w:hAnsi="Cambria Math"/>
+                  <w:lang w:val="en-US"/>
+                </w:rPr>
+                <m:t>ω</m:t>
+              </m:r>
+            </m:e>
+            <m:sup>
+              <m:r>
+                <w:rPr>
+                  <w:rFonts w:ascii="Cambria Math" w:hAnsi="Cambria Math"/>
+                  <w:lang w:val="en-US"/>
+                </w:rPr>
+                <m:t>T</m:t>
+              </m:r>
+            </m:sup>
+          </m:sSup>
+          <m:r>
+            <w:rPr>
+              <w:rFonts w:ascii="Cambria Math" w:hAnsi="Cambria Math"/>
+              <w:lang w:val="en-US"/>
+            </w:rPr>
+            <m:t>x+b=0</m:t>
+          </m:r>
+        </m:oMath>
+      </m:oMathPara>
+    </w:p>
+    <w:p>
+      <w:pPr>
+        <w:rPr>
+          <w:lang w:val="ru-UA"/>
+        </w:rPr>
+      </w:pPr>
+      <w:r>
+        <w:rPr>
+          <w:lang w:val="ru-UA"/>
+        </w:rPr>
+        <w:t>де</w:t>
+      </w:r>
+      <m:oMath>
+        <m:r>
+          <w:rPr>
+            <w:rFonts w:ascii="Cambria Math" w:hAnsi="Cambria Math"/>
+            <w:lang w:val="ru-UA"/>
+          </w:rPr>
+          <m:t xml:space="preserve"> ω </m:t>
+        </m:r>
+      </m:oMath>
+      <w:r>
+        <w:rPr>
+          <w:lang w:val="ru-UA"/>
+        </w:rPr>
+        <w:t>-</w:t>
+      </w:r>
+      <w:r>
+        <w:rPr>
+          <w:lang w:val="ru-UA"/>
+        </w:rPr>
+        <w:t xml:space="preserve"> вектор ваг моделі (вектор нормалі до гіперплощини),</w:t>
+      </w:r>
+      <w:r>
+        <w:rPr>
+          <w:lang w:val="ru-UA"/>
+        </w:rPr>
+        <w:t xml:space="preserve"> </w:t>
+      </w:r>
+      <m:oMath>
+        <m:r>
+          <w:rPr>
+            <w:rFonts w:ascii="Cambria Math" w:hAnsi="Cambria Math"/>
+            <w:lang w:val="ru-UA"/>
+          </w:rPr>
+          <m:t xml:space="preserve">x </m:t>
+        </m:r>
+      </m:oMath>
+      <w:r>
+        <w:rPr>
+          <w:lang w:val="ru-UA"/>
+        </w:rPr>
+        <w:t>-</w:t>
+      </w:r>
+      <w:r>
+        <w:rPr>
+          <w:lang w:val="ru-UA"/>
+        </w:rPr>
+        <w:t xml:space="preserve"> вектор вхідних ознак тексту</w:t>
+      </w:r>
+      <w:r>
+        <w:rPr>
+          <w:lang w:val="ru-UA"/>
+        </w:rPr>
+        <w:t xml:space="preserve"> </w:t>
+      </w:r>
+      <m:oMath>
+        <m:r>
+          <w:rPr>
+            <w:rFonts w:ascii="Cambria Math" w:hAnsi="Cambria Math"/>
+            <w:lang w:val="ru-UA"/>
+          </w:rPr>
+          <m:t xml:space="preserve">b </m:t>
+        </m:r>
+      </m:oMath>
+      <w:r>
+        <w:rPr>
+          <w:lang w:val="ru-UA"/>
+        </w:rPr>
+        <w:t>-</w:t>
+      </w:r>
+      <w:r>
+        <w:rPr>
+          <w:lang w:val="ru-UA"/>
+        </w:rPr>
+        <w:t xml:space="preserve"> скалярне зміщення (bias).</w:t>
+      </w:r>
+    </w:p>
+    <w:p>
+      <w:pPr>
+        <w:rPr>
+          <w:lang w:val="ru-UA"/>
+        </w:rPr>
+      </w:pPr>
+      <w:r>
+        <w:rPr>
+          <w:lang w:val="ru-UA"/>
+        </w:rPr>
+        <w:t>Оскільки реальні текстові дані рідко є ідеально лінійно роздільними, на практиці використовується алгоритм з м'яким зазором (Soft-Margin SVM). Процес навчання моделі зводиться до розв'язання такої оптимізаційної задачі:</w:t>
+      </w:r>
+    </w:p>
+    <w:p>
+      <w:pPr>
+        <w:rPr>
+          <w:rFonts w:eastAsiaTheme="minorEastAsia"/>
+          <w:lang w:val="ru-UA"/>
+        </w:rPr>
+      </w:pPr>
+      <m:oMathPara>
+        <m:oMath>
+          <m:func>
+            <m:funcPr>
+              <m:ctrlPr>
+                <w:rPr>
+                  <w:rFonts w:ascii="Cambria Math" w:hAnsi="Cambria Math"/>
+                  <w:i/>
+                  <w:lang w:val="ru-UA"/>
+                </w:rPr>
+              </m:ctrlPr>
+            </m:funcPr>
+            <m:fName>
+              <m:limLow>
+                <m:limLowPr>
+                  <m:ctrlPr>
+                    <w:rPr>
+                      <w:rFonts w:ascii="Cambria Math" w:hAnsi="Cambria Math"/>
+                      <w:i/>
+                      <w:lang w:val="ru-UA"/>
+                    </w:rPr>
+                  </m:ctrlPr>
+                </m:limLowPr>
+                <m:e>
+                  <m:r>
+                    <m:rPr>
+                      <m:sty m:val="p"/>
+                    </m:rPr>
+                    <w:rPr>
+                      <w:rFonts w:ascii="Cambria Math" w:hAnsi="Cambria Math"/>
+                    </w:rPr>
+                    <m:t>min</m:t>
+                  </m:r>
+                </m:e>
+                <m:lim>
+                  <m:r>
+                    <w:rPr>
+                      <w:rFonts w:ascii="Cambria Math" w:hAnsi="Cambria Math"/>
+                      <w:lang w:val="ru-UA"/>
+                    </w:rPr>
+                    <m:t>ω,b,ξ</m:t>
+                  </m:r>
+                </m:lim>
+              </m:limLow>
+            </m:fName>
+            <m:e>
+              <m:d>
+                <m:dPr>
+                  <m:ctrlPr>
+                    <w:rPr>
+                      <w:rFonts w:ascii="Cambria Math" w:hAnsi="Cambria Math"/>
+                      <w:i/>
+                      <w:lang w:val="ru-UA"/>
+                    </w:rPr>
+                  </m:ctrlPr>
+                </m:dPr>
+                <m:e>
+                  <m:f>
+                    <m:fPr>
+                      <m:ctrlPr>
+                        <w:rPr>
+                          <w:rFonts w:ascii="Cambria Math" w:hAnsi="Cambria Math"/>
+                          <w:i/>
+                          <w:lang w:val="ru-UA"/>
+                        </w:rPr>
+                      </m:ctrlPr>
+                    </m:fPr>
+                    <m:num>
+                      <m:r>
+                        <w:rPr>
+                          <w:rFonts w:ascii="Cambria Math" w:hAnsi="Cambria Math"/>
+                          <w:lang w:val="ru-UA"/>
+                        </w:rPr>
+                        <m:t>1</m:t>
+                      </m:r>
+                    </m:num>
+                    <m:den>
+                      <m:r>
+                        <w:rPr>
+                          <w:rFonts w:ascii="Cambria Math" w:hAnsi="Cambria Math"/>
+                          <w:lang w:val="ru-UA"/>
+                        </w:rPr>
+                        <m:t>2</m:t>
+                      </m:r>
+                    </m:den>
+                  </m:f>
+                  <m:sSup>
+                    <m:sSupPr>
+                      <m:ctrlPr>
+                        <w:rPr>
+                          <w:rFonts w:ascii="Cambria Math" w:hAnsi="Cambria Math"/>
+                          <w:i/>
+                          <w:lang w:val="ru-UA"/>
+                        </w:rPr>
+                      </m:ctrlPr>
+                    </m:sSupPr>
+                    <m:e>
+                      <m:d>
+                        <m:dPr>
+                          <m:begChr m:val="‖"/>
+                          <m:endChr m:val="‖"/>
+                          <m:ctrlPr>
+                            <w:rPr>
+                              <w:rFonts w:ascii="Cambria Math" w:hAnsi="Cambria Math"/>
+                              <w:i/>
+                              <w:lang w:val="ru-UA"/>
+                            </w:rPr>
+                          </m:ctrlPr>
+                        </m:dPr>
+                        <m:e>
+                          <m:r>
+                            <w:rPr>
+                              <w:rFonts w:ascii="Cambria Math" w:hAnsi="Cambria Math"/>
+                              <w:lang w:val="ru-UA"/>
+                            </w:rPr>
+                            <m:t>ω</m:t>
+                          </m:r>
+                        </m:e>
+                      </m:d>
+                    </m:e>
+                    <m:sup>
+                      <m:r>
+                        <w:rPr>
+                          <w:rFonts w:ascii="Cambria Math" w:hAnsi="Cambria Math"/>
+                          <w:lang w:val="ru-UA"/>
+                        </w:rPr>
+                        <m:t>2</m:t>
+                      </m:r>
+                    </m:sup>
+                  </m:sSup>
+                  <m:r>
+                    <w:rPr>
+                      <w:rFonts w:ascii="Cambria Math" w:hAnsi="Cambria Math"/>
+                      <w:lang w:val="ru-UA"/>
+                    </w:rPr>
+                    <m:t>+C</m:t>
+                  </m:r>
+                  <m:nary>
+                    <m:naryPr>
+                      <m:chr m:val="∑"/>
+                      <m:limLoc m:val="undOvr"/>
+                      <m:ctrlPr>
+                        <w:rPr>
+                          <w:rFonts w:ascii="Cambria Math" w:hAnsi="Cambria Math"/>
+                          <w:i/>
+                          <w:lang w:val="ru-UA"/>
+                        </w:rPr>
+                      </m:ctrlPr>
+                    </m:naryPr>
+                    <m:sub>
+                      <m:r>
+                        <w:rPr>
+                          <w:rFonts w:ascii="Cambria Math" w:hAnsi="Cambria Math"/>
+                          <w:lang w:val="ru-UA"/>
+                        </w:rPr>
+                        <m:t>i=1</m:t>
+                      </m:r>
+                    </m:sub>
+                    <m:sup>
+                      <m:r>
+                        <w:rPr>
+                          <w:rFonts w:ascii="Cambria Math" w:hAnsi="Cambria Math"/>
+                          <w:lang w:val="ru-UA"/>
+                        </w:rPr>
+                        <m:t>n</m:t>
+                      </m:r>
+                    </m:sup>
+                    <m:e>
+                      <m:sSub>
+                        <m:sSubPr>
+                          <m:ctrlPr>
+                            <w:rPr>
+                              <w:rFonts w:ascii="Cambria Math" w:hAnsi="Cambria Math"/>
+                              <w:i/>
+                              <w:lang w:val="ru-UA"/>
+                            </w:rPr>
+                          </m:ctrlPr>
+                        </m:sSubPr>
+                        <m:e>
+                          <m:r>
+                            <w:rPr>
+                              <w:rFonts w:ascii="Cambria Math" w:hAnsi="Cambria Math"/>
+                              <w:lang w:val="ru-UA"/>
+                            </w:rPr>
+                            <m:t>ξ</m:t>
+                          </m:r>
+                        </m:e>
+                        <m:sub>
+                          <m:r>
+                            <w:rPr>
+                              <w:rFonts w:ascii="Cambria Math" w:hAnsi="Cambria Math"/>
+                              <w:lang w:val="ru-UA"/>
+                            </w:rPr>
+                            <m:t>i</m:t>
+                          </m:r>
+                        </m:sub>
+                      </m:sSub>
+                    </m:e>
+                  </m:nary>
+                </m:e>
+              </m:d>
+            </m:e>
+          </m:func>
+        </m:oMath>
+      </m:oMathPara>
+    </w:p>
+    <w:p>
+      <w:pPr>
+        <w:rPr>
+          <w:lang w:val="ru-UA"/>
+        </w:rPr>
+      </w:pPr>
+      <w:r>
+        <w:rPr>
+          <w:lang w:val="ru-UA"/>
+        </w:rPr>
+        <w:t>за умов виконання обмежень:</w:t>
+      </w:r>
+    </w:p>
+    <w:p>
+      <w:pPr>
+        <w:jc w:val="center"/>
+        <w:rPr>
+          <w:rFonts w:eastAsiaTheme="minorEastAsia"/>
+          <w:lang w:val="ru-UA"/>
+        </w:rPr>
+      </w:pPr>
+      <m:oMathPara>
+        <m:oMath>
+          <m:sSub>
+            <m:sSubPr>
+              <m:ctrlPr>
+                <w:rPr>
+                  <w:rFonts w:ascii="Cambria Math" w:hAnsi="Cambria Math"/>
+                  <w:i/>
+                  <w:lang w:val="ru-UA"/>
+                </w:rPr>
+              </m:ctrlPr>
+            </m:sSubPr>
+            <m:e>
+              <m:r>
+                <w:rPr>
+                  <w:rFonts w:ascii="Cambria Math" w:hAnsi="Cambria Math"/>
+                  <w:lang w:val="ru-UA"/>
+                </w:rPr>
+                <m:t>y</m:t>
+              </m:r>
+            </m:e>
+            <m:sub>
+              <m:r>
+                <w:rPr>
+                  <w:rFonts w:ascii="Cambria Math" w:hAnsi="Cambria Math"/>
+                  <w:lang w:val="ru-UA"/>
+                </w:rPr>
+                <m:t>i</m:t>
+              </m:r>
+            </m:sub>
+          </m:sSub>
+          <m:d>
+            <m:dPr>
+              <m:ctrlPr>
+                <w:rPr>
+                  <w:rFonts w:ascii="Cambria Math" w:hAnsi="Cambria Math"/>
+                  <w:i/>
+                  <w:lang w:val="ru-UA"/>
+                </w:rPr>
+              </m:ctrlPr>
+            </m:dPr>
+            <m:e>
+              <m:sSup>
+                <m:sSupPr>
+                  <m:ctrlPr>
+                    <w:rPr>
+                      <w:rFonts w:ascii="Cambria Math" w:hAnsi="Cambria Math"/>
+                      <w:i/>
+                      <w:lang w:val="ru-UA"/>
+                    </w:rPr>
+                  </m:ctrlPr>
+                </m:sSupPr>
+                <m:e>
+                  <m:r>
+                    <w:rPr>
+                      <w:rFonts w:ascii="Cambria Math" w:hAnsi="Cambria Math"/>
+                      <w:lang w:val="ru-UA"/>
+                    </w:rPr>
+                    <m:t>ω</m:t>
+                  </m:r>
+                </m:e>
+                <m:sup>
+                  <m:r>
+                    <w:rPr>
+                      <w:rFonts w:ascii="Cambria Math" w:hAnsi="Cambria Math"/>
+                      <w:lang w:val="ru-UA"/>
+                    </w:rPr>
+                    <m:t>T</m:t>
+                  </m:r>
+                </m:sup>
+              </m:sSup>
+              <m:sSub>
+                <m:sSubPr>
+                  <m:ctrlPr>
+                    <w:rPr>
+                      <w:rFonts w:ascii="Cambria Math" w:hAnsi="Cambria Math"/>
+                      <w:i/>
+                      <w:lang w:val="ru-UA"/>
+                    </w:rPr>
+                  </m:ctrlPr>
+                </m:sSubPr>
+                <m:e>
+                  <m:r>
+                    <w:rPr>
+                      <w:rFonts w:ascii="Cambria Math" w:hAnsi="Cambria Math"/>
+                      <w:lang w:val="ru-UA"/>
+                    </w:rPr>
+                    <m:t>x</m:t>
+                  </m:r>
+                </m:e>
+                <m:sub>
+                  <m:r>
+                    <w:rPr>
+                      <w:rFonts w:ascii="Cambria Math" w:hAnsi="Cambria Math"/>
+                      <w:lang w:val="ru-UA"/>
+                    </w:rPr>
+                    <m:t>i</m:t>
+                  </m:r>
+                </m:sub>
+              </m:sSub>
+              <m:r>
+                <w:rPr>
+                  <w:rFonts w:ascii="Cambria Math" w:hAnsi="Cambria Math"/>
+                  <w:lang w:val="ru-UA"/>
+                </w:rPr>
+                <m:t>+b</m:t>
+              </m:r>
+            </m:e>
+          </m:d>
+          <m:r>
+            <w:rPr>
+              <w:rFonts w:ascii="Cambria Math" w:hAnsi="Cambria Math"/>
+              <w:lang w:val="ru-UA"/>
+            </w:rPr>
+            <m:t>≥1-</m:t>
+          </m:r>
+          <m:sSub>
+            <m:sSubPr>
+              <m:ctrlPr>
+                <w:rPr>
+                  <w:rFonts w:ascii="Cambria Math" w:hAnsi="Cambria Math"/>
+                  <w:i/>
+                  <w:lang w:val="ru-UA"/>
+                </w:rPr>
+              </m:ctrlPr>
+            </m:sSubPr>
+            <m:e>
+              <m:r>
+                <w:rPr>
+                  <w:rFonts w:ascii="Cambria Math" w:hAnsi="Cambria Math"/>
+                  <w:lang w:val="ru-UA"/>
+                </w:rPr>
+                <m:t>ξ</m:t>
+              </m:r>
+            </m:e>
+            <m:sub>
+              <m:r>
+                <w:rPr>
+                  <w:rFonts w:ascii="Cambria Math" w:hAnsi="Cambria Math"/>
+                  <w:lang w:val="ru-UA"/>
+                </w:rPr>
+                <m:t>i</m:t>
+              </m:r>
+            </m:sub>
+          </m:sSub>
+          <m:r>
+            <w:rPr>
+              <w:rFonts w:ascii="Cambria Math" w:hAnsi="Cambria Math"/>
+              <w:lang w:val="ru-UA"/>
+            </w:rPr>
+            <m:t xml:space="preserve">, </m:t>
+          </m:r>
+          <m:sSub>
+            <m:sSubPr>
+              <m:ctrlPr>
+                <w:rPr>
+                  <w:rFonts w:ascii="Cambria Math" w:hAnsi="Cambria Math"/>
+                  <w:i/>
+                  <w:lang w:val="ru-UA"/>
+                </w:rPr>
+              </m:ctrlPr>
+            </m:sSubPr>
+            <m:e>
+              <m:r>
+                <w:rPr>
+                  <w:rFonts w:ascii="Cambria Math" w:hAnsi="Cambria Math"/>
+                  <w:lang w:val="ru-UA"/>
+                </w:rPr>
+                <m:t>ξ</m:t>
+              </m:r>
+            </m:e>
+            <m:sub>
+              <m:r>
+                <w:rPr>
+                  <w:rFonts w:ascii="Cambria Math" w:hAnsi="Cambria Math"/>
+                  <w:lang w:val="ru-UA"/>
+                </w:rPr>
+                <m:t>i</m:t>
+              </m:r>
+            </m:sub>
+          </m:sSub>
+          <m:r>
+            <w:rPr>
+              <w:rFonts w:ascii="Cambria Math" w:hAnsi="Cambria Math"/>
+              <w:lang w:val="ru-UA"/>
+            </w:rPr>
+            <m:t>≥0</m:t>
+          </m:r>
+        </m:oMath>
+      </m:oMathPara>
+    </w:p>
+    <w:p>
+      <w:pPr>
+        <w:rPr>
+          <w:lang w:val="ru-UA"/>
+        </w:rPr>
+      </w:pPr>
+    </w:p>
+    <w:p>
+      <w:pPr>
+        <w:rPr>
+          <w:lang w:val="ru-UA"/>
+        </w:rPr>
+      </w:pPr>
+      <w:r>
+        <w:rPr>
+          <w:lang w:val="ru-UA"/>
+        </w:rPr>
+        <w:lastRenderedPageBreak/>
+        <w:t>У цих формулах:</w:t>
+      </w:r>
+    </w:p>
+    <w:p>
+      <w:pPr>
+        <w:numPr>
+          <w:ilvl w:val="0"/>
+          <w:numId w:val="40"/>
+        </w:numPr>
+        <w:rPr>
+          <w:lang w:val="ru-UA"/>
+        </w:rPr>
+      </w:pPr>
+      <m:oMath>
+        <m:f>
+          <m:fPr>
             <m:ctrlPr>
               <w:rPr>
                 <w:rFonts w:ascii="Cambria Math" w:hAnsi="Cambria Math"/>
                 <w:i/>
-                <w:lang w:val="en-US"/>
+                <w:lang w:val="ru-UA"/>
+              </w:rPr>
+            </m:ctrlPr>
+          </m:fPr>
+          <m:num>
+            <m:r>
+              <w:rPr>
+                <w:rFonts w:ascii="Cambria Math" w:hAnsi="Cambria Math"/>
+                <w:lang w:val="ru-UA"/>
+              </w:rPr>
+              <m:t>1</m:t>
+            </m:r>
+          </m:num>
+          <m:den>
+            <m:r>
+              <w:rPr>
+                <w:rFonts w:ascii="Cambria Math" w:hAnsi="Cambria Math"/>
+                <w:lang w:val="ru-UA"/>
+              </w:rPr>
+              <m:t>2</m:t>
+            </m:r>
+          </m:den>
+        </m:f>
+        <m:sSup>
+          <m:sSupPr>
+            <m:ctrlPr>
+              <w:rPr>
+                <w:rFonts w:ascii="Cambria Math" w:hAnsi="Cambria Math"/>
+                <w:i/>
+                <w:lang w:val="ru-UA"/>
+              </w:rPr>
+            </m:ctrlPr>
+          </m:sSupPr>
+          <m:e>
+            <m:d>
+              <m:dPr>
+                <m:begChr m:val="‖"/>
+                <m:endChr m:val="‖"/>
+                <m:ctrlPr>
+                  <w:rPr>
+                    <w:rFonts w:ascii="Cambria Math" w:hAnsi="Cambria Math"/>
+                    <w:i/>
+                    <w:lang w:val="ru-UA"/>
+                  </w:rPr>
+                </m:ctrlPr>
+              </m:dPr>
+              <m:e>
+                <m:r>
+                  <w:rPr>
+                    <w:rFonts w:ascii="Cambria Math" w:hAnsi="Cambria Math"/>
+                    <w:lang w:val="ru-UA"/>
+                  </w:rPr>
+                  <m:t>ω</m:t>
+                </m:r>
+              </m:e>
+            </m:d>
+          </m:e>
+          <m:sup>
+            <m:r>
+              <w:rPr>
+                <w:rFonts w:ascii="Cambria Math" w:hAnsi="Cambria Math"/>
+                <w:lang w:val="ru-UA"/>
+              </w:rPr>
+              <m:t>2</m:t>
+            </m:r>
+          </m:sup>
+        </m:sSup>
+      </m:oMath>
+      <w:r>
+        <w:rPr>
+          <w:lang w:val="ru-UA"/>
+        </w:rPr>
+        <w:t xml:space="preserve"> - </w:t>
+      </w:r>
+      <w:r>
+        <w:rPr>
+          <w:lang w:val="ru-UA"/>
+        </w:rPr>
+        <w:t>регуляризаційний член, мінімізація якого призводить до максимізації ширини зазору між класами;</w:t>
+      </w:r>
+    </w:p>
+    <w:p>
+      <w:pPr>
+        <w:numPr>
+          <w:ilvl w:val="0"/>
+          <w:numId w:val="40"/>
+        </w:numPr>
+        <w:rPr>
+          <w:lang w:val="ru-UA"/>
+        </w:rPr>
+      </w:pPr>
+      <m:oMath>
+        <m:r>
+          <w:rPr>
+            <w:rFonts w:ascii="Cambria Math" w:hAnsi="Cambria Math"/>
+            <w:lang w:val="ru-UA"/>
+          </w:rPr>
+          <m:t>C</m:t>
+        </m:r>
+      </m:oMath>
+      <w:r>
+        <w:rPr>
+          <w:lang w:val="ru-UA"/>
+        </w:rPr>
+        <w:t xml:space="preserve"> </w:t>
+      </w:r>
+      <w:r>
+        <w:rPr>
+          <w:lang w:val="ru-UA"/>
+        </w:rPr>
+        <w:t>-</w:t>
+      </w:r>
+      <w:r>
+        <w:rPr>
+          <w:lang w:val="ru-UA"/>
+        </w:rPr>
+        <w:t xml:space="preserve"> гіперпараметр регуляризації (штраф за помилку), який контролює баланс між шириною зазору та кількістю допущених помилок на навчальній вибірці;</w:t>
+      </w:r>
+    </w:p>
+    <w:p>
+      <w:pPr>
+        <w:numPr>
+          <w:ilvl w:val="0"/>
+          <w:numId w:val="40"/>
+        </w:numPr>
+        <w:rPr>
+          <w:lang w:val="ru-UA"/>
+        </w:rPr>
+      </w:pPr>
+      <m:oMath>
+        <m:sSub>
+          <m:sSubPr>
+            <m:ctrlPr>
+              <w:rPr>
+                <w:rFonts w:ascii="Cambria Math" w:hAnsi="Cambria Math"/>
+                <w:i/>
+                <w:lang w:val="ru-UA"/>
+              </w:rPr>
+            </m:ctrlPr>
+          </m:sSubPr>
+          <m:e>
+            <m:r>
+              <w:rPr>
+                <w:rFonts w:ascii="Cambria Math" w:hAnsi="Cambria Math"/>
+                <w:lang w:val="ru-UA"/>
+              </w:rPr>
+              <m:t>ξ</m:t>
+            </m:r>
+          </m:e>
+          <m:sub>
+            <m:r>
+              <w:rPr>
+                <w:rFonts w:ascii="Cambria Math" w:hAnsi="Cambria Math"/>
+                <w:lang w:val="ru-UA"/>
+              </w:rPr>
+              <m:t>i</m:t>
+            </m:r>
+          </m:sub>
+        </m:sSub>
+      </m:oMath>
+      <w:r>
+        <w:rPr>
+          <w:lang w:val="ru-UA"/>
+        </w:rPr>
+        <w:t xml:space="preserve"> (slack variables) </w:t>
+      </w:r>
+      <w:r>
+        <w:rPr>
+          <w:lang w:val="ru-UA"/>
+        </w:rPr>
+        <w:t>-</w:t>
+      </w:r>
+      <w:r>
+        <w:rPr>
+          <w:lang w:val="ru-UA"/>
+        </w:rPr>
+        <w:t xml:space="preserve"> змінні послаблення, що дозволяють деяким текстам знаходитись по неправильний бік маржі (врахування шуму в даних);</w:t>
+      </w:r>
+    </w:p>
+    <w:p>
+      <w:pPr>
+        <w:numPr>
+          <w:ilvl w:val="0"/>
+          <w:numId w:val="40"/>
+        </w:numPr>
+        <w:rPr>
+          <w:lang w:val="ru-UA"/>
+        </w:rPr>
+      </w:pPr>
+      <m:oMath>
+        <m:sSub>
+          <m:sSubPr>
+            <m:ctrlPr>
+              <w:rPr>
+                <w:rFonts w:ascii="Cambria Math" w:hAnsi="Cambria Math"/>
+                <w:i/>
+                <w:lang w:val="ru-UA"/>
+              </w:rPr>
+            </m:ctrlPr>
+          </m:sSubPr>
+          <m:e>
+            <m:r>
+              <w:rPr>
+                <w:rFonts w:ascii="Cambria Math" w:hAnsi="Cambria Math"/>
+                <w:lang w:val="ru-UA"/>
+              </w:rPr>
+              <m:t>y</m:t>
+            </m:r>
+          </m:e>
+          <m:sub>
+            <m:r>
+              <w:rPr>
+                <w:rFonts w:ascii="Cambria Math" w:hAnsi="Cambria Math"/>
+                <w:lang w:val="ru-UA"/>
+              </w:rPr>
+              <m:t>i</m:t>
+            </m:r>
+          </m:sub>
+        </m:sSub>
+        <m:r>
+          <w:rPr>
+            <w:rFonts w:ascii="Cambria Math" w:hAnsi="Cambria Math"/>
+            <w:lang w:val="ru-UA"/>
+          </w:rPr>
+          <m:t xml:space="preserve"> ∈</m:t>
+        </m:r>
+        <m:d>
+          <m:dPr>
+            <m:begChr m:val="{"/>
+            <m:endChr m:val="}"/>
+            <m:ctrlPr>
+              <w:rPr>
+                <w:rFonts w:ascii="Cambria Math" w:hAnsi="Cambria Math"/>
+                <w:i/>
+                <w:lang w:val="ru-UA"/>
               </w:rPr>
             </m:ctrlPr>
           </m:dPr>
@@ -4563,86 +5930,198 @@
             <m:r>
               <w:rPr>
                 <w:rFonts w:ascii="Cambria Math" w:hAnsi="Cambria Math"/>
-                <w:lang w:val="en-US"/>
+                <w:lang w:val="ru-UA"/>
               </w:rPr>
-              <m:t>z</m:t>
+              <m:t>-1,1</m:t>
             </m:r>
           </m:e>
         </m:d>
         <m:r>
           <w:rPr>
             <w:rFonts w:ascii="Cambria Math" w:hAnsi="Cambria Math"/>
-            <w:lang w:val="en-US"/>
+            <w:lang w:val="ru-UA"/>
           </w:rPr>
-          <m:t xml:space="preserve"> ≥0.5</m:t>
+          <m:t xml:space="preserve"> </m:t>
         </m:r>
       </m:oMath>
       <w:r>
         <w:rPr>
+          <w:lang w:val="ru-UA"/>
+        </w:rPr>
+        <w:t>-</w:t>
+      </w:r>
+      <w:r>
+        <w:rPr>
+          <w:lang w:val="ru-UA"/>
+        </w:rPr>
+        <w:t xml:space="preserve"> математичні мітки класів (наприклад, конкретна тема проти всіх інших тем).</w:t>
+      </w:r>
+    </w:p>
+    <w:p>
+      <w:pPr>
+        <w:rPr>
+          <w:lang w:val="ru-UA"/>
+        </w:rPr>
+      </w:pPr>
+      <w:r>
+        <w:rPr>
+          <w:lang w:val="ru-UA"/>
+        </w:rPr>
+        <w:t xml:space="preserve">Після того, як алгоритм знаходить оптимальні параметри </w:t>
+      </w:r>
+      <m:oMath>
+        <m:r>
+          <w:rPr>
+            <w:rFonts w:ascii="Cambria Math" w:hAnsi="Cambria Math"/>
+            <w:lang w:val="ru-UA"/>
+          </w:rPr>
+          <m:t xml:space="preserve">ω </m:t>
+        </m:r>
+      </m:oMath>
+      <w:r>
+        <w:rPr>
+          <w:lang w:val="ru-UA"/>
+        </w:rPr>
+        <w:t xml:space="preserve">та </w:t>
+      </w:r>
+      <m:oMath>
+        <m:r>
+          <w:rPr>
+            <w:rFonts w:ascii="Cambria Math" w:hAnsi="Cambria Math"/>
+            <w:lang w:val="ru-UA"/>
+          </w:rPr>
+          <m:t>b</m:t>
+        </m:r>
+      </m:oMath>
+      <w:r>
+        <w:rPr>
+          <w:rFonts w:eastAsiaTheme="minorEastAsia"/>
+          <w:lang w:val="ru-UA"/>
+        </w:rPr>
+        <w:t xml:space="preserve">, </w:t>
+      </w:r>
+      <w:r>
+        <w:rPr>
+          <w:lang w:val="ru-UA"/>
+        </w:rPr>
+        <w:t xml:space="preserve">класифікація нового невідомого тексту </w:t>
+      </w:r>
+      <m:oMath>
+        <m:r>
+          <w:rPr>
+            <w:rFonts w:ascii="Cambria Math" w:hAnsi="Cambria Math"/>
+            <w:lang w:val="ru-UA"/>
+          </w:rPr>
+          <m:t xml:space="preserve">x </m:t>
+        </m:r>
+      </m:oMath>
+      <w:r>
+        <w:rPr>
+          <w:lang w:val="ru-UA"/>
+        </w:rPr>
+        <w:t>здійснюється шляхом обчислення знака вирішальної функції:</w:t>
+      </w:r>
+    </w:p>
+    <w:p>
+      <w:pPr>
+        <w:jc w:val="center"/>
+        <w:rPr>
+          <w:rFonts w:eastAsiaTheme="minorEastAsia"/>
           <w:lang w:val="en-US"/>
         </w:rPr>
-        <w:t xml:space="preserve">, </w:t>
-      </w:r>
-      <w:r>
-        <w:t xml:space="preserve">новина класифікується як правдива (клас 1 — TRUE), інакше </w:t>
-      </w:r>
-      <w:r>
+      </w:pPr>
+      <m:oMathPara>
+        <m:oMath>
+          <m:r>
+            <w:rPr>
+              <w:rFonts w:ascii="Cambria Math" w:hAnsi="Cambria Math"/>
+              <w:lang w:val="ru-UA"/>
+            </w:rPr>
+            <m:t>f</m:t>
+          </m:r>
+          <m:d>
+            <m:dPr>
+              <m:ctrlPr>
+                <w:rPr>
+                  <w:rFonts w:ascii="Cambria Math" w:hAnsi="Cambria Math"/>
+                  <w:i/>
+                  <w:lang w:val="ru-UA"/>
+                </w:rPr>
+              </m:ctrlPr>
+            </m:dPr>
+            <m:e>
+              <m:r>
+                <w:rPr>
+                  <w:rFonts w:ascii="Cambria Math" w:hAnsi="Cambria Math"/>
+                  <w:lang w:val="ru-UA"/>
+                </w:rPr>
+                <m:t>x</m:t>
+              </m:r>
+            </m:e>
+          </m:d>
+          <m:r>
+            <w:rPr>
+              <w:rFonts w:ascii="Cambria Math" w:hAnsi="Cambria Math"/>
+              <w:lang w:val="ru-UA"/>
+            </w:rPr>
+            <m:t>=sign(</m:t>
+          </m:r>
+          <m:sSup>
+            <m:sSupPr>
+              <m:ctrlPr>
+                <w:rPr>
+                  <w:rFonts w:ascii="Cambria Math" w:hAnsi="Cambria Math"/>
+                  <w:i/>
+                  <w:lang w:val="en-US"/>
+                </w:rPr>
+              </m:ctrlPr>
+            </m:sSupPr>
+            <m:e>
+              <m:r>
+                <w:rPr>
+                  <w:rFonts w:ascii="Cambria Math" w:hAnsi="Cambria Math"/>
+                  <w:lang w:val="en-US"/>
+                </w:rPr>
+                <m:t>ω</m:t>
+              </m:r>
+            </m:e>
+            <m:sup>
+              <m:r>
+                <w:rPr>
+                  <w:rFonts w:ascii="Cambria Math" w:hAnsi="Cambria Math"/>
+                  <w:lang w:val="en-US"/>
+                </w:rPr>
+                <m:t>T</m:t>
+              </m:r>
+            </m:sup>
+          </m:sSup>
+          <m:r>
+            <w:rPr>
+              <w:rFonts w:ascii="Cambria Math" w:hAnsi="Cambria Math"/>
+              <w:lang w:val="en-US"/>
+            </w:rPr>
+            <m:t>x+b)</m:t>
+          </m:r>
+        </m:oMath>
+      </m:oMathPara>
+    </w:p>
+    <w:p>
+      <w:pPr>
+        <w:rPr>
+          <w:lang w:val="ru-UA"/>
+        </w:rPr>
+      </w:pPr>
+      <w:r>
+        <w:t xml:space="preserve">Якщо результат позитивний, новина відноситься до цільової категорії, якщо негативний </w:t>
+      </w:r>
+      <w:r>
+        <w:rPr>
+          <w:lang w:val="en-US"/>
+        </w:rPr>
         <w:t>-</w:t>
       </w:r>
       <w:r>
-        <w:t xml:space="preserve"> як фейкова (клас 0 </w:t>
-      </w:r>
-      <w:r>
-        <w:t>-</w:t>
-      </w:r>
-      <w:r>
-        <w:t xml:space="preserve"> FAKE).</w:t>
-      </w:r>
-      <w:r>
-        <w:t xml:space="preserve"> </w:t>
-      </w:r>
-      <w:r>
-        <w:t>Перевагою цього методу для текстових даних є його висока швидкість навчання та стійкість до перенавчання. Крім того, логістична регресія має високу інтерпретованість: проаналізувавши коефіцієнти (ваги) моделі, можна точно визначити, які саме слова чи словосполучення алгоритм вважає найбільш «фейковими».</w:t>
-      </w:r>
-    </w:p>
-    <w:p>
-      <w:r>
-        <w:t>Другим алгоритмом</w:t>
-      </w:r>
-      <w:r>
-        <w:t xml:space="preserve"> було обрано метод лінійної класифікації на основі опорних векторів (Linear SVC). У розробленій системі він відповідає за модуль тематичної категоризації </w:t>
-      </w:r>
-      <w:r>
-        <w:t>-</w:t>
-      </w:r>
-      <w:r>
-        <w:t xml:space="preserve"> віднесення новини до однієї з багатьох тем (політика, спорт, технології тощо).</w:t>
-      </w:r>
-    </w:p>
-    <w:p>
-      <w:r>
-        <w:t>Support Vector Machine (SVM)</w:t>
-      </w:r>
-      <w:r>
-        <w:rPr>
-          <w:lang w:val="en-US"/>
-        </w:rPr>
-        <w:t xml:space="preserve"> [11]</w:t>
-      </w:r>
-      <w:r>
-        <w:t xml:space="preserve"> </w:t>
-      </w:r>
-      <w:r>
-        <w:t>-</w:t>
-      </w:r>
-      <w:r>
-        <w:t xml:space="preserve"> це алгоритм просторового розділення даних. Завданням методу Linear SVC (з лінійним ядром) є знаходження оптимальної гіперплощини у багатовимірному просторі ознак, яка найкраще розділяє класи. Гіперплощина будується таким чином, щоб максимізувати зазор (margin) між найближчими точками різних класів. Ці найближчі точки і називаються «опорними векторами». </w:t>
-      </w:r>
-    </w:p>
-    <w:p>
-      <w:r>
-        <w:lastRenderedPageBreak/>
-        <w:t>Для задач класифікації тексту Linear SVC вважається одним із найпотужніших класичних алгоритмів. Оскільки текстові вектори зазвичай є дуже розрідженими (більшість значень у векторі новини дорівнюють нулю, адже новина не містить усього словника), лінійне ядро ідеально справляється з пошуком закономірностей без необхідності застосування складніших нелінійних перетворень.</w:t>
+        <w:t xml:space="preserve"> до інших.</w:t>
       </w:r>
     </w:p>
     <w:p>
@@ -4674,7 +6153,13 @@
         <w:t>-</w:t>
       </w:r>
       <w:r>
-        <w:t xml:space="preserve"> ефективно обробляють текст у рамках парадигми «мішок слів» (bag-of-words). Парадигма «мішок слів» — це підхід до представлення тексту, за якого документ розглядається як невпорядкований набір слів: порядок слів, граматичні зв'язки та синтаксична структура повністю ігноруються. Наприклад, речення "Зеленський заявив що Росія бреше" та "Росія заявила що Зеленський бреше" матимуть однакове векторне представлення попри протилежний зміст. Саме це є фундаментальним обмеженням при детекції фейків, де маніпуляція реалізується через контекст, а не словниковий склад. Для подолання цього обмеження сучасна обробка природної мови спирається на архітектуру трансформера та моделі попереднього навчання на великих текстових корпусах. У даній роботі як основу системи детекції використовується модель mBERT з трьома різними класифікаційними головами.</w:t>
+        <w:t xml:space="preserve"> ефективно обробляють текст у рамках парадигми «мішок слів» (bag-of-words). Парадигма «мішок слів» </w:t>
+      </w:r>
+      <w:r>
+        <w:t>-</w:t>
+      </w:r>
+      <w:r>
+        <w:t xml:space="preserve"> це підхід до представлення тексту, за якого документ розглядається як невпорядкований набір слів: порядок слів, граматичні зв'язки та синтаксична структура повністю ігноруються. Наприклад, речення "Зеленський заявив що Росія бреше" та "Росія заявила що Зеленський бреше" матимуть однакове векторне представлення попри протилежний зміст. Саме це є фундаментальним обмеженням при детекції фейків, де маніпуляція реалізується через контекст, а не словниковий склад. Для подолання цього обмеження сучасна обробка природної мови спирається на архітектуру трансформера та моделі попереднього навчання на великих текстових корпусах. У даній роботі як основу системи детекції використовується модель mBERT з трьома різними класифікаційними головами.</w:t>
       </w:r>
     </w:p>
     <w:p>
@@ -4689,6 +6174,7 @@
         <w:rPr>
           <w:rStyle w:val="afe"/>
         </w:rPr>
+        <w:lastRenderedPageBreak/>
         <w:t>Архітектура трансформера та механізм самоуваги</w:t>
       </w:r>
       <w:r>
@@ -4697,7 +6183,13 @@
     </w:p>
     <w:p>
       <w:r>
-        <w:t>Трансформер — це архітектура нейронної мережі, запропонована Vaswani et al. (2017)</w:t>
+        <w:t xml:space="preserve">Трансформер </w:t>
+      </w:r>
+      <w:r>
+        <w:t>-</w:t>
+      </w:r>
+      <w:r>
+        <w:t xml:space="preserve"> це архітектура нейронної мережі, запропонована Vaswani et al. (2017)</w:t>
       </w:r>
       <w:r>
         <w:rPr>
@@ -4748,52 +6240,42 @@
       </w:r>
       <w:r>
         <w:t xml:space="preserve"> Вага впливу одного токена на інший визначається скалярним добутком їхніх векторів запиту та ключа, нормованим через функцію </w:t>
-      </w:r>
-      <w:r>
-        <w:lastRenderedPageBreak/>
-        <w:t>softmax. Такий підхід дозволяє моделі безпосередньо пов'язувати семантично пов'язані слова незалежно від відстані між ними у тексті.</w:t>
-      </w:r>
-    </w:p>
-    <w:p>
-      <w:r>
-        <w:t xml:space="preserve">Повна архітектура трансформерного </w:t>
-      </w:r>
-      <w:r>
-        <w:t>енкодера</w:t>
-      </w:r>
-      <w:r>
-        <w:t xml:space="preserve"> включає декілька послідовних блоків, кожен з яких містить шар багатоголової уваги </w:t>
-      </w:r>
-      <w:r>
-        <w:t>(Multi-Head Attention)</w:t>
-      </w:r>
-      <w:r>
-        <w:t xml:space="preserve"> та прошарок прямого поширення (</w:t>
-      </w:r>
-      <w:r>
-        <w:t xml:space="preserve">Feed-Forward Network). </w:t>
-      </w:r>
-      <w:r>
-        <w:t>Між підшарами застосовуються залишкові з'єднання (</w:t>
-      </w:r>
-      <w:r>
-        <w:t>residual</w:t>
       </w:r>
       <w:r>
         <w:rPr>
           <w:i/>
           <w:iCs/>
         </w:rPr>
-        <w:t xml:space="preserve"> </w:t>
-      </w:r>
-      <w:r>
-        <w:t>connections</w:t>
-      </w:r>
-      <w:r>
-        <w:t>) та нормалізація (</w:t>
-      </w:r>
-      <w:r>
-        <w:t>Layer</w:t>
+        <w:t>softmax</w:t>
+      </w:r>
+      <w:r>
+        <w:t>. Такий підхід дозволяє моделі безпосередньо пов'язувати семантично пов'язані слова незалежно від відстані між ними у тексті.</w:t>
+      </w:r>
+    </w:p>
+    <w:p>
+      <w:r>
+        <w:t xml:space="preserve">Повна архітектура трансформерного </w:t>
+      </w:r>
+      <w:r>
+        <w:t>енкодера</w:t>
+      </w:r>
+      <w:r>
+        <w:t xml:space="preserve"> включає декілька послідовних блоків, кожен з яких містить шар багатоголової уваги </w:t>
+      </w:r>
+      <w:r>
+        <w:t>(Multi-Head Attention)</w:t>
+      </w:r>
+      <w:r>
+        <w:t xml:space="preserve"> та прошарок прямого поширення (</w:t>
+      </w:r>
+      <w:r>
+        <w:t xml:space="preserve">Feed-Forward Network). </w:t>
+      </w:r>
+      <w:r>
+        <w:t>Між підшарами застосовуються залишкові з'єднання (</w:t>
+      </w:r>
+      <w:r>
+        <w:t>residual</w:t>
       </w:r>
       <w:r>
         <w:rPr>
@@ -4803,40 +6285,56 @@
         <w:t xml:space="preserve"> </w:t>
       </w:r>
       <w:r>
-        <w:t>Normalization</w:t>
-      </w:r>
-      <w:r>
-        <w:t>), що забезпечує стабільність навчання глибоких мереж.</w:t>
-      </w:r>
-    </w:p>
-    <w:p>
-      <w:r>
-        <w:t xml:space="preserve">Концепція </w:t>
-      </w:r>
-      <w:r>
-        <w:t>багатоголової уваги</w:t>
-      </w:r>
-      <w:r>
-        <w:t xml:space="preserve"> (</w:t>
-      </w:r>
-      <w:r>
-        <w:t>Multi</w:t>
+        <w:t>connections</w:t>
+      </w:r>
+      <w:r>
+        <w:t>) та нормалізація (</w:t>
+      </w:r>
+      <w:r>
+        <w:t>Layer</w:t>
       </w:r>
       <w:r>
         <w:rPr>
           <w:i/>
           <w:iCs/>
         </w:rPr>
-        <w:t>-</w:t>
-      </w:r>
-      <w:r>
-        <w:t>Head</w:t>
+        <w:t xml:space="preserve"> </w:t>
+      </w:r>
+      <w:r>
+        <w:t>Normalization</w:t>
+      </w:r>
+      <w:r>
+        <w:t>), що забезпечує стабільність навчання глибоких мереж.</w:t>
+      </w:r>
+    </w:p>
+    <w:p>
+      <w:r>
+        <w:t xml:space="preserve">Концепція </w:t>
+      </w:r>
+      <w:r>
+        <w:t>багатоголової уваги</w:t>
+      </w:r>
+      <w:r>
+        <w:t xml:space="preserve"> (</w:t>
+      </w:r>
+      <w:r>
+        <w:t>Multi</w:t>
       </w:r>
       <w:r>
         <w:rPr>
           <w:i/>
           <w:iCs/>
         </w:rPr>
+        <w:t>-</w:t>
+      </w:r>
+      <w:r>
+        <w:t>Head</w:t>
+      </w:r>
+      <w:r>
+        <w:rPr>
+          <w:i/>
+          <w:iCs/>
+        </w:rPr>
         <w:t xml:space="preserve"> </w:t>
       </w:r>
       <w:r>
@@ -4847,26 +6345,16 @@
       </w:r>
     </w:p>
     <w:p>
-      <w:r>
-        <w:t>Загальну архітектуру трансформерного енкодера представлено на рисунку 2.</w:t>
-      </w:r>
-      <w:r>
-        <w:t>1</w:t>
-      </w:r>
-      <w:r>
-        <w:t>.</w:t>
-      </w:r>
-    </w:p>
-    <w:p>
       <w:pPr>
         <w:jc w:val="center"/>
       </w:pPr>
       <w:r>
+        <w:lastRenderedPageBreak/>
         <w:drawing>
-          <wp:inline distT="0" distB="0" distL="0" distR="0" wp14:anchorId="40D1ACEE" wp14:editId="454B11E2">
-            <wp:extent cx="3314106" cy="3862426"/>
-            <wp:effectExtent l="0" t="0" r="635" b="5080"/>
-            <wp:docPr id="662908328" name="Рисунок 1"/>
+          <wp:inline distT="0" distB="0" distL="0" distR="0" wp14:anchorId="3F2EBC4E" wp14:editId="20EB425D">
+            <wp:extent cx="3267986" cy="4707860"/>
+            <wp:effectExtent l="0" t="0" r="8890" b="0"/>
+            <wp:docPr id="1149328134" name="Рисунок 1"/>
             <wp:cNvGraphicFramePr>
               <a:graphicFrameLocks xmlns:a="http://schemas.openxmlformats.org/drawingml/2006/main" noChangeAspect="1"/>
             </wp:cNvGraphicFramePr>
@@ -4874,23 +6362,36 @@
               <a:graphicData uri="http://schemas.openxmlformats.org/drawingml/2006/picture">
                 <pic:pic xmlns:pic="http://schemas.openxmlformats.org/drawingml/2006/picture">
                   <pic:nvPicPr>
-                    <pic:cNvPr id="662908328" name=""/>
-                    <pic:cNvPicPr/>
+                    <pic:cNvPr id="0" name="Picture 1"/>
+                    <pic:cNvPicPr>
+                      <a:picLocks noChangeAspect="1" noChangeArrowheads="1"/>
+                    </pic:cNvPicPr>
                   </pic:nvPicPr>
                   <pic:blipFill>
-                    <a:blip r:embed="rId9"/>
+                    <a:blip r:embed="rId9">
+                      <a:extLst>
+                        <a:ext uri="{28A0092B-C50C-407E-A947-70E740481C1C}">
+                          <a14:useLocalDpi xmlns:a14="http://schemas.microsoft.com/office/drawing/2010/main" val="0"/>
+                        </a:ext>
+                      </a:extLst>
+                    </a:blip>
+                    <a:srcRect/>
                     <a:stretch>
                       <a:fillRect/>
                     </a:stretch>
                   </pic:blipFill>
-                  <pic:spPr>
+                  <pic:spPr bwMode="auto">
                     <a:xfrm>
                       <a:off x="0" y="0"/>
-                      <a:ext cx="3338926" cy="3891353"/>
+                      <a:ext cx="3308682" cy="4766487"/>
                     </a:xfrm>
                     <a:prstGeom prst="rect">
                       <a:avLst/>
                     </a:prstGeom>
+                    <a:noFill/>
+                    <a:ln>
+                      <a:noFill/>
+                    </a:ln>
                   </pic:spPr>
                 </pic:pic>
               </a:graphicData>
@@ -4902,6 +6403,9 @@
     <w:p>
       <w:pPr>
         <w:jc w:val="center"/>
+        <w:rPr>
+          <w:lang w:val="en-US"/>
+        </w:rPr>
       </w:pPr>
       <w:r>
         <w:t>Рисунок 2.</w:t>
@@ -4916,7 +6420,13 @@
         <w:t>-</w:t>
       </w:r>
       <w:r>
-        <w:t xml:space="preserve"> Архітектура трансформерного енкодера (Vaswani et al., 2017) [12]</w:t>
+        <w:t xml:space="preserve"> Архітектура трансформерного енкодера (Vaswani et al., 2017)</w:t>
+      </w:r>
+      <w:r>
+        <w:rPr>
+          <w:lang w:val="en-US"/>
+        </w:rPr>
+        <w:t xml:space="preserve"> [12]</w:t>
       </w:r>
     </w:p>
     <w:p>
@@ -4938,7 +6448,6 @@
         <w:rPr>
           <w:rStyle w:val="afe"/>
         </w:rPr>
-        <w:lastRenderedPageBreak/>
         <w:t>Модель BERT та мультимовне розширення mBERT</w:t>
       </w:r>
     </w:p>
@@ -5045,11 +6554,9 @@
           <w:color w:val="auto"/>
           <w:szCs w:val="24"/>
         </w:rPr>
-        <w:t>BERT навчається на двох задачах. По-перше, маскована мовна модель (Masked Language Modeling, MLM): у вхідному тексті випадково маскується 15% токенів, і модель навчається їх передбачати на основі двобічного контексту. По-друге, передбачення наступного речення (Next Sentence Prediction, NSP): модель класифікує, чи є два речення послідовними у тексті. Ці задачі дозволяють моделі засвоїти глибокі мовні патерни без розмітки даних.</w:t>
-      </w:r>
-    </w:p>
-    <w:p>
-      <w:pPr>
+        <w:t xml:space="preserve">BERT навчається на двох задачах. По-перше, маскована мовна модель (Masked Language Modeling, MLM): у вхідному тексті випадково маскується 15% токенів, і модель навчається їх передбачати на основі двобічного контексту. По-друге, передбачення наступного речення (Next Sentence Prediction, NSP): модель </w:t>
+      </w:r>
+      <w:r>
         <w:rPr>
           <w:rStyle w:val="afe"/>
           <w:rFonts w:eastAsiaTheme="minorHAnsi" w:cstheme="minorHAnsi"/>
@@ -5057,8 +6564,12 @@
           <w:color w:val="auto"/>
           <w:szCs w:val="24"/>
         </w:rPr>
-      </w:pPr>
-      <w:r>
+        <w:lastRenderedPageBreak/>
+        <w:t>класифікує, чи є два речення послідовними у тексті. Ці задачі дозволяють моделі засвоїти глибокі мовні патерни без розмітки даних.</w:t>
+      </w:r>
+    </w:p>
+    <w:p>
+      <w:pPr>
         <w:rPr>
           <w:rStyle w:val="afe"/>
           <w:rFonts w:eastAsiaTheme="minorHAnsi" w:cstheme="minorHAnsi"/>
@@ -5066,11 +6577,8 @@
           <w:color w:val="auto"/>
           <w:szCs w:val="24"/>
         </w:rPr>
-        <w:t>Архітектура моделі bert-base містить 12 блоків трансформерного енкодера, прихований розмір H = 768 та 12 голів уваги. Кожен блок послідовно застосовує багатоголовий self-attention та двошаровий feed-forward network із функцією активації GELU. Загальна кількість параметрів становить близько 110 мільйонів.</w:t>
-      </w:r>
-    </w:p>
-    <w:p>
-      <w:pPr>
+      </w:pPr>
+      <w:r>
         <w:rPr>
           <w:rStyle w:val="afe"/>
           <w:rFonts w:eastAsiaTheme="minorHAnsi" w:cstheme="minorHAnsi"/>
@@ -5078,8 +6586,11 @@
           <w:color w:val="auto"/>
           <w:szCs w:val="24"/>
         </w:rPr>
-      </w:pPr>
-      <w:r>
+        <w:t>Архітектура моделі bert-base містить 12 блоків трансформерного енкодера, прихований розмір H = 768 та 12 голів уваги. Кожен блок послідовно застосовує багатоголовий self-attention та двошаровий feed-forward network із функцією активації GELU. Загальна кількість параметрів становить близько 110 мільйонів.</w:t>
+      </w:r>
+    </w:p>
+    <w:p>
+      <w:pPr>
         <w:rPr>
           <w:rStyle w:val="afe"/>
           <w:rFonts w:eastAsiaTheme="minorHAnsi" w:cstheme="minorHAnsi"/>
@@ -5087,11 +6598,8 @@
           <w:color w:val="auto"/>
           <w:szCs w:val="24"/>
         </w:rPr>
-        <w:t>Токенізація тексту у BERT здійснюється за алгоритмом WordPiece: рідкісні слова розбиваються на частіші підслова, що забезпечує фіксований розмір словника (~30 000 токенів для англомовної версії) при збереженні здатності обробляти довільну лексику. На початок кожної послідовності додається спеціальний токен [CLS] (classification), прихований стан якого після проходження через усі блоки енкодера агрегує контекстуальну інформацію всього тексту і традиційно використовується як вхід класифікатора.</w:t>
-      </w:r>
-    </w:p>
-    <w:p>
-      <w:pPr>
+      </w:pPr>
+      <w:r>
         <w:rPr>
           <w:rStyle w:val="afe"/>
           <w:rFonts w:eastAsiaTheme="minorHAnsi" w:cstheme="minorHAnsi"/>
@@ -5099,8 +6607,11 @@
           <w:color w:val="auto"/>
           <w:szCs w:val="24"/>
         </w:rPr>
-      </w:pPr>
-      <w:r>
+        <w:t>Токенізація тексту у BERT здійснюється за алгоритмом WordPiece: рідкісні слова розбиваються на частіші підслова, що забезпечує фіксований розмір словника (~30 000 токенів для англомовної версії) при збереженні здатності обробляти довільну лексику. На початок кожної послідовності додається спеціальний токен [CLS] (classification), прихований стан якого після проходження через усі блоки енкодера агрегує контекстуальну інформацію всього тексту і традиційно використовується як вхід класифікатора.</w:t>
+      </w:r>
+    </w:p>
+    <w:p>
+      <w:pPr>
         <w:rPr>
           <w:rStyle w:val="afe"/>
           <w:rFonts w:eastAsiaTheme="minorHAnsi" w:cstheme="minorHAnsi"/>
@@ -5108,8 +6619,7 @@
           <w:color w:val="auto"/>
           <w:szCs w:val="24"/>
         </w:rPr>
-        <w:t xml:space="preserve">mBERT (bert-base-multilingual-cased) є багатомовним розширенням базової моделі, навченим на корпусах 104 мов, включаючи українську. Словник розширено до 119 547 токенів для охоплення різних алфавітів та морфологічних систем. Незважаючи на відсутність явного крос-лінгвального навчання, mBERT демонструє здатність до zero-shot cross-lingual transfer </w:t>
-      </w:r>
+      </w:pPr>
       <w:r>
         <w:rPr>
           <w:rStyle w:val="afe"/>
@@ -5118,7 +6628,7 @@
           <w:color w:val="auto"/>
           <w:szCs w:val="24"/>
         </w:rPr>
-        <w:t>-</w:t>
+        <w:t xml:space="preserve">mBERT (bert-base-multilingual-cased) є багатомовним розширенням базової моделі, навченим на корпусах 104 мов, включаючи українську. Словник розширено до 119 547 токенів для охоплення різних алфавітів та морфологічних систем. Незважаючи на відсутність явного крос-лінгвального навчання, mBERT демонструє здатність до zero-shot cross-lingual transfer </w:t>
       </w:r>
       <w:r>
         <w:rPr>
@@ -5128,7 +6638,7 @@
           <w:color w:val="auto"/>
           <w:szCs w:val="24"/>
         </w:rPr>
-        <w:t xml:space="preserve"> перенесення знань між мовами, </w:t>
+        <w:t>-</w:t>
       </w:r>
       <w:r>
         <w:rPr>
@@ -5138,7 +6648,7 @@
           <w:color w:val="auto"/>
           <w:szCs w:val="24"/>
         </w:rPr>
-        <w:t>-</w:t>
+        <w:t xml:space="preserve"> перенесення знань між мовами, </w:t>
       </w:r>
       <w:r>
         <w:rPr>
@@ -5148,7 +6658,7 @@
           <w:color w:val="auto"/>
           <w:szCs w:val="24"/>
         </w:rPr>
-        <w:t xml:space="preserve"> що </w:t>
+        <w:t>-</w:t>
       </w:r>
       <w:r>
         <w:rPr>
@@ -5158,8 +6668,7 @@
           <w:color w:val="auto"/>
           <w:szCs w:val="24"/>
         </w:rPr>
-        <w:lastRenderedPageBreak/>
-        <w:t>було верифіковано дослідженнями Pires et al. (2019)</w:t>
+        <w:t xml:space="preserve"> що було верифіковано дослідженнями Pires et al. (2019)</w:t>
       </w:r>
       <w:r>
         <w:rPr>
@@ -5273,7 +6782,11 @@
         <w:t>(full fine-tuning):</w:t>
       </w:r>
       <w:r>
-        <w:t xml:space="preserve"> всі параметри моделі, включаючи ваги базового енкодера, оновлюються на цільових даних. Ця стратегія дає найкращі результати при достатньому обсязі розміченого датасету, однак вимагає значних обчислювальних ресурсів і ризикує </w:t>
+        <w:t xml:space="preserve"> всі параметри моделі, включаючи ваги базового енкодера, оновлюються на цільових даних. Ця стратегія дає найкращі результати при достатньому обсязі розміченого датасету, однак вимагає значних </w:t>
+      </w:r>
+      <w:r>
+        <w:lastRenderedPageBreak/>
+        <w:t xml:space="preserve">обчислювальних ресурсів і ризикує </w:t>
       </w:r>
       <w:r>
         <w:t>катастрофічним</w:t>
@@ -5321,15 +6834,30 @@
         <w:t xml:space="preserve"> ваги базового енкодера </w:t>
       </w:r>
       <w:r>
-        <w:t>заморожуються (frozen),</w:t>
-      </w:r>
-      <w:r>
-        <w:t xml:space="preserve"> а навчання обмежується лише класифікаційним шаром. Ця стратегія обчислювально ефективна, захищає мовні знання від деградації та є доцільною при відносно малих датасетах.</w:t>
-      </w:r>
-    </w:p>
-    <w:p>
-      <w:r>
-        <w:t>У даній роботі застосована стратегія повного донавчання (full fine-tuning): всі 177 мільйонів параметрів моделі, включаючи ваги базового mBERT-енкодера та класифікаційного шару, оновлювались під час навчання. Така стратегія є обґрунтованою з огляду на розмір датасету (22 000 зразків) та забезпечує максимальну адаптацію мовних представлень до специфіки україномовних фейкових новин. Порівняльне дослідження трьох різних архітектур класифікаційних голів при однакових умовах навчання дозволяє ізолювати вплив топології верхніх шарів від впливу самого енкодера.</w:t>
+        <w:t>заморожуються</w:t>
+      </w:r>
+      <w:r>
+        <w:rPr>
+          <w:lang w:val="ru-UA"/>
+        </w:rPr>
+        <w:t xml:space="preserve">, </w:t>
+      </w:r>
+      <w:r>
+        <w:t>а навчання обмежується лише класифікаційним шаром. Ця стратегія обчислювально ефективна, захищає мовні знання від деградації та є доцільною при відносно малих датасетах.</w:t>
+      </w:r>
+    </w:p>
+    <w:p>
+      <w:r>
+        <w:t>У даній роботі застосована стратегія повного донавчання: всі 177 мільйонів параметрів моделі, включаючи ваги базового mBERT-енкодера та класифікаційного шару, оновлювались під час навчання. Така стратегія є обґрунтованою з огляду на розмір датасету</w:t>
+      </w:r>
+      <w:r>
+        <w:rPr>
+          <w:lang w:val="ru-UA"/>
+        </w:rPr>
+        <w:t xml:space="preserve">, </w:t>
+      </w:r>
+      <w:r>
+        <w:t>та забезпечує максимальну адаптацію мовних представлень до специфіки україномовних фейкових новин. Порівняльне дослідження трьох різних архітектур класифікаційних голів при однакових умовах навчання дозволяє ізолювати вплив топології верхніх шарів від впливу самого енкодера.</w:t>
       </w:r>
     </w:p>
     <w:p>
@@ -5375,7 +6903,6 @@
         <w:t xml:space="preserve"> це нейромережевий модуль, розміщений поверх базового енкодера, завданням якого є перетворення векторного представлення тексту на передбачення класу. Архітектура голови визначає, </w:t>
       </w:r>
       <w:r>
-        <w:lastRenderedPageBreak/>
         <w:t>наскільки складні нелінійні залежності</w:t>
       </w:r>
       <w:r>
@@ -5430,17 +6957,15 @@
       </w:r>
       <w:r>
         <w:rPr>
-          <w:i/>
-          <w:iCs/>
-          <w:lang w:val="ru-UA"/>
-        </w:rPr>
-        <w:t>[CLS]</w:t>
-      </w:r>
-      <w:r>
-        <w:rPr>
-          <w:lang w:val="ru-UA"/>
-        </w:rPr>
-        <w:t xml:space="preserve"> у простір класів через один повнозв'язний шар. Перевага: мінімальна кількість параметрів і висока інтерпретованість. Обмеження: лінійна нерозподільна гіперплощина може бути недостатньою для складних семантичних патернів, характерних для маніпулятивних текстів. Для регуляризації та запобігання перенавчанню застосовується </w:t>
+          <w:lang w:val="ru-UA"/>
+        </w:rPr>
+        <w:t xml:space="preserve">[CLS] </w:t>
+      </w:r>
+      <w:r>
+        <w:rPr>
+          <w:lang w:val="ru-UA"/>
+        </w:rPr>
+        <w:t xml:space="preserve">у простір класів через один повнозв'язний шар. Перевага: мінімальна кількість параметрів і висока інтерпретованість. Обмеження: лінійна нерозподільна гіперплощина може бути недостатньою для складних семантичних патернів, характерних для маніпулятивних текстів. Для регуляризації та запобігання перенавчанню застосовується </w:t>
       </w:r>
       <w:r>
         <w:rPr>
@@ -5457,25 +6982,38 @@
         <w:t xml:space="preserve"> </w:t>
       </w:r>
       <w:r>
+        <w:rPr>
+          <w:lang w:val="ru-UA"/>
+        </w:rPr>
+        <w:t>-</w:t>
+      </w:r>
+      <w:r>
+        <w:rPr>
+          <w:lang w:val="ru-UA"/>
+        </w:rPr>
+        <w:t xml:space="preserve"> техніка випадкового вимкнення нейронів під час навчання.</w:t>
+      </w:r>
+      <w:r>
+        <w:t xml:space="preserve"> </w:t>
+      </w:r>
+      <w:r>
         <w:t>[15]</w:t>
       </w:r>
-      <w:r>
-        <w:rPr>
-          <w:lang w:val="ru-UA"/>
-        </w:rPr>
-        <w:t xml:space="preserve"> </w:t>
-      </w:r>
-      <w:r>
-        <w:rPr>
-          <w:lang w:val="ru-UA"/>
-        </w:rPr>
-        <w:t>-</w:t>
-      </w:r>
-      <w:r>
-        <w:rPr>
-          <w:lang w:val="ru-UA"/>
-        </w:rPr>
-        <w:t xml:space="preserve"> техніка випадкового вимкнення нейронів під час навчання.</w:t>
+    </w:p>
+    <w:p>
+      <w:pPr>
+        <w:spacing w:after="160" w:line="278" w:lineRule="auto"/>
+        <w:ind w:firstLine="0"/>
+        <w:jc w:val="left"/>
+        <w:rPr>
+          <w:lang w:val="ru-UA"/>
+        </w:rPr>
+      </w:pPr>
+      <w:r>
+        <w:rPr>
+          <w:lang w:val="ru-UA"/>
+        </w:rPr>
+        <w:br w:type="page"/>
       </w:r>
     </w:p>
     <w:p>
@@ -5497,6 +7035,7 @@
           <w:bCs/>
           <w:lang w:val="ru-UA"/>
         </w:rPr>
+        <w:lastRenderedPageBreak/>
         <w:t>Багатошаровий перцептрон із пакетною нормалізацією</w:t>
       </w:r>
     </w:p>
@@ -5525,12 +7064,6 @@
         <w:t xml:space="preserve"> (BatchNorm)</w:t>
       </w:r>
       <w:r>
-        <w:t xml:space="preserve"> [16]</w:t>
-      </w:r>
-      <w:r>
-        <w:rPr>
-          <w:lang w:val="ru-UA"/>
-        </w:rPr>
         <w:t xml:space="preserve"> </w:t>
       </w:r>
       <w:r>
@@ -5543,7 +7076,22 @@
         <w:rPr>
           <w:lang w:val="ru-UA"/>
         </w:rPr>
-        <w:t xml:space="preserve"> техніка нормалізації активацій по міні-батчу з навченими параметрами масштабу та зміщення. BatchNorm усуває </w:t>
+        <w:t xml:space="preserve"> техніка нормалізації активацій по міні-батчу з навченими параметрами масштабу та зміщення. </w:t>
+      </w:r>
+      <w:r>
+        <w:t>[16]</w:t>
+      </w:r>
+      <w:r>
+        <w:rPr>
+          <w:lang w:val="ru-UA"/>
+        </w:rPr>
+        <w:t xml:space="preserve"> </w:t>
+      </w:r>
+      <w:r>
+        <w:rPr>
+          <w:lang w:val="ru-UA"/>
+        </w:rPr>
+        <w:t xml:space="preserve">BatchNorm усуває </w:t>
       </w:r>
       <w:r>
         <w:rPr>
@@ -5618,8 +7166,6 @@
       </w:r>
       <w:r>
         <w:rPr>
-          <w:i/>
-          <w:iCs/>
           <w:lang w:val="ru-UA"/>
         </w:rPr>
         <w:t>[CLS]</w:t>
@@ -5667,62 +7213,54 @@
         <w:t xml:space="preserve"> </w:t>
       </w:r>
       <w:r>
+        <w:rPr>
+          <w:lang w:val="ru-UA"/>
+        </w:rPr>
+        <w:t xml:space="preserve">- </w:t>
+      </w:r>
+      <w:r>
+        <w:rPr>
+          <w:lang w:val="ru-UA"/>
+        </w:rPr>
+        <w:t>нормалізація по вимірах ознак окремого зразка, стійка до малих розмірів батчу.</w:t>
+      </w:r>
+      <w:r>
+        <w:t xml:space="preserve"> </w:t>
+      </w:r>
+      <w:r>
         <w:t>[17]</w:t>
       </w:r>
-      <w:r>
-        <w:rPr>
-          <w:lang w:val="ru-UA"/>
-        </w:rPr>
-        <w:t xml:space="preserve"> - </w:t>
-      </w:r>
-      <w:r>
-        <w:rPr>
-          <w:lang w:val="ru-UA"/>
-        </w:rPr>
-        <w:t>нормалізація по вимірах ознак окремого зразка, стійка до малих розмірів батчу.</w:t>
-      </w:r>
-    </w:p>
-    <w:p>
-      <w:pPr>
-        <w:rPr>
-          <w:lang w:val="ru-UA"/>
-        </w:rPr>
-      </w:pPr>
-      <w:r>
-        <w:rPr>
-          <w:lang w:val="ru-UA"/>
+    </w:p>
+    <w:p>
+      <w:pPr>
+        <w:rPr>
+          <w:lang w:val="ru-UA"/>
+        </w:rPr>
+      </w:pPr>
+      <w:r>
+        <w:rPr>
+          <w:lang w:val="ru-UA"/>
+        </w:rPr>
+        <w:t>Порівняльний аналіз цих трьох архітектур при однакових умовах навчання дозволяє емпірично встановити, наскільки ускладнення топології класифікаційного шару впливає на здатність системи детектувати фейкові новини в україномовному датасеті. Конкретна реалізація, гіперпараметри та результати порівняння описані у розділі 3.</w:t>
+      </w:r>
+    </w:p>
+    <w:p>
+      <w:pPr>
+        <w:jc w:val="center"/>
+        <w:rPr>
+          <w:lang w:val="en-US"/>
+        </w:rPr>
+      </w:pPr>
+      <w:r>
+        <w:rPr>
+          <w:lang w:val="en-US"/>
         </w:rPr>
         <w:lastRenderedPageBreak/>
-        <w:t>Порівняльний аналіз цих трьох архітектур при однакових умовах навчання дозволяє емпірично встановити, наскільки ускладнення топології класифікаційного шару впливає на здатність системи детектувати фейкові новини в україномовному датасеті. Конкретна реалізація, гіперпараметри та результати порівняння описані у розділі 3.</w:t>
-      </w:r>
-    </w:p>
-    <w:p>
-      <w:r>
-        <w:t>Схему трьох досліджуваних архітектур класифікаційних голів представлено на рисунку 2.</w:t>
-      </w:r>
-      <w:r>
-        <w:t>2</w:t>
-      </w:r>
-      <w:r>
-        <w:t>.</w:t>
-      </w:r>
-    </w:p>
-    <w:p>
-      <w:pPr>
-        <w:jc w:val="center"/>
-        <w:rPr>
-          <w:lang w:val="ru-UA"/>
-        </w:rPr>
-      </w:pPr>
-      <w:r>
-        <w:rPr>
-          <w:lang w:val="ru-UA"/>
-        </w:rPr>
         <w:drawing>
-          <wp:inline distT="0" distB="0" distL="0" distR="0" wp14:anchorId="3E318699" wp14:editId="4A4597EC">
-            <wp:extent cx="5218923" cy="3991127"/>
-            <wp:effectExtent l="0" t="0" r="1270" b="0"/>
-            <wp:docPr id="592170533" name="Рисунок 3"/>
+          <wp:inline distT="0" distB="0" distL="0" distR="0" wp14:anchorId="6269CB4C" wp14:editId="01E57556">
+            <wp:extent cx="4737538" cy="6400800"/>
+            <wp:effectExtent l="0" t="0" r="6350" b="0"/>
+            <wp:docPr id="1170277562" name="Рисунок 3"/>
             <wp:cNvGraphicFramePr>
               <a:graphicFrameLocks xmlns:a="http://schemas.openxmlformats.org/drawingml/2006/main" noChangeAspect="1"/>
             </wp:cNvGraphicFramePr>
@@ -5730,11 +7268,11 @@
               <a:graphicData uri="http://schemas.openxmlformats.org/drawingml/2006/picture">
                 <pic:pic xmlns:pic="http://schemas.openxmlformats.org/drawingml/2006/picture">
                   <pic:nvPicPr>
-                    <pic:cNvPr id="592170533" name="Рисунок 592170533"/>
+                    <pic:cNvPr id="1170277562" name="Рисунок 1170277562"/>
                     <pic:cNvPicPr/>
                   </pic:nvPicPr>
                   <pic:blipFill>
-                    <a:blip r:embed="rId10" cstate="print">
+                    <a:blip r:embed="rId10">
                       <a:extLst>
                         <a:ext uri="{28A0092B-C50C-407E-A947-70E740481C1C}">
                           <a14:useLocalDpi xmlns:a14="http://schemas.microsoft.com/office/drawing/2010/main" val="0"/>
@@ -5748,7 +7286,7 @@
                   <pic:spPr>
                     <a:xfrm>
                       <a:off x="0" y="0"/>
-                      <a:ext cx="5226336" cy="3996796"/>
+                      <a:ext cx="4759614" cy="6430627"/>
                     </a:xfrm>
                     <a:prstGeom prst="rect">
                       <a:avLst/>
@@ -5855,6 +7393,7 @@
         <w:rPr>
           <w:lang w:val="ru-UA"/>
         </w:rPr>
+        <w:lastRenderedPageBreak/>
         <w:t>Збір даних здійснювався з кількох джерел</w:t>
       </w:r>
       <w:r>
@@ -5879,7 +7418,6 @@
         <w:rPr>
           <w:lang w:val="ru-UA"/>
         </w:rPr>
-        <w:lastRenderedPageBreak/>
         <w:t xml:space="preserve">Правдиві новини зібрано з верифікованих українських медіа: Укрінформ, Українська правда, Суспільне та офіційні прес-служби державних органів. </w:t>
       </w:r>
     </w:p>
@@ -5977,30 +7515,10 @@
     </w:p>
     <w:p>
       <w:r>
-        <w:rPr>
-          <w:lang w:val="ru-UA"/>
-        </w:rPr>
-        <w:t>Візуальний аналіз датасету представлено на рисунку 2.</w:t>
-      </w:r>
-      <w:r>
-        <w:rPr>
-          <w:lang w:val="ru-UA"/>
-        </w:rPr>
-        <w:t>3</w:t>
-      </w:r>
-      <w:r>
-        <w:rPr>
-          <w:lang w:val="ru-UA"/>
-        </w:rPr>
-        <w:t>.</w:t>
-      </w:r>
-    </w:p>
-    <w:p>
-      <w:r>
         <w:drawing>
-          <wp:inline distT="0" distB="0" distL="0" distR="0" wp14:anchorId="09FE3CE9" wp14:editId="2C2856BD">
-            <wp:extent cx="5493236" cy="3269894"/>
-            <wp:effectExtent l="0" t="0" r="0" b="6985"/>
+          <wp:inline distT="0" distB="0" distL="0" distR="0" wp14:anchorId="09FE3CE9" wp14:editId="6D074FA8">
+            <wp:extent cx="5621572" cy="3265945"/>
+            <wp:effectExtent l="0" t="0" r="0" b="0"/>
             <wp:docPr id="501919235" name="Рисунок 1"/>
             <wp:cNvGraphicFramePr>
               <a:graphicFrameLocks xmlns:a="http://schemas.openxmlformats.org/drawingml/2006/main" noChangeAspect="1"/>
@@ -6021,7 +7539,7 @@
                   <pic:spPr>
                     <a:xfrm>
                       <a:off x="0" y="0"/>
-                      <a:ext cx="5568231" cy="3314535"/>
+                      <a:ext cx="5735214" cy="3331967"/>
                     </a:xfrm>
                     <a:prstGeom prst="rect">
                       <a:avLst/>
@@ -6037,6 +7555,9 @@
     <w:p>
       <w:pPr>
         <w:jc w:val="center"/>
+        <w:rPr>
+          <w:lang w:val="en-US"/>
+        </w:rPr>
       </w:pPr>
       <w:r>
         <w:t>Рисунок 2.</w:t>
@@ -6051,17 +7572,6 @@
     <w:p>
       <w:r>
         <w:lastRenderedPageBreak/>
-        <w:t>Хмару найчастіших слів датасету після лематизації представлено на рисунку 2.</w:t>
-      </w:r>
-      <w:r>
-        <w:t>4</w:t>
-      </w:r>
-      <w:r>
-        <w:t xml:space="preserve">. </w:t>
-      </w:r>
-    </w:p>
-    <w:p>
-      <w:r>
         <w:t>Серед найбільш вживаних слів переважають терміни пов'язані з воєнною тематикою, політикою та державними інституціями, що відображає специфіку україномовного новинного контенту.</w:t>
       </w:r>
     </w:p>
@@ -6184,31 +7694,20 @@
       </w:r>
     </w:p>
     <w:p>
-      <w:r>
+      <w:pPr>
+        <w:rPr>
+          <w:lang w:val="ru-UA"/>
+        </w:rPr>
+      </w:pPr>
+      <w:r>
+        <w:rPr>
+          <w:lang w:val="ru-UA"/>
+        </w:rPr>
         <w:lastRenderedPageBreak/>
-        <w:t>Візуальний аналіз датасету тематичної класифікації представлено на рисунку 2.</w:t>
-      </w:r>
-      <w:r>
-        <w:t>5</w:t>
-      </w:r>
-      <w:r>
-        <w:t>.</w:t>
-      </w:r>
-    </w:p>
-    <w:p>
-      <w:pPr>
-        <w:rPr>
-          <w:lang w:val="ru-UA"/>
-        </w:rPr>
-      </w:pPr>
-      <w:r>
-        <w:rPr>
-          <w:lang w:val="ru-UA"/>
-        </w:rPr>
         <w:drawing>
-          <wp:inline distT="0" distB="0" distL="0" distR="0" wp14:anchorId="77F1C322" wp14:editId="262A9291">
-            <wp:extent cx="6014085" cy="2611755"/>
-            <wp:effectExtent l="0" t="0" r="5715" b="0"/>
+          <wp:inline distT="0" distB="0" distL="0" distR="0" wp14:anchorId="77F1C322" wp14:editId="328CA434">
+            <wp:extent cx="6084545" cy="2861945"/>
+            <wp:effectExtent l="0" t="0" r="0" b="0"/>
             <wp:docPr id="1108559032" name="Рисунок 6"/>
             <wp:cNvGraphicFramePr>
               <a:graphicFrameLocks xmlns:a="http://schemas.openxmlformats.org/drawingml/2006/main" noChangeAspect="1"/>
@@ -6235,7 +7734,7 @@
                   <pic:spPr>
                     <a:xfrm>
                       <a:off x="0" y="0"/>
-                      <a:ext cx="6015424" cy="2612336"/>
+                      <a:ext cx="6092503" cy="2865688"/>
                     </a:xfrm>
                     <a:prstGeom prst="rect">
                       <a:avLst/>
@@ -6294,7 +7793,7 @@
       </w:pPr>
       <w:r>
         <w:drawing>
-          <wp:inline distT="0" distB="0" distL="0" distR="0" wp14:anchorId="75C3A2F1" wp14:editId="57D51F9C">
+          <wp:inline distT="0" distB="0" distL="0" distR="0" wp14:anchorId="75C3A2F1" wp14:editId="45143045">
             <wp:extent cx="5149927" cy="2706147"/>
             <wp:effectExtent l="0" t="0" r="0" b="0"/>
             <wp:docPr id="689217935" name="Рисунок 7"/>
@@ -6465,6 +7964,11 @@
           <w:lang w:val="en-US"/>
         </w:rPr>
         <w:t>Для генерації хмар слів використано бібліотеку WordCloud.</w:t>
+      </w:r>
+    </w:p>
+    <w:p>
+      <w:r>
+        <w:t>Таким чином, у даному розділі розглянуто теоретичні основи використаних методів та алгоритмів: математичний апарат TF-IDF векторизації, принципи роботи логістичної регресії та SVM, архітектуру трансформера і моделі BERT, а також описано сформовані датасети та програмний інструментарій. Отримані теоретичні знання є основою для практичної реалізації системи, описаної у розділі 3.</w:t>
       </w:r>
     </w:p>
     <w:sectPr>
@@ -7732,6 +9236,155 @@
     </w:lvl>
   </w:abstractNum>
   <w:abstractNum w:abstractNumId="10" w15:restartNumberingAfterBreak="0">
+    <w:nsid w:val="1F8B4B2A"/>
+    <w:multiLevelType w:val="multilevel"/>
+    <w:tmpl w:val="7BBA274C"/>
+    <w:lvl w:ilvl="0">
+      <w:start w:val="1"/>
+      <w:numFmt w:val="bullet"/>
+      <w:lvlText w:val=""/>
+      <w:lvlJc w:val="left"/>
+      <w:pPr>
+        <w:tabs>
+          <w:tab w:val="num" w:pos="720"/>
+        </w:tabs>
+        <w:ind w:left="720" w:hanging="360"/>
+      </w:pPr>
+      <w:rPr>
+        <w:rFonts w:ascii="Symbol" w:hAnsi="Symbol" w:hint="default"/>
+        <w:sz w:val="20"/>
+      </w:rPr>
+    </w:lvl>
+    <w:lvl w:ilvl="1" w:tentative="1">
+      <w:start w:val="1"/>
+      <w:numFmt w:val="bullet"/>
+      <w:lvlText w:val="o"/>
+      <w:lvlJc w:val="left"/>
+      <w:pPr>
+        <w:tabs>
+          <w:tab w:val="num" w:pos="1440"/>
+        </w:tabs>
+        <w:ind w:left="1440" w:hanging="360"/>
+      </w:pPr>
+      <w:rPr>
+        <w:rFonts w:ascii="Courier New" w:hAnsi="Courier New" w:hint="default"/>
+        <w:sz w:val="20"/>
+      </w:rPr>
+    </w:lvl>
+    <w:lvl w:ilvl="2" w:tentative="1">
+      <w:start w:val="1"/>
+      <w:numFmt w:val="bullet"/>
+      <w:lvlText w:val=""/>
+      <w:lvlJc w:val="left"/>
+      <w:pPr>
+        <w:tabs>
+          <w:tab w:val="num" w:pos="2160"/>
+        </w:tabs>
+        <w:ind w:left="2160" w:hanging="360"/>
+      </w:pPr>
+      <w:rPr>
+        <w:rFonts w:ascii="Wingdings" w:hAnsi="Wingdings" w:hint="default"/>
+        <w:sz w:val="20"/>
+      </w:rPr>
+    </w:lvl>
+    <w:lvl w:ilvl="3" w:tentative="1">
+      <w:start w:val="1"/>
+      <w:numFmt w:val="bullet"/>
+      <w:lvlText w:val=""/>
+      <w:lvlJc w:val="left"/>
+      <w:pPr>
+        <w:tabs>
+          <w:tab w:val="num" w:pos="2880"/>
+        </w:tabs>
+        <w:ind w:left="2880" w:hanging="360"/>
+      </w:pPr>
+      <w:rPr>
+        <w:rFonts w:ascii="Wingdings" w:hAnsi="Wingdings" w:hint="default"/>
+        <w:sz w:val="20"/>
+      </w:rPr>
+    </w:lvl>
+    <w:lvl w:ilvl="4" w:tentative="1">
+      <w:start w:val="1"/>
+      <w:numFmt w:val="bullet"/>
+      <w:lvlText w:val=""/>
+      <w:lvlJc w:val="left"/>
+      <w:pPr>
+        <w:tabs>
+          <w:tab w:val="num" w:pos="3600"/>
+        </w:tabs>
+        <w:ind w:left="3600" w:hanging="360"/>
+      </w:pPr>
+      <w:rPr>
+        <w:rFonts w:ascii="Wingdings" w:hAnsi="Wingdings" w:hint="default"/>
+        <w:sz w:val="20"/>
+      </w:rPr>
+    </w:lvl>
+    <w:lvl w:ilvl="5" w:tentative="1">
+      <w:start w:val="1"/>
+      <w:numFmt w:val="bullet"/>
+      <w:lvlText w:val=""/>
+      <w:lvlJc w:val="left"/>
+      <w:pPr>
+        <w:tabs>
+          <w:tab w:val="num" w:pos="4320"/>
+        </w:tabs>
+        <w:ind w:left="4320" w:hanging="360"/>
+      </w:pPr>
+      <w:rPr>
+        <w:rFonts w:ascii="Wingdings" w:hAnsi="Wingdings" w:hint="default"/>
+        <w:sz w:val="20"/>
+      </w:rPr>
+    </w:lvl>
+    <w:lvl w:ilvl="6" w:tentative="1">
+      <w:start w:val="1"/>
+      <w:numFmt w:val="bullet"/>
+      <w:lvlText w:val=""/>
+      <w:lvlJc w:val="left"/>
+      <w:pPr>
+        <w:tabs>
+          <w:tab w:val="num" w:pos="5040"/>
+        </w:tabs>
+        <w:ind w:left="5040" w:hanging="360"/>
+      </w:pPr>
+      <w:rPr>
+        <w:rFonts w:ascii="Wingdings" w:hAnsi="Wingdings" w:hint="default"/>
+        <w:sz w:val="20"/>
+      </w:rPr>
+    </w:lvl>
+    <w:lvl w:ilvl="7" w:tentative="1">
+      <w:start w:val="1"/>
+      <w:numFmt w:val="bullet"/>
+      <w:lvlText w:val=""/>
+      <w:lvlJc w:val="left"/>
+      <w:pPr>
+        <w:tabs>
+          <w:tab w:val="num" w:pos="5760"/>
+        </w:tabs>
+        <w:ind w:left="5760" w:hanging="360"/>
+      </w:pPr>
+      <w:rPr>
+        <w:rFonts w:ascii="Wingdings" w:hAnsi="Wingdings" w:hint="default"/>
+        <w:sz w:val="20"/>
+      </w:rPr>
+    </w:lvl>
+    <w:lvl w:ilvl="8" w:tentative="1">
+      <w:start w:val="1"/>
+      <w:numFmt w:val="bullet"/>
+      <w:lvlText w:val=""/>
+      <w:lvlJc w:val="left"/>
+      <w:pPr>
+        <w:tabs>
+          <w:tab w:val="num" w:pos="6480"/>
+        </w:tabs>
+        <w:ind w:left="6480" w:hanging="360"/>
+      </w:pPr>
+      <w:rPr>
+        <w:rFonts w:ascii="Wingdings" w:hAnsi="Wingdings" w:hint="default"/>
+        <w:sz w:val="20"/>
+      </w:rPr>
+    </w:lvl>
+  </w:abstractNum>
+  <w:abstractNum w:abstractNumId="11" w15:restartNumberingAfterBreak="0">
     <w:nsid w:val="1FE715C5"/>
     <w:multiLevelType w:val="hybridMultilevel"/>
     <w:tmpl w:val="D1DA4C82"/>
@@ -7817,7 +9470,7 @@
       </w:pPr>
     </w:lvl>
   </w:abstractNum>
-  <w:abstractNum w:abstractNumId="11" w15:restartNumberingAfterBreak="0">
+  <w:abstractNum w:abstractNumId="12" w15:restartNumberingAfterBreak="0">
     <w:nsid w:val="21296B86"/>
     <w:multiLevelType w:val="hybridMultilevel"/>
     <w:tmpl w:val="0262E84E"/>
@@ -7938,7 +9591,7 @@
       </w:rPr>
     </w:lvl>
   </w:abstractNum>
-  <w:abstractNum w:abstractNumId="12" w15:restartNumberingAfterBreak="0">
+  <w:abstractNum w:abstractNumId="13" w15:restartNumberingAfterBreak="0">
     <w:nsid w:val="26220F55"/>
     <w:multiLevelType w:val="hybridMultilevel"/>
     <w:tmpl w:val="BD98E53C"/>
@@ -8060,7 +9713,7 @@
       </w:rPr>
     </w:lvl>
   </w:abstractNum>
-  <w:abstractNum w:abstractNumId="13" w15:restartNumberingAfterBreak="0">
+  <w:abstractNum w:abstractNumId="14" w15:restartNumberingAfterBreak="0">
     <w:nsid w:val="274E0542"/>
     <w:multiLevelType w:val="hybridMultilevel"/>
     <w:tmpl w:val="A86CE50A"/>
@@ -8181,7 +9834,7 @@
       </w:rPr>
     </w:lvl>
   </w:abstractNum>
-  <w:abstractNum w:abstractNumId="14" w15:restartNumberingAfterBreak="0">
+  <w:abstractNum w:abstractNumId="15" w15:restartNumberingAfterBreak="0">
     <w:nsid w:val="28CB2ACD"/>
     <w:multiLevelType w:val="multilevel"/>
     <w:tmpl w:val="AEC8A36C"/>
@@ -8330,7 +9983,7 @@
       </w:rPr>
     </w:lvl>
   </w:abstractNum>
-  <w:abstractNum w:abstractNumId="15" w15:restartNumberingAfterBreak="0">
+  <w:abstractNum w:abstractNumId="16" w15:restartNumberingAfterBreak="0">
     <w:nsid w:val="2FC95BBE"/>
     <w:multiLevelType w:val="hybridMultilevel"/>
     <w:tmpl w:val="ACF22CA2"/>
@@ -8443,7 +10096,7 @@
       </w:rPr>
     </w:lvl>
   </w:abstractNum>
-  <w:abstractNum w:abstractNumId="16" w15:restartNumberingAfterBreak="0">
+  <w:abstractNum w:abstractNumId="17" w15:restartNumberingAfterBreak="0">
     <w:nsid w:val="30045478"/>
     <w:multiLevelType w:val="hybridMultilevel"/>
     <w:tmpl w:val="9C9A6C5C"/>
@@ -8529,7 +10182,7 @@
       </w:pPr>
     </w:lvl>
   </w:abstractNum>
-  <w:abstractNum w:abstractNumId="17" w15:restartNumberingAfterBreak="0">
+  <w:abstractNum w:abstractNumId="18" w15:restartNumberingAfterBreak="0">
     <w:nsid w:val="31582CF0"/>
     <w:multiLevelType w:val="multilevel"/>
     <w:tmpl w:val="6916F164"/>
@@ -8624,7 +10277,7 @@
       </w:pPr>
     </w:lvl>
   </w:abstractNum>
-  <w:abstractNum w:abstractNumId="18" w15:restartNumberingAfterBreak="0">
+  <w:abstractNum w:abstractNumId="19" w15:restartNumberingAfterBreak="0">
     <w:nsid w:val="33FB6FFC"/>
     <w:multiLevelType w:val="multilevel"/>
     <w:tmpl w:val="AEC8A36C"/>
@@ -8773,7 +10426,7 @@
       </w:rPr>
     </w:lvl>
   </w:abstractNum>
-  <w:abstractNum w:abstractNumId="19" w15:restartNumberingAfterBreak="0">
+  <w:abstractNum w:abstractNumId="20" w15:restartNumberingAfterBreak="0">
     <w:nsid w:val="3496199A"/>
     <w:multiLevelType w:val="hybridMultilevel"/>
     <w:tmpl w:val="DB7EFC7A"/>
@@ -8886,7 +10539,7 @@
       </w:rPr>
     </w:lvl>
   </w:abstractNum>
-  <w:abstractNum w:abstractNumId="20" w15:restartNumberingAfterBreak="0">
+  <w:abstractNum w:abstractNumId="21" w15:restartNumberingAfterBreak="0">
     <w:nsid w:val="3ADC44ED"/>
     <w:multiLevelType w:val="hybridMultilevel"/>
     <w:tmpl w:val="8576A25A"/>
@@ -8975,7 +10628,7 @@
       </w:pPr>
     </w:lvl>
   </w:abstractNum>
-  <w:abstractNum w:abstractNumId="21" w15:restartNumberingAfterBreak="0">
+  <w:abstractNum w:abstractNumId="22" w15:restartNumberingAfterBreak="0">
     <w:nsid w:val="3D940E16"/>
     <w:multiLevelType w:val="hybridMultilevel"/>
     <w:tmpl w:val="1DDAAFBC"/>
@@ -9088,7 +10741,7 @@
       </w:rPr>
     </w:lvl>
   </w:abstractNum>
-  <w:abstractNum w:abstractNumId="22" w15:restartNumberingAfterBreak="0">
+  <w:abstractNum w:abstractNumId="23" w15:restartNumberingAfterBreak="0">
     <w:nsid w:val="4FFB1A97"/>
     <w:multiLevelType w:val="hybridMultilevel"/>
     <w:tmpl w:val="1AB615C8"/>
@@ -9177,7 +10830,7 @@
       </w:pPr>
     </w:lvl>
   </w:abstractNum>
-  <w:abstractNum w:abstractNumId="23" w15:restartNumberingAfterBreak="0">
+  <w:abstractNum w:abstractNumId="24" w15:restartNumberingAfterBreak="0">
     <w:nsid w:val="55AA1975"/>
     <w:multiLevelType w:val="hybridMultilevel"/>
     <w:tmpl w:val="8F0EA288"/>
@@ -9263,7 +10916,7 @@
       </w:pPr>
     </w:lvl>
   </w:abstractNum>
-  <w:abstractNum w:abstractNumId="24" w15:restartNumberingAfterBreak="0">
+  <w:abstractNum w:abstractNumId="25" w15:restartNumberingAfterBreak="0">
     <w:nsid w:val="5642611D"/>
     <w:multiLevelType w:val="hybridMultilevel"/>
     <w:tmpl w:val="6A34EE52"/>
@@ -9352,7 +11005,7 @@
       </w:pPr>
     </w:lvl>
   </w:abstractNum>
-  <w:abstractNum w:abstractNumId="25" w15:restartNumberingAfterBreak="0">
+  <w:abstractNum w:abstractNumId="26" w15:restartNumberingAfterBreak="0">
     <w:nsid w:val="57174D3E"/>
     <w:multiLevelType w:val="hybridMultilevel"/>
     <w:tmpl w:val="F1F256BE"/>
@@ -9473,7 +11126,7 @@
       </w:rPr>
     </w:lvl>
   </w:abstractNum>
-  <w:abstractNum w:abstractNumId="26" w15:restartNumberingAfterBreak="0">
+  <w:abstractNum w:abstractNumId="27" w15:restartNumberingAfterBreak="0">
     <w:nsid w:val="5AAB2A00"/>
     <w:multiLevelType w:val="multilevel"/>
     <w:tmpl w:val="1B90BD92"/>
@@ -9586,7 +11239,7 @@
       </w:rPr>
     </w:lvl>
   </w:abstractNum>
-  <w:abstractNum w:abstractNumId="27" w15:restartNumberingAfterBreak="0">
+  <w:abstractNum w:abstractNumId="28" w15:restartNumberingAfterBreak="0">
     <w:nsid w:val="5B7A1312"/>
     <w:multiLevelType w:val="hybridMultilevel"/>
     <w:tmpl w:val="75E8DCC8"/>
@@ -9672,7 +11325,7 @@
       </w:pPr>
     </w:lvl>
   </w:abstractNum>
-  <w:abstractNum w:abstractNumId="28" w15:restartNumberingAfterBreak="0">
+  <w:abstractNum w:abstractNumId="29" w15:restartNumberingAfterBreak="0">
     <w:nsid w:val="602070D8"/>
     <w:multiLevelType w:val="hybridMultilevel"/>
     <w:tmpl w:val="C60C688E"/>
@@ -9793,7 +11446,7 @@
       </w:rPr>
     </w:lvl>
   </w:abstractNum>
-  <w:abstractNum w:abstractNumId="29" w15:restartNumberingAfterBreak="0">
+  <w:abstractNum w:abstractNumId="30" w15:restartNumberingAfterBreak="0">
     <w:nsid w:val="60BA7EFF"/>
     <w:multiLevelType w:val="hybridMultilevel"/>
     <w:tmpl w:val="BD98E53C"/>
@@ -9915,7 +11568,7 @@
       </w:rPr>
     </w:lvl>
   </w:abstractNum>
-  <w:abstractNum w:abstractNumId="30" w15:restartNumberingAfterBreak="0">
+  <w:abstractNum w:abstractNumId="31" w15:restartNumberingAfterBreak="0">
     <w:nsid w:val="683F114A"/>
     <w:multiLevelType w:val="hybridMultilevel"/>
     <w:tmpl w:val="F0E40C42"/>
@@ -10036,7 +11689,7 @@
       </w:rPr>
     </w:lvl>
   </w:abstractNum>
-  <w:abstractNum w:abstractNumId="31" w15:restartNumberingAfterBreak="0">
+  <w:abstractNum w:abstractNumId="32" w15:restartNumberingAfterBreak="0">
     <w:nsid w:val="6BFF55E5"/>
     <w:multiLevelType w:val="hybridMultilevel"/>
     <w:tmpl w:val="0650A00A"/>
@@ -10125,7 +11778,7 @@
       </w:pPr>
     </w:lvl>
   </w:abstractNum>
-  <w:abstractNum w:abstractNumId="32" w15:restartNumberingAfterBreak="0">
+  <w:abstractNum w:abstractNumId="33" w15:restartNumberingAfterBreak="0">
     <w:nsid w:val="6D3420A5"/>
     <w:multiLevelType w:val="hybridMultilevel"/>
     <w:tmpl w:val="20A84F84"/>
@@ -10238,7 +11891,7 @@
       </w:rPr>
     </w:lvl>
   </w:abstractNum>
-  <w:abstractNum w:abstractNumId="33" w15:restartNumberingAfterBreak="0">
+  <w:abstractNum w:abstractNumId="34" w15:restartNumberingAfterBreak="0">
     <w:nsid w:val="6E5A4D60"/>
     <w:multiLevelType w:val="hybridMultilevel"/>
     <w:tmpl w:val="502C40F6"/>
@@ -10324,7 +11977,7 @@
       </w:pPr>
     </w:lvl>
   </w:abstractNum>
-  <w:abstractNum w:abstractNumId="34" w15:restartNumberingAfterBreak="0">
+  <w:abstractNum w:abstractNumId="35" w15:restartNumberingAfterBreak="0">
     <w:nsid w:val="706050D4"/>
     <w:multiLevelType w:val="multilevel"/>
     <w:tmpl w:val="AEC8A36C"/>
@@ -10473,7 +12126,7 @@
       </w:rPr>
     </w:lvl>
   </w:abstractNum>
-  <w:abstractNum w:abstractNumId="35" w15:restartNumberingAfterBreak="0">
+  <w:abstractNum w:abstractNumId="36" w15:restartNumberingAfterBreak="0">
     <w:nsid w:val="70F4145A"/>
     <w:multiLevelType w:val="hybridMultilevel"/>
     <w:tmpl w:val="15BADB44"/>
@@ -10586,7 +12239,7 @@
       </w:rPr>
     </w:lvl>
   </w:abstractNum>
-  <w:abstractNum w:abstractNumId="36" w15:restartNumberingAfterBreak="0">
+  <w:abstractNum w:abstractNumId="37" w15:restartNumberingAfterBreak="0">
     <w:nsid w:val="71910FB8"/>
     <w:multiLevelType w:val="hybridMultilevel"/>
     <w:tmpl w:val="8F52D138"/>
@@ -10707,7 +12360,7 @@
       </w:rPr>
     </w:lvl>
   </w:abstractNum>
-  <w:abstractNum w:abstractNumId="37" w15:restartNumberingAfterBreak="0">
+  <w:abstractNum w:abstractNumId="38" w15:restartNumberingAfterBreak="0">
     <w:nsid w:val="728B092C"/>
     <w:multiLevelType w:val="multilevel"/>
     <w:tmpl w:val="AEC8A36C"/>
@@ -10856,7 +12509,7 @@
       </w:rPr>
     </w:lvl>
   </w:abstractNum>
-  <w:abstractNum w:abstractNumId="38" w15:restartNumberingAfterBreak="0">
+  <w:abstractNum w:abstractNumId="39" w15:restartNumberingAfterBreak="0">
     <w:nsid w:val="76AB57FA"/>
     <w:multiLevelType w:val="multilevel"/>
     <w:tmpl w:val="2000001F"/>
@@ -10943,25 +12596,25 @@
     </w:lvl>
   </w:abstractNum>
   <w:num w:numId="1" w16cid:durableId="847643457">
-    <w:abstractNumId w:val="29"/>
+    <w:abstractNumId w:val="30"/>
   </w:num>
   <w:num w:numId="2" w16cid:durableId="1651320991">
-    <w:abstractNumId w:val="12"/>
+    <w:abstractNumId w:val="13"/>
   </w:num>
   <w:num w:numId="3" w16cid:durableId="93021401">
     <w:abstractNumId w:val="8"/>
   </w:num>
   <w:num w:numId="4" w16cid:durableId="1752506969">
-    <w:abstractNumId w:val="27"/>
+    <w:abstractNumId w:val="28"/>
   </w:num>
   <w:num w:numId="5" w16cid:durableId="395663568">
-    <w:abstractNumId w:val="38"/>
+    <w:abstractNumId w:val="39"/>
   </w:num>
   <w:num w:numId="6" w16cid:durableId="828056368">
-    <w:abstractNumId w:val="18"/>
+    <w:abstractNumId w:val="19"/>
   </w:num>
   <w:num w:numId="7" w16cid:durableId="799304878">
-    <w:abstractNumId w:val="14"/>
+    <w:abstractNumId w:val="15"/>
   </w:num>
   <w:num w:numId="8" w16cid:durableId="2106922084">
     <w:abstractNumId w:val="3"/>
@@ -10970,94 +12623,97 @@
     <w:abstractNumId w:val="1"/>
   </w:num>
   <w:num w:numId="10" w16cid:durableId="115373798">
-    <w:abstractNumId w:val="17"/>
+    <w:abstractNumId w:val="18"/>
   </w:num>
   <w:num w:numId="11" w16cid:durableId="1492285280">
-    <w:abstractNumId w:val="34"/>
+    <w:abstractNumId w:val="35"/>
   </w:num>
   <w:num w:numId="12" w16cid:durableId="1480227694">
-    <w:abstractNumId w:val="37"/>
+    <w:abstractNumId w:val="38"/>
   </w:num>
   <w:num w:numId="13" w16cid:durableId="1925795491">
     <w:abstractNumId w:val="5"/>
   </w:num>
   <w:num w:numId="14" w16cid:durableId="1343237903">
-    <w:abstractNumId w:val="31"/>
+    <w:abstractNumId w:val="32"/>
   </w:num>
   <w:num w:numId="15" w16cid:durableId="1001932603">
-    <w:abstractNumId w:val="32"/>
+    <w:abstractNumId w:val="33"/>
   </w:num>
   <w:num w:numId="16" w16cid:durableId="1012298547">
-    <w:abstractNumId w:val="16"/>
+    <w:abstractNumId w:val="17"/>
   </w:num>
   <w:num w:numId="17" w16cid:durableId="1979266032">
     <w:abstractNumId w:val="9"/>
   </w:num>
   <w:num w:numId="18" w16cid:durableId="1022127581">
-    <w:abstractNumId w:val="22"/>
+    <w:abstractNumId w:val="23"/>
   </w:num>
   <w:num w:numId="19" w16cid:durableId="1895658386">
     <w:abstractNumId w:val="2"/>
   </w:num>
   <w:num w:numId="20" w16cid:durableId="1803965743">
-    <w:abstractNumId w:val="21"/>
+    <w:abstractNumId w:val="22"/>
   </w:num>
   <w:num w:numId="21" w16cid:durableId="797723230">
-    <w:abstractNumId w:val="19"/>
+    <w:abstractNumId w:val="20"/>
   </w:num>
   <w:num w:numId="22" w16cid:durableId="1952275164">
-    <w:abstractNumId w:val="33"/>
+    <w:abstractNumId w:val="34"/>
   </w:num>
   <w:num w:numId="23" w16cid:durableId="1507210994">
-    <w:abstractNumId w:val="10"/>
+    <w:abstractNumId w:val="11"/>
   </w:num>
   <w:num w:numId="24" w16cid:durableId="624310157">
-    <w:abstractNumId w:val="23"/>
+    <w:abstractNumId w:val="24"/>
   </w:num>
   <w:num w:numId="25" w16cid:durableId="1088961567">
-    <w:abstractNumId w:val="11"/>
+    <w:abstractNumId w:val="12"/>
   </w:num>
   <w:num w:numId="26" w16cid:durableId="268320945">
     <w:abstractNumId w:val="4"/>
   </w:num>
   <w:num w:numId="27" w16cid:durableId="1006442682">
-    <w:abstractNumId w:val="25"/>
+    <w:abstractNumId w:val="26"/>
   </w:num>
   <w:num w:numId="28" w16cid:durableId="914627694">
-    <w:abstractNumId w:val="30"/>
+    <w:abstractNumId w:val="31"/>
   </w:num>
   <w:num w:numId="29" w16cid:durableId="857934088">
-    <w:abstractNumId w:val="13"/>
+    <w:abstractNumId w:val="14"/>
   </w:num>
   <w:num w:numId="30" w16cid:durableId="1076438541">
-    <w:abstractNumId w:val="36"/>
+    <w:abstractNumId w:val="37"/>
   </w:num>
   <w:num w:numId="31" w16cid:durableId="1171410392">
     <w:abstractNumId w:val="0"/>
   </w:num>
   <w:num w:numId="32" w16cid:durableId="1001003883">
-    <w:abstractNumId w:val="20"/>
+    <w:abstractNumId w:val="21"/>
   </w:num>
   <w:num w:numId="33" w16cid:durableId="443578565">
-    <w:abstractNumId w:val="35"/>
+    <w:abstractNumId w:val="36"/>
   </w:num>
   <w:num w:numId="34" w16cid:durableId="32536127">
-    <w:abstractNumId w:val="26"/>
+    <w:abstractNumId w:val="27"/>
   </w:num>
   <w:num w:numId="35" w16cid:durableId="1131049512">
-    <w:abstractNumId w:val="15"/>
+    <w:abstractNumId w:val="16"/>
   </w:num>
   <w:num w:numId="36" w16cid:durableId="1463693654">
-    <w:abstractNumId w:val="24"/>
+    <w:abstractNumId w:val="25"/>
   </w:num>
   <w:num w:numId="37" w16cid:durableId="2077975125">
     <w:abstractNumId w:val="7"/>
   </w:num>
   <w:num w:numId="38" w16cid:durableId="1511480935">
-    <w:abstractNumId w:val="28"/>
+    <w:abstractNumId w:val="29"/>
   </w:num>
   <w:num w:numId="39" w16cid:durableId="1454638566">
     <w:abstractNumId w:val="6"/>
+  </w:num>
+  <w:num w:numId="40" w16cid:durableId="1915628142">
+    <w:abstractNumId w:val="10"/>
   </w:num>
 </w:numbering>
 </file>
@@ -11707,6 +13363,7 @@
   <w:style w:type="character" w:default="1" w:styleId="a0">
     <w:name w:val="Default Paragraph Font"/>
     <w:uiPriority w:val="1"/>
+    <w:semiHidden/>
     <w:unhideWhenUsed/>
   </w:style>
   <w:style w:type="table" w:default="1" w:styleId="a1">
